--- a/docs/docx/04-data-model.docx
+++ b/docs/docx/04-data-model.docx
@@ -23,7 +23,7 @@
       </w:pPr>
       <w:r>
         <w:rPr/>
-        <w:t>Планировщик отпусков 0.3.0 · Сущности, инварианты, справочники и миграции</w:t>
+        <w:t>Планировщик отпусков 0.4.0 · Сущности, инварианты, справочники и миграции</w:t>
       </w:r>
     </w:p>
     <w:p>
@@ -93,7 +93,7 @@
             </w:rPr>
             <w:fldChar w:fldCharType="separate"/>
           </w:r>
-          <w:hyperlink w:anchor="__RefHeading___Toc12771_1756087021">
+          <w:hyperlink w:anchor="__RefHeading___Toc14398_1562542824">
             <w:r>
               <w:rPr>
                 <w:webHidden/>
@@ -114,7 +114,7 @@
             </w:tabs>
             <w:rPr/>
           </w:pPr>
-          <w:hyperlink w:anchor="__RefHeading___Toc12773_1756087021">
+          <w:hyperlink w:anchor="__RefHeading___Toc14400_1562542824">
             <w:r>
               <w:rPr>
                 <w:webHidden/>
@@ -135,7 +135,7 @@
             </w:tabs>
             <w:rPr/>
           </w:pPr>
-          <w:hyperlink w:anchor="__RefHeading___Toc12775_1756087021">
+          <w:hyperlink w:anchor="__RefHeading___Toc14402_1562542824">
             <w:r>
               <w:rPr>
                 <w:webHidden/>
@@ -156,7 +156,7 @@
             </w:tabs>
             <w:rPr/>
           </w:pPr>
-          <w:hyperlink w:anchor="__RefHeading___Toc12777_1756087021">
+          <w:hyperlink w:anchor="__RefHeading___Toc14404_1562542824">
             <w:r>
               <w:rPr>
                 <w:webHidden/>
@@ -177,7 +177,7 @@
             </w:tabs>
             <w:rPr/>
           </w:pPr>
-          <w:hyperlink w:anchor="__RefHeading___Toc12779_1756087021">
+          <w:hyperlink w:anchor="__RefHeading___Toc14406_1562542824">
             <w:r>
               <w:rPr>
                 <w:webHidden/>
@@ -198,7 +198,7 @@
             </w:tabs>
             <w:rPr/>
           </w:pPr>
-          <w:hyperlink w:anchor="__RefHeading___Toc12781_1756087021">
+          <w:hyperlink w:anchor="__RefHeading___Toc14408_1562542824">
             <w:r>
               <w:rPr>
                 <w:webHidden/>
@@ -219,7 +219,7 @@
             </w:tabs>
             <w:rPr/>
           </w:pPr>
-          <w:hyperlink w:anchor="__RefHeading___Toc12783_1756087021">
+          <w:hyperlink w:anchor="__RefHeading___Toc14410_1562542824">
             <w:r>
               <w:rPr>
                 <w:webHidden/>
@@ -227,7 +227,7 @@
               </w:rPr>
               <w:t>4 Инварианты</w:t>
               <w:tab/>
-              <w:t>13</w:t>
+              <w:t>14</w:t>
             </w:r>
           </w:hyperlink>
         </w:p>
@@ -240,7 +240,7 @@
             </w:tabs>
             <w:rPr/>
           </w:pPr>
-          <w:hyperlink w:anchor="__RefHeading___Toc12785_1756087021">
+          <w:hyperlink w:anchor="__RefHeading___Toc14412_1562542824">
             <w:r>
               <w:rPr>
                 <w:webHidden/>
@@ -248,7 +248,7 @@
               </w:rPr>
               <w:t>5 Индексы</w:t>
               <w:tab/>
-              <w:t>14</w:t>
+              <w:t>15</w:t>
             </w:r>
           </w:hyperlink>
         </w:p>
@@ -261,7 +261,7 @@
             </w:tabs>
             <w:rPr/>
           </w:pPr>
-          <w:hyperlink w:anchor="__RefHeading___Toc12787_1756087021">
+          <w:hyperlink w:anchor="__RefHeading___Toc14414_1562542824">
             <w:r>
               <w:rPr>
                 <w:webHidden/>
@@ -269,7 +269,7 @@
               </w:rPr>
               <w:t>6 Производственный календарь</w:t>
               <w:tab/>
-              <w:t>15</w:t>
+              <w:t>16</w:t>
             </w:r>
           </w:hyperlink>
         </w:p>
@@ -282,7 +282,7 @@
             </w:tabs>
             <w:rPr/>
           </w:pPr>
-          <w:hyperlink w:anchor="__RefHeading___Toc12789_1756087021">
+          <w:hyperlink w:anchor="__RefHeading___Toc14416_1562542824">
             <w:r>
               <w:rPr>
                 <w:webHidden/>
@@ -290,7 +290,7 @@
               </w:rPr>
               <w:t>7 Миграция данных прототипа</w:t>
               <w:tab/>
-              <w:t>16</w:t>
+              <w:t>17</w:t>
             </w:r>
           </w:hyperlink>
         </w:p>
@@ -303,7 +303,7 @@
             </w:tabs>
             <w:rPr/>
           </w:pPr>
-          <w:hyperlink w:anchor="__RefHeading___Toc12791_1756087021">
+          <w:hyperlink w:anchor="__RefHeading___Toc14418_1562542824">
             <w:r>
               <w:rPr>
                 <w:webHidden/>
@@ -311,7 +311,7 @@
               </w:rPr>
               <w:t>8 Изменение схемы</w:t>
               <w:tab/>
-              <w:t>17</w:t>
+              <w:t>18</w:t>
             </w:r>
           </w:hyperlink>
           <w:r>
@@ -328,7 +328,7 @@
         <w:pStyle w:val="Heading1"/>
         <w:rPr/>
       </w:pPr>
-      <w:bookmarkStart w:id="0" w:name="__RefHeading___Toc12771_1756087021"/>
+      <w:bookmarkStart w:id="0" w:name="__RefHeading___Toc14398_1562542824"/>
       <w:bookmarkStart w:id="1" w:name="о-документе"/>
       <w:bookmarkEnd w:id="0"/>
       <w:r>
@@ -399,7 +399,7 @@
         <w:pStyle w:val="Heading1"/>
         <w:rPr/>
       </w:pPr>
-      <w:bookmarkStart w:id="2" w:name="__RefHeading___Toc12773_1756087021"/>
+      <w:bookmarkStart w:id="2" w:name="__RefHeading___Toc14400_1562542824"/>
       <w:bookmarkStart w:id="3" w:name="обзор"/>
       <w:bookmarkEnd w:id="2"/>
       <w:r>
@@ -421,7 +421,7 @@
       </w:pPr>
       <w:r>
         <w:rPr/>
-        <w:t>Данные хранятся в PostgreSQL 17 в 14 таблицах трёх групп:</w:t>
+        <w:t>Данные хранятся в PostgreSQL 17 в 16 таблицах трёх групп:</w:t>
       </w:r>
     </w:p>
     <w:tbl>
@@ -1039,6 +1039,44 @@
               </w:rPr>
               <w:t>calendars</w:t>
             </w:r>
+            <w:r>
+              <w:rPr>
+                <w:kern w:val="0"/>
+                <w:sz w:val="18"/>
+                <w:szCs w:val="24"/>
+                <w:lang w:val="en-US" w:eastAsia="en-US" w:bidi="ar-SA"/>
+              </w:rPr>
+              <w:t xml:space="preserve">, </w:t>
+            </w:r>
+            <w:r>
+              <w:rPr>
+                <w:rStyle w:val="VerbatimChar"/>
+                <w:kern w:val="0"/>
+                <w:sz w:val="18"/>
+                <w:szCs w:val="24"/>
+                <w:lang w:val="en-US" w:eastAsia="en-US" w:bidi="ar-SA"/>
+              </w:rPr>
+              <w:t>email_outbox</w:t>
+            </w:r>
+            <w:r>
+              <w:rPr>
+                <w:kern w:val="0"/>
+                <w:sz w:val="18"/>
+                <w:szCs w:val="24"/>
+                <w:lang w:val="en-US" w:eastAsia="en-US" w:bidi="ar-SA"/>
+              </w:rPr>
+              <w:t xml:space="preserve">, </w:t>
+            </w:r>
+            <w:r>
+              <w:rPr>
+                <w:rStyle w:val="VerbatimChar"/>
+                <w:kern w:val="0"/>
+                <w:sz w:val="18"/>
+                <w:szCs w:val="24"/>
+                <w:lang w:val="en-US" w:eastAsia="en-US" w:bidi="ar-SA"/>
+              </w:rPr>
+              <w:t>job_runs</w:t>
+            </w:r>
           </w:p>
         </w:tc>
         <w:tc>
@@ -1070,7 +1108,7 @@
                 <w:szCs w:val="24"/>
                 <w:lang w:val="en-US" w:eastAsia="en-US" w:bidi="ar-SA"/>
               </w:rPr>
-              <w:t>Журнал изменений, сессии, правила организации, праздники</w:t>
+              <w:t>Журнал изменений, сессии, правила организации, праздники, очередь писем, плановые задачи</w:t>
             </w:r>
           </w:p>
         </w:tc>
@@ -1081,7 +1119,7 @@
         <w:pStyle w:val="Heading2"/>
         <w:rPr/>
       </w:pPr>
-      <w:bookmarkStart w:id="4" w:name="__RefHeading___Toc12775_1756087021"/>
+      <w:bookmarkStart w:id="4" w:name="__RefHeading___Toc14402_1562542824"/>
       <w:bookmarkEnd w:id="4"/>
       <w:r>
         <w:rPr>
@@ -1104,7 +1142,7 @@
         <w:rPr/>
         <w:drawing>
           <wp:inline distT="0" distB="0" distL="0" distR="0">
-            <wp:extent cx="5334000" cy="7997190"/>
+            <wp:extent cx="5334000" cy="8554720"/>
             <wp:effectExtent l="0" t="0" r="0" b="0"/>
             <wp:docPr id="1" name="Picture" descr="ER: сотрудники, отделы, проекты, группы"/>
             <wp:cNvGraphicFramePr>
@@ -1128,7 +1166,7 @@
                   <pic:spPr bwMode="auto">
                     <a:xfrm>
                       <a:off x="0" y="0"/>
-                      <a:ext cx="5334000" cy="7997190"/>
+                      <a:ext cx="5334000" cy="8554720"/>
                     </a:xfrm>
                     <a:prstGeom prst="rect">
                       <a:avLst/>
@@ -1168,7 +1206,37 @@
       </w:r>
       <w:r>
         <w:rPr/>
-        <w:t>) согласует его заявки и управляет его режимом работы. Руководитель отдела (</w:t>
+        <w:t xml:space="preserve">) согласует его заявки и управляет его режимом работы. Признак </w:t>
+      </w:r>
+      <w:r>
+        <w:rPr>
+          <w:rStyle w:val="VerbatimChar"/>
+        </w:rPr>
+        <w:t>is_hr</w:t>
+      </w:r>
+      <w:r>
+        <w:rPr/>
+        <w:t xml:space="preserve"> даёт права кадровой службы, </w:t>
+      </w:r>
+      <w:r>
+        <w:rPr>
+          <w:rStyle w:val="VerbatimChar"/>
+        </w:rPr>
+        <w:t>email</w:t>
+      </w:r>
+      <w:r>
+        <w:rPr/>
+        <w:t xml:space="preserve"> и </w:t>
+      </w:r>
+      <w:r>
+        <w:rPr>
+          <w:rStyle w:val="VerbatimChar"/>
+        </w:rPr>
+        <w:t>email_notifications</w:t>
+      </w:r>
+      <w:r>
+        <w:rPr/>
+        <w:t xml:space="preserve"> — адрес и согласие на письма. Руководитель отдела (</w:t>
       </w:r>
       <w:r>
         <w:rPr>
@@ -1196,7 +1264,7 @@
         <w:pStyle w:val="Heading2"/>
         <w:rPr/>
       </w:pPr>
-      <w:bookmarkStart w:id="5" w:name="__RefHeading___Toc12777_1756087021"/>
+      <w:bookmarkStart w:id="5" w:name="__RefHeading___Toc14404_1562542824"/>
       <w:bookmarkStart w:id="6" w:name="отпуска-и-режим-работы"/>
       <w:bookmarkEnd w:id="5"/>
       <w:r>
@@ -1333,7 +1401,7 @@
         <w:pStyle w:val="Heading2"/>
         <w:rPr/>
       </w:pPr>
-      <w:bookmarkStart w:id="7" w:name="__RefHeading___Toc12779_1756087021"/>
+      <w:bookmarkStart w:id="7" w:name="__RefHeading___Toc14406_1562542824"/>
       <w:bookmarkStart w:id="8" w:name="служебные-данные"/>
       <w:bookmarkEnd w:id="7"/>
       <w:r>
@@ -1357,7 +1425,7 @@
         <w:rPr/>
         <w:drawing>
           <wp:inline distT="0" distB="0" distL="0" distR="0">
-            <wp:extent cx="5334000" cy="2313940"/>
+            <wp:extent cx="5334000" cy="1848485"/>
             <wp:effectExtent l="0" t="0" r="0" b="0"/>
             <wp:docPr id="3" name="Image3" descr="ER: аудит, сессии, настройки, календарь"/>
             <wp:cNvGraphicFramePr>
@@ -1381,7 +1449,7 @@
                   <pic:spPr bwMode="auto">
                     <a:xfrm>
                       <a:off x="0" y="0"/>
-                      <a:ext cx="5334000" cy="2313940"/>
+                      <a:ext cx="5334000" cy="1848485"/>
                     </a:xfrm>
                     <a:prstGeom prst="rect">
                       <a:avLst/>
@@ -1413,7 +1481,7 @@
         <w:pStyle w:val="Heading1"/>
         <w:rPr/>
       </w:pPr>
-      <w:bookmarkStart w:id="11" w:name="__RefHeading___Toc12781_1756087021"/>
+      <w:bookmarkStart w:id="11" w:name="__RefHeading___Toc14408_1562542824"/>
       <w:bookmarkEnd w:id="11"/>
       <w:r>
         <w:rPr>
@@ -1448,7 +1516,7 @@
     <w:tbl>
       <w:tblPr>
         <w:tblStyle w:val="Table"/>
-        <w:tblW w:w="7920" w:type="dxa"/>
+        <w:tblW w:w="5000" w:type="pct"/>
         <w:jc w:val="center"/>
         <w:tblInd w:w="0" w:type="dxa"/>
         <w:tblLayout w:type="fixed"/>
@@ -1461,10 +1529,10 @@
         <w:tblLook w:val="0020" w:noHBand="0" w:noVBand="0" w:firstColumn="0" w:lastRow="0" w:lastColumn="0" w:firstRow="1"/>
       </w:tblPr>
       <w:tblGrid>
-        <w:gridCol w:w="1980"/>
-        <w:gridCol w:w="1980"/>
-        <w:gridCol w:w="1980"/>
-        <w:gridCol w:w="1979"/>
+        <w:gridCol w:w="2339"/>
+        <w:gridCol w:w="2340"/>
+        <w:gridCol w:w="2340"/>
+        <w:gridCol w:w="2340"/>
       </w:tblGrid>
       <w:tr>
         <w:trPr>
@@ -1472,7 +1540,7 @@
         </w:trPr>
         <w:tc>
           <w:tcPr>
-            <w:tcW w:w="1980" w:type="dxa"/>
+            <w:tcW w:w="2339" w:type="dxa"/>
             <w:tcBorders>
               <w:top w:val="single" w:sz="4" w:space="0" w:color="D6DCEA"/>
               <w:left w:val="single" w:sz="4" w:space="0" w:color="D6DCEA"/>
@@ -1508,7 +1576,7 @@
         </w:tc>
         <w:tc>
           <w:tcPr>
-            <w:tcW w:w="1980" w:type="dxa"/>
+            <w:tcW w:w="2340" w:type="dxa"/>
             <w:tcBorders>
               <w:top w:val="single" w:sz="4" w:space="0" w:color="D6DCEA"/>
               <w:left w:val="single" w:sz="4" w:space="0" w:color="D6DCEA"/>
@@ -1544,7 +1612,7 @@
         </w:tc>
         <w:tc>
           <w:tcPr>
-            <w:tcW w:w="1980" w:type="dxa"/>
+            <w:tcW w:w="2340" w:type="dxa"/>
             <w:tcBorders>
               <w:top w:val="single" w:sz="4" w:space="0" w:color="D6DCEA"/>
               <w:left w:val="single" w:sz="4" w:space="0" w:color="D6DCEA"/>
@@ -1580,7 +1648,7 @@
         </w:tc>
         <w:tc>
           <w:tcPr>
-            <w:tcW w:w="1979" w:type="dxa"/>
+            <w:tcW w:w="2340" w:type="dxa"/>
             <w:tcBorders>
               <w:top w:val="single" w:sz="4" w:space="0" w:color="D6DCEA"/>
               <w:left w:val="single" w:sz="4" w:space="0" w:color="D6DCEA"/>
@@ -1619,7 +1687,7 @@
         <w:trPr/>
         <w:tc>
           <w:tcPr>
-            <w:tcW w:w="1980" w:type="dxa"/>
+            <w:tcW w:w="2339" w:type="dxa"/>
             <w:tcBorders>
               <w:top w:val="single" w:sz="4" w:space="0" w:color="D6DCEA"/>
               <w:left w:val="single" w:sz="4" w:space="0" w:color="D6DCEA"/>
@@ -1653,7 +1721,7 @@
         </w:tc>
         <w:tc>
           <w:tcPr>
-            <w:tcW w:w="1980" w:type="dxa"/>
+            <w:tcW w:w="2340" w:type="dxa"/>
             <w:tcBorders>
               <w:top w:val="single" w:sz="4" w:space="0" w:color="D6DCEA"/>
               <w:left w:val="single" w:sz="4" w:space="0" w:color="D6DCEA"/>
@@ -1686,7 +1754,7 @@
         </w:tc>
         <w:tc>
           <w:tcPr>
-            <w:tcW w:w="1980" w:type="dxa"/>
+            <w:tcW w:w="2340" w:type="dxa"/>
             <w:tcBorders>
               <w:top w:val="single" w:sz="4" w:space="0" w:color="D6DCEA"/>
               <w:left w:val="single" w:sz="4" w:space="0" w:color="D6DCEA"/>
@@ -1719,7 +1787,7 @@
         </w:tc>
         <w:tc>
           <w:tcPr>
-            <w:tcW w:w="1979" w:type="dxa"/>
+            <w:tcW w:w="2340" w:type="dxa"/>
             <w:tcBorders>
               <w:top w:val="single" w:sz="4" w:space="0" w:color="D6DCEA"/>
               <w:left w:val="single" w:sz="4" w:space="0" w:color="D6DCEA"/>
@@ -1753,7 +1821,7 @@
         <w:trPr/>
         <w:tc>
           <w:tcPr>
-            <w:tcW w:w="1980" w:type="dxa"/>
+            <w:tcW w:w="2339" w:type="dxa"/>
             <w:tcBorders>
               <w:top w:val="single" w:sz="4" w:space="0" w:color="D6DCEA"/>
               <w:left w:val="single" w:sz="4" w:space="0" w:color="D6DCEA"/>
@@ -1787,7 +1855,7 @@
         </w:tc>
         <w:tc>
           <w:tcPr>
-            <w:tcW w:w="1980" w:type="dxa"/>
+            <w:tcW w:w="2340" w:type="dxa"/>
             <w:tcBorders>
               <w:top w:val="single" w:sz="4" w:space="0" w:color="D6DCEA"/>
               <w:left w:val="single" w:sz="4" w:space="0" w:color="D6DCEA"/>
@@ -1820,7 +1888,7 @@
         </w:tc>
         <w:tc>
           <w:tcPr>
-            <w:tcW w:w="1980" w:type="dxa"/>
+            <w:tcW w:w="2340" w:type="dxa"/>
             <w:tcBorders>
               <w:top w:val="single" w:sz="4" w:space="0" w:color="D6DCEA"/>
               <w:left w:val="single" w:sz="4" w:space="0" w:color="D6DCEA"/>
@@ -1853,7 +1921,7 @@
         </w:tc>
         <w:tc>
           <w:tcPr>
-            <w:tcW w:w="1979" w:type="dxa"/>
+            <w:tcW w:w="2340" w:type="dxa"/>
             <w:tcBorders>
               <w:top w:val="single" w:sz="4" w:space="0" w:color="D6DCEA"/>
               <w:left w:val="single" w:sz="4" w:space="0" w:color="D6DCEA"/>
@@ -1887,7 +1955,7 @@
         <w:trPr/>
         <w:tc>
           <w:tcPr>
-            <w:tcW w:w="1980" w:type="dxa"/>
+            <w:tcW w:w="2339" w:type="dxa"/>
             <w:tcBorders>
               <w:top w:val="single" w:sz="4" w:space="0" w:color="D6DCEA"/>
               <w:left w:val="single" w:sz="4" w:space="0" w:color="D6DCEA"/>
@@ -1921,7 +1989,7 @@
         </w:tc>
         <w:tc>
           <w:tcPr>
-            <w:tcW w:w="1980" w:type="dxa"/>
+            <w:tcW w:w="2340" w:type="dxa"/>
             <w:tcBorders>
               <w:top w:val="single" w:sz="4" w:space="0" w:color="D6DCEA"/>
               <w:left w:val="single" w:sz="4" w:space="0" w:color="D6DCEA"/>
@@ -1954,38 +2022,38 @@
         </w:tc>
         <w:tc>
           <w:tcPr>
-            <w:tcW w:w="1980" w:type="dxa"/>
-            <w:tcBorders>
-              <w:top w:val="single" w:sz="4" w:space="0" w:color="D6DCEA"/>
-              <w:left w:val="single" w:sz="4" w:space="0" w:color="D6DCEA"/>
-              <w:bottom w:val="single" w:sz="4" w:space="0" w:color="D6DCEA"/>
-              <w:right w:val="single" w:sz="4" w:space="0" w:color="D6DCEA"/>
-            </w:tcBorders>
-          </w:tcPr>
-          <w:p>
-            <w:pPr>
-              <w:pStyle w:val="Compact"/>
-              <w:widowControl/>
-              <w:spacing w:before="36" w:after="40"/>
-              <w:jc w:val="left"/>
-              <w:rPr>
-                <w:kern w:val="0"/>
-                <w:szCs w:val="24"/>
-                <w:lang w:val="en-US" w:eastAsia="en-US" w:bidi="ar-SA"/>
-              </w:rPr>
-            </w:pPr>
-            <w:r>
-              <w:rPr>
-                <w:kern w:val="0"/>
-                <w:szCs w:val="24"/>
-                <w:lang w:val="en-US" w:eastAsia="en-US" w:bidi="ar-SA"/>
-              </w:rPr>
-            </w:r>
-          </w:p>
-        </w:tc>
-        <w:tc>
-          <w:tcPr>
-            <w:tcW w:w="1979" w:type="dxa"/>
+            <w:tcW w:w="2340" w:type="dxa"/>
+            <w:tcBorders>
+              <w:top w:val="single" w:sz="4" w:space="0" w:color="D6DCEA"/>
+              <w:left w:val="single" w:sz="4" w:space="0" w:color="D6DCEA"/>
+              <w:bottom w:val="single" w:sz="4" w:space="0" w:color="D6DCEA"/>
+              <w:right w:val="single" w:sz="4" w:space="0" w:color="D6DCEA"/>
+            </w:tcBorders>
+          </w:tcPr>
+          <w:p>
+            <w:pPr>
+              <w:pStyle w:val="Compact"/>
+              <w:widowControl/>
+              <w:spacing w:before="36" w:after="40"/>
+              <w:jc w:val="left"/>
+              <w:rPr>
+                <w:kern w:val="0"/>
+                <w:szCs w:val="24"/>
+                <w:lang w:val="en-US" w:eastAsia="en-US" w:bidi="ar-SA"/>
+              </w:rPr>
+            </w:pPr>
+            <w:r>
+              <w:rPr>
+                <w:kern w:val="0"/>
+                <w:szCs w:val="24"/>
+                <w:lang w:val="en-US" w:eastAsia="en-US" w:bidi="ar-SA"/>
+              </w:rPr>
+            </w:r>
+          </w:p>
+        </w:tc>
+        <w:tc>
+          <w:tcPr>
+            <w:tcW w:w="2340" w:type="dxa"/>
             <w:tcBorders>
               <w:top w:val="single" w:sz="4" w:space="0" w:color="D6DCEA"/>
               <w:left w:val="single" w:sz="4" w:space="0" w:color="D6DCEA"/>
@@ -2019,7 +2087,7 @@
         <w:trPr/>
         <w:tc>
           <w:tcPr>
-            <w:tcW w:w="1980" w:type="dxa"/>
+            <w:tcW w:w="2339" w:type="dxa"/>
             <w:tcBorders>
               <w:top w:val="single" w:sz="4" w:space="0" w:color="D6DCEA"/>
               <w:left w:val="single" w:sz="4" w:space="0" w:color="D6DCEA"/>
@@ -2053,7 +2121,7 @@
         </w:tc>
         <w:tc>
           <w:tcPr>
-            <w:tcW w:w="1980" w:type="dxa"/>
+            <w:tcW w:w="2340" w:type="dxa"/>
             <w:tcBorders>
               <w:top w:val="single" w:sz="4" w:space="0" w:color="D6DCEA"/>
               <w:left w:val="single" w:sz="4" w:space="0" w:color="D6DCEA"/>
@@ -2086,38 +2154,38 @@
         </w:tc>
         <w:tc>
           <w:tcPr>
-            <w:tcW w:w="1980" w:type="dxa"/>
-            <w:tcBorders>
-              <w:top w:val="single" w:sz="4" w:space="0" w:color="D6DCEA"/>
-              <w:left w:val="single" w:sz="4" w:space="0" w:color="D6DCEA"/>
-              <w:bottom w:val="single" w:sz="4" w:space="0" w:color="D6DCEA"/>
-              <w:right w:val="single" w:sz="4" w:space="0" w:color="D6DCEA"/>
-            </w:tcBorders>
-          </w:tcPr>
-          <w:p>
-            <w:pPr>
-              <w:pStyle w:val="Compact"/>
-              <w:widowControl/>
-              <w:spacing w:before="36" w:after="40"/>
-              <w:jc w:val="left"/>
-              <w:rPr>
-                <w:kern w:val="0"/>
-                <w:szCs w:val="24"/>
-                <w:lang w:val="en-US" w:eastAsia="en-US" w:bidi="ar-SA"/>
-              </w:rPr>
-            </w:pPr>
-            <w:r>
-              <w:rPr>
-                <w:kern w:val="0"/>
-                <w:szCs w:val="24"/>
-                <w:lang w:val="en-US" w:eastAsia="en-US" w:bidi="ar-SA"/>
-              </w:rPr>
-            </w:r>
-          </w:p>
-        </w:tc>
-        <w:tc>
-          <w:tcPr>
-            <w:tcW w:w="1979" w:type="dxa"/>
+            <w:tcW w:w="2340" w:type="dxa"/>
+            <w:tcBorders>
+              <w:top w:val="single" w:sz="4" w:space="0" w:color="D6DCEA"/>
+              <w:left w:val="single" w:sz="4" w:space="0" w:color="D6DCEA"/>
+              <w:bottom w:val="single" w:sz="4" w:space="0" w:color="D6DCEA"/>
+              <w:right w:val="single" w:sz="4" w:space="0" w:color="D6DCEA"/>
+            </w:tcBorders>
+          </w:tcPr>
+          <w:p>
+            <w:pPr>
+              <w:pStyle w:val="Compact"/>
+              <w:widowControl/>
+              <w:spacing w:before="36" w:after="40"/>
+              <w:jc w:val="left"/>
+              <w:rPr>
+                <w:kern w:val="0"/>
+                <w:szCs w:val="24"/>
+                <w:lang w:val="en-US" w:eastAsia="en-US" w:bidi="ar-SA"/>
+              </w:rPr>
+            </w:pPr>
+            <w:r>
+              <w:rPr>
+                <w:kern w:val="0"/>
+                <w:szCs w:val="24"/>
+                <w:lang w:val="en-US" w:eastAsia="en-US" w:bidi="ar-SA"/>
+              </w:rPr>
+            </w:r>
+          </w:p>
+        </w:tc>
+        <w:tc>
+          <w:tcPr>
+            <w:tcW w:w="2340" w:type="dxa"/>
             <w:tcBorders>
               <w:top w:val="single" w:sz="4" w:space="0" w:color="D6DCEA"/>
               <w:left w:val="single" w:sz="4" w:space="0" w:color="D6DCEA"/>
@@ -2151,7 +2219,7 @@
         <w:trPr/>
         <w:tc>
           <w:tcPr>
-            <w:tcW w:w="1980" w:type="dxa"/>
+            <w:tcW w:w="2339" w:type="dxa"/>
             <w:tcBorders>
               <w:top w:val="single" w:sz="4" w:space="0" w:color="D6DCEA"/>
               <w:left w:val="single" w:sz="4" w:space="0" w:color="D6DCEA"/>
@@ -2185,7 +2253,7 @@
         </w:tc>
         <w:tc>
           <w:tcPr>
-            <w:tcW w:w="1980" w:type="dxa"/>
+            <w:tcW w:w="2340" w:type="dxa"/>
             <w:tcBorders>
               <w:top w:val="single" w:sz="4" w:space="0" w:color="D6DCEA"/>
               <w:left w:val="single" w:sz="4" w:space="0" w:color="D6DCEA"/>
@@ -2218,38 +2286,38 @@
         </w:tc>
         <w:tc>
           <w:tcPr>
-            <w:tcW w:w="1980" w:type="dxa"/>
-            <w:tcBorders>
-              <w:top w:val="single" w:sz="4" w:space="0" w:color="D6DCEA"/>
-              <w:left w:val="single" w:sz="4" w:space="0" w:color="D6DCEA"/>
-              <w:bottom w:val="single" w:sz="4" w:space="0" w:color="D6DCEA"/>
-              <w:right w:val="single" w:sz="4" w:space="0" w:color="D6DCEA"/>
-            </w:tcBorders>
-          </w:tcPr>
-          <w:p>
-            <w:pPr>
-              <w:pStyle w:val="Compact"/>
-              <w:widowControl/>
-              <w:spacing w:before="36" w:after="40"/>
-              <w:jc w:val="left"/>
-              <w:rPr>
-                <w:kern w:val="0"/>
-                <w:szCs w:val="24"/>
-                <w:lang w:val="en-US" w:eastAsia="en-US" w:bidi="ar-SA"/>
-              </w:rPr>
-            </w:pPr>
-            <w:r>
-              <w:rPr>
-                <w:kern w:val="0"/>
-                <w:szCs w:val="24"/>
-                <w:lang w:val="en-US" w:eastAsia="en-US" w:bidi="ar-SA"/>
-              </w:rPr>
-            </w:r>
-          </w:p>
-        </w:tc>
-        <w:tc>
-          <w:tcPr>
-            <w:tcW w:w="1979" w:type="dxa"/>
+            <w:tcW w:w="2340" w:type="dxa"/>
+            <w:tcBorders>
+              <w:top w:val="single" w:sz="4" w:space="0" w:color="D6DCEA"/>
+              <w:left w:val="single" w:sz="4" w:space="0" w:color="D6DCEA"/>
+              <w:bottom w:val="single" w:sz="4" w:space="0" w:color="D6DCEA"/>
+              <w:right w:val="single" w:sz="4" w:space="0" w:color="D6DCEA"/>
+            </w:tcBorders>
+          </w:tcPr>
+          <w:p>
+            <w:pPr>
+              <w:pStyle w:val="Compact"/>
+              <w:widowControl/>
+              <w:spacing w:before="36" w:after="40"/>
+              <w:jc w:val="left"/>
+              <w:rPr>
+                <w:kern w:val="0"/>
+                <w:szCs w:val="24"/>
+                <w:lang w:val="en-US" w:eastAsia="en-US" w:bidi="ar-SA"/>
+              </w:rPr>
+            </w:pPr>
+            <w:r>
+              <w:rPr>
+                <w:kern w:val="0"/>
+                <w:szCs w:val="24"/>
+                <w:lang w:val="en-US" w:eastAsia="en-US" w:bidi="ar-SA"/>
+              </w:rPr>
+            </w:r>
+          </w:p>
+        </w:tc>
+        <w:tc>
+          <w:tcPr>
+            <w:tcW w:w="2340" w:type="dxa"/>
             <w:tcBorders>
               <w:top w:val="single" w:sz="4" w:space="0" w:color="D6DCEA"/>
               <w:left w:val="single" w:sz="4" w:space="0" w:color="D6DCEA"/>
@@ -2283,7 +2351,7 @@
         <w:trPr/>
         <w:tc>
           <w:tcPr>
-            <w:tcW w:w="1980" w:type="dxa"/>
+            <w:tcW w:w="2339" w:type="dxa"/>
             <w:tcBorders>
               <w:top w:val="single" w:sz="4" w:space="0" w:color="D6DCEA"/>
               <w:left w:val="single" w:sz="4" w:space="0" w:color="D6DCEA"/>
@@ -2311,13 +2379,13 @@
                 <w:szCs w:val="24"/>
                 <w:lang w:val="en-US" w:eastAsia="en-US" w:bidi="ar-SA"/>
               </w:rPr>
-              <w:t>position</w:t>
-            </w:r>
-          </w:p>
-        </w:tc>
-        <w:tc>
-          <w:tcPr>
-            <w:tcW w:w="1980" w:type="dxa"/>
+              <w:t>email</w:t>
+            </w:r>
+          </w:p>
+        </w:tc>
+        <w:tc>
+          <w:tcPr>
+            <w:tcW w:w="2340" w:type="dxa"/>
             <w:tcBorders>
               <w:top w:val="single" w:sz="4" w:space="0" w:color="D6DCEA"/>
               <w:left w:val="single" w:sz="4" w:space="0" w:color="D6DCEA"/>
@@ -2350,7 +2418,7 @@
         </w:tc>
         <w:tc>
           <w:tcPr>
-            <w:tcW w:w="1980" w:type="dxa"/>
+            <w:tcW w:w="2340" w:type="dxa"/>
             <w:tcBorders>
               <w:top w:val="single" w:sz="4" w:space="0" w:color="D6DCEA"/>
               <w:left w:val="single" w:sz="4" w:space="0" w:color="D6DCEA"/>
@@ -2383,32 +2451,34 @@
         </w:tc>
         <w:tc>
           <w:tcPr>
-            <w:tcW w:w="1979" w:type="dxa"/>
-            <w:tcBorders>
-              <w:top w:val="single" w:sz="4" w:space="0" w:color="D6DCEA"/>
-              <w:left w:val="single" w:sz="4" w:space="0" w:color="D6DCEA"/>
-              <w:bottom w:val="single" w:sz="4" w:space="0" w:color="D6DCEA"/>
-              <w:right w:val="single" w:sz="4" w:space="0" w:color="D6DCEA"/>
-            </w:tcBorders>
-          </w:tcPr>
-          <w:p>
-            <w:pPr>
-              <w:pStyle w:val="Compact"/>
-              <w:widowControl/>
-              <w:spacing w:before="36" w:after="40"/>
-              <w:jc w:val="left"/>
-              <w:rPr>
-                <w:kern w:val="0"/>
-                <w:szCs w:val="24"/>
-                <w:lang w:val="en-US" w:eastAsia="en-US" w:bidi="ar-SA"/>
-              </w:rPr>
-            </w:pPr>
-            <w:r>
-              <w:rPr>
-                <w:kern w:val="0"/>
-                <w:szCs w:val="24"/>
-                <w:lang w:val="en-US" w:eastAsia="en-US" w:bidi="ar-SA"/>
-              </w:rPr>
+            <w:tcW w:w="2340" w:type="dxa"/>
+            <w:tcBorders>
+              <w:top w:val="single" w:sz="4" w:space="0" w:color="D6DCEA"/>
+              <w:left w:val="single" w:sz="4" w:space="0" w:color="D6DCEA"/>
+              <w:bottom w:val="single" w:sz="4" w:space="0" w:color="D6DCEA"/>
+              <w:right w:val="single" w:sz="4" w:space="0" w:color="D6DCEA"/>
+            </w:tcBorders>
+          </w:tcPr>
+          <w:p>
+            <w:pPr>
+              <w:pStyle w:val="Compact"/>
+              <w:widowControl/>
+              <w:spacing w:before="36" w:after="40"/>
+              <w:jc w:val="left"/>
+              <w:rPr>
+                <w:kern w:val="0"/>
+                <w:szCs w:val="24"/>
+                <w:lang w:val="en-US" w:eastAsia="en-US" w:bidi="ar-SA"/>
+              </w:rPr>
+            </w:pPr>
+            <w:r>
+              <w:rPr>
+                <w:kern w:val="0"/>
+                <w:sz w:val="18"/>
+                <w:szCs w:val="24"/>
+                <w:lang w:val="en-US" w:eastAsia="en-US" w:bidi="ar-SA"/>
+              </w:rPr>
+              <w:t>уникальность без учёта регистра — частичным индексом в миграции employee_email</w:t>
             </w:r>
           </w:p>
         </w:tc>
@@ -2417,7 +2487,7 @@
         <w:trPr/>
         <w:tc>
           <w:tcPr>
-            <w:tcW w:w="1980" w:type="dxa"/>
+            <w:tcW w:w="2339" w:type="dxa"/>
             <w:tcBorders>
               <w:top w:val="single" w:sz="4" w:space="0" w:color="D6DCEA"/>
               <w:left w:val="single" w:sz="4" w:space="0" w:color="D6DCEA"/>
@@ -2445,46 +2515,46 @@
                 <w:szCs w:val="24"/>
                 <w:lang w:val="en-US" w:eastAsia="en-US" w:bidi="ar-SA"/>
               </w:rPr>
-              <w:t>dept_id</w:t>
-            </w:r>
-          </w:p>
-        </w:tc>
-        <w:tc>
-          <w:tcPr>
-            <w:tcW w:w="1980" w:type="dxa"/>
-            <w:tcBorders>
-              <w:top w:val="single" w:sz="4" w:space="0" w:color="D6DCEA"/>
-              <w:left w:val="single" w:sz="4" w:space="0" w:color="D6DCEA"/>
-              <w:bottom w:val="single" w:sz="4" w:space="0" w:color="D6DCEA"/>
-              <w:right w:val="single" w:sz="4" w:space="0" w:color="D6DCEA"/>
-            </w:tcBorders>
-          </w:tcPr>
-          <w:p>
-            <w:pPr>
-              <w:pStyle w:val="Compact"/>
-              <w:widowControl/>
-              <w:spacing w:before="36" w:after="40"/>
-              <w:jc w:val="left"/>
-              <w:rPr>
-                <w:kern w:val="0"/>
-                <w:szCs w:val="24"/>
-                <w:lang w:val="en-US" w:eastAsia="en-US" w:bidi="ar-SA"/>
-              </w:rPr>
-            </w:pPr>
-            <w:r>
-              <w:rPr>
-                <w:kern w:val="0"/>
-                <w:sz w:val="18"/>
-                <w:szCs w:val="24"/>
-                <w:lang w:val="en-US" w:eastAsia="en-US" w:bidi="ar-SA"/>
-              </w:rPr>
-              <w:t>Int</w:t>
-            </w:r>
-          </w:p>
-        </w:tc>
-        <w:tc>
-          <w:tcPr>
-            <w:tcW w:w="1980" w:type="dxa"/>
+              <w:t>position</w:t>
+            </w:r>
+          </w:p>
+        </w:tc>
+        <w:tc>
+          <w:tcPr>
+            <w:tcW w:w="2340" w:type="dxa"/>
+            <w:tcBorders>
+              <w:top w:val="single" w:sz="4" w:space="0" w:color="D6DCEA"/>
+              <w:left w:val="single" w:sz="4" w:space="0" w:color="D6DCEA"/>
+              <w:bottom w:val="single" w:sz="4" w:space="0" w:color="D6DCEA"/>
+              <w:right w:val="single" w:sz="4" w:space="0" w:color="D6DCEA"/>
+            </w:tcBorders>
+          </w:tcPr>
+          <w:p>
+            <w:pPr>
+              <w:pStyle w:val="Compact"/>
+              <w:widowControl/>
+              <w:spacing w:before="36" w:after="40"/>
+              <w:jc w:val="left"/>
+              <w:rPr>
+                <w:kern w:val="0"/>
+                <w:szCs w:val="24"/>
+                <w:lang w:val="en-US" w:eastAsia="en-US" w:bidi="ar-SA"/>
+              </w:rPr>
+            </w:pPr>
+            <w:r>
+              <w:rPr>
+                <w:kern w:val="0"/>
+                <w:sz w:val="18"/>
+                <w:szCs w:val="24"/>
+                <w:lang w:val="en-US" w:eastAsia="en-US" w:bidi="ar-SA"/>
+              </w:rPr>
+              <w:t>String</w:t>
+            </w:r>
+          </w:p>
+        </w:tc>
+        <w:tc>
+          <w:tcPr>
+            <w:tcW w:w="2340" w:type="dxa"/>
             <w:tcBorders>
               <w:top w:val="single" w:sz="4" w:space="0" w:color="D6DCEA"/>
               <w:left w:val="single" w:sz="4" w:space="0" w:color="D6DCEA"/>
@@ -2517,7 +2587,7 @@
         </w:tc>
         <w:tc>
           <w:tcPr>
-            <w:tcW w:w="1979" w:type="dxa"/>
+            <w:tcW w:w="2340" w:type="dxa"/>
             <w:tcBorders>
               <w:top w:val="single" w:sz="4" w:space="0" w:color="D6DCEA"/>
               <w:left w:val="single" w:sz="4" w:space="0" w:color="D6DCEA"/>
@@ -2551,7 +2621,7 @@
         <w:trPr/>
         <w:tc>
           <w:tcPr>
-            <w:tcW w:w="1980" w:type="dxa"/>
+            <w:tcW w:w="2339" w:type="dxa"/>
             <w:tcBorders>
               <w:top w:val="single" w:sz="4" w:space="0" w:color="D6DCEA"/>
               <w:left w:val="single" w:sz="4" w:space="0" w:color="D6DCEA"/>
@@ -2579,104 +2649,104 @@
                 <w:szCs w:val="24"/>
                 <w:lang w:val="en-US" w:eastAsia="en-US" w:bidi="ar-SA"/>
               </w:rPr>
-              <w:t>role</w:t>
-            </w:r>
-          </w:p>
-        </w:tc>
-        <w:tc>
-          <w:tcPr>
-            <w:tcW w:w="1980" w:type="dxa"/>
-            <w:tcBorders>
-              <w:top w:val="single" w:sz="4" w:space="0" w:color="D6DCEA"/>
-              <w:left w:val="single" w:sz="4" w:space="0" w:color="D6DCEA"/>
-              <w:bottom w:val="single" w:sz="4" w:space="0" w:color="D6DCEA"/>
-              <w:right w:val="single" w:sz="4" w:space="0" w:color="D6DCEA"/>
-            </w:tcBorders>
-          </w:tcPr>
-          <w:p>
-            <w:pPr>
-              <w:pStyle w:val="Compact"/>
-              <w:widowControl/>
-              <w:spacing w:before="36" w:after="40"/>
-              <w:jc w:val="left"/>
-              <w:rPr>
-                <w:kern w:val="0"/>
-                <w:szCs w:val="24"/>
-                <w:lang w:val="en-US" w:eastAsia="en-US" w:bidi="ar-SA"/>
-              </w:rPr>
-            </w:pPr>
-            <w:r>
-              <w:rPr>
-                <w:kern w:val="0"/>
-                <w:sz w:val="18"/>
-                <w:szCs w:val="24"/>
-                <w:lang w:val="en-US" w:eastAsia="en-US" w:bidi="ar-SA"/>
-              </w:rPr>
-              <w:t>String</w:t>
-            </w:r>
-          </w:p>
-        </w:tc>
-        <w:tc>
-          <w:tcPr>
-            <w:tcW w:w="1980" w:type="dxa"/>
-            <w:tcBorders>
-              <w:top w:val="single" w:sz="4" w:space="0" w:color="D6DCEA"/>
-              <w:left w:val="single" w:sz="4" w:space="0" w:color="D6DCEA"/>
-              <w:bottom w:val="single" w:sz="4" w:space="0" w:color="D6DCEA"/>
-              <w:right w:val="single" w:sz="4" w:space="0" w:color="D6DCEA"/>
-            </w:tcBorders>
-          </w:tcPr>
-          <w:p>
-            <w:pPr>
-              <w:pStyle w:val="Compact"/>
-              <w:widowControl/>
-              <w:spacing w:before="36" w:after="40"/>
-              <w:jc w:val="left"/>
-              <w:rPr>
-                <w:kern w:val="0"/>
-                <w:szCs w:val="24"/>
-                <w:lang w:val="en-US" w:eastAsia="en-US" w:bidi="ar-SA"/>
-              </w:rPr>
-            </w:pPr>
-            <w:r>
-              <w:rPr>
-                <w:kern w:val="0"/>
-                <w:szCs w:val="24"/>
-                <w:lang w:val="en-US" w:eastAsia="en-US" w:bidi="ar-SA"/>
-              </w:rPr>
-            </w:r>
-          </w:p>
-        </w:tc>
-        <w:tc>
-          <w:tcPr>
-            <w:tcW w:w="1979" w:type="dxa"/>
-            <w:tcBorders>
-              <w:top w:val="single" w:sz="4" w:space="0" w:color="D6DCEA"/>
-              <w:left w:val="single" w:sz="4" w:space="0" w:color="D6DCEA"/>
-              <w:bottom w:val="single" w:sz="4" w:space="0" w:color="D6DCEA"/>
-              <w:right w:val="single" w:sz="4" w:space="0" w:color="D6DCEA"/>
-            </w:tcBorders>
-          </w:tcPr>
-          <w:p>
-            <w:pPr>
-              <w:pStyle w:val="Compact"/>
-              <w:widowControl/>
-              <w:spacing w:before="36" w:after="40"/>
-              <w:jc w:val="left"/>
-              <w:rPr>
-                <w:kern w:val="0"/>
-                <w:szCs w:val="24"/>
-                <w:lang w:val="en-US" w:eastAsia="en-US" w:bidi="ar-SA"/>
-              </w:rPr>
-            </w:pPr>
-            <w:r>
-              <w:rPr>
-                <w:kern w:val="0"/>
-                <w:sz w:val="18"/>
-                <w:szCs w:val="24"/>
-                <w:lang w:val="en-US" w:eastAsia="en-US" w:bidi="ar-SA"/>
-              </w:rPr>
-              <w:t>employee | manager</w:t>
+              <w:t>dept_id</w:t>
+            </w:r>
+          </w:p>
+        </w:tc>
+        <w:tc>
+          <w:tcPr>
+            <w:tcW w:w="2340" w:type="dxa"/>
+            <w:tcBorders>
+              <w:top w:val="single" w:sz="4" w:space="0" w:color="D6DCEA"/>
+              <w:left w:val="single" w:sz="4" w:space="0" w:color="D6DCEA"/>
+              <w:bottom w:val="single" w:sz="4" w:space="0" w:color="D6DCEA"/>
+              <w:right w:val="single" w:sz="4" w:space="0" w:color="D6DCEA"/>
+            </w:tcBorders>
+          </w:tcPr>
+          <w:p>
+            <w:pPr>
+              <w:pStyle w:val="Compact"/>
+              <w:widowControl/>
+              <w:spacing w:before="36" w:after="40"/>
+              <w:jc w:val="left"/>
+              <w:rPr>
+                <w:kern w:val="0"/>
+                <w:szCs w:val="24"/>
+                <w:lang w:val="en-US" w:eastAsia="en-US" w:bidi="ar-SA"/>
+              </w:rPr>
+            </w:pPr>
+            <w:r>
+              <w:rPr>
+                <w:kern w:val="0"/>
+                <w:sz w:val="18"/>
+                <w:szCs w:val="24"/>
+                <w:lang w:val="en-US" w:eastAsia="en-US" w:bidi="ar-SA"/>
+              </w:rPr>
+              <w:t>Int</w:t>
+            </w:r>
+          </w:p>
+        </w:tc>
+        <w:tc>
+          <w:tcPr>
+            <w:tcW w:w="2340" w:type="dxa"/>
+            <w:tcBorders>
+              <w:top w:val="single" w:sz="4" w:space="0" w:color="D6DCEA"/>
+              <w:left w:val="single" w:sz="4" w:space="0" w:color="D6DCEA"/>
+              <w:bottom w:val="single" w:sz="4" w:space="0" w:color="D6DCEA"/>
+              <w:right w:val="single" w:sz="4" w:space="0" w:color="D6DCEA"/>
+            </w:tcBorders>
+          </w:tcPr>
+          <w:p>
+            <w:pPr>
+              <w:pStyle w:val="Compact"/>
+              <w:widowControl/>
+              <w:spacing w:before="36" w:after="40"/>
+              <w:jc w:val="left"/>
+              <w:rPr>
+                <w:kern w:val="0"/>
+                <w:szCs w:val="24"/>
+                <w:lang w:val="en-US" w:eastAsia="en-US" w:bidi="ar-SA"/>
+              </w:rPr>
+            </w:pPr>
+            <w:r>
+              <w:rPr>
+                <w:kern w:val="0"/>
+                <w:sz w:val="18"/>
+                <w:szCs w:val="24"/>
+                <w:lang w:val="en-US" w:eastAsia="en-US" w:bidi="ar-SA"/>
+              </w:rPr>
+              <w:t>null</w:t>
+            </w:r>
+          </w:p>
+        </w:tc>
+        <w:tc>
+          <w:tcPr>
+            <w:tcW w:w="2340" w:type="dxa"/>
+            <w:tcBorders>
+              <w:top w:val="single" w:sz="4" w:space="0" w:color="D6DCEA"/>
+              <w:left w:val="single" w:sz="4" w:space="0" w:color="D6DCEA"/>
+              <w:bottom w:val="single" w:sz="4" w:space="0" w:color="D6DCEA"/>
+              <w:right w:val="single" w:sz="4" w:space="0" w:color="D6DCEA"/>
+            </w:tcBorders>
+          </w:tcPr>
+          <w:p>
+            <w:pPr>
+              <w:pStyle w:val="Compact"/>
+              <w:widowControl/>
+              <w:spacing w:before="36" w:after="40"/>
+              <w:jc w:val="left"/>
+              <w:rPr>
+                <w:kern w:val="0"/>
+                <w:szCs w:val="24"/>
+                <w:lang w:val="en-US" w:eastAsia="en-US" w:bidi="ar-SA"/>
+              </w:rPr>
+            </w:pPr>
+            <w:r>
+              <w:rPr>
+                <w:kern w:val="0"/>
+                <w:szCs w:val="24"/>
+                <w:lang w:val="en-US" w:eastAsia="en-US" w:bidi="ar-SA"/>
+              </w:rPr>
             </w:r>
           </w:p>
         </w:tc>
@@ -2685,7 +2755,7 @@
         <w:trPr/>
         <w:tc>
           <w:tcPr>
-            <w:tcW w:w="1980" w:type="dxa"/>
+            <w:tcW w:w="2339" w:type="dxa"/>
             <w:tcBorders>
               <w:top w:val="single" w:sz="4" w:space="0" w:color="D6DCEA"/>
               <w:left w:val="single" w:sz="4" w:space="0" w:color="D6DCEA"/>
@@ -2713,102 +2783,104 @@
                 <w:szCs w:val="24"/>
                 <w:lang w:val="en-US" w:eastAsia="en-US" w:bidi="ar-SA"/>
               </w:rPr>
-              <w:t>is_admin</w:t>
-            </w:r>
-          </w:p>
-        </w:tc>
-        <w:tc>
-          <w:tcPr>
-            <w:tcW w:w="1980" w:type="dxa"/>
-            <w:tcBorders>
-              <w:top w:val="single" w:sz="4" w:space="0" w:color="D6DCEA"/>
-              <w:left w:val="single" w:sz="4" w:space="0" w:color="D6DCEA"/>
-              <w:bottom w:val="single" w:sz="4" w:space="0" w:color="D6DCEA"/>
-              <w:right w:val="single" w:sz="4" w:space="0" w:color="D6DCEA"/>
-            </w:tcBorders>
-          </w:tcPr>
-          <w:p>
-            <w:pPr>
-              <w:pStyle w:val="Compact"/>
-              <w:widowControl/>
-              <w:spacing w:before="36" w:after="40"/>
-              <w:jc w:val="left"/>
-              <w:rPr>
-                <w:kern w:val="0"/>
-                <w:szCs w:val="24"/>
-                <w:lang w:val="en-US" w:eastAsia="en-US" w:bidi="ar-SA"/>
-              </w:rPr>
-            </w:pPr>
-            <w:r>
-              <w:rPr>
-                <w:kern w:val="0"/>
-                <w:sz w:val="18"/>
-                <w:szCs w:val="24"/>
-                <w:lang w:val="en-US" w:eastAsia="en-US" w:bidi="ar-SA"/>
-              </w:rPr>
-              <w:t>Boolean</w:t>
-            </w:r>
-          </w:p>
-        </w:tc>
-        <w:tc>
-          <w:tcPr>
-            <w:tcW w:w="1980" w:type="dxa"/>
-            <w:tcBorders>
-              <w:top w:val="single" w:sz="4" w:space="0" w:color="D6DCEA"/>
-              <w:left w:val="single" w:sz="4" w:space="0" w:color="D6DCEA"/>
-              <w:bottom w:val="single" w:sz="4" w:space="0" w:color="D6DCEA"/>
-              <w:right w:val="single" w:sz="4" w:space="0" w:color="D6DCEA"/>
-            </w:tcBorders>
-          </w:tcPr>
-          <w:p>
-            <w:pPr>
-              <w:pStyle w:val="Compact"/>
-              <w:widowControl/>
-              <w:spacing w:before="36" w:after="40"/>
-              <w:jc w:val="left"/>
-              <w:rPr>
-                <w:kern w:val="0"/>
-                <w:szCs w:val="24"/>
-                <w:lang w:val="en-US" w:eastAsia="en-US" w:bidi="ar-SA"/>
-              </w:rPr>
-            </w:pPr>
-            <w:r>
-              <w:rPr>
-                <w:kern w:val="0"/>
-                <w:szCs w:val="24"/>
-                <w:lang w:val="en-US" w:eastAsia="en-US" w:bidi="ar-SA"/>
-              </w:rPr>
-            </w:r>
-          </w:p>
-        </w:tc>
-        <w:tc>
-          <w:tcPr>
-            <w:tcW w:w="1979" w:type="dxa"/>
-            <w:tcBorders>
-              <w:top w:val="single" w:sz="4" w:space="0" w:color="D6DCEA"/>
-              <w:left w:val="single" w:sz="4" w:space="0" w:color="D6DCEA"/>
-              <w:bottom w:val="single" w:sz="4" w:space="0" w:color="D6DCEA"/>
-              <w:right w:val="single" w:sz="4" w:space="0" w:color="D6DCEA"/>
-            </w:tcBorders>
-          </w:tcPr>
-          <w:p>
-            <w:pPr>
-              <w:pStyle w:val="Compact"/>
-              <w:widowControl/>
-              <w:spacing w:before="36" w:after="40"/>
-              <w:jc w:val="left"/>
-              <w:rPr>
-                <w:kern w:val="0"/>
-                <w:szCs w:val="24"/>
-                <w:lang w:val="en-US" w:eastAsia="en-US" w:bidi="ar-SA"/>
-              </w:rPr>
-            </w:pPr>
-            <w:r>
-              <w:rPr>
-                <w:kern w:val="0"/>
-                <w:szCs w:val="24"/>
-                <w:lang w:val="en-US" w:eastAsia="en-US" w:bidi="ar-SA"/>
-              </w:rPr>
+              <w:t>role</w:t>
+            </w:r>
+          </w:p>
+        </w:tc>
+        <w:tc>
+          <w:tcPr>
+            <w:tcW w:w="2340" w:type="dxa"/>
+            <w:tcBorders>
+              <w:top w:val="single" w:sz="4" w:space="0" w:color="D6DCEA"/>
+              <w:left w:val="single" w:sz="4" w:space="0" w:color="D6DCEA"/>
+              <w:bottom w:val="single" w:sz="4" w:space="0" w:color="D6DCEA"/>
+              <w:right w:val="single" w:sz="4" w:space="0" w:color="D6DCEA"/>
+            </w:tcBorders>
+          </w:tcPr>
+          <w:p>
+            <w:pPr>
+              <w:pStyle w:val="Compact"/>
+              <w:widowControl/>
+              <w:spacing w:before="36" w:after="40"/>
+              <w:jc w:val="left"/>
+              <w:rPr>
+                <w:kern w:val="0"/>
+                <w:szCs w:val="24"/>
+                <w:lang w:val="en-US" w:eastAsia="en-US" w:bidi="ar-SA"/>
+              </w:rPr>
+            </w:pPr>
+            <w:r>
+              <w:rPr>
+                <w:kern w:val="0"/>
+                <w:sz w:val="18"/>
+                <w:szCs w:val="24"/>
+                <w:lang w:val="en-US" w:eastAsia="en-US" w:bidi="ar-SA"/>
+              </w:rPr>
+              <w:t>String</w:t>
+            </w:r>
+          </w:p>
+        </w:tc>
+        <w:tc>
+          <w:tcPr>
+            <w:tcW w:w="2340" w:type="dxa"/>
+            <w:tcBorders>
+              <w:top w:val="single" w:sz="4" w:space="0" w:color="D6DCEA"/>
+              <w:left w:val="single" w:sz="4" w:space="0" w:color="D6DCEA"/>
+              <w:bottom w:val="single" w:sz="4" w:space="0" w:color="D6DCEA"/>
+              <w:right w:val="single" w:sz="4" w:space="0" w:color="D6DCEA"/>
+            </w:tcBorders>
+          </w:tcPr>
+          <w:p>
+            <w:pPr>
+              <w:pStyle w:val="Compact"/>
+              <w:widowControl/>
+              <w:spacing w:before="36" w:after="40"/>
+              <w:jc w:val="left"/>
+              <w:rPr>
+                <w:kern w:val="0"/>
+                <w:szCs w:val="24"/>
+                <w:lang w:val="en-US" w:eastAsia="en-US" w:bidi="ar-SA"/>
+              </w:rPr>
+            </w:pPr>
+            <w:r>
+              <w:rPr>
+                <w:kern w:val="0"/>
+                <w:szCs w:val="24"/>
+                <w:lang w:val="en-US" w:eastAsia="en-US" w:bidi="ar-SA"/>
+              </w:rPr>
+            </w:r>
+          </w:p>
+        </w:tc>
+        <w:tc>
+          <w:tcPr>
+            <w:tcW w:w="2340" w:type="dxa"/>
+            <w:tcBorders>
+              <w:top w:val="single" w:sz="4" w:space="0" w:color="D6DCEA"/>
+              <w:left w:val="single" w:sz="4" w:space="0" w:color="D6DCEA"/>
+              <w:bottom w:val="single" w:sz="4" w:space="0" w:color="D6DCEA"/>
+              <w:right w:val="single" w:sz="4" w:space="0" w:color="D6DCEA"/>
+            </w:tcBorders>
+          </w:tcPr>
+          <w:p>
+            <w:pPr>
+              <w:pStyle w:val="Compact"/>
+              <w:widowControl/>
+              <w:spacing w:before="36" w:after="40"/>
+              <w:jc w:val="left"/>
+              <w:rPr>
+                <w:kern w:val="0"/>
+                <w:szCs w:val="24"/>
+                <w:lang w:val="en-US" w:eastAsia="en-US" w:bidi="ar-SA"/>
+              </w:rPr>
+            </w:pPr>
+            <w:r>
+              <w:rPr>
+                <w:kern w:val="0"/>
+                <w:sz w:val="18"/>
+                <w:szCs w:val="24"/>
+                <w:lang w:val="en-US" w:eastAsia="en-US" w:bidi="ar-SA"/>
+              </w:rPr>
+              <w:t>employee | manager</w:t>
             </w:r>
           </w:p>
         </w:tc>
@@ -2817,7 +2889,7 @@
         <w:trPr/>
         <w:tc>
           <w:tcPr>
-            <w:tcW w:w="1980" w:type="dxa"/>
+            <w:tcW w:w="2339" w:type="dxa"/>
             <w:tcBorders>
               <w:top w:val="single" w:sz="4" w:space="0" w:color="D6DCEA"/>
               <w:left w:val="single" w:sz="4" w:space="0" w:color="D6DCEA"/>
@@ -2845,104 +2917,102 @@
                 <w:szCs w:val="24"/>
                 <w:lang w:val="en-US" w:eastAsia="en-US" w:bidi="ar-SA"/>
               </w:rPr>
-              <w:t>emp_type</w:t>
-            </w:r>
-          </w:p>
-        </w:tc>
-        <w:tc>
-          <w:tcPr>
-            <w:tcW w:w="1980" w:type="dxa"/>
-            <w:tcBorders>
-              <w:top w:val="single" w:sz="4" w:space="0" w:color="D6DCEA"/>
-              <w:left w:val="single" w:sz="4" w:space="0" w:color="D6DCEA"/>
-              <w:bottom w:val="single" w:sz="4" w:space="0" w:color="D6DCEA"/>
-              <w:right w:val="single" w:sz="4" w:space="0" w:color="D6DCEA"/>
-            </w:tcBorders>
-          </w:tcPr>
-          <w:p>
-            <w:pPr>
-              <w:pStyle w:val="Compact"/>
-              <w:widowControl/>
-              <w:spacing w:before="36" w:after="40"/>
-              <w:jc w:val="left"/>
-              <w:rPr>
-                <w:kern w:val="0"/>
-                <w:szCs w:val="24"/>
-                <w:lang w:val="en-US" w:eastAsia="en-US" w:bidi="ar-SA"/>
-              </w:rPr>
-            </w:pPr>
-            <w:r>
-              <w:rPr>
-                <w:kern w:val="0"/>
-                <w:sz w:val="18"/>
-                <w:szCs w:val="24"/>
-                <w:lang w:val="en-US" w:eastAsia="en-US" w:bidi="ar-SA"/>
-              </w:rPr>
-              <w:t>String</w:t>
-            </w:r>
-          </w:p>
-        </w:tc>
-        <w:tc>
-          <w:tcPr>
-            <w:tcW w:w="1980" w:type="dxa"/>
-            <w:tcBorders>
-              <w:top w:val="single" w:sz="4" w:space="0" w:color="D6DCEA"/>
-              <w:left w:val="single" w:sz="4" w:space="0" w:color="D6DCEA"/>
-              <w:bottom w:val="single" w:sz="4" w:space="0" w:color="D6DCEA"/>
-              <w:right w:val="single" w:sz="4" w:space="0" w:color="D6DCEA"/>
-            </w:tcBorders>
-          </w:tcPr>
-          <w:p>
-            <w:pPr>
-              <w:pStyle w:val="Compact"/>
-              <w:widowControl/>
-              <w:spacing w:before="36" w:after="40"/>
-              <w:jc w:val="left"/>
-              <w:rPr>
-                <w:kern w:val="0"/>
-                <w:szCs w:val="24"/>
-                <w:lang w:val="en-US" w:eastAsia="en-US" w:bidi="ar-SA"/>
-              </w:rPr>
-            </w:pPr>
-            <w:r>
-              <w:rPr>
-                <w:kern w:val="0"/>
-                <w:szCs w:val="24"/>
-                <w:lang w:val="en-US" w:eastAsia="en-US" w:bidi="ar-SA"/>
-              </w:rPr>
-            </w:r>
-          </w:p>
-        </w:tc>
-        <w:tc>
-          <w:tcPr>
-            <w:tcW w:w="1979" w:type="dxa"/>
-            <w:tcBorders>
-              <w:top w:val="single" w:sz="4" w:space="0" w:color="D6DCEA"/>
-              <w:left w:val="single" w:sz="4" w:space="0" w:color="D6DCEA"/>
-              <w:bottom w:val="single" w:sz="4" w:space="0" w:color="D6DCEA"/>
-              <w:right w:val="single" w:sz="4" w:space="0" w:color="D6DCEA"/>
-            </w:tcBorders>
-          </w:tcPr>
-          <w:p>
-            <w:pPr>
-              <w:pStyle w:val="Compact"/>
-              <w:widowControl/>
-              <w:spacing w:before="36" w:after="40"/>
-              <w:jc w:val="left"/>
-              <w:rPr>
-                <w:kern w:val="0"/>
-                <w:szCs w:val="24"/>
-                <w:lang w:val="en-US" w:eastAsia="en-US" w:bidi="ar-SA"/>
-              </w:rPr>
-            </w:pPr>
-            <w:r>
-              <w:rPr>
-                <w:kern w:val="0"/>
-                <w:sz w:val="18"/>
-                <w:szCs w:val="24"/>
-                <w:lang w:val="en-US" w:eastAsia="en-US" w:bidi="ar-SA"/>
-              </w:rPr>
-              <w:t>staff | ipsz</w:t>
+              <w:t>is_admin</w:t>
+            </w:r>
+          </w:p>
+        </w:tc>
+        <w:tc>
+          <w:tcPr>
+            <w:tcW w:w="2340" w:type="dxa"/>
+            <w:tcBorders>
+              <w:top w:val="single" w:sz="4" w:space="0" w:color="D6DCEA"/>
+              <w:left w:val="single" w:sz="4" w:space="0" w:color="D6DCEA"/>
+              <w:bottom w:val="single" w:sz="4" w:space="0" w:color="D6DCEA"/>
+              <w:right w:val="single" w:sz="4" w:space="0" w:color="D6DCEA"/>
+            </w:tcBorders>
+          </w:tcPr>
+          <w:p>
+            <w:pPr>
+              <w:pStyle w:val="Compact"/>
+              <w:widowControl/>
+              <w:spacing w:before="36" w:after="40"/>
+              <w:jc w:val="left"/>
+              <w:rPr>
+                <w:kern w:val="0"/>
+                <w:szCs w:val="24"/>
+                <w:lang w:val="en-US" w:eastAsia="en-US" w:bidi="ar-SA"/>
+              </w:rPr>
+            </w:pPr>
+            <w:r>
+              <w:rPr>
+                <w:kern w:val="0"/>
+                <w:sz w:val="18"/>
+                <w:szCs w:val="24"/>
+                <w:lang w:val="en-US" w:eastAsia="en-US" w:bidi="ar-SA"/>
+              </w:rPr>
+              <w:t>Boolean</w:t>
+            </w:r>
+          </w:p>
+        </w:tc>
+        <w:tc>
+          <w:tcPr>
+            <w:tcW w:w="2340" w:type="dxa"/>
+            <w:tcBorders>
+              <w:top w:val="single" w:sz="4" w:space="0" w:color="D6DCEA"/>
+              <w:left w:val="single" w:sz="4" w:space="0" w:color="D6DCEA"/>
+              <w:bottom w:val="single" w:sz="4" w:space="0" w:color="D6DCEA"/>
+              <w:right w:val="single" w:sz="4" w:space="0" w:color="D6DCEA"/>
+            </w:tcBorders>
+          </w:tcPr>
+          <w:p>
+            <w:pPr>
+              <w:pStyle w:val="Compact"/>
+              <w:widowControl/>
+              <w:spacing w:before="36" w:after="40"/>
+              <w:jc w:val="left"/>
+              <w:rPr>
+                <w:kern w:val="0"/>
+                <w:szCs w:val="24"/>
+                <w:lang w:val="en-US" w:eastAsia="en-US" w:bidi="ar-SA"/>
+              </w:rPr>
+            </w:pPr>
+            <w:r>
+              <w:rPr>
+                <w:kern w:val="0"/>
+                <w:szCs w:val="24"/>
+                <w:lang w:val="en-US" w:eastAsia="en-US" w:bidi="ar-SA"/>
+              </w:rPr>
+            </w:r>
+          </w:p>
+        </w:tc>
+        <w:tc>
+          <w:tcPr>
+            <w:tcW w:w="2340" w:type="dxa"/>
+            <w:tcBorders>
+              <w:top w:val="single" w:sz="4" w:space="0" w:color="D6DCEA"/>
+              <w:left w:val="single" w:sz="4" w:space="0" w:color="D6DCEA"/>
+              <w:bottom w:val="single" w:sz="4" w:space="0" w:color="D6DCEA"/>
+              <w:right w:val="single" w:sz="4" w:space="0" w:color="D6DCEA"/>
+            </w:tcBorders>
+          </w:tcPr>
+          <w:p>
+            <w:pPr>
+              <w:pStyle w:val="Compact"/>
+              <w:widowControl/>
+              <w:spacing w:before="36" w:after="40"/>
+              <w:jc w:val="left"/>
+              <w:rPr>
+                <w:kern w:val="0"/>
+                <w:szCs w:val="24"/>
+                <w:lang w:val="en-US" w:eastAsia="en-US" w:bidi="ar-SA"/>
+              </w:rPr>
+            </w:pPr>
+            <w:r>
+              <w:rPr>
+                <w:kern w:val="0"/>
+                <w:szCs w:val="24"/>
+                <w:lang w:val="en-US" w:eastAsia="en-US" w:bidi="ar-SA"/>
+              </w:rPr>
             </w:r>
           </w:p>
         </w:tc>
@@ -2951,7 +3021,7 @@
         <w:trPr/>
         <w:tc>
           <w:tcPr>
-            <w:tcW w:w="1980" w:type="dxa"/>
+            <w:tcW w:w="2339" w:type="dxa"/>
             <w:tcBorders>
               <w:top w:val="single" w:sz="4" w:space="0" w:color="D6DCEA"/>
               <w:left w:val="single" w:sz="4" w:space="0" w:color="D6DCEA"/>
@@ -2979,104 +3049,104 @@
                 <w:szCs w:val="24"/>
                 <w:lang w:val="en-US" w:eastAsia="en-US" w:bidi="ar-SA"/>
               </w:rPr>
-              <w:t>manager_id</w:t>
-            </w:r>
-          </w:p>
-        </w:tc>
-        <w:tc>
-          <w:tcPr>
-            <w:tcW w:w="1980" w:type="dxa"/>
-            <w:tcBorders>
-              <w:top w:val="single" w:sz="4" w:space="0" w:color="D6DCEA"/>
-              <w:left w:val="single" w:sz="4" w:space="0" w:color="D6DCEA"/>
-              <w:bottom w:val="single" w:sz="4" w:space="0" w:color="D6DCEA"/>
-              <w:right w:val="single" w:sz="4" w:space="0" w:color="D6DCEA"/>
-            </w:tcBorders>
-          </w:tcPr>
-          <w:p>
-            <w:pPr>
-              <w:pStyle w:val="Compact"/>
-              <w:widowControl/>
-              <w:spacing w:before="36" w:after="40"/>
-              <w:jc w:val="left"/>
-              <w:rPr>
-                <w:kern w:val="0"/>
-                <w:szCs w:val="24"/>
-                <w:lang w:val="en-US" w:eastAsia="en-US" w:bidi="ar-SA"/>
-              </w:rPr>
-            </w:pPr>
-            <w:r>
-              <w:rPr>
-                <w:kern w:val="0"/>
-                <w:sz w:val="18"/>
-                <w:szCs w:val="24"/>
-                <w:lang w:val="en-US" w:eastAsia="en-US" w:bidi="ar-SA"/>
-              </w:rPr>
-              <w:t>Int</w:t>
-            </w:r>
-          </w:p>
-        </w:tc>
-        <w:tc>
-          <w:tcPr>
-            <w:tcW w:w="1980" w:type="dxa"/>
-            <w:tcBorders>
-              <w:top w:val="single" w:sz="4" w:space="0" w:color="D6DCEA"/>
-              <w:left w:val="single" w:sz="4" w:space="0" w:color="D6DCEA"/>
-              <w:bottom w:val="single" w:sz="4" w:space="0" w:color="D6DCEA"/>
-              <w:right w:val="single" w:sz="4" w:space="0" w:color="D6DCEA"/>
-            </w:tcBorders>
-          </w:tcPr>
-          <w:p>
-            <w:pPr>
-              <w:pStyle w:val="Compact"/>
-              <w:widowControl/>
-              <w:spacing w:before="36" w:after="40"/>
-              <w:jc w:val="left"/>
-              <w:rPr>
-                <w:kern w:val="0"/>
-                <w:szCs w:val="24"/>
-                <w:lang w:val="en-US" w:eastAsia="en-US" w:bidi="ar-SA"/>
-              </w:rPr>
-            </w:pPr>
-            <w:r>
-              <w:rPr>
-                <w:kern w:val="0"/>
-                <w:sz w:val="18"/>
-                <w:szCs w:val="24"/>
-                <w:lang w:val="en-US" w:eastAsia="en-US" w:bidi="ar-SA"/>
-              </w:rPr>
-              <w:t>null</w:t>
-            </w:r>
-          </w:p>
-        </w:tc>
-        <w:tc>
-          <w:tcPr>
-            <w:tcW w:w="1979" w:type="dxa"/>
-            <w:tcBorders>
-              <w:top w:val="single" w:sz="4" w:space="0" w:color="D6DCEA"/>
-              <w:left w:val="single" w:sz="4" w:space="0" w:color="D6DCEA"/>
-              <w:bottom w:val="single" w:sz="4" w:space="0" w:color="D6DCEA"/>
-              <w:right w:val="single" w:sz="4" w:space="0" w:color="D6DCEA"/>
-            </w:tcBorders>
-          </w:tcPr>
-          <w:p>
-            <w:pPr>
-              <w:pStyle w:val="Compact"/>
-              <w:widowControl/>
-              <w:spacing w:before="36" w:after="40"/>
-              <w:jc w:val="left"/>
-              <w:rPr>
-                <w:kern w:val="0"/>
-                <w:szCs w:val="24"/>
-                <w:lang w:val="en-US" w:eastAsia="en-US" w:bidi="ar-SA"/>
-              </w:rPr>
-            </w:pPr>
-            <w:r>
-              <w:rPr>
-                <w:kern w:val="0"/>
-                <w:szCs w:val="24"/>
-                <w:lang w:val="en-US" w:eastAsia="en-US" w:bidi="ar-SA"/>
-              </w:rPr>
+              <w:t>is_hr</w:t>
+            </w:r>
+          </w:p>
+        </w:tc>
+        <w:tc>
+          <w:tcPr>
+            <w:tcW w:w="2340" w:type="dxa"/>
+            <w:tcBorders>
+              <w:top w:val="single" w:sz="4" w:space="0" w:color="D6DCEA"/>
+              <w:left w:val="single" w:sz="4" w:space="0" w:color="D6DCEA"/>
+              <w:bottom w:val="single" w:sz="4" w:space="0" w:color="D6DCEA"/>
+              <w:right w:val="single" w:sz="4" w:space="0" w:color="D6DCEA"/>
+            </w:tcBorders>
+          </w:tcPr>
+          <w:p>
+            <w:pPr>
+              <w:pStyle w:val="Compact"/>
+              <w:widowControl/>
+              <w:spacing w:before="36" w:after="40"/>
+              <w:jc w:val="left"/>
+              <w:rPr>
+                <w:kern w:val="0"/>
+                <w:szCs w:val="24"/>
+                <w:lang w:val="en-US" w:eastAsia="en-US" w:bidi="ar-SA"/>
+              </w:rPr>
+            </w:pPr>
+            <w:r>
+              <w:rPr>
+                <w:kern w:val="0"/>
+                <w:sz w:val="18"/>
+                <w:szCs w:val="24"/>
+                <w:lang w:val="en-US" w:eastAsia="en-US" w:bidi="ar-SA"/>
+              </w:rPr>
+              <w:t>Boolean</w:t>
+            </w:r>
+          </w:p>
+        </w:tc>
+        <w:tc>
+          <w:tcPr>
+            <w:tcW w:w="2340" w:type="dxa"/>
+            <w:tcBorders>
+              <w:top w:val="single" w:sz="4" w:space="0" w:color="D6DCEA"/>
+              <w:left w:val="single" w:sz="4" w:space="0" w:color="D6DCEA"/>
+              <w:bottom w:val="single" w:sz="4" w:space="0" w:color="D6DCEA"/>
+              <w:right w:val="single" w:sz="4" w:space="0" w:color="D6DCEA"/>
+            </w:tcBorders>
+          </w:tcPr>
+          <w:p>
+            <w:pPr>
+              <w:pStyle w:val="Compact"/>
+              <w:widowControl/>
+              <w:spacing w:before="36" w:after="40"/>
+              <w:jc w:val="left"/>
+              <w:rPr>
+                <w:kern w:val="0"/>
+                <w:szCs w:val="24"/>
+                <w:lang w:val="en-US" w:eastAsia="en-US" w:bidi="ar-SA"/>
+              </w:rPr>
+            </w:pPr>
+            <w:r>
+              <w:rPr>
+                <w:kern w:val="0"/>
+                <w:szCs w:val="24"/>
+                <w:lang w:val="en-US" w:eastAsia="en-US" w:bidi="ar-SA"/>
+              </w:rPr>
+            </w:r>
+          </w:p>
+        </w:tc>
+        <w:tc>
+          <w:tcPr>
+            <w:tcW w:w="2340" w:type="dxa"/>
+            <w:tcBorders>
+              <w:top w:val="single" w:sz="4" w:space="0" w:color="D6DCEA"/>
+              <w:left w:val="single" w:sz="4" w:space="0" w:color="D6DCEA"/>
+              <w:bottom w:val="single" w:sz="4" w:space="0" w:color="D6DCEA"/>
+              <w:right w:val="single" w:sz="4" w:space="0" w:color="D6DCEA"/>
+            </w:tcBorders>
+          </w:tcPr>
+          <w:p>
+            <w:pPr>
+              <w:pStyle w:val="Compact"/>
+              <w:widowControl/>
+              <w:spacing w:before="36" w:after="40"/>
+              <w:jc w:val="left"/>
+              <w:rPr>
+                <w:kern w:val="0"/>
+                <w:szCs w:val="24"/>
+                <w:lang w:val="en-US" w:eastAsia="en-US" w:bidi="ar-SA"/>
+              </w:rPr>
+            </w:pPr>
+            <w:r>
+              <w:rPr>
+                <w:kern w:val="0"/>
+                <w:sz w:val="18"/>
+                <w:szCs w:val="24"/>
+                <w:lang w:val="en-US" w:eastAsia="en-US" w:bidi="ar-SA"/>
+              </w:rPr>
+              <w:t>кадровая служба: сотрудники, календарь, импорт, выгрузки, аудит</w:t>
             </w:r>
           </w:p>
         </w:tc>
@@ -3085,7 +3155,7 @@
         <w:trPr/>
         <w:tc>
           <w:tcPr>
-            <w:tcW w:w="1980" w:type="dxa"/>
+            <w:tcW w:w="2339" w:type="dxa"/>
             <w:tcBorders>
               <w:top w:val="single" w:sz="4" w:space="0" w:color="D6DCEA"/>
               <w:left w:val="single" w:sz="4" w:space="0" w:color="D6DCEA"/>
@@ -3113,104 +3183,104 @@
                 <w:szCs w:val="24"/>
                 <w:lang w:val="en-US" w:eastAsia="en-US" w:bidi="ar-SA"/>
               </w:rPr>
-              <w:t>projectId</w:t>
-            </w:r>
-          </w:p>
-        </w:tc>
-        <w:tc>
-          <w:tcPr>
-            <w:tcW w:w="1980" w:type="dxa"/>
-            <w:tcBorders>
-              <w:top w:val="single" w:sz="4" w:space="0" w:color="D6DCEA"/>
-              <w:left w:val="single" w:sz="4" w:space="0" w:color="D6DCEA"/>
-              <w:bottom w:val="single" w:sz="4" w:space="0" w:color="D6DCEA"/>
-              <w:right w:val="single" w:sz="4" w:space="0" w:color="D6DCEA"/>
-            </w:tcBorders>
-          </w:tcPr>
-          <w:p>
-            <w:pPr>
-              <w:pStyle w:val="Compact"/>
-              <w:widowControl/>
-              <w:spacing w:before="36" w:after="40"/>
-              <w:jc w:val="left"/>
-              <w:rPr>
-                <w:kern w:val="0"/>
-                <w:szCs w:val="24"/>
-                <w:lang w:val="en-US" w:eastAsia="en-US" w:bidi="ar-SA"/>
-              </w:rPr>
-            </w:pPr>
-            <w:r>
-              <w:rPr>
-                <w:kern w:val="0"/>
-                <w:sz w:val="18"/>
-                <w:szCs w:val="24"/>
-                <w:lang w:val="en-US" w:eastAsia="en-US" w:bidi="ar-SA"/>
-              </w:rPr>
-              <w:t>Int</w:t>
-            </w:r>
-          </w:p>
-        </w:tc>
-        <w:tc>
-          <w:tcPr>
-            <w:tcW w:w="1980" w:type="dxa"/>
-            <w:tcBorders>
-              <w:top w:val="single" w:sz="4" w:space="0" w:color="D6DCEA"/>
-              <w:left w:val="single" w:sz="4" w:space="0" w:color="D6DCEA"/>
-              <w:bottom w:val="single" w:sz="4" w:space="0" w:color="D6DCEA"/>
-              <w:right w:val="single" w:sz="4" w:space="0" w:color="D6DCEA"/>
-            </w:tcBorders>
-          </w:tcPr>
-          <w:p>
-            <w:pPr>
-              <w:pStyle w:val="Compact"/>
-              <w:widowControl/>
-              <w:spacing w:before="36" w:after="40"/>
-              <w:jc w:val="left"/>
-              <w:rPr>
-                <w:kern w:val="0"/>
-                <w:szCs w:val="24"/>
-                <w:lang w:val="en-US" w:eastAsia="en-US" w:bidi="ar-SA"/>
-              </w:rPr>
-            </w:pPr>
-            <w:r>
-              <w:rPr>
-                <w:kern w:val="0"/>
-                <w:sz w:val="18"/>
-                <w:szCs w:val="24"/>
-                <w:lang w:val="en-US" w:eastAsia="en-US" w:bidi="ar-SA"/>
-              </w:rPr>
-              <w:t>null</w:t>
-            </w:r>
-          </w:p>
-        </w:tc>
-        <w:tc>
-          <w:tcPr>
-            <w:tcW w:w="1979" w:type="dxa"/>
-            <w:tcBorders>
-              <w:top w:val="single" w:sz="4" w:space="0" w:color="D6DCEA"/>
-              <w:left w:val="single" w:sz="4" w:space="0" w:color="D6DCEA"/>
-              <w:bottom w:val="single" w:sz="4" w:space="0" w:color="D6DCEA"/>
-              <w:right w:val="single" w:sz="4" w:space="0" w:color="D6DCEA"/>
-            </w:tcBorders>
-          </w:tcPr>
-          <w:p>
-            <w:pPr>
-              <w:pStyle w:val="Compact"/>
-              <w:widowControl/>
-              <w:spacing w:before="36" w:after="40"/>
-              <w:jc w:val="left"/>
-              <w:rPr>
-                <w:kern w:val="0"/>
-                <w:szCs w:val="24"/>
-                <w:lang w:val="en-US" w:eastAsia="en-US" w:bidi="ar-SA"/>
-              </w:rPr>
-            </w:pPr>
-            <w:r>
-              <w:rPr>
-                <w:kern w:val="0"/>
-                <w:szCs w:val="24"/>
-                <w:lang w:val="en-US" w:eastAsia="en-US" w:bidi="ar-SA"/>
-              </w:rPr>
+              <w:t>emp_type</w:t>
+            </w:r>
+          </w:p>
+        </w:tc>
+        <w:tc>
+          <w:tcPr>
+            <w:tcW w:w="2340" w:type="dxa"/>
+            <w:tcBorders>
+              <w:top w:val="single" w:sz="4" w:space="0" w:color="D6DCEA"/>
+              <w:left w:val="single" w:sz="4" w:space="0" w:color="D6DCEA"/>
+              <w:bottom w:val="single" w:sz="4" w:space="0" w:color="D6DCEA"/>
+              <w:right w:val="single" w:sz="4" w:space="0" w:color="D6DCEA"/>
+            </w:tcBorders>
+          </w:tcPr>
+          <w:p>
+            <w:pPr>
+              <w:pStyle w:val="Compact"/>
+              <w:widowControl/>
+              <w:spacing w:before="36" w:after="40"/>
+              <w:jc w:val="left"/>
+              <w:rPr>
+                <w:kern w:val="0"/>
+                <w:szCs w:val="24"/>
+                <w:lang w:val="en-US" w:eastAsia="en-US" w:bidi="ar-SA"/>
+              </w:rPr>
+            </w:pPr>
+            <w:r>
+              <w:rPr>
+                <w:kern w:val="0"/>
+                <w:sz w:val="18"/>
+                <w:szCs w:val="24"/>
+                <w:lang w:val="en-US" w:eastAsia="en-US" w:bidi="ar-SA"/>
+              </w:rPr>
+              <w:t>String</w:t>
+            </w:r>
+          </w:p>
+        </w:tc>
+        <w:tc>
+          <w:tcPr>
+            <w:tcW w:w="2340" w:type="dxa"/>
+            <w:tcBorders>
+              <w:top w:val="single" w:sz="4" w:space="0" w:color="D6DCEA"/>
+              <w:left w:val="single" w:sz="4" w:space="0" w:color="D6DCEA"/>
+              <w:bottom w:val="single" w:sz="4" w:space="0" w:color="D6DCEA"/>
+              <w:right w:val="single" w:sz="4" w:space="0" w:color="D6DCEA"/>
+            </w:tcBorders>
+          </w:tcPr>
+          <w:p>
+            <w:pPr>
+              <w:pStyle w:val="Compact"/>
+              <w:widowControl/>
+              <w:spacing w:before="36" w:after="40"/>
+              <w:jc w:val="left"/>
+              <w:rPr>
+                <w:kern w:val="0"/>
+                <w:szCs w:val="24"/>
+                <w:lang w:val="en-US" w:eastAsia="en-US" w:bidi="ar-SA"/>
+              </w:rPr>
+            </w:pPr>
+            <w:r>
+              <w:rPr>
+                <w:kern w:val="0"/>
+                <w:szCs w:val="24"/>
+                <w:lang w:val="en-US" w:eastAsia="en-US" w:bidi="ar-SA"/>
+              </w:rPr>
+            </w:r>
+          </w:p>
+        </w:tc>
+        <w:tc>
+          <w:tcPr>
+            <w:tcW w:w="2340" w:type="dxa"/>
+            <w:tcBorders>
+              <w:top w:val="single" w:sz="4" w:space="0" w:color="D6DCEA"/>
+              <w:left w:val="single" w:sz="4" w:space="0" w:color="D6DCEA"/>
+              <w:bottom w:val="single" w:sz="4" w:space="0" w:color="D6DCEA"/>
+              <w:right w:val="single" w:sz="4" w:space="0" w:color="D6DCEA"/>
+            </w:tcBorders>
+          </w:tcPr>
+          <w:p>
+            <w:pPr>
+              <w:pStyle w:val="Compact"/>
+              <w:widowControl/>
+              <w:spacing w:before="36" w:after="40"/>
+              <w:jc w:val="left"/>
+              <w:rPr>
+                <w:kern w:val="0"/>
+                <w:szCs w:val="24"/>
+                <w:lang w:val="en-US" w:eastAsia="en-US" w:bidi="ar-SA"/>
+              </w:rPr>
+            </w:pPr>
+            <w:r>
+              <w:rPr>
+                <w:kern w:val="0"/>
+                <w:sz w:val="18"/>
+                <w:szCs w:val="24"/>
+                <w:lang w:val="en-US" w:eastAsia="en-US" w:bidi="ar-SA"/>
+              </w:rPr>
+              <w:t>staff | ipsz</w:t>
             </w:r>
           </w:p>
         </w:tc>
@@ -3219,7 +3289,7 @@
         <w:trPr/>
         <w:tc>
           <w:tcPr>
-            <w:tcW w:w="1980" w:type="dxa"/>
+            <w:tcW w:w="2339" w:type="dxa"/>
             <w:tcBorders>
               <w:top w:val="single" w:sz="4" w:space="0" w:color="D6DCEA"/>
               <w:left w:val="single" w:sz="4" w:space="0" w:color="D6DCEA"/>
@@ -3247,77 +3317,79 @@
                 <w:szCs w:val="24"/>
                 <w:lang w:val="en-US" w:eastAsia="en-US" w:bidi="ar-SA"/>
               </w:rPr>
-              <w:t>planned_days</w:t>
-            </w:r>
-          </w:p>
-        </w:tc>
-        <w:tc>
-          <w:tcPr>
-            <w:tcW w:w="1980" w:type="dxa"/>
-            <w:tcBorders>
-              <w:top w:val="single" w:sz="4" w:space="0" w:color="D6DCEA"/>
-              <w:left w:val="single" w:sz="4" w:space="0" w:color="D6DCEA"/>
-              <w:bottom w:val="single" w:sz="4" w:space="0" w:color="D6DCEA"/>
-              <w:right w:val="single" w:sz="4" w:space="0" w:color="D6DCEA"/>
-            </w:tcBorders>
-          </w:tcPr>
-          <w:p>
-            <w:pPr>
-              <w:pStyle w:val="Compact"/>
-              <w:widowControl/>
-              <w:spacing w:before="36" w:after="40"/>
-              <w:jc w:val="left"/>
-              <w:rPr>
-                <w:kern w:val="0"/>
-                <w:szCs w:val="24"/>
-                <w:lang w:val="en-US" w:eastAsia="en-US" w:bidi="ar-SA"/>
-              </w:rPr>
-            </w:pPr>
-            <w:r>
-              <w:rPr>
-                <w:kern w:val="0"/>
-                <w:sz w:val="18"/>
-                <w:szCs w:val="24"/>
-                <w:lang w:val="en-US" w:eastAsia="en-US" w:bidi="ar-SA"/>
-              </w:rPr>
-              <w:t>Float</w:t>
-            </w:r>
-          </w:p>
-        </w:tc>
-        <w:tc>
-          <w:tcPr>
-            <w:tcW w:w="1980" w:type="dxa"/>
-            <w:tcBorders>
-              <w:top w:val="single" w:sz="4" w:space="0" w:color="D6DCEA"/>
-              <w:left w:val="single" w:sz="4" w:space="0" w:color="D6DCEA"/>
-              <w:bottom w:val="single" w:sz="4" w:space="0" w:color="D6DCEA"/>
-              <w:right w:val="single" w:sz="4" w:space="0" w:color="D6DCEA"/>
-            </w:tcBorders>
-          </w:tcPr>
-          <w:p>
-            <w:pPr>
-              <w:pStyle w:val="Compact"/>
-              <w:widowControl/>
-              <w:spacing w:before="36" w:after="40"/>
-              <w:jc w:val="left"/>
-              <w:rPr>
-                <w:kern w:val="0"/>
-                <w:szCs w:val="24"/>
-                <w:lang w:val="en-US" w:eastAsia="en-US" w:bidi="ar-SA"/>
-              </w:rPr>
-            </w:pPr>
-            <w:r>
-              <w:rPr>
-                <w:kern w:val="0"/>
-                <w:szCs w:val="24"/>
-                <w:lang w:val="en-US" w:eastAsia="en-US" w:bidi="ar-SA"/>
-              </w:rPr>
-            </w:r>
-          </w:p>
-        </w:tc>
-        <w:tc>
-          <w:tcPr>
-            <w:tcW w:w="1979" w:type="dxa"/>
+              <w:t>manager_id</w:t>
+            </w:r>
+          </w:p>
+        </w:tc>
+        <w:tc>
+          <w:tcPr>
+            <w:tcW w:w="2340" w:type="dxa"/>
+            <w:tcBorders>
+              <w:top w:val="single" w:sz="4" w:space="0" w:color="D6DCEA"/>
+              <w:left w:val="single" w:sz="4" w:space="0" w:color="D6DCEA"/>
+              <w:bottom w:val="single" w:sz="4" w:space="0" w:color="D6DCEA"/>
+              <w:right w:val="single" w:sz="4" w:space="0" w:color="D6DCEA"/>
+            </w:tcBorders>
+          </w:tcPr>
+          <w:p>
+            <w:pPr>
+              <w:pStyle w:val="Compact"/>
+              <w:widowControl/>
+              <w:spacing w:before="36" w:after="40"/>
+              <w:jc w:val="left"/>
+              <w:rPr>
+                <w:kern w:val="0"/>
+                <w:szCs w:val="24"/>
+                <w:lang w:val="en-US" w:eastAsia="en-US" w:bidi="ar-SA"/>
+              </w:rPr>
+            </w:pPr>
+            <w:r>
+              <w:rPr>
+                <w:kern w:val="0"/>
+                <w:sz w:val="18"/>
+                <w:szCs w:val="24"/>
+                <w:lang w:val="en-US" w:eastAsia="en-US" w:bidi="ar-SA"/>
+              </w:rPr>
+              <w:t>Int</w:t>
+            </w:r>
+          </w:p>
+        </w:tc>
+        <w:tc>
+          <w:tcPr>
+            <w:tcW w:w="2340" w:type="dxa"/>
+            <w:tcBorders>
+              <w:top w:val="single" w:sz="4" w:space="0" w:color="D6DCEA"/>
+              <w:left w:val="single" w:sz="4" w:space="0" w:color="D6DCEA"/>
+              <w:bottom w:val="single" w:sz="4" w:space="0" w:color="D6DCEA"/>
+              <w:right w:val="single" w:sz="4" w:space="0" w:color="D6DCEA"/>
+            </w:tcBorders>
+          </w:tcPr>
+          <w:p>
+            <w:pPr>
+              <w:pStyle w:val="Compact"/>
+              <w:widowControl/>
+              <w:spacing w:before="36" w:after="40"/>
+              <w:jc w:val="left"/>
+              <w:rPr>
+                <w:kern w:val="0"/>
+                <w:szCs w:val="24"/>
+                <w:lang w:val="en-US" w:eastAsia="en-US" w:bidi="ar-SA"/>
+              </w:rPr>
+            </w:pPr>
+            <w:r>
+              <w:rPr>
+                <w:kern w:val="0"/>
+                <w:sz w:val="18"/>
+                <w:szCs w:val="24"/>
+                <w:lang w:val="en-US" w:eastAsia="en-US" w:bidi="ar-SA"/>
+              </w:rPr>
+              <w:t>null</w:t>
+            </w:r>
+          </w:p>
+        </w:tc>
+        <w:tc>
+          <w:tcPr>
+            <w:tcW w:w="2340" w:type="dxa"/>
             <w:tcBorders>
               <w:top w:val="single" w:sz="4" w:space="0" w:color="D6DCEA"/>
               <w:left w:val="single" w:sz="4" w:space="0" w:color="D6DCEA"/>
@@ -3351,7 +3423,7 @@
         <w:trPr/>
         <w:tc>
           <w:tcPr>
-            <w:tcW w:w="1980" w:type="dxa"/>
+            <w:tcW w:w="2339" w:type="dxa"/>
             <w:tcBorders>
               <w:top w:val="single" w:sz="4" w:space="0" w:color="D6DCEA"/>
               <w:left w:val="single" w:sz="4" w:space="0" w:color="D6DCEA"/>
@@ -3379,77 +3451,79 @@
                 <w:szCs w:val="24"/>
                 <w:lang w:val="en-US" w:eastAsia="en-US" w:bidi="ar-SA"/>
               </w:rPr>
-              <w:t>carry_over</w:t>
-            </w:r>
-          </w:p>
-        </w:tc>
-        <w:tc>
-          <w:tcPr>
-            <w:tcW w:w="1980" w:type="dxa"/>
-            <w:tcBorders>
-              <w:top w:val="single" w:sz="4" w:space="0" w:color="D6DCEA"/>
-              <w:left w:val="single" w:sz="4" w:space="0" w:color="D6DCEA"/>
-              <w:bottom w:val="single" w:sz="4" w:space="0" w:color="D6DCEA"/>
-              <w:right w:val="single" w:sz="4" w:space="0" w:color="D6DCEA"/>
-            </w:tcBorders>
-          </w:tcPr>
-          <w:p>
-            <w:pPr>
-              <w:pStyle w:val="Compact"/>
-              <w:widowControl/>
-              <w:spacing w:before="36" w:after="40"/>
-              <w:jc w:val="left"/>
-              <w:rPr>
-                <w:kern w:val="0"/>
-                <w:szCs w:val="24"/>
-                <w:lang w:val="en-US" w:eastAsia="en-US" w:bidi="ar-SA"/>
-              </w:rPr>
-            </w:pPr>
-            <w:r>
-              <w:rPr>
-                <w:kern w:val="0"/>
-                <w:sz w:val="18"/>
-                <w:szCs w:val="24"/>
-                <w:lang w:val="en-US" w:eastAsia="en-US" w:bidi="ar-SA"/>
-              </w:rPr>
-              <w:t>Float</w:t>
-            </w:r>
-          </w:p>
-        </w:tc>
-        <w:tc>
-          <w:tcPr>
-            <w:tcW w:w="1980" w:type="dxa"/>
-            <w:tcBorders>
-              <w:top w:val="single" w:sz="4" w:space="0" w:color="D6DCEA"/>
-              <w:left w:val="single" w:sz="4" w:space="0" w:color="D6DCEA"/>
-              <w:bottom w:val="single" w:sz="4" w:space="0" w:color="D6DCEA"/>
-              <w:right w:val="single" w:sz="4" w:space="0" w:color="D6DCEA"/>
-            </w:tcBorders>
-          </w:tcPr>
-          <w:p>
-            <w:pPr>
-              <w:pStyle w:val="Compact"/>
-              <w:widowControl/>
-              <w:spacing w:before="36" w:after="40"/>
-              <w:jc w:val="left"/>
-              <w:rPr>
-                <w:kern w:val="0"/>
-                <w:szCs w:val="24"/>
-                <w:lang w:val="en-US" w:eastAsia="en-US" w:bidi="ar-SA"/>
-              </w:rPr>
-            </w:pPr>
-            <w:r>
-              <w:rPr>
-                <w:kern w:val="0"/>
-                <w:szCs w:val="24"/>
-                <w:lang w:val="en-US" w:eastAsia="en-US" w:bidi="ar-SA"/>
-              </w:rPr>
-            </w:r>
-          </w:p>
-        </w:tc>
-        <w:tc>
-          <w:tcPr>
-            <w:tcW w:w="1979" w:type="dxa"/>
+              <w:t>projectId</w:t>
+            </w:r>
+          </w:p>
+        </w:tc>
+        <w:tc>
+          <w:tcPr>
+            <w:tcW w:w="2340" w:type="dxa"/>
+            <w:tcBorders>
+              <w:top w:val="single" w:sz="4" w:space="0" w:color="D6DCEA"/>
+              <w:left w:val="single" w:sz="4" w:space="0" w:color="D6DCEA"/>
+              <w:bottom w:val="single" w:sz="4" w:space="0" w:color="D6DCEA"/>
+              <w:right w:val="single" w:sz="4" w:space="0" w:color="D6DCEA"/>
+            </w:tcBorders>
+          </w:tcPr>
+          <w:p>
+            <w:pPr>
+              <w:pStyle w:val="Compact"/>
+              <w:widowControl/>
+              <w:spacing w:before="36" w:after="40"/>
+              <w:jc w:val="left"/>
+              <w:rPr>
+                <w:kern w:val="0"/>
+                <w:szCs w:val="24"/>
+                <w:lang w:val="en-US" w:eastAsia="en-US" w:bidi="ar-SA"/>
+              </w:rPr>
+            </w:pPr>
+            <w:r>
+              <w:rPr>
+                <w:kern w:val="0"/>
+                <w:sz w:val="18"/>
+                <w:szCs w:val="24"/>
+                <w:lang w:val="en-US" w:eastAsia="en-US" w:bidi="ar-SA"/>
+              </w:rPr>
+              <w:t>Int</w:t>
+            </w:r>
+          </w:p>
+        </w:tc>
+        <w:tc>
+          <w:tcPr>
+            <w:tcW w:w="2340" w:type="dxa"/>
+            <w:tcBorders>
+              <w:top w:val="single" w:sz="4" w:space="0" w:color="D6DCEA"/>
+              <w:left w:val="single" w:sz="4" w:space="0" w:color="D6DCEA"/>
+              <w:bottom w:val="single" w:sz="4" w:space="0" w:color="D6DCEA"/>
+              <w:right w:val="single" w:sz="4" w:space="0" w:color="D6DCEA"/>
+            </w:tcBorders>
+          </w:tcPr>
+          <w:p>
+            <w:pPr>
+              <w:pStyle w:val="Compact"/>
+              <w:widowControl/>
+              <w:spacing w:before="36" w:after="40"/>
+              <w:jc w:val="left"/>
+              <w:rPr>
+                <w:kern w:val="0"/>
+                <w:szCs w:val="24"/>
+                <w:lang w:val="en-US" w:eastAsia="en-US" w:bidi="ar-SA"/>
+              </w:rPr>
+            </w:pPr>
+            <w:r>
+              <w:rPr>
+                <w:kern w:val="0"/>
+                <w:sz w:val="18"/>
+                <w:szCs w:val="24"/>
+                <w:lang w:val="en-US" w:eastAsia="en-US" w:bidi="ar-SA"/>
+              </w:rPr>
+              <w:t>null</w:t>
+            </w:r>
+          </w:p>
+        </w:tc>
+        <w:tc>
+          <w:tcPr>
+            <w:tcW w:w="2340" w:type="dxa"/>
             <w:tcBorders>
               <w:top w:val="single" w:sz="4" w:space="0" w:color="D6DCEA"/>
               <w:left w:val="single" w:sz="4" w:space="0" w:color="D6DCEA"/>
@@ -3483,7 +3557,7 @@
         <w:trPr/>
         <w:tc>
           <w:tcPr>
-            <w:tcW w:w="1980" w:type="dxa"/>
+            <w:tcW w:w="2339" w:type="dxa"/>
             <w:tcBorders>
               <w:top w:val="single" w:sz="4" w:space="0" w:color="D6DCEA"/>
               <w:left w:val="single" w:sz="4" w:space="0" w:color="D6DCEA"/>
@@ -3511,77 +3585,77 @@
                 <w:szCs w:val="24"/>
                 <w:lang w:val="en-US" w:eastAsia="en-US" w:bidi="ar-SA"/>
               </w:rPr>
-              <w:t>is_active</w:t>
-            </w:r>
-          </w:p>
-        </w:tc>
-        <w:tc>
-          <w:tcPr>
-            <w:tcW w:w="1980" w:type="dxa"/>
-            <w:tcBorders>
-              <w:top w:val="single" w:sz="4" w:space="0" w:color="D6DCEA"/>
-              <w:left w:val="single" w:sz="4" w:space="0" w:color="D6DCEA"/>
-              <w:bottom w:val="single" w:sz="4" w:space="0" w:color="D6DCEA"/>
-              <w:right w:val="single" w:sz="4" w:space="0" w:color="D6DCEA"/>
-            </w:tcBorders>
-          </w:tcPr>
-          <w:p>
-            <w:pPr>
-              <w:pStyle w:val="Compact"/>
-              <w:widowControl/>
-              <w:spacing w:before="36" w:after="40"/>
-              <w:jc w:val="left"/>
-              <w:rPr>
-                <w:kern w:val="0"/>
-                <w:szCs w:val="24"/>
-                <w:lang w:val="en-US" w:eastAsia="en-US" w:bidi="ar-SA"/>
-              </w:rPr>
-            </w:pPr>
-            <w:r>
-              <w:rPr>
-                <w:kern w:val="0"/>
-                <w:sz w:val="18"/>
-                <w:szCs w:val="24"/>
-                <w:lang w:val="en-US" w:eastAsia="en-US" w:bidi="ar-SA"/>
-              </w:rPr>
-              <w:t>Boolean</w:t>
-            </w:r>
-          </w:p>
-        </w:tc>
-        <w:tc>
-          <w:tcPr>
-            <w:tcW w:w="1980" w:type="dxa"/>
-            <w:tcBorders>
-              <w:top w:val="single" w:sz="4" w:space="0" w:color="D6DCEA"/>
-              <w:left w:val="single" w:sz="4" w:space="0" w:color="D6DCEA"/>
-              <w:bottom w:val="single" w:sz="4" w:space="0" w:color="D6DCEA"/>
-              <w:right w:val="single" w:sz="4" w:space="0" w:color="D6DCEA"/>
-            </w:tcBorders>
-          </w:tcPr>
-          <w:p>
-            <w:pPr>
-              <w:pStyle w:val="Compact"/>
-              <w:widowControl/>
-              <w:spacing w:before="36" w:after="40"/>
-              <w:jc w:val="left"/>
-              <w:rPr>
-                <w:kern w:val="0"/>
-                <w:szCs w:val="24"/>
-                <w:lang w:val="en-US" w:eastAsia="en-US" w:bidi="ar-SA"/>
-              </w:rPr>
-            </w:pPr>
-            <w:r>
-              <w:rPr>
-                <w:kern w:val="0"/>
-                <w:szCs w:val="24"/>
-                <w:lang w:val="en-US" w:eastAsia="en-US" w:bidi="ar-SA"/>
-              </w:rPr>
-            </w:r>
-          </w:p>
-        </w:tc>
-        <w:tc>
-          <w:tcPr>
-            <w:tcW w:w="1979" w:type="dxa"/>
+              <w:t>planned_days</w:t>
+            </w:r>
+          </w:p>
+        </w:tc>
+        <w:tc>
+          <w:tcPr>
+            <w:tcW w:w="2340" w:type="dxa"/>
+            <w:tcBorders>
+              <w:top w:val="single" w:sz="4" w:space="0" w:color="D6DCEA"/>
+              <w:left w:val="single" w:sz="4" w:space="0" w:color="D6DCEA"/>
+              <w:bottom w:val="single" w:sz="4" w:space="0" w:color="D6DCEA"/>
+              <w:right w:val="single" w:sz="4" w:space="0" w:color="D6DCEA"/>
+            </w:tcBorders>
+          </w:tcPr>
+          <w:p>
+            <w:pPr>
+              <w:pStyle w:val="Compact"/>
+              <w:widowControl/>
+              <w:spacing w:before="36" w:after="40"/>
+              <w:jc w:val="left"/>
+              <w:rPr>
+                <w:kern w:val="0"/>
+                <w:szCs w:val="24"/>
+                <w:lang w:val="en-US" w:eastAsia="en-US" w:bidi="ar-SA"/>
+              </w:rPr>
+            </w:pPr>
+            <w:r>
+              <w:rPr>
+                <w:kern w:val="0"/>
+                <w:sz w:val="18"/>
+                <w:szCs w:val="24"/>
+                <w:lang w:val="en-US" w:eastAsia="en-US" w:bidi="ar-SA"/>
+              </w:rPr>
+              <w:t>Float</w:t>
+            </w:r>
+          </w:p>
+        </w:tc>
+        <w:tc>
+          <w:tcPr>
+            <w:tcW w:w="2340" w:type="dxa"/>
+            <w:tcBorders>
+              <w:top w:val="single" w:sz="4" w:space="0" w:color="D6DCEA"/>
+              <w:left w:val="single" w:sz="4" w:space="0" w:color="D6DCEA"/>
+              <w:bottom w:val="single" w:sz="4" w:space="0" w:color="D6DCEA"/>
+              <w:right w:val="single" w:sz="4" w:space="0" w:color="D6DCEA"/>
+            </w:tcBorders>
+          </w:tcPr>
+          <w:p>
+            <w:pPr>
+              <w:pStyle w:val="Compact"/>
+              <w:widowControl/>
+              <w:spacing w:before="36" w:after="40"/>
+              <w:jc w:val="left"/>
+              <w:rPr>
+                <w:kern w:val="0"/>
+                <w:szCs w:val="24"/>
+                <w:lang w:val="en-US" w:eastAsia="en-US" w:bidi="ar-SA"/>
+              </w:rPr>
+            </w:pPr>
+            <w:r>
+              <w:rPr>
+                <w:kern w:val="0"/>
+                <w:szCs w:val="24"/>
+                <w:lang w:val="en-US" w:eastAsia="en-US" w:bidi="ar-SA"/>
+              </w:rPr>
+            </w:r>
+          </w:p>
+        </w:tc>
+        <w:tc>
+          <w:tcPr>
+            <w:tcW w:w="2340" w:type="dxa"/>
             <w:tcBorders>
               <w:top w:val="single" w:sz="4" w:space="0" w:color="D6DCEA"/>
               <w:left w:val="single" w:sz="4" w:space="0" w:color="D6DCEA"/>
@@ -3615,7 +3689,7 @@
         <w:trPr/>
         <w:tc>
           <w:tcPr>
-            <w:tcW w:w="1980" w:type="dxa"/>
+            <w:tcW w:w="2339" w:type="dxa"/>
             <w:tcBorders>
               <w:top w:val="single" w:sz="4" w:space="0" w:color="D6DCEA"/>
               <w:left w:val="single" w:sz="4" w:space="0" w:color="D6DCEA"/>
@@ -3643,77 +3717,77 @@
                 <w:szCs w:val="24"/>
                 <w:lang w:val="en-US" w:eastAsia="en-US" w:bidi="ar-SA"/>
               </w:rPr>
-              <w:t>created_at</w:t>
-            </w:r>
-          </w:p>
-        </w:tc>
-        <w:tc>
-          <w:tcPr>
-            <w:tcW w:w="1980" w:type="dxa"/>
-            <w:tcBorders>
-              <w:top w:val="single" w:sz="4" w:space="0" w:color="D6DCEA"/>
-              <w:left w:val="single" w:sz="4" w:space="0" w:color="D6DCEA"/>
-              <w:bottom w:val="single" w:sz="4" w:space="0" w:color="D6DCEA"/>
-              <w:right w:val="single" w:sz="4" w:space="0" w:color="D6DCEA"/>
-            </w:tcBorders>
-          </w:tcPr>
-          <w:p>
-            <w:pPr>
-              <w:pStyle w:val="Compact"/>
-              <w:widowControl/>
-              <w:spacing w:before="36" w:after="40"/>
-              <w:jc w:val="left"/>
-              <w:rPr>
-                <w:kern w:val="0"/>
-                <w:szCs w:val="24"/>
-                <w:lang w:val="en-US" w:eastAsia="en-US" w:bidi="ar-SA"/>
-              </w:rPr>
-            </w:pPr>
-            <w:r>
-              <w:rPr>
-                <w:kern w:val="0"/>
-                <w:sz w:val="18"/>
-                <w:szCs w:val="24"/>
-                <w:lang w:val="en-US" w:eastAsia="en-US" w:bidi="ar-SA"/>
-              </w:rPr>
-              <w:t>DateTime</w:t>
-            </w:r>
-          </w:p>
-        </w:tc>
-        <w:tc>
-          <w:tcPr>
-            <w:tcW w:w="1980" w:type="dxa"/>
-            <w:tcBorders>
-              <w:top w:val="single" w:sz="4" w:space="0" w:color="D6DCEA"/>
-              <w:left w:val="single" w:sz="4" w:space="0" w:color="D6DCEA"/>
-              <w:bottom w:val="single" w:sz="4" w:space="0" w:color="D6DCEA"/>
-              <w:right w:val="single" w:sz="4" w:space="0" w:color="D6DCEA"/>
-            </w:tcBorders>
-          </w:tcPr>
-          <w:p>
-            <w:pPr>
-              <w:pStyle w:val="Compact"/>
-              <w:widowControl/>
-              <w:spacing w:before="36" w:after="40"/>
-              <w:jc w:val="left"/>
-              <w:rPr>
-                <w:kern w:val="0"/>
-                <w:szCs w:val="24"/>
-                <w:lang w:val="en-US" w:eastAsia="en-US" w:bidi="ar-SA"/>
-              </w:rPr>
-            </w:pPr>
-            <w:r>
-              <w:rPr>
-                <w:kern w:val="0"/>
-                <w:szCs w:val="24"/>
-                <w:lang w:val="en-US" w:eastAsia="en-US" w:bidi="ar-SA"/>
-              </w:rPr>
-            </w:r>
-          </w:p>
-        </w:tc>
-        <w:tc>
-          <w:tcPr>
-            <w:tcW w:w="1979" w:type="dxa"/>
+              <w:t>carry_over</w:t>
+            </w:r>
+          </w:p>
+        </w:tc>
+        <w:tc>
+          <w:tcPr>
+            <w:tcW w:w="2340" w:type="dxa"/>
+            <w:tcBorders>
+              <w:top w:val="single" w:sz="4" w:space="0" w:color="D6DCEA"/>
+              <w:left w:val="single" w:sz="4" w:space="0" w:color="D6DCEA"/>
+              <w:bottom w:val="single" w:sz="4" w:space="0" w:color="D6DCEA"/>
+              <w:right w:val="single" w:sz="4" w:space="0" w:color="D6DCEA"/>
+            </w:tcBorders>
+          </w:tcPr>
+          <w:p>
+            <w:pPr>
+              <w:pStyle w:val="Compact"/>
+              <w:widowControl/>
+              <w:spacing w:before="36" w:after="40"/>
+              <w:jc w:val="left"/>
+              <w:rPr>
+                <w:kern w:val="0"/>
+                <w:szCs w:val="24"/>
+                <w:lang w:val="en-US" w:eastAsia="en-US" w:bidi="ar-SA"/>
+              </w:rPr>
+            </w:pPr>
+            <w:r>
+              <w:rPr>
+                <w:kern w:val="0"/>
+                <w:sz w:val="18"/>
+                <w:szCs w:val="24"/>
+                <w:lang w:val="en-US" w:eastAsia="en-US" w:bidi="ar-SA"/>
+              </w:rPr>
+              <w:t>Float</w:t>
+            </w:r>
+          </w:p>
+        </w:tc>
+        <w:tc>
+          <w:tcPr>
+            <w:tcW w:w="2340" w:type="dxa"/>
+            <w:tcBorders>
+              <w:top w:val="single" w:sz="4" w:space="0" w:color="D6DCEA"/>
+              <w:left w:val="single" w:sz="4" w:space="0" w:color="D6DCEA"/>
+              <w:bottom w:val="single" w:sz="4" w:space="0" w:color="D6DCEA"/>
+              <w:right w:val="single" w:sz="4" w:space="0" w:color="D6DCEA"/>
+            </w:tcBorders>
+          </w:tcPr>
+          <w:p>
+            <w:pPr>
+              <w:pStyle w:val="Compact"/>
+              <w:widowControl/>
+              <w:spacing w:before="36" w:after="40"/>
+              <w:jc w:val="left"/>
+              <w:rPr>
+                <w:kern w:val="0"/>
+                <w:szCs w:val="24"/>
+                <w:lang w:val="en-US" w:eastAsia="en-US" w:bidi="ar-SA"/>
+              </w:rPr>
+            </w:pPr>
+            <w:r>
+              <w:rPr>
+                <w:kern w:val="0"/>
+                <w:szCs w:val="24"/>
+                <w:lang w:val="en-US" w:eastAsia="en-US" w:bidi="ar-SA"/>
+              </w:rPr>
+            </w:r>
+          </w:p>
+        </w:tc>
+        <w:tc>
+          <w:tcPr>
+            <w:tcW w:w="2340" w:type="dxa"/>
             <w:tcBorders>
               <w:top w:val="single" w:sz="4" w:space="0" w:color="D6DCEA"/>
               <w:left w:val="single" w:sz="4" w:space="0" w:color="D6DCEA"/>
@@ -3747,7 +3821,7 @@
         <w:trPr/>
         <w:tc>
           <w:tcPr>
-            <w:tcW w:w="1980" w:type="dxa"/>
+            <w:tcW w:w="2339" w:type="dxa"/>
             <w:tcBorders>
               <w:top w:val="single" w:sz="4" w:space="0" w:color="D6DCEA"/>
               <w:left w:val="single" w:sz="4" w:space="0" w:color="D6DCEA"/>
@@ -3775,13 +3849,411 @@
                 <w:szCs w:val="24"/>
                 <w:lang w:val="en-US" w:eastAsia="en-US" w:bidi="ar-SA"/>
               </w:rPr>
+              <w:t>is_active</w:t>
+            </w:r>
+          </w:p>
+        </w:tc>
+        <w:tc>
+          <w:tcPr>
+            <w:tcW w:w="2340" w:type="dxa"/>
+            <w:tcBorders>
+              <w:top w:val="single" w:sz="4" w:space="0" w:color="D6DCEA"/>
+              <w:left w:val="single" w:sz="4" w:space="0" w:color="D6DCEA"/>
+              <w:bottom w:val="single" w:sz="4" w:space="0" w:color="D6DCEA"/>
+              <w:right w:val="single" w:sz="4" w:space="0" w:color="D6DCEA"/>
+            </w:tcBorders>
+          </w:tcPr>
+          <w:p>
+            <w:pPr>
+              <w:pStyle w:val="Compact"/>
+              <w:widowControl/>
+              <w:spacing w:before="36" w:after="40"/>
+              <w:jc w:val="left"/>
+              <w:rPr>
+                <w:kern w:val="0"/>
+                <w:szCs w:val="24"/>
+                <w:lang w:val="en-US" w:eastAsia="en-US" w:bidi="ar-SA"/>
+              </w:rPr>
+            </w:pPr>
+            <w:r>
+              <w:rPr>
+                <w:kern w:val="0"/>
+                <w:sz w:val="18"/>
+                <w:szCs w:val="24"/>
+                <w:lang w:val="en-US" w:eastAsia="en-US" w:bidi="ar-SA"/>
+              </w:rPr>
+              <w:t>Boolean</w:t>
+            </w:r>
+          </w:p>
+        </w:tc>
+        <w:tc>
+          <w:tcPr>
+            <w:tcW w:w="2340" w:type="dxa"/>
+            <w:tcBorders>
+              <w:top w:val="single" w:sz="4" w:space="0" w:color="D6DCEA"/>
+              <w:left w:val="single" w:sz="4" w:space="0" w:color="D6DCEA"/>
+              <w:bottom w:val="single" w:sz="4" w:space="0" w:color="D6DCEA"/>
+              <w:right w:val="single" w:sz="4" w:space="0" w:color="D6DCEA"/>
+            </w:tcBorders>
+          </w:tcPr>
+          <w:p>
+            <w:pPr>
+              <w:pStyle w:val="Compact"/>
+              <w:widowControl/>
+              <w:spacing w:before="36" w:after="40"/>
+              <w:jc w:val="left"/>
+              <w:rPr>
+                <w:kern w:val="0"/>
+                <w:szCs w:val="24"/>
+                <w:lang w:val="en-US" w:eastAsia="en-US" w:bidi="ar-SA"/>
+              </w:rPr>
+            </w:pPr>
+            <w:r>
+              <w:rPr>
+                <w:kern w:val="0"/>
+                <w:szCs w:val="24"/>
+                <w:lang w:val="en-US" w:eastAsia="en-US" w:bidi="ar-SA"/>
+              </w:rPr>
+            </w:r>
+          </w:p>
+        </w:tc>
+        <w:tc>
+          <w:tcPr>
+            <w:tcW w:w="2340" w:type="dxa"/>
+            <w:tcBorders>
+              <w:top w:val="single" w:sz="4" w:space="0" w:color="D6DCEA"/>
+              <w:left w:val="single" w:sz="4" w:space="0" w:color="D6DCEA"/>
+              <w:bottom w:val="single" w:sz="4" w:space="0" w:color="D6DCEA"/>
+              <w:right w:val="single" w:sz="4" w:space="0" w:color="D6DCEA"/>
+            </w:tcBorders>
+          </w:tcPr>
+          <w:p>
+            <w:pPr>
+              <w:pStyle w:val="Compact"/>
+              <w:widowControl/>
+              <w:spacing w:before="36" w:after="40"/>
+              <w:jc w:val="left"/>
+              <w:rPr>
+                <w:kern w:val="0"/>
+                <w:szCs w:val="24"/>
+                <w:lang w:val="en-US" w:eastAsia="en-US" w:bidi="ar-SA"/>
+              </w:rPr>
+            </w:pPr>
+            <w:r>
+              <w:rPr>
+                <w:kern w:val="0"/>
+                <w:szCs w:val="24"/>
+                <w:lang w:val="en-US" w:eastAsia="en-US" w:bidi="ar-SA"/>
+              </w:rPr>
+            </w:r>
+          </w:p>
+        </w:tc>
+      </w:tr>
+      <w:tr>
+        <w:trPr/>
+        <w:tc>
+          <w:tcPr>
+            <w:tcW w:w="2339" w:type="dxa"/>
+            <w:tcBorders>
+              <w:top w:val="single" w:sz="4" w:space="0" w:color="D6DCEA"/>
+              <w:left w:val="single" w:sz="4" w:space="0" w:color="D6DCEA"/>
+              <w:bottom w:val="single" w:sz="4" w:space="0" w:color="D6DCEA"/>
+              <w:right w:val="single" w:sz="4" w:space="0" w:color="D6DCEA"/>
+            </w:tcBorders>
+          </w:tcPr>
+          <w:p>
+            <w:pPr>
+              <w:pStyle w:val="Compact"/>
+              <w:widowControl/>
+              <w:spacing w:before="36" w:after="40"/>
+              <w:jc w:val="left"/>
+              <w:rPr>
+                <w:kern w:val="0"/>
+                <w:szCs w:val="24"/>
+                <w:lang w:val="en-US" w:eastAsia="en-US" w:bidi="ar-SA"/>
+              </w:rPr>
+            </w:pPr>
+            <w:r>
+              <w:rPr>
+                <w:rStyle w:val="VerbatimChar"/>
+                <w:kern w:val="0"/>
+                <w:sz w:val="18"/>
+                <w:szCs w:val="24"/>
+                <w:lang w:val="en-US" w:eastAsia="en-US" w:bidi="ar-SA"/>
+              </w:rPr>
+              <w:t>email_notifications</w:t>
+            </w:r>
+          </w:p>
+        </w:tc>
+        <w:tc>
+          <w:tcPr>
+            <w:tcW w:w="2340" w:type="dxa"/>
+            <w:tcBorders>
+              <w:top w:val="single" w:sz="4" w:space="0" w:color="D6DCEA"/>
+              <w:left w:val="single" w:sz="4" w:space="0" w:color="D6DCEA"/>
+              <w:bottom w:val="single" w:sz="4" w:space="0" w:color="D6DCEA"/>
+              <w:right w:val="single" w:sz="4" w:space="0" w:color="D6DCEA"/>
+            </w:tcBorders>
+          </w:tcPr>
+          <w:p>
+            <w:pPr>
+              <w:pStyle w:val="Compact"/>
+              <w:widowControl/>
+              <w:spacing w:before="36" w:after="40"/>
+              <w:jc w:val="left"/>
+              <w:rPr>
+                <w:kern w:val="0"/>
+                <w:szCs w:val="24"/>
+                <w:lang w:val="en-US" w:eastAsia="en-US" w:bidi="ar-SA"/>
+              </w:rPr>
+            </w:pPr>
+            <w:r>
+              <w:rPr>
+                <w:kern w:val="0"/>
+                <w:sz w:val="18"/>
+                <w:szCs w:val="24"/>
+                <w:lang w:val="en-US" w:eastAsia="en-US" w:bidi="ar-SA"/>
+              </w:rPr>
+              <w:t>Boolean</w:t>
+            </w:r>
+          </w:p>
+        </w:tc>
+        <w:tc>
+          <w:tcPr>
+            <w:tcW w:w="2340" w:type="dxa"/>
+            <w:tcBorders>
+              <w:top w:val="single" w:sz="4" w:space="0" w:color="D6DCEA"/>
+              <w:left w:val="single" w:sz="4" w:space="0" w:color="D6DCEA"/>
+              <w:bottom w:val="single" w:sz="4" w:space="0" w:color="D6DCEA"/>
+              <w:right w:val="single" w:sz="4" w:space="0" w:color="D6DCEA"/>
+            </w:tcBorders>
+          </w:tcPr>
+          <w:p>
+            <w:pPr>
+              <w:pStyle w:val="Compact"/>
+              <w:widowControl/>
+              <w:spacing w:before="36" w:after="40"/>
+              <w:jc w:val="left"/>
+              <w:rPr>
+                <w:kern w:val="0"/>
+                <w:szCs w:val="24"/>
+                <w:lang w:val="en-US" w:eastAsia="en-US" w:bidi="ar-SA"/>
+              </w:rPr>
+            </w:pPr>
+            <w:r>
+              <w:rPr>
+                <w:kern w:val="0"/>
+                <w:szCs w:val="24"/>
+                <w:lang w:val="en-US" w:eastAsia="en-US" w:bidi="ar-SA"/>
+              </w:rPr>
+            </w:r>
+          </w:p>
+        </w:tc>
+        <w:tc>
+          <w:tcPr>
+            <w:tcW w:w="2340" w:type="dxa"/>
+            <w:tcBorders>
+              <w:top w:val="single" w:sz="4" w:space="0" w:color="D6DCEA"/>
+              <w:left w:val="single" w:sz="4" w:space="0" w:color="D6DCEA"/>
+              <w:bottom w:val="single" w:sz="4" w:space="0" w:color="D6DCEA"/>
+              <w:right w:val="single" w:sz="4" w:space="0" w:color="D6DCEA"/>
+            </w:tcBorders>
+          </w:tcPr>
+          <w:p>
+            <w:pPr>
+              <w:pStyle w:val="Compact"/>
+              <w:widowControl/>
+              <w:spacing w:before="36" w:after="40"/>
+              <w:jc w:val="left"/>
+              <w:rPr>
+                <w:kern w:val="0"/>
+                <w:szCs w:val="24"/>
+                <w:lang w:val="en-US" w:eastAsia="en-US" w:bidi="ar-SA"/>
+              </w:rPr>
+            </w:pPr>
+            <w:r>
+              <w:rPr>
+                <w:kern w:val="0"/>
+                <w:sz w:val="18"/>
+                <w:szCs w:val="24"/>
+                <w:lang w:val="en-US" w:eastAsia="en-US" w:bidi="ar-SA"/>
+              </w:rPr>
+              <w:t>отписка — в профиле</w:t>
+            </w:r>
+          </w:p>
+        </w:tc>
+      </w:tr>
+      <w:tr>
+        <w:trPr/>
+        <w:tc>
+          <w:tcPr>
+            <w:tcW w:w="2339" w:type="dxa"/>
+            <w:tcBorders>
+              <w:top w:val="single" w:sz="4" w:space="0" w:color="D6DCEA"/>
+              <w:left w:val="single" w:sz="4" w:space="0" w:color="D6DCEA"/>
+              <w:bottom w:val="single" w:sz="4" w:space="0" w:color="D6DCEA"/>
+              <w:right w:val="single" w:sz="4" w:space="0" w:color="D6DCEA"/>
+            </w:tcBorders>
+          </w:tcPr>
+          <w:p>
+            <w:pPr>
+              <w:pStyle w:val="Compact"/>
+              <w:widowControl/>
+              <w:spacing w:before="36" w:after="40"/>
+              <w:jc w:val="left"/>
+              <w:rPr>
+                <w:kern w:val="0"/>
+                <w:szCs w:val="24"/>
+                <w:lang w:val="en-US" w:eastAsia="en-US" w:bidi="ar-SA"/>
+              </w:rPr>
+            </w:pPr>
+            <w:r>
+              <w:rPr>
+                <w:rStyle w:val="VerbatimChar"/>
+                <w:kern w:val="0"/>
+                <w:sz w:val="18"/>
+                <w:szCs w:val="24"/>
+                <w:lang w:val="en-US" w:eastAsia="en-US" w:bidi="ar-SA"/>
+              </w:rPr>
+              <w:t>created_at</w:t>
+            </w:r>
+          </w:p>
+        </w:tc>
+        <w:tc>
+          <w:tcPr>
+            <w:tcW w:w="2340" w:type="dxa"/>
+            <w:tcBorders>
+              <w:top w:val="single" w:sz="4" w:space="0" w:color="D6DCEA"/>
+              <w:left w:val="single" w:sz="4" w:space="0" w:color="D6DCEA"/>
+              <w:bottom w:val="single" w:sz="4" w:space="0" w:color="D6DCEA"/>
+              <w:right w:val="single" w:sz="4" w:space="0" w:color="D6DCEA"/>
+            </w:tcBorders>
+          </w:tcPr>
+          <w:p>
+            <w:pPr>
+              <w:pStyle w:val="Compact"/>
+              <w:widowControl/>
+              <w:spacing w:before="36" w:after="40"/>
+              <w:jc w:val="left"/>
+              <w:rPr>
+                <w:kern w:val="0"/>
+                <w:szCs w:val="24"/>
+                <w:lang w:val="en-US" w:eastAsia="en-US" w:bidi="ar-SA"/>
+              </w:rPr>
+            </w:pPr>
+            <w:r>
+              <w:rPr>
+                <w:kern w:val="0"/>
+                <w:sz w:val="18"/>
+                <w:szCs w:val="24"/>
+                <w:lang w:val="en-US" w:eastAsia="en-US" w:bidi="ar-SA"/>
+              </w:rPr>
+              <w:t>DateTime</w:t>
+            </w:r>
+          </w:p>
+        </w:tc>
+        <w:tc>
+          <w:tcPr>
+            <w:tcW w:w="2340" w:type="dxa"/>
+            <w:tcBorders>
+              <w:top w:val="single" w:sz="4" w:space="0" w:color="D6DCEA"/>
+              <w:left w:val="single" w:sz="4" w:space="0" w:color="D6DCEA"/>
+              <w:bottom w:val="single" w:sz="4" w:space="0" w:color="D6DCEA"/>
+              <w:right w:val="single" w:sz="4" w:space="0" w:color="D6DCEA"/>
+            </w:tcBorders>
+          </w:tcPr>
+          <w:p>
+            <w:pPr>
+              <w:pStyle w:val="Compact"/>
+              <w:widowControl/>
+              <w:spacing w:before="36" w:after="40"/>
+              <w:jc w:val="left"/>
+              <w:rPr>
+                <w:kern w:val="0"/>
+                <w:szCs w:val="24"/>
+                <w:lang w:val="en-US" w:eastAsia="en-US" w:bidi="ar-SA"/>
+              </w:rPr>
+            </w:pPr>
+            <w:r>
+              <w:rPr>
+                <w:kern w:val="0"/>
+                <w:szCs w:val="24"/>
+                <w:lang w:val="en-US" w:eastAsia="en-US" w:bidi="ar-SA"/>
+              </w:rPr>
+            </w:r>
+          </w:p>
+        </w:tc>
+        <w:tc>
+          <w:tcPr>
+            <w:tcW w:w="2340" w:type="dxa"/>
+            <w:tcBorders>
+              <w:top w:val="single" w:sz="4" w:space="0" w:color="D6DCEA"/>
+              <w:left w:val="single" w:sz="4" w:space="0" w:color="D6DCEA"/>
+              <w:bottom w:val="single" w:sz="4" w:space="0" w:color="D6DCEA"/>
+              <w:right w:val="single" w:sz="4" w:space="0" w:color="D6DCEA"/>
+            </w:tcBorders>
+          </w:tcPr>
+          <w:p>
+            <w:pPr>
+              <w:pStyle w:val="Compact"/>
+              <w:widowControl/>
+              <w:spacing w:before="36" w:after="40"/>
+              <w:jc w:val="left"/>
+              <w:rPr>
+                <w:kern w:val="0"/>
+                <w:szCs w:val="24"/>
+                <w:lang w:val="en-US" w:eastAsia="en-US" w:bidi="ar-SA"/>
+              </w:rPr>
+            </w:pPr>
+            <w:r>
+              <w:rPr>
+                <w:kern w:val="0"/>
+                <w:szCs w:val="24"/>
+                <w:lang w:val="en-US" w:eastAsia="en-US" w:bidi="ar-SA"/>
+              </w:rPr>
+            </w:r>
+          </w:p>
+        </w:tc>
+      </w:tr>
+      <w:tr>
+        <w:trPr/>
+        <w:tc>
+          <w:tcPr>
+            <w:tcW w:w="2339" w:type="dxa"/>
+            <w:tcBorders>
+              <w:top w:val="single" w:sz="4" w:space="0" w:color="D6DCEA"/>
+              <w:left w:val="single" w:sz="4" w:space="0" w:color="D6DCEA"/>
+              <w:bottom w:val="single" w:sz="4" w:space="0" w:color="D6DCEA"/>
+              <w:right w:val="single" w:sz="4" w:space="0" w:color="D6DCEA"/>
+            </w:tcBorders>
+          </w:tcPr>
+          <w:p>
+            <w:pPr>
+              <w:pStyle w:val="Compact"/>
+              <w:widowControl/>
+              <w:spacing w:before="36" w:after="40"/>
+              <w:jc w:val="left"/>
+              <w:rPr>
+                <w:kern w:val="0"/>
+                <w:szCs w:val="24"/>
+                <w:lang w:val="en-US" w:eastAsia="en-US" w:bidi="ar-SA"/>
+              </w:rPr>
+            </w:pPr>
+            <w:r>
+              <w:rPr>
+                <w:rStyle w:val="VerbatimChar"/>
+                <w:kern w:val="0"/>
+                <w:sz w:val="18"/>
+                <w:szCs w:val="24"/>
+                <w:lang w:val="en-US" w:eastAsia="en-US" w:bidi="ar-SA"/>
+              </w:rPr>
               <w:t>updated_at</w:t>
             </w:r>
           </w:p>
         </w:tc>
         <w:tc>
           <w:tcPr>
-            <w:tcW w:w="1980" w:type="dxa"/>
+            <w:tcW w:w="2340" w:type="dxa"/>
             <w:tcBorders>
               <w:top w:val="single" w:sz="4" w:space="0" w:color="D6DCEA"/>
               <w:left w:val="single" w:sz="4" w:space="0" w:color="D6DCEA"/>
@@ -3814,38 +4286,38 @@
         </w:tc>
         <w:tc>
           <w:tcPr>
-            <w:tcW w:w="1980" w:type="dxa"/>
-            <w:tcBorders>
-              <w:top w:val="single" w:sz="4" w:space="0" w:color="D6DCEA"/>
-              <w:left w:val="single" w:sz="4" w:space="0" w:color="D6DCEA"/>
-              <w:bottom w:val="single" w:sz="4" w:space="0" w:color="D6DCEA"/>
-              <w:right w:val="single" w:sz="4" w:space="0" w:color="D6DCEA"/>
-            </w:tcBorders>
-          </w:tcPr>
-          <w:p>
-            <w:pPr>
-              <w:pStyle w:val="Compact"/>
-              <w:widowControl/>
-              <w:spacing w:before="36" w:after="40"/>
-              <w:jc w:val="left"/>
-              <w:rPr>
-                <w:kern w:val="0"/>
-                <w:szCs w:val="24"/>
-                <w:lang w:val="en-US" w:eastAsia="en-US" w:bidi="ar-SA"/>
-              </w:rPr>
-            </w:pPr>
-            <w:r>
-              <w:rPr>
-                <w:kern w:val="0"/>
-                <w:szCs w:val="24"/>
-                <w:lang w:val="en-US" w:eastAsia="en-US" w:bidi="ar-SA"/>
-              </w:rPr>
-            </w:r>
-          </w:p>
-        </w:tc>
-        <w:tc>
-          <w:tcPr>
-            <w:tcW w:w="1979" w:type="dxa"/>
+            <w:tcW w:w="2340" w:type="dxa"/>
+            <w:tcBorders>
+              <w:top w:val="single" w:sz="4" w:space="0" w:color="D6DCEA"/>
+              <w:left w:val="single" w:sz="4" w:space="0" w:color="D6DCEA"/>
+              <w:bottom w:val="single" w:sz="4" w:space="0" w:color="D6DCEA"/>
+              <w:right w:val="single" w:sz="4" w:space="0" w:color="D6DCEA"/>
+            </w:tcBorders>
+          </w:tcPr>
+          <w:p>
+            <w:pPr>
+              <w:pStyle w:val="Compact"/>
+              <w:widowControl/>
+              <w:spacing w:before="36" w:after="40"/>
+              <w:jc w:val="left"/>
+              <w:rPr>
+                <w:kern w:val="0"/>
+                <w:szCs w:val="24"/>
+                <w:lang w:val="en-US" w:eastAsia="en-US" w:bidi="ar-SA"/>
+              </w:rPr>
+            </w:pPr>
+            <w:r>
+              <w:rPr>
+                <w:kern w:val="0"/>
+                <w:szCs w:val="24"/>
+                <w:lang w:val="en-US" w:eastAsia="en-US" w:bidi="ar-SA"/>
+              </w:rPr>
+            </w:r>
+          </w:p>
+        </w:tc>
+        <w:tc>
+          <w:tcPr>
+            <w:tcW w:w="2340" w:type="dxa"/>
             <w:tcBorders>
               <w:top w:val="single" w:sz="4" w:space="0" w:color="D6DCEA"/>
               <w:left w:val="single" w:sz="4" w:space="0" w:color="D6DCEA"/>
@@ -15101,6 +15573,2374 @@
                 <w:lang w:val="en-US" w:eastAsia="en-US" w:bidi="ar-SA"/>
               </w:rPr>
             </w:r>
+          </w:p>
+        </w:tc>
+      </w:tr>
+    </w:tbl>
+    <w:p>
+      <w:pPr>
+        <w:pStyle w:val="BodyText"/>
+        <w:rPr/>
+      </w:pPr>
+      <w:r>
+        <w:rPr>
+          <w:rStyle w:val="VerbatimChar"/>
+          <w:b/>
+          <w:bCs/>
+        </w:rPr>
+        <w:t>email_outbox</w:t>
+      </w:r>
+      <w:r>
+        <w:rPr/>
+        <w:t xml:space="preserve"> —</w:t>
+      </w:r>
+    </w:p>
+    <w:tbl>
+      <w:tblPr>
+        <w:tblStyle w:val="Table"/>
+        <w:tblW w:w="7920" w:type="dxa"/>
+        <w:jc w:val="center"/>
+        <w:tblInd w:w="0" w:type="dxa"/>
+        <w:tblLayout w:type="fixed"/>
+        <w:tblCellMar>
+          <w:top w:w="0" w:type="dxa"/>
+          <w:left w:w="108" w:type="dxa"/>
+          <w:bottom w:w="0" w:type="dxa"/>
+          <w:right w:w="108" w:type="dxa"/>
+        </w:tblCellMar>
+        <w:tblLook w:val="0020" w:noHBand="0" w:noVBand="0" w:firstColumn="0" w:lastRow="0" w:lastColumn="0" w:firstRow="1"/>
+      </w:tblPr>
+      <w:tblGrid>
+        <w:gridCol w:w="1980"/>
+        <w:gridCol w:w="1980"/>
+        <w:gridCol w:w="1980"/>
+        <w:gridCol w:w="1979"/>
+      </w:tblGrid>
+      <w:tr>
+        <w:trPr>
+          <w:tblHeader w:val="true"/>
+        </w:trPr>
+        <w:tc>
+          <w:tcPr>
+            <w:tcW w:w="1980" w:type="dxa"/>
+            <w:tcBorders>
+              <w:top w:val="single" w:sz="4" w:space="0" w:color="D6DCEA"/>
+              <w:left w:val="single" w:sz="4" w:space="0" w:color="D6DCEA"/>
+              <w:bottom w:val="single" w:sz="6" w:space="0" w:color="000000"/>
+              <w:right w:val="single" w:sz="4" w:space="0" w:color="D6DCEA"/>
+            </w:tcBorders>
+            <w:shd w:color="auto" w:fill="EEF2FB" w:val="clear"/>
+            <w:vAlign w:val="bottom"/>
+          </w:tcPr>
+          <w:p>
+            <w:pPr>
+              <w:pStyle w:val="Compact"/>
+              <w:widowControl/>
+              <w:spacing w:before="36" w:after="40"/>
+              <w:jc w:val="left"/>
+              <w:rPr>
+                <w:kern w:val="0"/>
+                <w:szCs w:val="24"/>
+                <w:lang w:val="en-US" w:eastAsia="en-US" w:bidi="ar-SA"/>
+              </w:rPr>
+            </w:pPr>
+            <w:r>
+              <w:rPr>
+                <w:b/>
+                <w:kern w:val="0"/>
+                <w:sz w:val="18"/>
+                <w:szCs w:val="24"/>
+                <w:lang w:val="en-US" w:eastAsia="en-US" w:bidi="ar-SA"/>
+              </w:rPr>
+              <w:t>Поле</w:t>
+            </w:r>
+          </w:p>
+        </w:tc>
+        <w:tc>
+          <w:tcPr>
+            <w:tcW w:w="1980" w:type="dxa"/>
+            <w:tcBorders>
+              <w:top w:val="single" w:sz="4" w:space="0" w:color="D6DCEA"/>
+              <w:left w:val="single" w:sz="4" w:space="0" w:color="D6DCEA"/>
+              <w:bottom w:val="single" w:sz="6" w:space="0" w:color="000000"/>
+              <w:right w:val="single" w:sz="4" w:space="0" w:color="D6DCEA"/>
+            </w:tcBorders>
+            <w:shd w:color="auto" w:fill="EEF2FB" w:val="clear"/>
+            <w:vAlign w:val="bottom"/>
+          </w:tcPr>
+          <w:p>
+            <w:pPr>
+              <w:pStyle w:val="Compact"/>
+              <w:widowControl/>
+              <w:spacing w:before="36" w:after="40"/>
+              <w:jc w:val="left"/>
+              <w:rPr>
+                <w:kern w:val="0"/>
+                <w:szCs w:val="24"/>
+                <w:lang w:val="en-US" w:eastAsia="en-US" w:bidi="ar-SA"/>
+              </w:rPr>
+            </w:pPr>
+            <w:r>
+              <w:rPr>
+                <w:b/>
+                <w:kern w:val="0"/>
+                <w:sz w:val="18"/>
+                <w:szCs w:val="24"/>
+                <w:lang w:val="en-US" w:eastAsia="en-US" w:bidi="ar-SA"/>
+              </w:rPr>
+              <w:t>Тип</w:t>
+            </w:r>
+          </w:p>
+        </w:tc>
+        <w:tc>
+          <w:tcPr>
+            <w:tcW w:w="1980" w:type="dxa"/>
+            <w:tcBorders>
+              <w:top w:val="single" w:sz="4" w:space="0" w:color="D6DCEA"/>
+              <w:left w:val="single" w:sz="4" w:space="0" w:color="D6DCEA"/>
+              <w:bottom w:val="single" w:sz="6" w:space="0" w:color="000000"/>
+              <w:right w:val="single" w:sz="4" w:space="0" w:color="D6DCEA"/>
+            </w:tcBorders>
+            <w:shd w:color="auto" w:fill="EEF2FB" w:val="clear"/>
+            <w:vAlign w:val="bottom"/>
+          </w:tcPr>
+          <w:p>
+            <w:pPr>
+              <w:pStyle w:val="Compact"/>
+              <w:widowControl/>
+              <w:spacing w:before="36" w:after="40"/>
+              <w:jc w:val="left"/>
+              <w:rPr>
+                <w:kern w:val="0"/>
+                <w:szCs w:val="24"/>
+                <w:lang w:val="en-US" w:eastAsia="en-US" w:bidi="ar-SA"/>
+              </w:rPr>
+            </w:pPr>
+            <w:r>
+              <w:rPr>
+                <w:b/>
+                <w:kern w:val="0"/>
+                <w:sz w:val="18"/>
+                <w:szCs w:val="24"/>
+                <w:lang w:val="en-US" w:eastAsia="en-US" w:bidi="ar-SA"/>
+              </w:rPr>
+              <w:t>Признаки</w:t>
+            </w:r>
+          </w:p>
+        </w:tc>
+        <w:tc>
+          <w:tcPr>
+            <w:tcW w:w="1979" w:type="dxa"/>
+            <w:tcBorders>
+              <w:top w:val="single" w:sz="4" w:space="0" w:color="D6DCEA"/>
+              <w:left w:val="single" w:sz="4" w:space="0" w:color="D6DCEA"/>
+              <w:bottom w:val="single" w:sz="6" w:space="0" w:color="000000"/>
+              <w:right w:val="single" w:sz="4" w:space="0" w:color="D6DCEA"/>
+            </w:tcBorders>
+            <w:shd w:color="auto" w:fill="EEF2FB" w:val="clear"/>
+            <w:vAlign w:val="bottom"/>
+          </w:tcPr>
+          <w:p>
+            <w:pPr>
+              <w:pStyle w:val="Compact"/>
+              <w:widowControl/>
+              <w:spacing w:before="36" w:after="40"/>
+              <w:jc w:val="left"/>
+              <w:rPr>
+                <w:kern w:val="0"/>
+                <w:szCs w:val="24"/>
+                <w:lang w:val="en-US" w:eastAsia="en-US" w:bidi="ar-SA"/>
+              </w:rPr>
+            </w:pPr>
+            <w:r>
+              <w:rPr>
+                <w:b/>
+                <w:kern w:val="0"/>
+                <w:sz w:val="18"/>
+                <w:szCs w:val="24"/>
+                <w:lang w:val="en-US" w:eastAsia="en-US" w:bidi="ar-SA"/>
+              </w:rPr>
+              <w:t>Примечание</w:t>
+            </w:r>
+          </w:p>
+        </w:tc>
+      </w:tr>
+      <w:tr>
+        <w:trPr/>
+        <w:tc>
+          <w:tcPr>
+            <w:tcW w:w="1980" w:type="dxa"/>
+            <w:tcBorders>
+              <w:top w:val="single" w:sz="4" w:space="0" w:color="D6DCEA"/>
+              <w:left w:val="single" w:sz="4" w:space="0" w:color="D6DCEA"/>
+              <w:bottom w:val="single" w:sz="4" w:space="0" w:color="D6DCEA"/>
+              <w:right w:val="single" w:sz="4" w:space="0" w:color="D6DCEA"/>
+            </w:tcBorders>
+          </w:tcPr>
+          <w:p>
+            <w:pPr>
+              <w:pStyle w:val="Compact"/>
+              <w:widowControl/>
+              <w:spacing w:before="36" w:after="40"/>
+              <w:jc w:val="left"/>
+              <w:rPr>
+                <w:kern w:val="0"/>
+                <w:szCs w:val="24"/>
+                <w:lang w:val="en-US" w:eastAsia="en-US" w:bidi="ar-SA"/>
+              </w:rPr>
+            </w:pPr>
+            <w:r>
+              <w:rPr>
+                <w:rStyle w:val="VerbatimChar"/>
+                <w:kern w:val="0"/>
+                <w:sz w:val="18"/>
+                <w:szCs w:val="24"/>
+                <w:lang w:val="en-US" w:eastAsia="en-US" w:bidi="ar-SA"/>
+              </w:rPr>
+              <w:t>id</w:t>
+            </w:r>
+          </w:p>
+        </w:tc>
+        <w:tc>
+          <w:tcPr>
+            <w:tcW w:w="1980" w:type="dxa"/>
+            <w:tcBorders>
+              <w:top w:val="single" w:sz="4" w:space="0" w:color="D6DCEA"/>
+              <w:left w:val="single" w:sz="4" w:space="0" w:color="D6DCEA"/>
+              <w:bottom w:val="single" w:sz="4" w:space="0" w:color="D6DCEA"/>
+              <w:right w:val="single" w:sz="4" w:space="0" w:color="D6DCEA"/>
+            </w:tcBorders>
+          </w:tcPr>
+          <w:p>
+            <w:pPr>
+              <w:pStyle w:val="Compact"/>
+              <w:widowControl/>
+              <w:spacing w:before="36" w:after="40"/>
+              <w:jc w:val="left"/>
+              <w:rPr>
+                <w:kern w:val="0"/>
+                <w:szCs w:val="24"/>
+                <w:lang w:val="en-US" w:eastAsia="en-US" w:bidi="ar-SA"/>
+              </w:rPr>
+            </w:pPr>
+            <w:r>
+              <w:rPr>
+                <w:kern w:val="0"/>
+                <w:sz w:val="18"/>
+                <w:szCs w:val="24"/>
+                <w:lang w:val="en-US" w:eastAsia="en-US" w:bidi="ar-SA"/>
+              </w:rPr>
+              <w:t>Int</w:t>
+            </w:r>
+          </w:p>
+        </w:tc>
+        <w:tc>
+          <w:tcPr>
+            <w:tcW w:w="1980" w:type="dxa"/>
+            <w:tcBorders>
+              <w:top w:val="single" w:sz="4" w:space="0" w:color="D6DCEA"/>
+              <w:left w:val="single" w:sz="4" w:space="0" w:color="D6DCEA"/>
+              <w:bottom w:val="single" w:sz="4" w:space="0" w:color="D6DCEA"/>
+              <w:right w:val="single" w:sz="4" w:space="0" w:color="D6DCEA"/>
+            </w:tcBorders>
+          </w:tcPr>
+          <w:p>
+            <w:pPr>
+              <w:pStyle w:val="Compact"/>
+              <w:widowControl/>
+              <w:spacing w:before="36" w:after="40"/>
+              <w:jc w:val="left"/>
+              <w:rPr>
+                <w:kern w:val="0"/>
+                <w:szCs w:val="24"/>
+                <w:lang w:val="en-US" w:eastAsia="en-US" w:bidi="ar-SA"/>
+              </w:rPr>
+            </w:pPr>
+            <w:r>
+              <w:rPr>
+                <w:kern w:val="0"/>
+                <w:sz w:val="18"/>
+                <w:szCs w:val="24"/>
+                <w:lang w:val="en-US" w:eastAsia="en-US" w:bidi="ar-SA"/>
+              </w:rPr>
+              <w:t>PK</w:t>
+            </w:r>
+          </w:p>
+        </w:tc>
+        <w:tc>
+          <w:tcPr>
+            <w:tcW w:w="1979" w:type="dxa"/>
+            <w:tcBorders>
+              <w:top w:val="single" w:sz="4" w:space="0" w:color="D6DCEA"/>
+              <w:left w:val="single" w:sz="4" w:space="0" w:color="D6DCEA"/>
+              <w:bottom w:val="single" w:sz="4" w:space="0" w:color="D6DCEA"/>
+              <w:right w:val="single" w:sz="4" w:space="0" w:color="D6DCEA"/>
+            </w:tcBorders>
+          </w:tcPr>
+          <w:p>
+            <w:pPr>
+              <w:pStyle w:val="Compact"/>
+              <w:widowControl/>
+              <w:spacing w:before="36" w:after="40"/>
+              <w:jc w:val="left"/>
+              <w:rPr>
+                <w:kern w:val="0"/>
+                <w:szCs w:val="24"/>
+                <w:lang w:val="en-US" w:eastAsia="en-US" w:bidi="ar-SA"/>
+              </w:rPr>
+            </w:pPr>
+            <w:r>
+              <w:rPr>
+                <w:kern w:val="0"/>
+                <w:szCs w:val="24"/>
+                <w:lang w:val="en-US" w:eastAsia="en-US" w:bidi="ar-SA"/>
+              </w:rPr>
+            </w:r>
+          </w:p>
+        </w:tc>
+      </w:tr>
+      <w:tr>
+        <w:trPr/>
+        <w:tc>
+          <w:tcPr>
+            <w:tcW w:w="1980" w:type="dxa"/>
+            <w:tcBorders>
+              <w:top w:val="single" w:sz="4" w:space="0" w:color="D6DCEA"/>
+              <w:left w:val="single" w:sz="4" w:space="0" w:color="D6DCEA"/>
+              <w:bottom w:val="single" w:sz="4" w:space="0" w:color="D6DCEA"/>
+              <w:right w:val="single" w:sz="4" w:space="0" w:color="D6DCEA"/>
+            </w:tcBorders>
+          </w:tcPr>
+          <w:p>
+            <w:pPr>
+              <w:pStyle w:val="Compact"/>
+              <w:widowControl/>
+              <w:spacing w:before="36" w:after="40"/>
+              <w:jc w:val="left"/>
+              <w:rPr>
+                <w:kern w:val="0"/>
+                <w:szCs w:val="24"/>
+                <w:lang w:val="en-US" w:eastAsia="en-US" w:bidi="ar-SA"/>
+              </w:rPr>
+            </w:pPr>
+            <w:r>
+              <w:rPr>
+                <w:rStyle w:val="VerbatimChar"/>
+                <w:kern w:val="0"/>
+                <w:sz w:val="18"/>
+                <w:szCs w:val="24"/>
+                <w:lang w:val="en-US" w:eastAsia="en-US" w:bidi="ar-SA"/>
+              </w:rPr>
+              <w:t>employee_id</w:t>
+            </w:r>
+          </w:p>
+        </w:tc>
+        <w:tc>
+          <w:tcPr>
+            <w:tcW w:w="1980" w:type="dxa"/>
+            <w:tcBorders>
+              <w:top w:val="single" w:sz="4" w:space="0" w:color="D6DCEA"/>
+              <w:left w:val="single" w:sz="4" w:space="0" w:color="D6DCEA"/>
+              <w:bottom w:val="single" w:sz="4" w:space="0" w:color="D6DCEA"/>
+              <w:right w:val="single" w:sz="4" w:space="0" w:color="D6DCEA"/>
+            </w:tcBorders>
+          </w:tcPr>
+          <w:p>
+            <w:pPr>
+              <w:pStyle w:val="Compact"/>
+              <w:widowControl/>
+              <w:spacing w:before="36" w:after="40"/>
+              <w:jc w:val="left"/>
+              <w:rPr>
+                <w:kern w:val="0"/>
+                <w:szCs w:val="24"/>
+                <w:lang w:val="en-US" w:eastAsia="en-US" w:bidi="ar-SA"/>
+              </w:rPr>
+            </w:pPr>
+            <w:r>
+              <w:rPr>
+                <w:kern w:val="0"/>
+                <w:sz w:val="18"/>
+                <w:szCs w:val="24"/>
+                <w:lang w:val="en-US" w:eastAsia="en-US" w:bidi="ar-SA"/>
+              </w:rPr>
+              <w:t>Int</w:t>
+            </w:r>
+          </w:p>
+        </w:tc>
+        <w:tc>
+          <w:tcPr>
+            <w:tcW w:w="1980" w:type="dxa"/>
+            <w:tcBorders>
+              <w:top w:val="single" w:sz="4" w:space="0" w:color="D6DCEA"/>
+              <w:left w:val="single" w:sz="4" w:space="0" w:color="D6DCEA"/>
+              <w:bottom w:val="single" w:sz="4" w:space="0" w:color="D6DCEA"/>
+              <w:right w:val="single" w:sz="4" w:space="0" w:color="D6DCEA"/>
+            </w:tcBorders>
+          </w:tcPr>
+          <w:p>
+            <w:pPr>
+              <w:pStyle w:val="Compact"/>
+              <w:widowControl/>
+              <w:spacing w:before="36" w:after="40"/>
+              <w:jc w:val="left"/>
+              <w:rPr>
+                <w:kern w:val="0"/>
+                <w:szCs w:val="24"/>
+                <w:lang w:val="en-US" w:eastAsia="en-US" w:bidi="ar-SA"/>
+              </w:rPr>
+            </w:pPr>
+            <w:r>
+              <w:rPr>
+                <w:kern w:val="0"/>
+                <w:sz w:val="18"/>
+                <w:szCs w:val="24"/>
+                <w:lang w:val="en-US" w:eastAsia="en-US" w:bidi="ar-SA"/>
+              </w:rPr>
+              <w:t>null</w:t>
+            </w:r>
+          </w:p>
+        </w:tc>
+        <w:tc>
+          <w:tcPr>
+            <w:tcW w:w="1979" w:type="dxa"/>
+            <w:tcBorders>
+              <w:top w:val="single" w:sz="4" w:space="0" w:color="D6DCEA"/>
+              <w:left w:val="single" w:sz="4" w:space="0" w:color="D6DCEA"/>
+              <w:bottom w:val="single" w:sz="4" w:space="0" w:color="D6DCEA"/>
+              <w:right w:val="single" w:sz="4" w:space="0" w:color="D6DCEA"/>
+            </w:tcBorders>
+          </w:tcPr>
+          <w:p>
+            <w:pPr>
+              <w:pStyle w:val="Compact"/>
+              <w:widowControl/>
+              <w:spacing w:before="36" w:after="40"/>
+              <w:jc w:val="left"/>
+              <w:rPr>
+                <w:kern w:val="0"/>
+                <w:szCs w:val="24"/>
+                <w:lang w:val="en-US" w:eastAsia="en-US" w:bidi="ar-SA"/>
+              </w:rPr>
+            </w:pPr>
+            <w:r>
+              <w:rPr>
+                <w:kern w:val="0"/>
+                <w:szCs w:val="24"/>
+                <w:lang w:val="en-US" w:eastAsia="en-US" w:bidi="ar-SA"/>
+              </w:rPr>
+            </w:r>
+          </w:p>
+        </w:tc>
+      </w:tr>
+      <w:tr>
+        <w:trPr/>
+        <w:tc>
+          <w:tcPr>
+            <w:tcW w:w="1980" w:type="dxa"/>
+            <w:tcBorders>
+              <w:top w:val="single" w:sz="4" w:space="0" w:color="D6DCEA"/>
+              <w:left w:val="single" w:sz="4" w:space="0" w:color="D6DCEA"/>
+              <w:bottom w:val="single" w:sz="4" w:space="0" w:color="D6DCEA"/>
+              <w:right w:val="single" w:sz="4" w:space="0" w:color="D6DCEA"/>
+            </w:tcBorders>
+          </w:tcPr>
+          <w:p>
+            <w:pPr>
+              <w:pStyle w:val="Compact"/>
+              <w:widowControl/>
+              <w:spacing w:before="36" w:after="40"/>
+              <w:jc w:val="left"/>
+              <w:rPr>
+                <w:kern w:val="0"/>
+                <w:szCs w:val="24"/>
+                <w:lang w:val="en-US" w:eastAsia="en-US" w:bidi="ar-SA"/>
+              </w:rPr>
+            </w:pPr>
+            <w:r>
+              <w:rPr>
+                <w:rStyle w:val="VerbatimChar"/>
+                <w:kern w:val="0"/>
+                <w:sz w:val="18"/>
+                <w:szCs w:val="24"/>
+                <w:lang w:val="en-US" w:eastAsia="en-US" w:bidi="ar-SA"/>
+              </w:rPr>
+              <w:t>to_address</w:t>
+            </w:r>
+          </w:p>
+        </w:tc>
+        <w:tc>
+          <w:tcPr>
+            <w:tcW w:w="1980" w:type="dxa"/>
+            <w:tcBorders>
+              <w:top w:val="single" w:sz="4" w:space="0" w:color="D6DCEA"/>
+              <w:left w:val="single" w:sz="4" w:space="0" w:color="D6DCEA"/>
+              <w:bottom w:val="single" w:sz="4" w:space="0" w:color="D6DCEA"/>
+              <w:right w:val="single" w:sz="4" w:space="0" w:color="D6DCEA"/>
+            </w:tcBorders>
+          </w:tcPr>
+          <w:p>
+            <w:pPr>
+              <w:pStyle w:val="Compact"/>
+              <w:widowControl/>
+              <w:spacing w:before="36" w:after="40"/>
+              <w:jc w:val="left"/>
+              <w:rPr>
+                <w:kern w:val="0"/>
+                <w:szCs w:val="24"/>
+                <w:lang w:val="en-US" w:eastAsia="en-US" w:bidi="ar-SA"/>
+              </w:rPr>
+            </w:pPr>
+            <w:r>
+              <w:rPr>
+                <w:kern w:val="0"/>
+                <w:sz w:val="18"/>
+                <w:szCs w:val="24"/>
+                <w:lang w:val="en-US" w:eastAsia="en-US" w:bidi="ar-SA"/>
+              </w:rPr>
+              <w:t>String</w:t>
+            </w:r>
+          </w:p>
+        </w:tc>
+        <w:tc>
+          <w:tcPr>
+            <w:tcW w:w="1980" w:type="dxa"/>
+            <w:tcBorders>
+              <w:top w:val="single" w:sz="4" w:space="0" w:color="D6DCEA"/>
+              <w:left w:val="single" w:sz="4" w:space="0" w:color="D6DCEA"/>
+              <w:bottom w:val="single" w:sz="4" w:space="0" w:color="D6DCEA"/>
+              <w:right w:val="single" w:sz="4" w:space="0" w:color="D6DCEA"/>
+            </w:tcBorders>
+          </w:tcPr>
+          <w:p>
+            <w:pPr>
+              <w:pStyle w:val="Compact"/>
+              <w:widowControl/>
+              <w:spacing w:before="36" w:after="40"/>
+              <w:jc w:val="left"/>
+              <w:rPr>
+                <w:kern w:val="0"/>
+                <w:szCs w:val="24"/>
+                <w:lang w:val="en-US" w:eastAsia="en-US" w:bidi="ar-SA"/>
+              </w:rPr>
+            </w:pPr>
+            <w:r>
+              <w:rPr>
+                <w:kern w:val="0"/>
+                <w:szCs w:val="24"/>
+                <w:lang w:val="en-US" w:eastAsia="en-US" w:bidi="ar-SA"/>
+              </w:rPr>
+            </w:r>
+          </w:p>
+        </w:tc>
+        <w:tc>
+          <w:tcPr>
+            <w:tcW w:w="1979" w:type="dxa"/>
+            <w:tcBorders>
+              <w:top w:val="single" w:sz="4" w:space="0" w:color="D6DCEA"/>
+              <w:left w:val="single" w:sz="4" w:space="0" w:color="D6DCEA"/>
+              <w:bottom w:val="single" w:sz="4" w:space="0" w:color="D6DCEA"/>
+              <w:right w:val="single" w:sz="4" w:space="0" w:color="D6DCEA"/>
+            </w:tcBorders>
+          </w:tcPr>
+          <w:p>
+            <w:pPr>
+              <w:pStyle w:val="Compact"/>
+              <w:widowControl/>
+              <w:spacing w:before="36" w:after="40"/>
+              <w:jc w:val="left"/>
+              <w:rPr>
+                <w:kern w:val="0"/>
+                <w:szCs w:val="24"/>
+                <w:lang w:val="en-US" w:eastAsia="en-US" w:bidi="ar-SA"/>
+              </w:rPr>
+            </w:pPr>
+            <w:r>
+              <w:rPr>
+                <w:kern w:val="0"/>
+                <w:szCs w:val="24"/>
+                <w:lang w:val="en-US" w:eastAsia="en-US" w:bidi="ar-SA"/>
+              </w:rPr>
+            </w:r>
+          </w:p>
+        </w:tc>
+      </w:tr>
+      <w:tr>
+        <w:trPr/>
+        <w:tc>
+          <w:tcPr>
+            <w:tcW w:w="1980" w:type="dxa"/>
+            <w:tcBorders>
+              <w:top w:val="single" w:sz="4" w:space="0" w:color="D6DCEA"/>
+              <w:left w:val="single" w:sz="4" w:space="0" w:color="D6DCEA"/>
+              <w:bottom w:val="single" w:sz="4" w:space="0" w:color="D6DCEA"/>
+              <w:right w:val="single" w:sz="4" w:space="0" w:color="D6DCEA"/>
+            </w:tcBorders>
+          </w:tcPr>
+          <w:p>
+            <w:pPr>
+              <w:pStyle w:val="Compact"/>
+              <w:widowControl/>
+              <w:spacing w:before="36" w:after="40"/>
+              <w:jc w:val="left"/>
+              <w:rPr>
+                <w:kern w:val="0"/>
+                <w:szCs w:val="24"/>
+                <w:lang w:val="en-US" w:eastAsia="en-US" w:bidi="ar-SA"/>
+              </w:rPr>
+            </w:pPr>
+            <w:r>
+              <w:rPr>
+                <w:rStyle w:val="VerbatimChar"/>
+                <w:kern w:val="0"/>
+                <w:sz w:val="18"/>
+                <w:szCs w:val="24"/>
+                <w:lang w:val="en-US" w:eastAsia="en-US" w:bidi="ar-SA"/>
+              </w:rPr>
+              <w:t>kind</w:t>
+            </w:r>
+          </w:p>
+        </w:tc>
+        <w:tc>
+          <w:tcPr>
+            <w:tcW w:w="1980" w:type="dxa"/>
+            <w:tcBorders>
+              <w:top w:val="single" w:sz="4" w:space="0" w:color="D6DCEA"/>
+              <w:left w:val="single" w:sz="4" w:space="0" w:color="D6DCEA"/>
+              <w:bottom w:val="single" w:sz="4" w:space="0" w:color="D6DCEA"/>
+              <w:right w:val="single" w:sz="4" w:space="0" w:color="D6DCEA"/>
+            </w:tcBorders>
+          </w:tcPr>
+          <w:p>
+            <w:pPr>
+              <w:pStyle w:val="Compact"/>
+              <w:widowControl/>
+              <w:spacing w:before="36" w:after="40"/>
+              <w:jc w:val="left"/>
+              <w:rPr>
+                <w:kern w:val="0"/>
+                <w:szCs w:val="24"/>
+                <w:lang w:val="en-US" w:eastAsia="en-US" w:bidi="ar-SA"/>
+              </w:rPr>
+            </w:pPr>
+            <w:r>
+              <w:rPr>
+                <w:kern w:val="0"/>
+                <w:sz w:val="18"/>
+                <w:szCs w:val="24"/>
+                <w:lang w:val="en-US" w:eastAsia="en-US" w:bidi="ar-SA"/>
+              </w:rPr>
+              <w:t>String</w:t>
+            </w:r>
+          </w:p>
+        </w:tc>
+        <w:tc>
+          <w:tcPr>
+            <w:tcW w:w="1980" w:type="dxa"/>
+            <w:tcBorders>
+              <w:top w:val="single" w:sz="4" w:space="0" w:color="D6DCEA"/>
+              <w:left w:val="single" w:sz="4" w:space="0" w:color="D6DCEA"/>
+              <w:bottom w:val="single" w:sz="4" w:space="0" w:color="D6DCEA"/>
+              <w:right w:val="single" w:sz="4" w:space="0" w:color="D6DCEA"/>
+            </w:tcBorders>
+          </w:tcPr>
+          <w:p>
+            <w:pPr>
+              <w:pStyle w:val="Compact"/>
+              <w:widowControl/>
+              <w:spacing w:before="36" w:after="40"/>
+              <w:jc w:val="left"/>
+              <w:rPr>
+                <w:kern w:val="0"/>
+                <w:szCs w:val="24"/>
+                <w:lang w:val="en-US" w:eastAsia="en-US" w:bidi="ar-SA"/>
+              </w:rPr>
+            </w:pPr>
+            <w:r>
+              <w:rPr>
+                <w:kern w:val="0"/>
+                <w:szCs w:val="24"/>
+                <w:lang w:val="en-US" w:eastAsia="en-US" w:bidi="ar-SA"/>
+              </w:rPr>
+            </w:r>
+          </w:p>
+        </w:tc>
+        <w:tc>
+          <w:tcPr>
+            <w:tcW w:w="1979" w:type="dxa"/>
+            <w:tcBorders>
+              <w:top w:val="single" w:sz="4" w:space="0" w:color="D6DCEA"/>
+              <w:left w:val="single" w:sz="4" w:space="0" w:color="D6DCEA"/>
+              <w:bottom w:val="single" w:sz="4" w:space="0" w:color="D6DCEA"/>
+              <w:right w:val="single" w:sz="4" w:space="0" w:color="D6DCEA"/>
+            </w:tcBorders>
+          </w:tcPr>
+          <w:p>
+            <w:pPr>
+              <w:pStyle w:val="Compact"/>
+              <w:widowControl/>
+              <w:spacing w:before="36" w:after="40"/>
+              <w:jc w:val="left"/>
+              <w:rPr>
+                <w:kern w:val="0"/>
+                <w:szCs w:val="24"/>
+                <w:lang w:val="en-US" w:eastAsia="en-US" w:bidi="ar-SA"/>
+              </w:rPr>
+            </w:pPr>
+            <w:r>
+              <w:rPr>
+                <w:kern w:val="0"/>
+                <w:szCs w:val="24"/>
+                <w:lang w:val="en-US" w:eastAsia="en-US" w:bidi="ar-SA"/>
+              </w:rPr>
+            </w:r>
+          </w:p>
+        </w:tc>
+      </w:tr>
+      <w:tr>
+        <w:trPr/>
+        <w:tc>
+          <w:tcPr>
+            <w:tcW w:w="1980" w:type="dxa"/>
+            <w:tcBorders>
+              <w:top w:val="single" w:sz="4" w:space="0" w:color="D6DCEA"/>
+              <w:left w:val="single" w:sz="4" w:space="0" w:color="D6DCEA"/>
+              <w:bottom w:val="single" w:sz="4" w:space="0" w:color="D6DCEA"/>
+              <w:right w:val="single" w:sz="4" w:space="0" w:color="D6DCEA"/>
+            </w:tcBorders>
+          </w:tcPr>
+          <w:p>
+            <w:pPr>
+              <w:pStyle w:val="Compact"/>
+              <w:widowControl/>
+              <w:spacing w:before="36" w:after="40"/>
+              <w:jc w:val="left"/>
+              <w:rPr>
+                <w:kern w:val="0"/>
+                <w:szCs w:val="24"/>
+                <w:lang w:val="en-US" w:eastAsia="en-US" w:bidi="ar-SA"/>
+              </w:rPr>
+            </w:pPr>
+            <w:r>
+              <w:rPr>
+                <w:rStyle w:val="VerbatimChar"/>
+                <w:kern w:val="0"/>
+                <w:sz w:val="18"/>
+                <w:szCs w:val="24"/>
+                <w:lang w:val="en-US" w:eastAsia="en-US" w:bidi="ar-SA"/>
+              </w:rPr>
+              <w:t>subject</w:t>
+            </w:r>
+          </w:p>
+        </w:tc>
+        <w:tc>
+          <w:tcPr>
+            <w:tcW w:w="1980" w:type="dxa"/>
+            <w:tcBorders>
+              <w:top w:val="single" w:sz="4" w:space="0" w:color="D6DCEA"/>
+              <w:left w:val="single" w:sz="4" w:space="0" w:color="D6DCEA"/>
+              <w:bottom w:val="single" w:sz="4" w:space="0" w:color="D6DCEA"/>
+              <w:right w:val="single" w:sz="4" w:space="0" w:color="D6DCEA"/>
+            </w:tcBorders>
+          </w:tcPr>
+          <w:p>
+            <w:pPr>
+              <w:pStyle w:val="Compact"/>
+              <w:widowControl/>
+              <w:spacing w:before="36" w:after="40"/>
+              <w:jc w:val="left"/>
+              <w:rPr>
+                <w:kern w:val="0"/>
+                <w:szCs w:val="24"/>
+                <w:lang w:val="en-US" w:eastAsia="en-US" w:bidi="ar-SA"/>
+              </w:rPr>
+            </w:pPr>
+            <w:r>
+              <w:rPr>
+                <w:kern w:val="0"/>
+                <w:sz w:val="18"/>
+                <w:szCs w:val="24"/>
+                <w:lang w:val="en-US" w:eastAsia="en-US" w:bidi="ar-SA"/>
+              </w:rPr>
+              <w:t>String</w:t>
+            </w:r>
+          </w:p>
+        </w:tc>
+        <w:tc>
+          <w:tcPr>
+            <w:tcW w:w="1980" w:type="dxa"/>
+            <w:tcBorders>
+              <w:top w:val="single" w:sz="4" w:space="0" w:color="D6DCEA"/>
+              <w:left w:val="single" w:sz="4" w:space="0" w:color="D6DCEA"/>
+              <w:bottom w:val="single" w:sz="4" w:space="0" w:color="D6DCEA"/>
+              <w:right w:val="single" w:sz="4" w:space="0" w:color="D6DCEA"/>
+            </w:tcBorders>
+          </w:tcPr>
+          <w:p>
+            <w:pPr>
+              <w:pStyle w:val="Compact"/>
+              <w:widowControl/>
+              <w:spacing w:before="36" w:after="40"/>
+              <w:jc w:val="left"/>
+              <w:rPr>
+                <w:kern w:val="0"/>
+                <w:szCs w:val="24"/>
+                <w:lang w:val="en-US" w:eastAsia="en-US" w:bidi="ar-SA"/>
+              </w:rPr>
+            </w:pPr>
+            <w:r>
+              <w:rPr>
+                <w:kern w:val="0"/>
+                <w:szCs w:val="24"/>
+                <w:lang w:val="en-US" w:eastAsia="en-US" w:bidi="ar-SA"/>
+              </w:rPr>
+            </w:r>
+          </w:p>
+        </w:tc>
+        <w:tc>
+          <w:tcPr>
+            <w:tcW w:w="1979" w:type="dxa"/>
+            <w:tcBorders>
+              <w:top w:val="single" w:sz="4" w:space="0" w:color="D6DCEA"/>
+              <w:left w:val="single" w:sz="4" w:space="0" w:color="D6DCEA"/>
+              <w:bottom w:val="single" w:sz="4" w:space="0" w:color="D6DCEA"/>
+              <w:right w:val="single" w:sz="4" w:space="0" w:color="D6DCEA"/>
+            </w:tcBorders>
+          </w:tcPr>
+          <w:p>
+            <w:pPr>
+              <w:pStyle w:val="Compact"/>
+              <w:widowControl/>
+              <w:spacing w:before="36" w:after="40"/>
+              <w:jc w:val="left"/>
+              <w:rPr>
+                <w:kern w:val="0"/>
+                <w:szCs w:val="24"/>
+                <w:lang w:val="en-US" w:eastAsia="en-US" w:bidi="ar-SA"/>
+              </w:rPr>
+            </w:pPr>
+            <w:r>
+              <w:rPr>
+                <w:kern w:val="0"/>
+                <w:szCs w:val="24"/>
+                <w:lang w:val="en-US" w:eastAsia="en-US" w:bidi="ar-SA"/>
+              </w:rPr>
+            </w:r>
+          </w:p>
+        </w:tc>
+      </w:tr>
+      <w:tr>
+        <w:trPr/>
+        <w:tc>
+          <w:tcPr>
+            <w:tcW w:w="1980" w:type="dxa"/>
+            <w:tcBorders>
+              <w:top w:val="single" w:sz="4" w:space="0" w:color="D6DCEA"/>
+              <w:left w:val="single" w:sz="4" w:space="0" w:color="D6DCEA"/>
+              <w:bottom w:val="single" w:sz="4" w:space="0" w:color="D6DCEA"/>
+              <w:right w:val="single" w:sz="4" w:space="0" w:color="D6DCEA"/>
+            </w:tcBorders>
+          </w:tcPr>
+          <w:p>
+            <w:pPr>
+              <w:pStyle w:val="Compact"/>
+              <w:widowControl/>
+              <w:spacing w:before="36" w:after="40"/>
+              <w:jc w:val="left"/>
+              <w:rPr>
+                <w:kern w:val="0"/>
+                <w:szCs w:val="24"/>
+                <w:lang w:val="en-US" w:eastAsia="en-US" w:bidi="ar-SA"/>
+              </w:rPr>
+            </w:pPr>
+            <w:r>
+              <w:rPr>
+                <w:rStyle w:val="VerbatimChar"/>
+                <w:kern w:val="0"/>
+                <w:sz w:val="18"/>
+                <w:szCs w:val="24"/>
+                <w:lang w:val="en-US" w:eastAsia="en-US" w:bidi="ar-SA"/>
+              </w:rPr>
+              <w:t>body</w:t>
+            </w:r>
+          </w:p>
+        </w:tc>
+        <w:tc>
+          <w:tcPr>
+            <w:tcW w:w="1980" w:type="dxa"/>
+            <w:tcBorders>
+              <w:top w:val="single" w:sz="4" w:space="0" w:color="D6DCEA"/>
+              <w:left w:val="single" w:sz="4" w:space="0" w:color="D6DCEA"/>
+              <w:bottom w:val="single" w:sz="4" w:space="0" w:color="D6DCEA"/>
+              <w:right w:val="single" w:sz="4" w:space="0" w:color="D6DCEA"/>
+            </w:tcBorders>
+          </w:tcPr>
+          <w:p>
+            <w:pPr>
+              <w:pStyle w:val="Compact"/>
+              <w:widowControl/>
+              <w:spacing w:before="36" w:after="40"/>
+              <w:jc w:val="left"/>
+              <w:rPr>
+                <w:kern w:val="0"/>
+                <w:szCs w:val="24"/>
+                <w:lang w:val="en-US" w:eastAsia="en-US" w:bidi="ar-SA"/>
+              </w:rPr>
+            </w:pPr>
+            <w:r>
+              <w:rPr>
+                <w:kern w:val="0"/>
+                <w:sz w:val="18"/>
+                <w:szCs w:val="24"/>
+                <w:lang w:val="en-US" w:eastAsia="en-US" w:bidi="ar-SA"/>
+              </w:rPr>
+              <w:t>String</w:t>
+            </w:r>
+          </w:p>
+        </w:tc>
+        <w:tc>
+          <w:tcPr>
+            <w:tcW w:w="1980" w:type="dxa"/>
+            <w:tcBorders>
+              <w:top w:val="single" w:sz="4" w:space="0" w:color="D6DCEA"/>
+              <w:left w:val="single" w:sz="4" w:space="0" w:color="D6DCEA"/>
+              <w:bottom w:val="single" w:sz="4" w:space="0" w:color="D6DCEA"/>
+              <w:right w:val="single" w:sz="4" w:space="0" w:color="D6DCEA"/>
+            </w:tcBorders>
+          </w:tcPr>
+          <w:p>
+            <w:pPr>
+              <w:pStyle w:val="Compact"/>
+              <w:widowControl/>
+              <w:spacing w:before="36" w:after="40"/>
+              <w:jc w:val="left"/>
+              <w:rPr>
+                <w:kern w:val="0"/>
+                <w:szCs w:val="24"/>
+                <w:lang w:val="en-US" w:eastAsia="en-US" w:bidi="ar-SA"/>
+              </w:rPr>
+            </w:pPr>
+            <w:r>
+              <w:rPr>
+                <w:kern w:val="0"/>
+                <w:szCs w:val="24"/>
+                <w:lang w:val="en-US" w:eastAsia="en-US" w:bidi="ar-SA"/>
+              </w:rPr>
+            </w:r>
+          </w:p>
+        </w:tc>
+        <w:tc>
+          <w:tcPr>
+            <w:tcW w:w="1979" w:type="dxa"/>
+            <w:tcBorders>
+              <w:top w:val="single" w:sz="4" w:space="0" w:color="D6DCEA"/>
+              <w:left w:val="single" w:sz="4" w:space="0" w:color="D6DCEA"/>
+              <w:bottom w:val="single" w:sz="4" w:space="0" w:color="D6DCEA"/>
+              <w:right w:val="single" w:sz="4" w:space="0" w:color="D6DCEA"/>
+            </w:tcBorders>
+          </w:tcPr>
+          <w:p>
+            <w:pPr>
+              <w:pStyle w:val="Compact"/>
+              <w:widowControl/>
+              <w:spacing w:before="36" w:after="40"/>
+              <w:jc w:val="left"/>
+              <w:rPr>
+                <w:kern w:val="0"/>
+                <w:szCs w:val="24"/>
+                <w:lang w:val="en-US" w:eastAsia="en-US" w:bidi="ar-SA"/>
+              </w:rPr>
+            </w:pPr>
+            <w:r>
+              <w:rPr>
+                <w:kern w:val="0"/>
+                <w:szCs w:val="24"/>
+                <w:lang w:val="en-US" w:eastAsia="en-US" w:bidi="ar-SA"/>
+              </w:rPr>
+            </w:r>
+          </w:p>
+        </w:tc>
+      </w:tr>
+      <w:tr>
+        <w:trPr/>
+        <w:tc>
+          <w:tcPr>
+            <w:tcW w:w="1980" w:type="dxa"/>
+            <w:tcBorders>
+              <w:top w:val="single" w:sz="4" w:space="0" w:color="D6DCEA"/>
+              <w:left w:val="single" w:sz="4" w:space="0" w:color="D6DCEA"/>
+              <w:bottom w:val="single" w:sz="4" w:space="0" w:color="D6DCEA"/>
+              <w:right w:val="single" w:sz="4" w:space="0" w:color="D6DCEA"/>
+            </w:tcBorders>
+          </w:tcPr>
+          <w:p>
+            <w:pPr>
+              <w:pStyle w:val="Compact"/>
+              <w:widowControl/>
+              <w:spacing w:before="36" w:after="40"/>
+              <w:jc w:val="left"/>
+              <w:rPr>
+                <w:kern w:val="0"/>
+                <w:szCs w:val="24"/>
+                <w:lang w:val="en-US" w:eastAsia="en-US" w:bidi="ar-SA"/>
+              </w:rPr>
+            </w:pPr>
+            <w:r>
+              <w:rPr>
+                <w:rStyle w:val="VerbatimChar"/>
+                <w:kern w:val="0"/>
+                <w:sz w:val="18"/>
+                <w:szCs w:val="24"/>
+                <w:lang w:val="en-US" w:eastAsia="en-US" w:bidi="ar-SA"/>
+              </w:rPr>
+              <w:t>status</w:t>
+            </w:r>
+          </w:p>
+        </w:tc>
+        <w:tc>
+          <w:tcPr>
+            <w:tcW w:w="1980" w:type="dxa"/>
+            <w:tcBorders>
+              <w:top w:val="single" w:sz="4" w:space="0" w:color="D6DCEA"/>
+              <w:left w:val="single" w:sz="4" w:space="0" w:color="D6DCEA"/>
+              <w:bottom w:val="single" w:sz="4" w:space="0" w:color="D6DCEA"/>
+              <w:right w:val="single" w:sz="4" w:space="0" w:color="D6DCEA"/>
+            </w:tcBorders>
+          </w:tcPr>
+          <w:p>
+            <w:pPr>
+              <w:pStyle w:val="Compact"/>
+              <w:widowControl/>
+              <w:spacing w:before="36" w:after="40"/>
+              <w:jc w:val="left"/>
+              <w:rPr>
+                <w:kern w:val="0"/>
+                <w:szCs w:val="24"/>
+                <w:lang w:val="en-US" w:eastAsia="en-US" w:bidi="ar-SA"/>
+              </w:rPr>
+            </w:pPr>
+            <w:r>
+              <w:rPr>
+                <w:kern w:val="0"/>
+                <w:sz w:val="18"/>
+                <w:szCs w:val="24"/>
+                <w:lang w:val="en-US" w:eastAsia="en-US" w:bidi="ar-SA"/>
+              </w:rPr>
+              <w:t>String</w:t>
+            </w:r>
+          </w:p>
+        </w:tc>
+        <w:tc>
+          <w:tcPr>
+            <w:tcW w:w="1980" w:type="dxa"/>
+            <w:tcBorders>
+              <w:top w:val="single" w:sz="4" w:space="0" w:color="D6DCEA"/>
+              <w:left w:val="single" w:sz="4" w:space="0" w:color="D6DCEA"/>
+              <w:bottom w:val="single" w:sz="4" w:space="0" w:color="D6DCEA"/>
+              <w:right w:val="single" w:sz="4" w:space="0" w:color="D6DCEA"/>
+            </w:tcBorders>
+          </w:tcPr>
+          <w:p>
+            <w:pPr>
+              <w:pStyle w:val="Compact"/>
+              <w:widowControl/>
+              <w:spacing w:before="36" w:after="40"/>
+              <w:jc w:val="left"/>
+              <w:rPr>
+                <w:kern w:val="0"/>
+                <w:szCs w:val="24"/>
+                <w:lang w:val="en-US" w:eastAsia="en-US" w:bidi="ar-SA"/>
+              </w:rPr>
+            </w:pPr>
+            <w:r>
+              <w:rPr>
+                <w:kern w:val="0"/>
+                <w:szCs w:val="24"/>
+                <w:lang w:val="en-US" w:eastAsia="en-US" w:bidi="ar-SA"/>
+              </w:rPr>
+            </w:r>
+          </w:p>
+        </w:tc>
+        <w:tc>
+          <w:tcPr>
+            <w:tcW w:w="1979" w:type="dxa"/>
+            <w:tcBorders>
+              <w:top w:val="single" w:sz="4" w:space="0" w:color="D6DCEA"/>
+              <w:left w:val="single" w:sz="4" w:space="0" w:color="D6DCEA"/>
+              <w:bottom w:val="single" w:sz="4" w:space="0" w:color="D6DCEA"/>
+              <w:right w:val="single" w:sz="4" w:space="0" w:color="D6DCEA"/>
+            </w:tcBorders>
+          </w:tcPr>
+          <w:p>
+            <w:pPr>
+              <w:pStyle w:val="Compact"/>
+              <w:widowControl/>
+              <w:spacing w:before="36" w:after="40"/>
+              <w:jc w:val="left"/>
+              <w:rPr>
+                <w:kern w:val="0"/>
+                <w:szCs w:val="24"/>
+                <w:lang w:val="en-US" w:eastAsia="en-US" w:bidi="ar-SA"/>
+              </w:rPr>
+            </w:pPr>
+            <w:r>
+              <w:rPr>
+                <w:kern w:val="0"/>
+                <w:sz w:val="18"/>
+                <w:szCs w:val="24"/>
+                <w:lang w:val="en-US" w:eastAsia="en-US" w:bidi="ar-SA"/>
+              </w:rPr>
+              <w:t>pending | sent | failed</w:t>
+            </w:r>
+          </w:p>
+        </w:tc>
+      </w:tr>
+      <w:tr>
+        <w:trPr/>
+        <w:tc>
+          <w:tcPr>
+            <w:tcW w:w="1980" w:type="dxa"/>
+            <w:tcBorders>
+              <w:top w:val="single" w:sz="4" w:space="0" w:color="D6DCEA"/>
+              <w:left w:val="single" w:sz="4" w:space="0" w:color="D6DCEA"/>
+              <w:bottom w:val="single" w:sz="4" w:space="0" w:color="D6DCEA"/>
+              <w:right w:val="single" w:sz="4" w:space="0" w:color="D6DCEA"/>
+            </w:tcBorders>
+          </w:tcPr>
+          <w:p>
+            <w:pPr>
+              <w:pStyle w:val="Compact"/>
+              <w:widowControl/>
+              <w:spacing w:before="36" w:after="40"/>
+              <w:jc w:val="left"/>
+              <w:rPr>
+                <w:kern w:val="0"/>
+                <w:szCs w:val="24"/>
+                <w:lang w:val="en-US" w:eastAsia="en-US" w:bidi="ar-SA"/>
+              </w:rPr>
+            </w:pPr>
+            <w:r>
+              <w:rPr>
+                <w:rStyle w:val="VerbatimChar"/>
+                <w:kern w:val="0"/>
+                <w:sz w:val="18"/>
+                <w:szCs w:val="24"/>
+                <w:lang w:val="en-US" w:eastAsia="en-US" w:bidi="ar-SA"/>
+              </w:rPr>
+              <w:t>attempts</w:t>
+            </w:r>
+          </w:p>
+        </w:tc>
+        <w:tc>
+          <w:tcPr>
+            <w:tcW w:w="1980" w:type="dxa"/>
+            <w:tcBorders>
+              <w:top w:val="single" w:sz="4" w:space="0" w:color="D6DCEA"/>
+              <w:left w:val="single" w:sz="4" w:space="0" w:color="D6DCEA"/>
+              <w:bottom w:val="single" w:sz="4" w:space="0" w:color="D6DCEA"/>
+              <w:right w:val="single" w:sz="4" w:space="0" w:color="D6DCEA"/>
+            </w:tcBorders>
+          </w:tcPr>
+          <w:p>
+            <w:pPr>
+              <w:pStyle w:val="Compact"/>
+              <w:widowControl/>
+              <w:spacing w:before="36" w:after="40"/>
+              <w:jc w:val="left"/>
+              <w:rPr>
+                <w:kern w:val="0"/>
+                <w:szCs w:val="24"/>
+                <w:lang w:val="en-US" w:eastAsia="en-US" w:bidi="ar-SA"/>
+              </w:rPr>
+            </w:pPr>
+            <w:r>
+              <w:rPr>
+                <w:kern w:val="0"/>
+                <w:sz w:val="18"/>
+                <w:szCs w:val="24"/>
+                <w:lang w:val="en-US" w:eastAsia="en-US" w:bidi="ar-SA"/>
+              </w:rPr>
+              <w:t>Int</w:t>
+            </w:r>
+          </w:p>
+        </w:tc>
+        <w:tc>
+          <w:tcPr>
+            <w:tcW w:w="1980" w:type="dxa"/>
+            <w:tcBorders>
+              <w:top w:val="single" w:sz="4" w:space="0" w:color="D6DCEA"/>
+              <w:left w:val="single" w:sz="4" w:space="0" w:color="D6DCEA"/>
+              <w:bottom w:val="single" w:sz="4" w:space="0" w:color="D6DCEA"/>
+              <w:right w:val="single" w:sz="4" w:space="0" w:color="D6DCEA"/>
+            </w:tcBorders>
+          </w:tcPr>
+          <w:p>
+            <w:pPr>
+              <w:pStyle w:val="Compact"/>
+              <w:widowControl/>
+              <w:spacing w:before="36" w:after="40"/>
+              <w:jc w:val="left"/>
+              <w:rPr>
+                <w:kern w:val="0"/>
+                <w:szCs w:val="24"/>
+                <w:lang w:val="en-US" w:eastAsia="en-US" w:bidi="ar-SA"/>
+              </w:rPr>
+            </w:pPr>
+            <w:r>
+              <w:rPr>
+                <w:kern w:val="0"/>
+                <w:szCs w:val="24"/>
+                <w:lang w:val="en-US" w:eastAsia="en-US" w:bidi="ar-SA"/>
+              </w:rPr>
+            </w:r>
+          </w:p>
+        </w:tc>
+        <w:tc>
+          <w:tcPr>
+            <w:tcW w:w="1979" w:type="dxa"/>
+            <w:tcBorders>
+              <w:top w:val="single" w:sz="4" w:space="0" w:color="D6DCEA"/>
+              <w:left w:val="single" w:sz="4" w:space="0" w:color="D6DCEA"/>
+              <w:bottom w:val="single" w:sz="4" w:space="0" w:color="D6DCEA"/>
+              <w:right w:val="single" w:sz="4" w:space="0" w:color="D6DCEA"/>
+            </w:tcBorders>
+          </w:tcPr>
+          <w:p>
+            <w:pPr>
+              <w:pStyle w:val="Compact"/>
+              <w:widowControl/>
+              <w:spacing w:before="36" w:after="40"/>
+              <w:jc w:val="left"/>
+              <w:rPr>
+                <w:kern w:val="0"/>
+                <w:szCs w:val="24"/>
+                <w:lang w:val="en-US" w:eastAsia="en-US" w:bidi="ar-SA"/>
+              </w:rPr>
+            </w:pPr>
+            <w:r>
+              <w:rPr>
+                <w:kern w:val="0"/>
+                <w:szCs w:val="24"/>
+                <w:lang w:val="en-US" w:eastAsia="en-US" w:bidi="ar-SA"/>
+              </w:rPr>
+            </w:r>
+          </w:p>
+        </w:tc>
+      </w:tr>
+      <w:tr>
+        <w:trPr/>
+        <w:tc>
+          <w:tcPr>
+            <w:tcW w:w="1980" w:type="dxa"/>
+            <w:tcBorders>
+              <w:top w:val="single" w:sz="4" w:space="0" w:color="D6DCEA"/>
+              <w:left w:val="single" w:sz="4" w:space="0" w:color="D6DCEA"/>
+              <w:bottom w:val="single" w:sz="4" w:space="0" w:color="D6DCEA"/>
+              <w:right w:val="single" w:sz="4" w:space="0" w:color="D6DCEA"/>
+            </w:tcBorders>
+          </w:tcPr>
+          <w:p>
+            <w:pPr>
+              <w:pStyle w:val="Compact"/>
+              <w:widowControl/>
+              <w:spacing w:before="36" w:after="40"/>
+              <w:jc w:val="left"/>
+              <w:rPr>
+                <w:kern w:val="0"/>
+                <w:szCs w:val="24"/>
+                <w:lang w:val="en-US" w:eastAsia="en-US" w:bidi="ar-SA"/>
+              </w:rPr>
+            </w:pPr>
+            <w:r>
+              <w:rPr>
+                <w:rStyle w:val="VerbatimChar"/>
+                <w:kern w:val="0"/>
+                <w:sz w:val="18"/>
+                <w:szCs w:val="24"/>
+                <w:lang w:val="en-US" w:eastAsia="en-US" w:bidi="ar-SA"/>
+              </w:rPr>
+              <w:t>next_attempt_at</w:t>
+            </w:r>
+          </w:p>
+        </w:tc>
+        <w:tc>
+          <w:tcPr>
+            <w:tcW w:w="1980" w:type="dxa"/>
+            <w:tcBorders>
+              <w:top w:val="single" w:sz="4" w:space="0" w:color="D6DCEA"/>
+              <w:left w:val="single" w:sz="4" w:space="0" w:color="D6DCEA"/>
+              <w:bottom w:val="single" w:sz="4" w:space="0" w:color="D6DCEA"/>
+              <w:right w:val="single" w:sz="4" w:space="0" w:color="D6DCEA"/>
+            </w:tcBorders>
+          </w:tcPr>
+          <w:p>
+            <w:pPr>
+              <w:pStyle w:val="Compact"/>
+              <w:widowControl/>
+              <w:spacing w:before="36" w:after="40"/>
+              <w:jc w:val="left"/>
+              <w:rPr>
+                <w:kern w:val="0"/>
+                <w:szCs w:val="24"/>
+                <w:lang w:val="en-US" w:eastAsia="en-US" w:bidi="ar-SA"/>
+              </w:rPr>
+            </w:pPr>
+            <w:r>
+              <w:rPr>
+                <w:kern w:val="0"/>
+                <w:sz w:val="18"/>
+                <w:szCs w:val="24"/>
+                <w:lang w:val="en-US" w:eastAsia="en-US" w:bidi="ar-SA"/>
+              </w:rPr>
+              <w:t>DateTime</w:t>
+            </w:r>
+          </w:p>
+        </w:tc>
+        <w:tc>
+          <w:tcPr>
+            <w:tcW w:w="1980" w:type="dxa"/>
+            <w:tcBorders>
+              <w:top w:val="single" w:sz="4" w:space="0" w:color="D6DCEA"/>
+              <w:left w:val="single" w:sz="4" w:space="0" w:color="D6DCEA"/>
+              <w:bottom w:val="single" w:sz="4" w:space="0" w:color="D6DCEA"/>
+              <w:right w:val="single" w:sz="4" w:space="0" w:color="D6DCEA"/>
+            </w:tcBorders>
+          </w:tcPr>
+          <w:p>
+            <w:pPr>
+              <w:pStyle w:val="Compact"/>
+              <w:widowControl/>
+              <w:spacing w:before="36" w:after="40"/>
+              <w:jc w:val="left"/>
+              <w:rPr>
+                <w:kern w:val="0"/>
+                <w:szCs w:val="24"/>
+                <w:lang w:val="en-US" w:eastAsia="en-US" w:bidi="ar-SA"/>
+              </w:rPr>
+            </w:pPr>
+            <w:r>
+              <w:rPr>
+                <w:kern w:val="0"/>
+                <w:szCs w:val="24"/>
+                <w:lang w:val="en-US" w:eastAsia="en-US" w:bidi="ar-SA"/>
+              </w:rPr>
+            </w:r>
+          </w:p>
+        </w:tc>
+        <w:tc>
+          <w:tcPr>
+            <w:tcW w:w="1979" w:type="dxa"/>
+            <w:tcBorders>
+              <w:top w:val="single" w:sz="4" w:space="0" w:color="D6DCEA"/>
+              <w:left w:val="single" w:sz="4" w:space="0" w:color="D6DCEA"/>
+              <w:bottom w:val="single" w:sz="4" w:space="0" w:color="D6DCEA"/>
+              <w:right w:val="single" w:sz="4" w:space="0" w:color="D6DCEA"/>
+            </w:tcBorders>
+          </w:tcPr>
+          <w:p>
+            <w:pPr>
+              <w:pStyle w:val="Compact"/>
+              <w:widowControl/>
+              <w:spacing w:before="36" w:after="40"/>
+              <w:jc w:val="left"/>
+              <w:rPr>
+                <w:kern w:val="0"/>
+                <w:szCs w:val="24"/>
+                <w:lang w:val="en-US" w:eastAsia="en-US" w:bidi="ar-SA"/>
+              </w:rPr>
+            </w:pPr>
+            <w:r>
+              <w:rPr>
+                <w:kern w:val="0"/>
+                <w:szCs w:val="24"/>
+                <w:lang w:val="en-US" w:eastAsia="en-US" w:bidi="ar-SA"/>
+              </w:rPr>
+            </w:r>
+          </w:p>
+        </w:tc>
+      </w:tr>
+      <w:tr>
+        <w:trPr/>
+        <w:tc>
+          <w:tcPr>
+            <w:tcW w:w="1980" w:type="dxa"/>
+            <w:tcBorders>
+              <w:top w:val="single" w:sz="4" w:space="0" w:color="D6DCEA"/>
+              <w:left w:val="single" w:sz="4" w:space="0" w:color="D6DCEA"/>
+              <w:bottom w:val="single" w:sz="4" w:space="0" w:color="D6DCEA"/>
+              <w:right w:val="single" w:sz="4" w:space="0" w:color="D6DCEA"/>
+            </w:tcBorders>
+          </w:tcPr>
+          <w:p>
+            <w:pPr>
+              <w:pStyle w:val="Compact"/>
+              <w:widowControl/>
+              <w:spacing w:before="36" w:after="40"/>
+              <w:jc w:val="left"/>
+              <w:rPr>
+                <w:kern w:val="0"/>
+                <w:szCs w:val="24"/>
+                <w:lang w:val="en-US" w:eastAsia="en-US" w:bidi="ar-SA"/>
+              </w:rPr>
+            </w:pPr>
+            <w:r>
+              <w:rPr>
+                <w:rStyle w:val="VerbatimChar"/>
+                <w:kern w:val="0"/>
+                <w:sz w:val="18"/>
+                <w:szCs w:val="24"/>
+                <w:lang w:val="en-US" w:eastAsia="en-US" w:bidi="ar-SA"/>
+              </w:rPr>
+              <w:t>last_error</w:t>
+            </w:r>
+          </w:p>
+        </w:tc>
+        <w:tc>
+          <w:tcPr>
+            <w:tcW w:w="1980" w:type="dxa"/>
+            <w:tcBorders>
+              <w:top w:val="single" w:sz="4" w:space="0" w:color="D6DCEA"/>
+              <w:left w:val="single" w:sz="4" w:space="0" w:color="D6DCEA"/>
+              <w:bottom w:val="single" w:sz="4" w:space="0" w:color="D6DCEA"/>
+              <w:right w:val="single" w:sz="4" w:space="0" w:color="D6DCEA"/>
+            </w:tcBorders>
+          </w:tcPr>
+          <w:p>
+            <w:pPr>
+              <w:pStyle w:val="Compact"/>
+              <w:widowControl/>
+              <w:spacing w:before="36" w:after="40"/>
+              <w:jc w:val="left"/>
+              <w:rPr>
+                <w:kern w:val="0"/>
+                <w:szCs w:val="24"/>
+                <w:lang w:val="en-US" w:eastAsia="en-US" w:bidi="ar-SA"/>
+              </w:rPr>
+            </w:pPr>
+            <w:r>
+              <w:rPr>
+                <w:kern w:val="0"/>
+                <w:sz w:val="18"/>
+                <w:szCs w:val="24"/>
+                <w:lang w:val="en-US" w:eastAsia="en-US" w:bidi="ar-SA"/>
+              </w:rPr>
+              <w:t>String</w:t>
+            </w:r>
+          </w:p>
+        </w:tc>
+        <w:tc>
+          <w:tcPr>
+            <w:tcW w:w="1980" w:type="dxa"/>
+            <w:tcBorders>
+              <w:top w:val="single" w:sz="4" w:space="0" w:color="D6DCEA"/>
+              <w:left w:val="single" w:sz="4" w:space="0" w:color="D6DCEA"/>
+              <w:bottom w:val="single" w:sz="4" w:space="0" w:color="D6DCEA"/>
+              <w:right w:val="single" w:sz="4" w:space="0" w:color="D6DCEA"/>
+            </w:tcBorders>
+          </w:tcPr>
+          <w:p>
+            <w:pPr>
+              <w:pStyle w:val="Compact"/>
+              <w:widowControl/>
+              <w:spacing w:before="36" w:after="40"/>
+              <w:jc w:val="left"/>
+              <w:rPr>
+                <w:kern w:val="0"/>
+                <w:szCs w:val="24"/>
+                <w:lang w:val="en-US" w:eastAsia="en-US" w:bidi="ar-SA"/>
+              </w:rPr>
+            </w:pPr>
+            <w:r>
+              <w:rPr>
+                <w:kern w:val="0"/>
+                <w:sz w:val="18"/>
+                <w:szCs w:val="24"/>
+                <w:lang w:val="en-US" w:eastAsia="en-US" w:bidi="ar-SA"/>
+              </w:rPr>
+              <w:t>null</w:t>
+            </w:r>
+          </w:p>
+        </w:tc>
+        <w:tc>
+          <w:tcPr>
+            <w:tcW w:w="1979" w:type="dxa"/>
+            <w:tcBorders>
+              <w:top w:val="single" w:sz="4" w:space="0" w:color="D6DCEA"/>
+              <w:left w:val="single" w:sz="4" w:space="0" w:color="D6DCEA"/>
+              <w:bottom w:val="single" w:sz="4" w:space="0" w:color="D6DCEA"/>
+              <w:right w:val="single" w:sz="4" w:space="0" w:color="D6DCEA"/>
+            </w:tcBorders>
+          </w:tcPr>
+          <w:p>
+            <w:pPr>
+              <w:pStyle w:val="Compact"/>
+              <w:widowControl/>
+              <w:spacing w:before="36" w:after="40"/>
+              <w:jc w:val="left"/>
+              <w:rPr>
+                <w:kern w:val="0"/>
+                <w:szCs w:val="24"/>
+                <w:lang w:val="en-US" w:eastAsia="en-US" w:bidi="ar-SA"/>
+              </w:rPr>
+            </w:pPr>
+            <w:r>
+              <w:rPr>
+                <w:kern w:val="0"/>
+                <w:szCs w:val="24"/>
+                <w:lang w:val="en-US" w:eastAsia="en-US" w:bidi="ar-SA"/>
+              </w:rPr>
+            </w:r>
+          </w:p>
+        </w:tc>
+      </w:tr>
+      <w:tr>
+        <w:trPr/>
+        <w:tc>
+          <w:tcPr>
+            <w:tcW w:w="1980" w:type="dxa"/>
+            <w:tcBorders>
+              <w:top w:val="single" w:sz="4" w:space="0" w:color="D6DCEA"/>
+              <w:left w:val="single" w:sz="4" w:space="0" w:color="D6DCEA"/>
+              <w:bottom w:val="single" w:sz="4" w:space="0" w:color="D6DCEA"/>
+              <w:right w:val="single" w:sz="4" w:space="0" w:color="D6DCEA"/>
+            </w:tcBorders>
+          </w:tcPr>
+          <w:p>
+            <w:pPr>
+              <w:pStyle w:val="Compact"/>
+              <w:widowControl/>
+              <w:spacing w:before="36" w:after="40"/>
+              <w:jc w:val="left"/>
+              <w:rPr>
+                <w:kern w:val="0"/>
+                <w:szCs w:val="24"/>
+                <w:lang w:val="en-US" w:eastAsia="en-US" w:bidi="ar-SA"/>
+              </w:rPr>
+            </w:pPr>
+            <w:r>
+              <w:rPr>
+                <w:rStyle w:val="VerbatimChar"/>
+                <w:kern w:val="0"/>
+                <w:sz w:val="18"/>
+                <w:szCs w:val="24"/>
+                <w:lang w:val="en-US" w:eastAsia="en-US" w:bidi="ar-SA"/>
+              </w:rPr>
+              <w:t>created_at</w:t>
+            </w:r>
+          </w:p>
+        </w:tc>
+        <w:tc>
+          <w:tcPr>
+            <w:tcW w:w="1980" w:type="dxa"/>
+            <w:tcBorders>
+              <w:top w:val="single" w:sz="4" w:space="0" w:color="D6DCEA"/>
+              <w:left w:val="single" w:sz="4" w:space="0" w:color="D6DCEA"/>
+              <w:bottom w:val="single" w:sz="4" w:space="0" w:color="D6DCEA"/>
+              <w:right w:val="single" w:sz="4" w:space="0" w:color="D6DCEA"/>
+            </w:tcBorders>
+          </w:tcPr>
+          <w:p>
+            <w:pPr>
+              <w:pStyle w:val="Compact"/>
+              <w:widowControl/>
+              <w:spacing w:before="36" w:after="40"/>
+              <w:jc w:val="left"/>
+              <w:rPr>
+                <w:kern w:val="0"/>
+                <w:szCs w:val="24"/>
+                <w:lang w:val="en-US" w:eastAsia="en-US" w:bidi="ar-SA"/>
+              </w:rPr>
+            </w:pPr>
+            <w:r>
+              <w:rPr>
+                <w:kern w:val="0"/>
+                <w:sz w:val="18"/>
+                <w:szCs w:val="24"/>
+                <w:lang w:val="en-US" w:eastAsia="en-US" w:bidi="ar-SA"/>
+              </w:rPr>
+              <w:t>DateTime</w:t>
+            </w:r>
+          </w:p>
+        </w:tc>
+        <w:tc>
+          <w:tcPr>
+            <w:tcW w:w="1980" w:type="dxa"/>
+            <w:tcBorders>
+              <w:top w:val="single" w:sz="4" w:space="0" w:color="D6DCEA"/>
+              <w:left w:val="single" w:sz="4" w:space="0" w:color="D6DCEA"/>
+              <w:bottom w:val="single" w:sz="4" w:space="0" w:color="D6DCEA"/>
+              <w:right w:val="single" w:sz="4" w:space="0" w:color="D6DCEA"/>
+            </w:tcBorders>
+          </w:tcPr>
+          <w:p>
+            <w:pPr>
+              <w:pStyle w:val="Compact"/>
+              <w:widowControl/>
+              <w:spacing w:before="36" w:after="40"/>
+              <w:jc w:val="left"/>
+              <w:rPr>
+                <w:kern w:val="0"/>
+                <w:szCs w:val="24"/>
+                <w:lang w:val="en-US" w:eastAsia="en-US" w:bidi="ar-SA"/>
+              </w:rPr>
+            </w:pPr>
+            <w:r>
+              <w:rPr>
+                <w:kern w:val="0"/>
+                <w:szCs w:val="24"/>
+                <w:lang w:val="en-US" w:eastAsia="en-US" w:bidi="ar-SA"/>
+              </w:rPr>
+            </w:r>
+          </w:p>
+        </w:tc>
+        <w:tc>
+          <w:tcPr>
+            <w:tcW w:w="1979" w:type="dxa"/>
+            <w:tcBorders>
+              <w:top w:val="single" w:sz="4" w:space="0" w:color="D6DCEA"/>
+              <w:left w:val="single" w:sz="4" w:space="0" w:color="D6DCEA"/>
+              <w:bottom w:val="single" w:sz="4" w:space="0" w:color="D6DCEA"/>
+              <w:right w:val="single" w:sz="4" w:space="0" w:color="D6DCEA"/>
+            </w:tcBorders>
+          </w:tcPr>
+          <w:p>
+            <w:pPr>
+              <w:pStyle w:val="Compact"/>
+              <w:widowControl/>
+              <w:spacing w:before="36" w:after="40"/>
+              <w:jc w:val="left"/>
+              <w:rPr>
+                <w:kern w:val="0"/>
+                <w:szCs w:val="24"/>
+                <w:lang w:val="en-US" w:eastAsia="en-US" w:bidi="ar-SA"/>
+              </w:rPr>
+            </w:pPr>
+            <w:r>
+              <w:rPr>
+                <w:kern w:val="0"/>
+                <w:szCs w:val="24"/>
+                <w:lang w:val="en-US" w:eastAsia="en-US" w:bidi="ar-SA"/>
+              </w:rPr>
+            </w:r>
+          </w:p>
+        </w:tc>
+      </w:tr>
+      <w:tr>
+        <w:trPr/>
+        <w:tc>
+          <w:tcPr>
+            <w:tcW w:w="1980" w:type="dxa"/>
+            <w:tcBorders>
+              <w:top w:val="single" w:sz="4" w:space="0" w:color="D6DCEA"/>
+              <w:left w:val="single" w:sz="4" w:space="0" w:color="D6DCEA"/>
+              <w:bottom w:val="single" w:sz="4" w:space="0" w:color="D6DCEA"/>
+              <w:right w:val="single" w:sz="4" w:space="0" w:color="D6DCEA"/>
+            </w:tcBorders>
+          </w:tcPr>
+          <w:p>
+            <w:pPr>
+              <w:pStyle w:val="Compact"/>
+              <w:widowControl/>
+              <w:spacing w:before="36" w:after="40"/>
+              <w:jc w:val="left"/>
+              <w:rPr>
+                <w:kern w:val="0"/>
+                <w:szCs w:val="24"/>
+                <w:lang w:val="en-US" w:eastAsia="en-US" w:bidi="ar-SA"/>
+              </w:rPr>
+            </w:pPr>
+            <w:r>
+              <w:rPr>
+                <w:rStyle w:val="VerbatimChar"/>
+                <w:kern w:val="0"/>
+                <w:sz w:val="18"/>
+                <w:szCs w:val="24"/>
+                <w:lang w:val="en-US" w:eastAsia="en-US" w:bidi="ar-SA"/>
+              </w:rPr>
+              <w:t>sent_at</w:t>
+            </w:r>
+          </w:p>
+        </w:tc>
+        <w:tc>
+          <w:tcPr>
+            <w:tcW w:w="1980" w:type="dxa"/>
+            <w:tcBorders>
+              <w:top w:val="single" w:sz="4" w:space="0" w:color="D6DCEA"/>
+              <w:left w:val="single" w:sz="4" w:space="0" w:color="D6DCEA"/>
+              <w:bottom w:val="single" w:sz="4" w:space="0" w:color="D6DCEA"/>
+              <w:right w:val="single" w:sz="4" w:space="0" w:color="D6DCEA"/>
+            </w:tcBorders>
+          </w:tcPr>
+          <w:p>
+            <w:pPr>
+              <w:pStyle w:val="Compact"/>
+              <w:widowControl/>
+              <w:spacing w:before="36" w:after="40"/>
+              <w:jc w:val="left"/>
+              <w:rPr>
+                <w:kern w:val="0"/>
+                <w:szCs w:val="24"/>
+                <w:lang w:val="en-US" w:eastAsia="en-US" w:bidi="ar-SA"/>
+              </w:rPr>
+            </w:pPr>
+            <w:r>
+              <w:rPr>
+                <w:kern w:val="0"/>
+                <w:sz w:val="18"/>
+                <w:szCs w:val="24"/>
+                <w:lang w:val="en-US" w:eastAsia="en-US" w:bidi="ar-SA"/>
+              </w:rPr>
+              <w:t>DateTime</w:t>
+            </w:r>
+          </w:p>
+        </w:tc>
+        <w:tc>
+          <w:tcPr>
+            <w:tcW w:w="1980" w:type="dxa"/>
+            <w:tcBorders>
+              <w:top w:val="single" w:sz="4" w:space="0" w:color="D6DCEA"/>
+              <w:left w:val="single" w:sz="4" w:space="0" w:color="D6DCEA"/>
+              <w:bottom w:val="single" w:sz="4" w:space="0" w:color="D6DCEA"/>
+              <w:right w:val="single" w:sz="4" w:space="0" w:color="D6DCEA"/>
+            </w:tcBorders>
+          </w:tcPr>
+          <w:p>
+            <w:pPr>
+              <w:pStyle w:val="Compact"/>
+              <w:widowControl/>
+              <w:spacing w:before="36" w:after="40"/>
+              <w:jc w:val="left"/>
+              <w:rPr>
+                <w:kern w:val="0"/>
+                <w:szCs w:val="24"/>
+                <w:lang w:val="en-US" w:eastAsia="en-US" w:bidi="ar-SA"/>
+              </w:rPr>
+            </w:pPr>
+            <w:r>
+              <w:rPr>
+                <w:kern w:val="0"/>
+                <w:sz w:val="18"/>
+                <w:szCs w:val="24"/>
+                <w:lang w:val="en-US" w:eastAsia="en-US" w:bidi="ar-SA"/>
+              </w:rPr>
+              <w:t>null</w:t>
+            </w:r>
+          </w:p>
+        </w:tc>
+        <w:tc>
+          <w:tcPr>
+            <w:tcW w:w="1979" w:type="dxa"/>
+            <w:tcBorders>
+              <w:top w:val="single" w:sz="4" w:space="0" w:color="D6DCEA"/>
+              <w:left w:val="single" w:sz="4" w:space="0" w:color="D6DCEA"/>
+              <w:bottom w:val="single" w:sz="4" w:space="0" w:color="D6DCEA"/>
+              <w:right w:val="single" w:sz="4" w:space="0" w:color="D6DCEA"/>
+            </w:tcBorders>
+          </w:tcPr>
+          <w:p>
+            <w:pPr>
+              <w:pStyle w:val="Compact"/>
+              <w:widowControl/>
+              <w:spacing w:before="36" w:after="40"/>
+              <w:jc w:val="left"/>
+              <w:rPr>
+                <w:kern w:val="0"/>
+                <w:szCs w:val="24"/>
+                <w:lang w:val="en-US" w:eastAsia="en-US" w:bidi="ar-SA"/>
+              </w:rPr>
+            </w:pPr>
+            <w:r>
+              <w:rPr>
+                <w:kern w:val="0"/>
+                <w:szCs w:val="24"/>
+                <w:lang w:val="en-US" w:eastAsia="en-US" w:bidi="ar-SA"/>
+              </w:rPr>
+            </w:r>
+          </w:p>
+        </w:tc>
+      </w:tr>
+    </w:tbl>
+    <w:p>
+      <w:pPr>
+        <w:pStyle w:val="BodyText"/>
+        <w:rPr/>
+      </w:pPr>
+      <w:r>
+        <w:rPr>
+          <w:rStyle w:val="VerbatimChar"/>
+          <w:b/>
+          <w:bCs/>
+        </w:rPr>
+        <w:t>job_runs</w:t>
+      </w:r>
+      <w:r>
+        <w:rPr/>
+        <w:t xml:space="preserve"> —</w:t>
+      </w:r>
+    </w:p>
+    <w:tbl>
+      <w:tblPr>
+        <w:tblStyle w:val="Table"/>
+        <w:tblW w:w="7920" w:type="dxa"/>
+        <w:jc w:val="center"/>
+        <w:tblInd w:w="0" w:type="dxa"/>
+        <w:tblLayout w:type="fixed"/>
+        <w:tblCellMar>
+          <w:top w:w="0" w:type="dxa"/>
+          <w:left w:w="108" w:type="dxa"/>
+          <w:bottom w:w="0" w:type="dxa"/>
+          <w:right w:w="108" w:type="dxa"/>
+        </w:tblCellMar>
+        <w:tblLook w:val="0020" w:noHBand="0" w:noVBand="0" w:firstColumn="0" w:lastRow="0" w:lastColumn="0" w:firstRow="1"/>
+      </w:tblPr>
+      <w:tblGrid>
+        <w:gridCol w:w="1980"/>
+        <w:gridCol w:w="1980"/>
+        <w:gridCol w:w="1980"/>
+        <w:gridCol w:w="1979"/>
+      </w:tblGrid>
+      <w:tr>
+        <w:trPr>
+          <w:tblHeader w:val="true"/>
+        </w:trPr>
+        <w:tc>
+          <w:tcPr>
+            <w:tcW w:w="1980" w:type="dxa"/>
+            <w:tcBorders>
+              <w:top w:val="single" w:sz="4" w:space="0" w:color="D6DCEA"/>
+              <w:left w:val="single" w:sz="4" w:space="0" w:color="D6DCEA"/>
+              <w:bottom w:val="single" w:sz="6" w:space="0" w:color="000000"/>
+              <w:right w:val="single" w:sz="4" w:space="0" w:color="D6DCEA"/>
+            </w:tcBorders>
+            <w:shd w:color="auto" w:fill="EEF2FB" w:val="clear"/>
+            <w:vAlign w:val="bottom"/>
+          </w:tcPr>
+          <w:p>
+            <w:pPr>
+              <w:pStyle w:val="Compact"/>
+              <w:widowControl/>
+              <w:spacing w:before="36" w:after="40"/>
+              <w:jc w:val="left"/>
+              <w:rPr>
+                <w:kern w:val="0"/>
+                <w:szCs w:val="24"/>
+                <w:lang w:val="en-US" w:eastAsia="en-US" w:bidi="ar-SA"/>
+              </w:rPr>
+            </w:pPr>
+            <w:r>
+              <w:rPr>
+                <w:b/>
+                <w:kern w:val="0"/>
+                <w:sz w:val="18"/>
+                <w:szCs w:val="24"/>
+                <w:lang w:val="en-US" w:eastAsia="en-US" w:bidi="ar-SA"/>
+              </w:rPr>
+              <w:t>Поле</w:t>
+            </w:r>
+          </w:p>
+        </w:tc>
+        <w:tc>
+          <w:tcPr>
+            <w:tcW w:w="1980" w:type="dxa"/>
+            <w:tcBorders>
+              <w:top w:val="single" w:sz="4" w:space="0" w:color="D6DCEA"/>
+              <w:left w:val="single" w:sz="4" w:space="0" w:color="D6DCEA"/>
+              <w:bottom w:val="single" w:sz="6" w:space="0" w:color="000000"/>
+              <w:right w:val="single" w:sz="4" w:space="0" w:color="D6DCEA"/>
+            </w:tcBorders>
+            <w:shd w:color="auto" w:fill="EEF2FB" w:val="clear"/>
+            <w:vAlign w:val="bottom"/>
+          </w:tcPr>
+          <w:p>
+            <w:pPr>
+              <w:pStyle w:val="Compact"/>
+              <w:widowControl/>
+              <w:spacing w:before="36" w:after="40"/>
+              <w:jc w:val="left"/>
+              <w:rPr>
+                <w:kern w:val="0"/>
+                <w:szCs w:val="24"/>
+                <w:lang w:val="en-US" w:eastAsia="en-US" w:bidi="ar-SA"/>
+              </w:rPr>
+            </w:pPr>
+            <w:r>
+              <w:rPr>
+                <w:b/>
+                <w:kern w:val="0"/>
+                <w:sz w:val="18"/>
+                <w:szCs w:val="24"/>
+                <w:lang w:val="en-US" w:eastAsia="en-US" w:bidi="ar-SA"/>
+              </w:rPr>
+              <w:t>Тип</w:t>
+            </w:r>
+          </w:p>
+        </w:tc>
+        <w:tc>
+          <w:tcPr>
+            <w:tcW w:w="1980" w:type="dxa"/>
+            <w:tcBorders>
+              <w:top w:val="single" w:sz="4" w:space="0" w:color="D6DCEA"/>
+              <w:left w:val="single" w:sz="4" w:space="0" w:color="D6DCEA"/>
+              <w:bottom w:val="single" w:sz="6" w:space="0" w:color="000000"/>
+              <w:right w:val="single" w:sz="4" w:space="0" w:color="D6DCEA"/>
+            </w:tcBorders>
+            <w:shd w:color="auto" w:fill="EEF2FB" w:val="clear"/>
+            <w:vAlign w:val="bottom"/>
+          </w:tcPr>
+          <w:p>
+            <w:pPr>
+              <w:pStyle w:val="Compact"/>
+              <w:widowControl/>
+              <w:spacing w:before="36" w:after="40"/>
+              <w:jc w:val="left"/>
+              <w:rPr>
+                <w:kern w:val="0"/>
+                <w:szCs w:val="24"/>
+                <w:lang w:val="en-US" w:eastAsia="en-US" w:bidi="ar-SA"/>
+              </w:rPr>
+            </w:pPr>
+            <w:r>
+              <w:rPr>
+                <w:b/>
+                <w:kern w:val="0"/>
+                <w:sz w:val="18"/>
+                <w:szCs w:val="24"/>
+                <w:lang w:val="en-US" w:eastAsia="en-US" w:bidi="ar-SA"/>
+              </w:rPr>
+              <w:t>Признаки</w:t>
+            </w:r>
+          </w:p>
+        </w:tc>
+        <w:tc>
+          <w:tcPr>
+            <w:tcW w:w="1979" w:type="dxa"/>
+            <w:tcBorders>
+              <w:top w:val="single" w:sz="4" w:space="0" w:color="D6DCEA"/>
+              <w:left w:val="single" w:sz="4" w:space="0" w:color="D6DCEA"/>
+              <w:bottom w:val="single" w:sz="6" w:space="0" w:color="000000"/>
+              <w:right w:val="single" w:sz="4" w:space="0" w:color="D6DCEA"/>
+            </w:tcBorders>
+            <w:shd w:color="auto" w:fill="EEF2FB" w:val="clear"/>
+            <w:vAlign w:val="bottom"/>
+          </w:tcPr>
+          <w:p>
+            <w:pPr>
+              <w:pStyle w:val="Compact"/>
+              <w:widowControl/>
+              <w:spacing w:before="36" w:after="40"/>
+              <w:jc w:val="left"/>
+              <w:rPr>
+                <w:kern w:val="0"/>
+                <w:szCs w:val="24"/>
+                <w:lang w:val="en-US" w:eastAsia="en-US" w:bidi="ar-SA"/>
+              </w:rPr>
+            </w:pPr>
+            <w:r>
+              <w:rPr>
+                <w:b/>
+                <w:kern w:val="0"/>
+                <w:sz w:val="18"/>
+                <w:szCs w:val="24"/>
+                <w:lang w:val="en-US" w:eastAsia="en-US" w:bidi="ar-SA"/>
+              </w:rPr>
+              <w:t>Примечание</w:t>
+            </w:r>
+          </w:p>
+        </w:tc>
+      </w:tr>
+      <w:tr>
+        <w:trPr/>
+        <w:tc>
+          <w:tcPr>
+            <w:tcW w:w="1980" w:type="dxa"/>
+            <w:tcBorders>
+              <w:top w:val="single" w:sz="4" w:space="0" w:color="D6DCEA"/>
+              <w:left w:val="single" w:sz="4" w:space="0" w:color="D6DCEA"/>
+              <w:bottom w:val="single" w:sz="4" w:space="0" w:color="D6DCEA"/>
+              <w:right w:val="single" w:sz="4" w:space="0" w:color="D6DCEA"/>
+            </w:tcBorders>
+          </w:tcPr>
+          <w:p>
+            <w:pPr>
+              <w:pStyle w:val="Compact"/>
+              <w:widowControl/>
+              <w:spacing w:before="36" w:after="40"/>
+              <w:jc w:val="left"/>
+              <w:rPr>
+                <w:kern w:val="0"/>
+                <w:szCs w:val="24"/>
+                <w:lang w:val="en-US" w:eastAsia="en-US" w:bidi="ar-SA"/>
+              </w:rPr>
+            </w:pPr>
+            <w:r>
+              <w:rPr>
+                <w:rStyle w:val="VerbatimChar"/>
+                <w:kern w:val="0"/>
+                <w:sz w:val="18"/>
+                <w:szCs w:val="24"/>
+                <w:lang w:val="en-US" w:eastAsia="en-US" w:bidi="ar-SA"/>
+              </w:rPr>
+              <w:t>name</w:t>
+            </w:r>
+          </w:p>
+        </w:tc>
+        <w:tc>
+          <w:tcPr>
+            <w:tcW w:w="1980" w:type="dxa"/>
+            <w:tcBorders>
+              <w:top w:val="single" w:sz="4" w:space="0" w:color="D6DCEA"/>
+              <w:left w:val="single" w:sz="4" w:space="0" w:color="D6DCEA"/>
+              <w:bottom w:val="single" w:sz="4" w:space="0" w:color="D6DCEA"/>
+              <w:right w:val="single" w:sz="4" w:space="0" w:color="D6DCEA"/>
+            </w:tcBorders>
+          </w:tcPr>
+          <w:p>
+            <w:pPr>
+              <w:pStyle w:val="Compact"/>
+              <w:widowControl/>
+              <w:spacing w:before="36" w:after="40"/>
+              <w:jc w:val="left"/>
+              <w:rPr>
+                <w:kern w:val="0"/>
+                <w:szCs w:val="24"/>
+                <w:lang w:val="en-US" w:eastAsia="en-US" w:bidi="ar-SA"/>
+              </w:rPr>
+            </w:pPr>
+            <w:r>
+              <w:rPr>
+                <w:kern w:val="0"/>
+                <w:sz w:val="18"/>
+                <w:szCs w:val="24"/>
+                <w:lang w:val="en-US" w:eastAsia="en-US" w:bidi="ar-SA"/>
+              </w:rPr>
+              <w:t>String</w:t>
+            </w:r>
+          </w:p>
+        </w:tc>
+        <w:tc>
+          <w:tcPr>
+            <w:tcW w:w="1980" w:type="dxa"/>
+            <w:tcBorders>
+              <w:top w:val="single" w:sz="4" w:space="0" w:color="D6DCEA"/>
+              <w:left w:val="single" w:sz="4" w:space="0" w:color="D6DCEA"/>
+              <w:bottom w:val="single" w:sz="4" w:space="0" w:color="D6DCEA"/>
+              <w:right w:val="single" w:sz="4" w:space="0" w:color="D6DCEA"/>
+            </w:tcBorders>
+          </w:tcPr>
+          <w:p>
+            <w:pPr>
+              <w:pStyle w:val="Compact"/>
+              <w:widowControl/>
+              <w:spacing w:before="36" w:after="40"/>
+              <w:jc w:val="left"/>
+              <w:rPr>
+                <w:kern w:val="0"/>
+                <w:szCs w:val="24"/>
+                <w:lang w:val="en-US" w:eastAsia="en-US" w:bidi="ar-SA"/>
+              </w:rPr>
+            </w:pPr>
+            <w:r>
+              <w:rPr>
+                <w:kern w:val="0"/>
+                <w:szCs w:val="24"/>
+                <w:lang w:val="en-US" w:eastAsia="en-US" w:bidi="ar-SA"/>
+              </w:rPr>
+            </w:r>
+          </w:p>
+        </w:tc>
+        <w:tc>
+          <w:tcPr>
+            <w:tcW w:w="1979" w:type="dxa"/>
+            <w:tcBorders>
+              <w:top w:val="single" w:sz="4" w:space="0" w:color="D6DCEA"/>
+              <w:left w:val="single" w:sz="4" w:space="0" w:color="D6DCEA"/>
+              <w:bottom w:val="single" w:sz="4" w:space="0" w:color="D6DCEA"/>
+              <w:right w:val="single" w:sz="4" w:space="0" w:color="D6DCEA"/>
+            </w:tcBorders>
+          </w:tcPr>
+          <w:p>
+            <w:pPr>
+              <w:pStyle w:val="Compact"/>
+              <w:widowControl/>
+              <w:spacing w:before="36" w:after="40"/>
+              <w:jc w:val="left"/>
+              <w:rPr>
+                <w:kern w:val="0"/>
+                <w:szCs w:val="24"/>
+                <w:lang w:val="en-US" w:eastAsia="en-US" w:bidi="ar-SA"/>
+              </w:rPr>
+            </w:pPr>
+            <w:r>
+              <w:rPr>
+                <w:kern w:val="0"/>
+                <w:szCs w:val="24"/>
+                <w:lang w:val="en-US" w:eastAsia="en-US" w:bidi="ar-SA"/>
+              </w:rPr>
+            </w:r>
+          </w:p>
+        </w:tc>
+      </w:tr>
+      <w:tr>
+        <w:trPr/>
+        <w:tc>
+          <w:tcPr>
+            <w:tcW w:w="1980" w:type="dxa"/>
+            <w:tcBorders>
+              <w:top w:val="single" w:sz="4" w:space="0" w:color="D6DCEA"/>
+              <w:left w:val="single" w:sz="4" w:space="0" w:color="D6DCEA"/>
+              <w:bottom w:val="single" w:sz="4" w:space="0" w:color="D6DCEA"/>
+              <w:right w:val="single" w:sz="4" w:space="0" w:color="D6DCEA"/>
+            </w:tcBorders>
+          </w:tcPr>
+          <w:p>
+            <w:pPr>
+              <w:pStyle w:val="Compact"/>
+              <w:widowControl/>
+              <w:spacing w:before="36" w:after="40"/>
+              <w:jc w:val="left"/>
+              <w:rPr>
+                <w:kern w:val="0"/>
+                <w:szCs w:val="24"/>
+                <w:lang w:val="en-US" w:eastAsia="en-US" w:bidi="ar-SA"/>
+              </w:rPr>
+            </w:pPr>
+            <w:r>
+              <w:rPr>
+                <w:rStyle w:val="VerbatimChar"/>
+                <w:kern w:val="0"/>
+                <w:sz w:val="18"/>
+                <w:szCs w:val="24"/>
+                <w:lang w:val="en-US" w:eastAsia="en-US" w:bidi="ar-SA"/>
+              </w:rPr>
+              <w:t>period</w:t>
+            </w:r>
+          </w:p>
+        </w:tc>
+        <w:tc>
+          <w:tcPr>
+            <w:tcW w:w="1980" w:type="dxa"/>
+            <w:tcBorders>
+              <w:top w:val="single" w:sz="4" w:space="0" w:color="D6DCEA"/>
+              <w:left w:val="single" w:sz="4" w:space="0" w:color="D6DCEA"/>
+              <w:bottom w:val="single" w:sz="4" w:space="0" w:color="D6DCEA"/>
+              <w:right w:val="single" w:sz="4" w:space="0" w:color="D6DCEA"/>
+            </w:tcBorders>
+          </w:tcPr>
+          <w:p>
+            <w:pPr>
+              <w:pStyle w:val="Compact"/>
+              <w:widowControl/>
+              <w:spacing w:before="36" w:after="40"/>
+              <w:jc w:val="left"/>
+              <w:rPr>
+                <w:kern w:val="0"/>
+                <w:szCs w:val="24"/>
+                <w:lang w:val="en-US" w:eastAsia="en-US" w:bidi="ar-SA"/>
+              </w:rPr>
+            </w:pPr>
+            <w:r>
+              <w:rPr>
+                <w:kern w:val="0"/>
+                <w:sz w:val="18"/>
+                <w:szCs w:val="24"/>
+                <w:lang w:val="en-US" w:eastAsia="en-US" w:bidi="ar-SA"/>
+              </w:rPr>
+              <w:t>String</w:t>
+            </w:r>
+          </w:p>
+        </w:tc>
+        <w:tc>
+          <w:tcPr>
+            <w:tcW w:w="1980" w:type="dxa"/>
+            <w:tcBorders>
+              <w:top w:val="single" w:sz="4" w:space="0" w:color="D6DCEA"/>
+              <w:left w:val="single" w:sz="4" w:space="0" w:color="D6DCEA"/>
+              <w:bottom w:val="single" w:sz="4" w:space="0" w:color="D6DCEA"/>
+              <w:right w:val="single" w:sz="4" w:space="0" w:color="D6DCEA"/>
+            </w:tcBorders>
+          </w:tcPr>
+          <w:p>
+            <w:pPr>
+              <w:pStyle w:val="Compact"/>
+              <w:widowControl/>
+              <w:spacing w:before="36" w:after="40"/>
+              <w:jc w:val="left"/>
+              <w:rPr>
+                <w:kern w:val="0"/>
+                <w:szCs w:val="24"/>
+                <w:lang w:val="en-US" w:eastAsia="en-US" w:bidi="ar-SA"/>
+              </w:rPr>
+            </w:pPr>
+            <w:r>
+              <w:rPr>
+                <w:kern w:val="0"/>
+                <w:szCs w:val="24"/>
+                <w:lang w:val="en-US" w:eastAsia="en-US" w:bidi="ar-SA"/>
+              </w:rPr>
+            </w:r>
+          </w:p>
+        </w:tc>
+        <w:tc>
+          <w:tcPr>
+            <w:tcW w:w="1979" w:type="dxa"/>
+            <w:tcBorders>
+              <w:top w:val="single" w:sz="4" w:space="0" w:color="D6DCEA"/>
+              <w:left w:val="single" w:sz="4" w:space="0" w:color="D6DCEA"/>
+              <w:bottom w:val="single" w:sz="4" w:space="0" w:color="D6DCEA"/>
+              <w:right w:val="single" w:sz="4" w:space="0" w:color="D6DCEA"/>
+            </w:tcBorders>
+          </w:tcPr>
+          <w:p>
+            <w:pPr>
+              <w:pStyle w:val="Compact"/>
+              <w:widowControl/>
+              <w:spacing w:before="36" w:after="40"/>
+              <w:jc w:val="left"/>
+              <w:rPr>
+                <w:kern w:val="0"/>
+                <w:szCs w:val="24"/>
+                <w:lang w:val="en-US" w:eastAsia="en-US" w:bidi="ar-SA"/>
+              </w:rPr>
+            </w:pPr>
+            <w:r>
+              <w:rPr>
+                <w:kern w:val="0"/>
+                <w:szCs w:val="24"/>
+                <w:lang w:val="en-US" w:eastAsia="en-US" w:bidi="ar-SA"/>
+              </w:rPr>
+            </w:r>
+          </w:p>
+        </w:tc>
+      </w:tr>
+      <w:tr>
+        <w:trPr/>
+        <w:tc>
+          <w:tcPr>
+            <w:tcW w:w="1980" w:type="dxa"/>
+            <w:tcBorders>
+              <w:top w:val="single" w:sz="4" w:space="0" w:color="D6DCEA"/>
+              <w:left w:val="single" w:sz="4" w:space="0" w:color="D6DCEA"/>
+              <w:bottom w:val="single" w:sz="4" w:space="0" w:color="D6DCEA"/>
+              <w:right w:val="single" w:sz="4" w:space="0" w:color="D6DCEA"/>
+            </w:tcBorders>
+          </w:tcPr>
+          <w:p>
+            <w:pPr>
+              <w:pStyle w:val="Compact"/>
+              <w:widowControl/>
+              <w:spacing w:before="36" w:after="40"/>
+              <w:jc w:val="left"/>
+              <w:rPr>
+                <w:kern w:val="0"/>
+                <w:szCs w:val="24"/>
+                <w:lang w:val="en-US" w:eastAsia="en-US" w:bidi="ar-SA"/>
+              </w:rPr>
+            </w:pPr>
+            <w:r>
+              <w:rPr>
+                <w:rStyle w:val="VerbatimChar"/>
+                <w:kern w:val="0"/>
+                <w:sz w:val="18"/>
+                <w:szCs w:val="24"/>
+                <w:lang w:val="en-US" w:eastAsia="en-US" w:bidi="ar-SA"/>
+              </w:rPr>
+              <w:t>ran_at</w:t>
+            </w:r>
+          </w:p>
+        </w:tc>
+        <w:tc>
+          <w:tcPr>
+            <w:tcW w:w="1980" w:type="dxa"/>
+            <w:tcBorders>
+              <w:top w:val="single" w:sz="4" w:space="0" w:color="D6DCEA"/>
+              <w:left w:val="single" w:sz="4" w:space="0" w:color="D6DCEA"/>
+              <w:bottom w:val="single" w:sz="4" w:space="0" w:color="D6DCEA"/>
+              <w:right w:val="single" w:sz="4" w:space="0" w:color="D6DCEA"/>
+            </w:tcBorders>
+          </w:tcPr>
+          <w:p>
+            <w:pPr>
+              <w:pStyle w:val="Compact"/>
+              <w:widowControl/>
+              <w:spacing w:before="36" w:after="40"/>
+              <w:jc w:val="left"/>
+              <w:rPr>
+                <w:kern w:val="0"/>
+                <w:szCs w:val="24"/>
+                <w:lang w:val="en-US" w:eastAsia="en-US" w:bidi="ar-SA"/>
+              </w:rPr>
+            </w:pPr>
+            <w:r>
+              <w:rPr>
+                <w:kern w:val="0"/>
+                <w:sz w:val="18"/>
+                <w:szCs w:val="24"/>
+                <w:lang w:val="en-US" w:eastAsia="en-US" w:bidi="ar-SA"/>
+              </w:rPr>
+              <w:t>DateTime</w:t>
+            </w:r>
+          </w:p>
+        </w:tc>
+        <w:tc>
+          <w:tcPr>
+            <w:tcW w:w="1980" w:type="dxa"/>
+            <w:tcBorders>
+              <w:top w:val="single" w:sz="4" w:space="0" w:color="D6DCEA"/>
+              <w:left w:val="single" w:sz="4" w:space="0" w:color="D6DCEA"/>
+              <w:bottom w:val="single" w:sz="4" w:space="0" w:color="D6DCEA"/>
+              <w:right w:val="single" w:sz="4" w:space="0" w:color="D6DCEA"/>
+            </w:tcBorders>
+          </w:tcPr>
+          <w:p>
+            <w:pPr>
+              <w:pStyle w:val="Compact"/>
+              <w:widowControl/>
+              <w:spacing w:before="36" w:after="40"/>
+              <w:jc w:val="left"/>
+              <w:rPr>
+                <w:kern w:val="0"/>
+                <w:szCs w:val="24"/>
+                <w:lang w:val="en-US" w:eastAsia="en-US" w:bidi="ar-SA"/>
+              </w:rPr>
+            </w:pPr>
+            <w:r>
+              <w:rPr>
+                <w:kern w:val="0"/>
+                <w:szCs w:val="24"/>
+                <w:lang w:val="en-US" w:eastAsia="en-US" w:bidi="ar-SA"/>
+              </w:rPr>
+            </w:r>
+          </w:p>
+        </w:tc>
+        <w:tc>
+          <w:tcPr>
+            <w:tcW w:w="1979" w:type="dxa"/>
+            <w:tcBorders>
+              <w:top w:val="single" w:sz="4" w:space="0" w:color="D6DCEA"/>
+              <w:left w:val="single" w:sz="4" w:space="0" w:color="D6DCEA"/>
+              <w:bottom w:val="single" w:sz="4" w:space="0" w:color="D6DCEA"/>
+              <w:right w:val="single" w:sz="4" w:space="0" w:color="D6DCEA"/>
+            </w:tcBorders>
+          </w:tcPr>
+          <w:p>
+            <w:pPr>
+              <w:pStyle w:val="Compact"/>
+              <w:widowControl/>
+              <w:spacing w:before="36" w:after="40"/>
+              <w:jc w:val="left"/>
+              <w:rPr>
+                <w:kern w:val="0"/>
+                <w:szCs w:val="24"/>
+                <w:lang w:val="en-US" w:eastAsia="en-US" w:bidi="ar-SA"/>
+              </w:rPr>
+            </w:pPr>
+            <w:r>
+              <w:rPr>
+                <w:kern w:val="0"/>
+                <w:szCs w:val="24"/>
+                <w:lang w:val="en-US" w:eastAsia="en-US" w:bidi="ar-SA"/>
+              </w:rPr>
+            </w:r>
             <w:bookmarkStart w:id="12" w:name="словарь-данных"/>
             <w:bookmarkStart w:id="13" w:name="словарь-данных"/>
             <w:bookmarkEnd w:id="13"/>
@@ -15113,7 +17953,7 @@
         <w:pStyle w:val="Heading1"/>
         <w:rPr/>
       </w:pPr>
-      <w:bookmarkStart w:id="14" w:name="__RefHeading___Toc12783_1756087021"/>
+      <w:bookmarkStart w:id="14" w:name="__RefHeading___Toc14410_1562542824"/>
       <w:bookmarkEnd w:id="14"/>
       <w:r>
         <w:rPr>
@@ -16125,6 +18965,493 @@
                 <w:szCs w:val="24"/>
                 <w:lang w:val="en-US" w:eastAsia="en-US" w:bidi="ar-SA"/>
               </w:rPr>
+              <w:t>Email сотрудника уникален без учёта регистра</w:t>
+            </w:r>
+          </w:p>
+        </w:tc>
+        <w:tc>
+          <w:tcPr>
+            <w:tcW w:w="3120" w:type="dxa"/>
+            <w:tcBorders>
+              <w:top w:val="single" w:sz="4" w:space="0" w:color="D6DCEA"/>
+              <w:left w:val="single" w:sz="4" w:space="0" w:color="D6DCEA"/>
+              <w:bottom w:val="single" w:sz="4" w:space="0" w:color="D6DCEA"/>
+              <w:right w:val="single" w:sz="4" w:space="0" w:color="D6DCEA"/>
+            </w:tcBorders>
+          </w:tcPr>
+          <w:p>
+            <w:pPr>
+              <w:pStyle w:val="Compact"/>
+              <w:widowControl/>
+              <w:spacing w:before="36" w:after="40"/>
+              <w:jc w:val="left"/>
+              <w:rPr>
+                <w:kern w:val="0"/>
+                <w:szCs w:val="24"/>
+                <w:lang w:val="en-US" w:eastAsia="en-US" w:bidi="ar-SA"/>
+              </w:rPr>
+            </w:pPr>
+            <w:r>
+              <w:rPr>
+                <w:kern w:val="0"/>
+                <w:sz w:val="18"/>
+                <w:szCs w:val="24"/>
+                <w:lang w:val="en-US" w:eastAsia="en-US" w:bidi="ar-SA"/>
+              </w:rPr>
+              <w:t xml:space="preserve">Частичный уникальный индекс </w:t>
+            </w:r>
+            <w:r>
+              <w:rPr>
+                <w:rStyle w:val="VerbatimChar"/>
+                <w:kern w:val="0"/>
+                <w:sz w:val="18"/>
+                <w:szCs w:val="24"/>
+                <w:lang w:val="en-US" w:eastAsia="en-US" w:bidi="ar-SA"/>
+              </w:rPr>
+              <w:t>lower(email)</w:t>
+            </w:r>
+            <w:r>
+              <w:rPr>
+                <w:kern w:val="0"/>
+                <w:sz w:val="18"/>
+                <w:szCs w:val="24"/>
+                <w:lang w:val="en-US" w:eastAsia="en-US" w:bidi="ar-SA"/>
+              </w:rPr>
+              <w:t>; проверка в сервисе</w:t>
+            </w:r>
+          </w:p>
+        </w:tc>
+        <w:tc>
+          <w:tcPr>
+            <w:tcW w:w="3120" w:type="dxa"/>
+            <w:tcBorders>
+              <w:top w:val="single" w:sz="4" w:space="0" w:color="D6DCEA"/>
+              <w:left w:val="single" w:sz="4" w:space="0" w:color="D6DCEA"/>
+              <w:bottom w:val="single" w:sz="4" w:space="0" w:color="D6DCEA"/>
+              <w:right w:val="single" w:sz="4" w:space="0" w:color="D6DCEA"/>
+            </w:tcBorders>
+          </w:tcPr>
+          <w:p>
+            <w:pPr>
+              <w:pStyle w:val="Compact"/>
+              <w:widowControl/>
+              <w:spacing w:before="36" w:after="40"/>
+              <w:jc w:val="left"/>
+              <w:rPr>
+                <w:kern w:val="0"/>
+                <w:szCs w:val="24"/>
+                <w:lang w:val="en-US" w:eastAsia="en-US" w:bidi="ar-SA"/>
+              </w:rPr>
+            </w:pPr>
+            <w:r>
+              <w:rPr>
+                <w:rStyle w:val="VerbatimChar"/>
+                <w:kern w:val="0"/>
+                <w:sz w:val="18"/>
+                <w:szCs w:val="24"/>
+                <w:lang w:val="en-US" w:eastAsia="en-US" w:bidi="ar-SA"/>
+              </w:rPr>
+              <w:t>400 validation/invalid-field</w:t>
+            </w:r>
+            <w:r>
+              <w:rPr>
+                <w:kern w:val="0"/>
+                <w:sz w:val="18"/>
+                <w:szCs w:val="24"/>
+                <w:lang w:val="en-US" w:eastAsia="en-US" w:bidi="ar-SA"/>
+              </w:rPr>
+              <w:t xml:space="preserve">; гонка — </w:t>
+            </w:r>
+            <w:r>
+              <w:rPr>
+                <w:rStyle w:val="VerbatimChar"/>
+                <w:kern w:val="0"/>
+                <w:sz w:val="18"/>
+                <w:szCs w:val="24"/>
+                <w:lang w:val="en-US" w:eastAsia="en-US" w:bidi="ar-SA"/>
+              </w:rPr>
+              <w:t>409 stale-state</w:t>
+            </w:r>
+          </w:p>
+        </w:tc>
+      </w:tr>
+      <w:tr>
+        <w:trPr/>
+        <w:tc>
+          <w:tcPr>
+            <w:tcW w:w="3120" w:type="dxa"/>
+            <w:tcBorders>
+              <w:top w:val="single" w:sz="4" w:space="0" w:color="D6DCEA"/>
+              <w:left w:val="single" w:sz="4" w:space="0" w:color="D6DCEA"/>
+              <w:bottom w:val="single" w:sz="4" w:space="0" w:color="D6DCEA"/>
+              <w:right w:val="single" w:sz="4" w:space="0" w:color="D6DCEA"/>
+            </w:tcBorders>
+          </w:tcPr>
+          <w:p>
+            <w:pPr>
+              <w:pStyle w:val="Compact"/>
+              <w:widowControl/>
+              <w:spacing w:before="36" w:after="40"/>
+              <w:jc w:val="left"/>
+              <w:rPr>
+                <w:kern w:val="0"/>
+                <w:szCs w:val="24"/>
+                <w:lang w:val="en-US" w:eastAsia="en-US" w:bidi="ar-SA"/>
+              </w:rPr>
+            </w:pPr>
+            <w:r>
+              <w:rPr>
+                <w:kern w:val="0"/>
+                <w:sz w:val="18"/>
+                <w:szCs w:val="24"/>
+                <w:lang w:val="en-US" w:eastAsia="en-US" w:bidi="ar-SA"/>
+              </w:rPr>
+              <w:t>Письмо создаётся только вместе с событием</w:t>
+            </w:r>
+          </w:p>
+        </w:tc>
+        <w:tc>
+          <w:tcPr>
+            <w:tcW w:w="3120" w:type="dxa"/>
+            <w:tcBorders>
+              <w:top w:val="single" w:sz="4" w:space="0" w:color="D6DCEA"/>
+              <w:left w:val="single" w:sz="4" w:space="0" w:color="D6DCEA"/>
+              <w:bottom w:val="single" w:sz="4" w:space="0" w:color="D6DCEA"/>
+              <w:right w:val="single" w:sz="4" w:space="0" w:color="D6DCEA"/>
+            </w:tcBorders>
+          </w:tcPr>
+          <w:p>
+            <w:pPr>
+              <w:pStyle w:val="Compact"/>
+              <w:widowControl/>
+              <w:spacing w:before="36" w:after="40"/>
+              <w:jc w:val="left"/>
+              <w:rPr>
+                <w:kern w:val="0"/>
+                <w:szCs w:val="24"/>
+                <w:lang w:val="en-US" w:eastAsia="en-US" w:bidi="ar-SA"/>
+              </w:rPr>
+            </w:pPr>
+            <w:r>
+              <w:rPr>
+                <w:rStyle w:val="VerbatimChar"/>
+                <w:kern w:val="0"/>
+                <w:sz w:val="18"/>
+                <w:szCs w:val="24"/>
+                <w:lang w:val="en-US" w:eastAsia="en-US" w:bidi="ar-SA"/>
+              </w:rPr>
+              <w:t>email_outbox</w:t>
+            </w:r>
+            <w:r>
+              <w:rPr>
+                <w:kern w:val="0"/>
+                <w:sz w:val="18"/>
+                <w:szCs w:val="24"/>
+                <w:lang w:val="en-US" w:eastAsia="en-US" w:bidi="ar-SA"/>
+              </w:rPr>
+              <w:t xml:space="preserve"> пишется в транзакции уведомления (outbox)</w:t>
+            </w:r>
+          </w:p>
+        </w:tc>
+        <w:tc>
+          <w:tcPr>
+            <w:tcW w:w="3120" w:type="dxa"/>
+            <w:tcBorders>
+              <w:top w:val="single" w:sz="4" w:space="0" w:color="D6DCEA"/>
+              <w:left w:val="single" w:sz="4" w:space="0" w:color="D6DCEA"/>
+              <w:bottom w:val="single" w:sz="4" w:space="0" w:color="D6DCEA"/>
+              <w:right w:val="single" w:sz="4" w:space="0" w:color="D6DCEA"/>
+            </w:tcBorders>
+          </w:tcPr>
+          <w:p>
+            <w:pPr>
+              <w:pStyle w:val="Compact"/>
+              <w:widowControl/>
+              <w:spacing w:before="36" w:after="40"/>
+              <w:jc w:val="left"/>
+              <w:rPr>
+                <w:kern w:val="0"/>
+                <w:szCs w:val="24"/>
+                <w:lang w:val="en-US" w:eastAsia="en-US" w:bidi="ar-SA"/>
+              </w:rPr>
+            </w:pPr>
+            <w:r>
+              <w:rPr>
+                <w:kern w:val="0"/>
+                <w:sz w:val="18"/>
+                <w:szCs w:val="24"/>
+                <w:lang w:val="en-US" w:eastAsia="en-US" w:bidi="ar-SA"/>
+              </w:rPr>
+              <w:t>—</w:t>
+            </w:r>
+          </w:p>
+        </w:tc>
+      </w:tr>
+      <w:tr>
+        <w:trPr/>
+        <w:tc>
+          <w:tcPr>
+            <w:tcW w:w="3120" w:type="dxa"/>
+            <w:tcBorders>
+              <w:top w:val="single" w:sz="4" w:space="0" w:color="D6DCEA"/>
+              <w:left w:val="single" w:sz="4" w:space="0" w:color="D6DCEA"/>
+              <w:bottom w:val="single" w:sz="4" w:space="0" w:color="D6DCEA"/>
+              <w:right w:val="single" w:sz="4" w:space="0" w:color="D6DCEA"/>
+            </w:tcBorders>
+          </w:tcPr>
+          <w:p>
+            <w:pPr>
+              <w:pStyle w:val="Compact"/>
+              <w:widowControl/>
+              <w:spacing w:before="36" w:after="40"/>
+              <w:jc w:val="left"/>
+              <w:rPr>
+                <w:kern w:val="0"/>
+                <w:szCs w:val="24"/>
+                <w:lang w:val="en-US" w:eastAsia="en-US" w:bidi="ar-SA"/>
+              </w:rPr>
+            </w:pPr>
+            <w:r>
+              <w:rPr>
+                <w:kern w:val="0"/>
+                <w:sz w:val="18"/>
+                <w:szCs w:val="24"/>
+                <w:lang w:val="en-US" w:eastAsia="en-US" w:bidi="ar-SA"/>
+              </w:rPr>
+              <w:t>Письмо отправляется один раз</w:t>
+            </w:r>
+          </w:p>
+        </w:tc>
+        <w:tc>
+          <w:tcPr>
+            <w:tcW w:w="3120" w:type="dxa"/>
+            <w:tcBorders>
+              <w:top w:val="single" w:sz="4" w:space="0" w:color="D6DCEA"/>
+              <w:left w:val="single" w:sz="4" w:space="0" w:color="D6DCEA"/>
+              <w:bottom w:val="single" w:sz="4" w:space="0" w:color="D6DCEA"/>
+              <w:right w:val="single" w:sz="4" w:space="0" w:color="D6DCEA"/>
+            </w:tcBorders>
+          </w:tcPr>
+          <w:p>
+            <w:pPr>
+              <w:pStyle w:val="Compact"/>
+              <w:widowControl/>
+              <w:spacing w:before="36" w:after="40"/>
+              <w:jc w:val="left"/>
+              <w:rPr>
+                <w:kern w:val="0"/>
+                <w:szCs w:val="24"/>
+                <w:lang w:val="en-US" w:eastAsia="en-US" w:bidi="ar-SA"/>
+              </w:rPr>
+            </w:pPr>
+            <w:r>
+              <w:rPr>
+                <w:kern w:val="0"/>
+                <w:sz w:val="18"/>
+                <w:szCs w:val="24"/>
+                <w:lang w:val="en-US" w:eastAsia="en-US" w:bidi="ar-SA"/>
+              </w:rPr>
+              <w:t xml:space="preserve">Разбор очереди с </w:t>
+            </w:r>
+            <w:r>
+              <w:rPr>
+                <w:rStyle w:val="VerbatimChar"/>
+                <w:kern w:val="0"/>
+                <w:sz w:val="18"/>
+                <w:szCs w:val="24"/>
+                <w:lang w:val="en-US" w:eastAsia="en-US" w:bidi="ar-SA"/>
+              </w:rPr>
+              <w:t>FOR UPDATE SKIP LOCKED</w:t>
+            </w:r>
+            <w:r>
+              <w:rPr>
+                <w:kern w:val="0"/>
+                <w:sz w:val="18"/>
+                <w:szCs w:val="24"/>
+                <w:lang w:val="en-US" w:eastAsia="en-US" w:bidi="ar-SA"/>
+              </w:rPr>
+              <w:t xml:space="preserve"> и арендой; сводка — строка </w:t>
+            </w:r>
+            <w:r>
+              <w:rPr>
+                <w:rStyle w:val="VerbatimChar"/>
+                <w:kern w:val="0"/>
+                <w:sz w:val="18"/>
+                <w:szCs w:val="24"/>
+                <w:lang w:val="en-US" w:eastAsia="en-US" w:bidi="ar-SA"/>
+              </w:rPr>
+              <w:t>job_runs (name, period)</w:t>
+            </w:r>
+          </w:p>
+        </w:tc>
+        <w:tc>
+          <w:tcPr>
+            <w:tcW w:w="3120" w:type="dxa"/>
+            <w:tcBorders>
+              <w:top w:val="single" w:sz="4" w:space="0" w:color="D6DCEA"/>
+              <w:left w:val="single" w:sz="4" w:space="0" w:color="D6DCEA"/>
+              <w:bottom w:val="single" w:sz="4" w:space="0" w:color="D6DCEA"/>
+              <w:right w:val="single" w:sz="4" w:space="0" w:color="D6DCEA"/>
+            </w:tcBorders>
+          </w:tcPr>
+          <w:p>
+            <w:pPr>
+              <w:pStyle w:val="Compact"/>
+              <w:widowControl/>
+              <w:spacing w:before="36" w:after="40"/>
+              <w:jc w:val="left"/>
+              <w:rPr>
+                <w:kern w:val="0"/>
+                <w:szCs w:val="24"/>
+                <w:lang w:val="en-US" w:eastAsia="en-US" w:bidi="ar-SA"/>
+              </w:rPr>
+            </w:pPr>
+            <w:r>
+              <w:rPr>
+                <w:kern w:val="0"/>
+                <w:sz w:val="18"/>
+                <w:szCs w:val="24"/>
+                <w:lang w:val="en-US" w:eastAsia="en-US" w:bidi="ar-SA"/>
+              </w:rPr>
+              <w:t>—</w:t>
+            </w:r>
+          </w:p>
+        </w:tc>
+      </w:tr>
+      <w:tr>
+        <w:trPr/>
+        <w:tc>
+          <w:tcPr>
+            <w:tcW w:w="3120" w:type="dxa"/>
+            <w:tcBorders>
+              <w:top w:val="single" w:sz="4" w:space="0" w:color="D6DCEA"/>
+              <w:left w:val="single" w:sz="4" w:space="0" w:color="D6DCEA"/>
+              <w:bottom w:val="single" w:sz="4" w:space="0" w:color="D6DCEA"/>
+              <w:right w:val="single" w:sz="4" w:space="0" w:color="D6DCEA"/>
+            </w:tcBorders>
+          </w:tcPr>
+          <w:p>
+            <w:pPr>
+              <w:pStyle w:val="Compact"/>
+              <w:widowControl/>
+              <w:spacing w:before="36" w:after="40"/>
+              <w:jc w:val="left"/>
+              <w:rPr>
+                <w:kern w:val="0"/>
+                <w:szCs w:val="24"/>
+                <w:lang w:val="en-US" w:eastAsia="en-US" w:bidi="ar-SA"/>
+              </w:rPr>
+            </w:pPr>
+            <w:r>
+              <w:rPr>
+                <w:kern w:val="0"/>
+                <w:sz w:val="18"/>
+                <w:szCs w:val="24"/>
+                <w:lang w:val="en-US" w:eastAsia="en-US" w:bidi="ar-SA"/>
+              </w:rPr>
+              <w:t>Кадровая служба не выдаёт себе и другим служебные роли</w:t>
+            </w:r>
+          </w:p>
+        </w:tc>
+        <w:tc>
+          <w:tcPr>
+            <w:tcW w:w="3120" w:type="dxa"/>
+            <w:tcBorders>
+              <w:top w:val="single" w:sz="4" w:space="0" w:color="D6DCEA"/>
+              <w:left w:val="single" w:sz="4" w:space="0" w:color="D6DCEA"/>
+              <w:bottom w:val="single" w:sz="4" w:space="0" w:color="D6DCEA"/>
+              <w:right w:val="single" w:sz="4" w:space="0" w:color="D6DCEA"/>
+            </w:tcBorders>
+          </w:tcPr>
+          <w:p>
+            <w:pPr>
+              <w:pStyle w:val="Compact"/>
+              <w:widowControl/>
+              <w:spacing w:before="36" w:after="40"/>
+              <w:jc w:val="left"/>
+              <w:rPr>
+                <w:kern w:val="0"/>
+                <w:szCs w:val="24"/>
+                <w:lang w:val="en-US" w:eastAsia="en-US" w:bidi="ar-SA"/>
+              </w:rPr>
+            </w:pPr>
+            <w:r>
+              <w:rPr>
+                <w:kern w:val="0"/>
+                <w:sz w:val="18"/>
+                <w:szCs w:val="24"/>
+                <w:lang w:val="en-US" w:eastAsia="en-US" w:bidi="ar-SA"/>
+              </w:rPr>
+              <w:t>Сервис сотрудников и план импорта</w:t>
+            </w:r>
+          </w:p>
+        </w:tc>
+        <w:tc>
+          <w:tcPr>
+            <w:tcW w:w="3120" w:type="dxa"/>
+            <w:tcBorders>
+              <w:top w:val="single" w:sz="4" w:space="0" w:color="D6DCEA"/>
+              <w:left w:val="single" w:sz="4" w:space="0" w:color="D6DCEA"/>
+              <w:bottom w:val="single" w:sz="4" w:space="0" w:color="D6DCEA"/>
+              <w:right w:val="single" w:sz="4" w:space="0" w:color="D6DCEA"/>
+            </w:tcBorders>
+          </w:tcPr>
+          <w:p>
+            <w:pPr>
+              <w:pStyle w:val="Compact"/>
+              <w:widowControl/>
+              <w:spacing w:before="36" w:after="40"/>
+              <w:jc w:val="left"/>
+              <w:rPr>
+                <w:kern w:val="0"/>
+                <w:szCs w:val="24"/>
+                <w:lang w:val="en-US" w:eastAsia="en-US" w:bidi="ar-SA"/>
+              </w:rPr>
+            </w:pPr>
+            <w:r>
+              <w:rPr>
+                <w:rStyle w:val="VerbatimChar"/>
+                <w:kern w:val="0"/>
+                <w:sz w:val="18"/>
+                <w:szCs w:val="24"/>
+                <w:lang w:val="en-US" w:eastAsia="en-US" w:bidi="ar-SA"/>
+              </w:rPr>
+              <w:t>403 auth/forbidden</w:t>
+            </w:r>
+          </w:p>
+        </w:tc>
+      </w:tr>
+      <w:tr>
+        <w:trPr/>
+        <w:tc>
+          <w:tcPr>
+            <w:tcW w:w="3120" w:type="dxa"/>
+            <w:tcBorders>
+              <w:top w:val="single" w:sz="4" w:space="0" w:color="D6DCEA"/>
+              <w:left w:val="single" w:sz="4" w:space="0" w:color="D6DCEA"/>
+              <w:bottom w:val="single" w:sz="4" w:space="0" w:color="D6DCEA"/>
+              <w:right w:val="single" w:sz="4" w:space="0" w:color="D6DCEA"/>
+            </w:tcBorders>
+          </w:tcPr>
+          <w:p>
+            <w:pPr>
+              <w:pStyle w:val="Compact"/>
+              <w:widowControl/>
+              <w:spacing w:before="36" w:after="40"/>
+              <w:jc w:val="left"/>
+              <w:rPr>
+                <w:kern w:val="0"/>
+                <w:szCs w:val="24"/>
+                <w:lang w:val="en-US" w:eastAsia="en-US" w:bidi="ar-SA"/>
+              </w:rPr>
+            </w:pPr>
+            <w:r>
+              <w:rPr>
+                <w:kern w:val="0"/>
+                <w:sz w:val="18"/>
+                <w:szCs w:val="24"/>
+                <w:lang w:val="en-US" w:eastAsia="en-US" w:bidi="ar-SA"/>
+              </w:rPr>
               <w:t>В системе остаётся хотя бы один администратор</w:t>
             </w:r>
           </w:p>
@@ -16510,7 +19837,7 @@
         <w:pStyle w:val="Heading1"/>
         <w:rPr/>
       </w:pPr>
-      <w:bookmarkStart w:id="15" w:name="__RefHeading___Toc12785_1756087021"/>
+      <w:bookmarkStart w:id="15" w:name="__RefHeading___Toc14412_1562542824"/>
       <w:bookmarkEnd w:id="15"/>
       <w:r>
         <w:rPr>
@@ -17338,13 +20665,230 @@
           </w:p>
         </w:tc>
       </w:tr>
+      <w:tr>
+        <w:trPr/>
+        <w:tc>
+          <w:tcPr>
+            <w:tcW w:w="3120" w:type="dxa"/>
+            <w:tcBorders>
+              <w:top w:val="single" w:sz="4" w:space="0" w:color="D6DCEA"/>
+              <w:left w:val="single" w:sz="4" w:space="0" w:color="D6DCEA"/>
+              <w:bottom w:val="single" w:sz="4" w:space="0" w:color="D6DCEA"/>
+              <w:right w:val="single" w:sz="4" w:space="0" w:color="D6DCEA"/>
+            </w:tcBorders>
+          </w:tcPr>
+          <w:p>
+            <w:pPr>
+              <w:pStyle w:val="Compact"/>
+              <w:widowControl/>
+              <w:spacing w:before="36" w:after="40"/>
+              <w:jc w:val="left"/>
+              <w:rPr>
+                <w:kern w:val="0"/>
+                <w:szCs w:val="24"/>
+                <w:lang w:val="en-US" w:eastAsia="en-US" w:bidi="ar-SA"/>
+              </w:rPr>
+            </w:pPr>
+            <w:r>
+              <w:rPr>
+                <w:rStyle w:val="VerbatimChar"/>
+                <w:kern w:val="0"/>
+                <w:sz w:val="18"/>
+                <w:szCs w:val="24"/>
+                <w:lang w:val="en-US" w:eastAsia="en-US" w:bidi="ar-SA"/>
+              </w:rPr>
+              <w:t>email_outbox</w:t>
+            </w:r>
+          </w:p>
+        </w:tc>
+        <w:tc>
+          <w:tcPr>
+            <w:tcW w:w="3120" w:type="dxa"/>
+            <w:tcBorders>
+              <w:top w:val="single" w:sz="4" w:space="0" w:color="D6DCEA"/>
+              <w:left w:val="single" w:sz="4" w:space="0" w:color="D6DCEA"/>
+              <w:bottom w:val="single" w:sz="4" w:space="0" w:color="D6DCEA"/>
+              <w:right w:val="single" w:sz="4" w:space="0" w:color="D6DCEA"/>
+            </w:tcBorders>
+          </w:tcPr>
+          <w:p>
+            <w:pPr>
+              <w:pStyle w:val="Compact"/>
+              <w:widowControl/>
+              <w:spacing w:before="36" w:after="40"/>
+              <w:jc w:val="left"/>
+              <w:rPr>
+                <w:kern w:val="0"/>
+                <w:szCs w:val="24"/>
+                <w:lang w:val="en-US" w:eastAsia="en-US" w:bidi="ar-SA"/>
+              </w:rPr>
+            </w:pPr>
+            <w:r>
+              <w:rPr>
+                <w:rStyle w:val="VerbatimChar"/>
+                <w:kern w:val="0"/>
+                <w:sz w:val="18"/>
+                <w:szCs w:val="24"/>
+                <w:lang w:val="en-US" w:eastAsia="en-US" w:bidi="ar-SA"/>
+              </w:rPr>
+              <w:t>(status, next_attempt_at)</w:t>
+            </w:r>
+          </w:p>
+        </w:tc>
+        <w:tc>
+          <w:tcPr>
+            <w:tcW w:w="3120" w:type="dxa"/>
+            <w:tcBorders>
+              <w:top w:val="single" w:sz="4" w:space="0" w:color="D6DCEA"/>
+              <w:left w:val="single" w:sz="4" w:space="0" w:color="D6DCEA"/>
+              <w:bottom w:val="single" w:sz="4" w:space="0" w:color="D6DCEA"/>
+              <w:right w:val="single" w:sz="4" w:space="0" w:color="D6DCEA"/>
+            </w:tcBorders>
+          </w:tcPr>
+          <w:p>
+            <w:pPr>
+              <w:pStyle w:val="Compact"/>
+              <w:widowControl/>
+              <w:spacing w:before="36" w:after="40"/>
+              <w:jc w:val="left"/>
+              <w:rPr>
+                <w:kern w:val="0"/>
+                <w:szCs w:val="24"/>
+                <w:lang w:val="en-US" w:eastAsia="en-US" w:bidi="ar-SA"/>
+              </w:rPr>
+            </w:pPr>
+            <w:r>
+              <w:rPr>
+                <w:kern w:val="0"/>
+                <w:sz w:val="18"/>
+                <w:szCs w:val="24"/>
+                <w:lang w:val="en-US" w:eastAsia="en-US" w:bidi="ar-SA"/>
+              </w:rPr>
+              <w:t>Выбор писем к отправке</w:t>
+            </w:r>
+          </w:p>
+        </w:tc>
+      </w:tr>
+      <w:tr>
+        <w:trPr/>
+        <w:tc>
+          <w:tcPr>
+            <w:tcW w:w="3120" w:type="dxa"/>
+            <w:tcBorders>
+              <w:top w:val="single" w:sz="4" w:space="0" w:color="D6DCEA"/>
+              <w:left w:val="single" w:sz="4" w:space="0" w:color="D6DCEA"/>
+              <w:bottom w:val="single" w:sz="4" w:space="0" w:color="D6DCEA"/>
+              <w:right w:val="single" w:sz="4" w:space="0" w:color="D6DCEA"/>
+            </w:tcBorders>
+          </w:tcPr>
+          <w:p>
+            <w:pPr>
+              <w:pStyle w:val="Compact"/>
+              <w:widowControl/>
+              <w:spacing w:before="36" w:after="40"/>
+              <w:jc w:val="left"/>
+              <w:rPr>
+                <w:kern w:val="0"/>
+                <w:szCs w:val="24"/>
+                <w:lang w:val="en-US" w:eastAsia="en-US" w:bidi="ar-SA"/>
+              </w:rPr>
+            </w:pPr>
+            <w:r>
+              <w:rPr>
+                <w:rStyle w:val="VerbatimChar"/>
+                <w:kern w:val="0"/>
+                <w:sz w:val="18"/>
+                <w:szCs w:val="24"/>
+                <w:lang w:val="en-US" w:eastAsia="en-US" w:bidi="ar-SA"/>
+              </w:rPr>
+              <w:t>employees</w:t>
+            </w:r>
+          </w:p>
+        </w:tc>
+        <w:tc>
+          <w:tcPr>
+            <w:tcW w:w="3120" w:type="dxa"/>
+            <w:tcBorders>
+              <w:top w:val="single" w:sz="4" w:space="0" w:color="D6DCEA"/>
+              <w:left w:val="single" w:sz="4" w:space="0" w:color="D6DCEA"/>
+              <w:bottom w:val="single" w:sz="4" w:space="0" w:color="D6DCEA"/>
+              <w:right w:val="single" w:sz="4" w:space="0" w:color="D6DCEA"/>
+            </w:tcBorders>
+          </w:tcPr>
+          <w:p>
+            <w:pPr>
+              <w:pStyle w:val="Compact"/>
+              <w:widowControl/>
+              <w:spacing w:before="36" w:after="40"/>
+              <w:jc w:val="left"/>
+              <w:rPr>
+                <w:kern w:val="0"/>
+                <w:szCs w:val="24"/>
+                <w:lang w:val="en-US" w:eastAsia="en-US" w:bidi="ar-SA"/>
+              </w:rPr>
+            </w:pPr>
+            <w:r>
+              <w:rPr>
+                <w:rStyle w:val="VerbatimChar"/>
+                <w:kern w:val="0"/>
+                <w:sz w:val="18"/>
+                <w:szCs w:val="24"/>
+                <w:lang w:val="en-US" w:eastAsia="en-US" w:bidi="ar-SA"/>
+              </w:rPr>
+              <w:t>lower(email)</w:t>
+            </w:r>
+            <w:r>
+              <w:rPr>
+                <w:kern w:val="0"/>
+                <w:sz w:val="18"/>
+                <w:szCs w:val="24"/>
+                <w:lang w:val="en-US" w:eastAsia="en-US" w:bidi="ar-SA"/>
+              </w:rPr>
+              <w:t xml:space="preserve"> уникальный частичный</w:t>
+            </w:r>
+          </w:p>
+        </w:tc>
+        <w:tc>
+          <w:tcPr>
+            <w:tcW w:w="3120" w:type="dxa"/>
+            <w:tcBorders>
+              <w:top w:val="single" w:sz="4" w:space="0" w:color="D6DCEA"/>
+              <w:left w:val="single" w:sz="4" w:space="0" w:color="D6DCEA"/>
+              <w:bottom w:val="single" w:sz="4" w:space="0" w:color="D6DCEA"/>
+              <w:right w:val="single" w:sz="4" w:space="0" w:color="D6DCEA"/>
+            </w:tcBorders>
+          </w:tcPr>
+          <w:p>
+            <w:pPr>
+              <w:pStyle w:val="Compact"/>
+              <w:widowControl/>
+              <w:spacing w:before="36" w:after="40"/>
+              <w:jc w:val="left"/>
+              <w:rPr>
+                <w:kern w:val="0"/>
+                <w:szCs w:val="24"/>
+                <w:lang w:val="en-US" w:eastAsia="en-US" w:bidi="ar-SA"/>
+              </w:rPr>
+            </w:pPr>
+            <w:r>
+              <w:rPr>
+                <w:kern w:val="0"/>
+                <w:sz w:val="18"/>
+                <w:szCs w:val="24"/>
+                <w:lang w:val="en-US" w:eastAsia="en-US" w:bidi="ar-SA"/>
+              </w:rPr>
+              <w:t>Поиск и уникальность адреса</w:t>
+            </w:r>
+          </w:p>
+        </w:tc>
+      </w:tr>
     </w:tbl>
     <w:p>
       <w:pPr>
         <w:pStyle w:val="Heading1"/>
         <w:rPr/>
       </w:pPr>
-      <w:bookmarkStart w:id="16" w:name="__RefHeading___Toc12787_1756087021"/>
+      <w:bookmarkStart w:id="16" w:name="__RefHeading___Toc14414_1562542824"/>
       <w:bookmarkEnd w:id="16"/>
       <w:r>
         <w:rPr>
@@ -17375,89 +20919,451 @@
       </w:r>
       <w:r>
         <w:rPr/>
-        <w:t xml:space="preserve"> хранит по году список нерабочих праздничных дней (</w:t>
+        <w:t xml:space="preserve"> хранит по году два разных понятия:</w:t>
+      </w:r>
+    </w:p>
+    <w:tbl>
+      <w:tblPr>
+        <w:tblStyle w:val="Table"/>
+        <w:tblW w:w="5000" w:type="pct"/>
+        <w:jc w:val="center"/>
+        <w:tblInd w:w="0" w:type="dxa"/>
+        <w:tblLayout w:type="fixed"/>
+        <w:tblCellMar>
+          <w:top w:w="0" w:type="dxa"/>
+          <w:left w:w="108" w:type="dxa"/>
+          <w:bottom w:w="0" w:type="dxa"/>
+          <w:right w:w="108" w:type="dxa"/>
+        </w:tblCellMar>
+        <w:tblLook w:val="0020" w:noHBand="0" w:noVBand="0" w:firstColumn="0" w:lastRow="0" w:lastColumn="0" w:firstRow="1"/>
+      </w:tblPr>
+      <w:tblGrid>
+        <w:gridCol w:w="3120"/>
+        <w:gridCol w:w="3120"/>
+        <w:gridCol w:w="3120"/>
+      </w:tblGrid>
+      <w:tr>
+        <w:trPr>
+          <w:tblHeader w:val="true"/>
+        </w:trPr>
+        <w:tc>
+          <w:tcPr>
+            <w:tcW w:w="3120" w:type="dxa"/>
+            <w:tcBorders>
+              <w:top w:val="single" w:sz="4" w:space="0" w:color="D6DCEA"/>
+              <w:left w:val="single" w:sz="4" w:space="0" w:color="D6DCEA"/>
+              <w:bottom w:val="single" w:sz="6" w:space="0" w:color="000000"/>
+              <w:right w:val="single" w:sz="4" w:space="0" w:color="D6DCEA"/>
+            </w:tcBorders>
+            <w:shd w:color="auto" w:fill="EEF2FB" w:val="clear"/>
+            <w:vAlign w:val="bottom"/>
+          </w:tcPr>
+          <w:p>
+            <w:pPr>
+              <w:pStyle w:val="Compact"/>
+              <w:widowControl/>
+              <w:spacing w:before="36" w:after="40"/>
+              <w:jc w:val="left"/>
+              <w:rPr>
+                <w:kern w:val="0"/>
+                <w:szCs w:val="24"/>
+                <w:lang w:val="en-US" w:eastAsia="en-US" w:bidi="ar-SA"/>
+              </w:rPr>
+            </w:pPr>
+            <w:r>
+              <w:rPr>
+                <w:b/>
+                <w:kern w:val="0"/>
+                <w:sz w:val="18"/>
+                <w:szCs w:val="24"/>
+                <w:lang w:val="en-US" w:eastAsia="en-US" w:bidi="ar-SA"/>
+              </w:rPr>
+              <w:t>Поле</w:t>
+            </w:r>
+          </w:p>
+        </w:tc>
+        <w:tc>
+          <w:tcPr>
+            <w:tcW w:w="3120" w:type="dxa"/>
+            <w:tcBorders>
+              <w:top w:val="single" w:sz="4" w:space="0" w:color="D6DCEA"/>
+              <w:left w:val="single" w:sz="4" w:space="0" w:color="D6DCEA"/>
+              <w:bottom w:val="single" w:sz="6" w:space="0" w:color="000000"/>
+              <w:right w:val="single" w:sz="4" w:space="0" w:color="D6DCEA"/>
+            </w:tcBorders>
+            <w:shd w:color="auto" w:fill="EEF2FB" w:val="clear"/>
+            <w:vAlign w:val="bottom"/>
+          </w:tcPr>
+          <w:p>
+            <w:pPr>
+              <w:pStyle w:val="Compact"/>
+              <w:widowControl/>
+              <w:spacing w:before="36" w:after="40"/>
+              <w:jc w:val="left"/>
+              <w:rPr>
+                <w:kern w:val="0"/>
+                <w:szCs w:val="24"/>
+                <w:lang w:val="en-US" w:eastAsia="en-US" w:bidi="ar-SA"/>
+              </w:rPr>
+            </w:pPr>
+            <w:r>
+              <w:rPr>
+                <w:b/>
+                <w:kern w:val="0"/>
+                <w:sz w:val="18"/>
+                <w:szCs w:val="24"/>
+                <w:lang w:val="en-US" w:eastAsia="en-US" w:bidi="ar-SA"/>
+              </w:rPr>
+              <w:t>Что это</w:t>
+            </w:r>
+          </w:p>
+        </w:tc>
+        <w:tc>
+          <w:tcPr>
+            <w:tcW w:w="3120" w:type="dxa"/>
+            <w:tcBorders>
+              <w:top w:val="single" w:sz="4" w:space="0" w:color="D6DCEA"/>
+              <w:left w:val="single" w:sz="4" w:space="0" w:color="D6DCEA"/>
+              <w:bottom w:val="single" w:sz="6" w:space="0" w:color="000000"/>
+              <w:right w:val="single" w:sz="4" w:space="0" w:color="D6DCEA"/>
+            </w:tcBorders>
+            <w:shd w:color="auto" w:fill="EEF2FB" w:val="clear"/>
+            <w:vAlign w:val="bottom"/>
+          </w:tcPr>
+          <w:p>
+            <w:pPr>
+              <w:pStyle w:val="Compact"/>
+              <w:widowControl/>
+              <w:spacing w:before="36" w:after="40"/>
+              <w:jc w:val="left"/>
+              <w:rPr>
+                <w:kern w:val="0"/>
+                <w:szCs w:val="24"/>
+                <w:lang w:val="en-US" w:eastAsia="en-US" w:bidi="ar-SA"/>
+              </w:rPr>
+            </w:pPr>
+            <w:r>
+              <w:rPr>
+                <w:b/>
+                <w:kern w:val="0"/>
+                <w:sz w:val="18"/>
+                <w:szCs w:val="24"/>
+                <w:lang w:val="en-US" w:eastAsia="en-US" w:bidi="ar-SA"/>
+              </w:rPr>
+              <w:t>Где влияет</w:t>
+            </w:r>
+          </w:p>
+        </w:tc>
+      </w:tr>
+      <w:tr>
+        <w:trPr/>
+        <w:tc>
+          <w:tcPr>
+            <w:tcW w:w="3120" w:type="dxa"/>
+            <w:tcBorders>
+              <w:top w:val="single" w:sz="4" w:space="0" w:color="D6DCEA"/>
+              <w:left w:val="single" w:sz="4" w:space="0" w:color="D6DCEA"/>
+              <w:bottom w:val="single" w:sz="4" w:space="0" w:color="D6DCEA"/>
+              <w:right w:val="single" w:sz="4" w:space="0" w:color="D6DCEA"/>
+            </w:tcBorders>
+          </w:tcPr>
+          <w:p>
+            <w:pPr>
+              <w:pStyle w:val="Compact"/>
+              <w:widowControl/>
+              <w:spacing w:before="36" w:after="40"/>
+              <w:jc w:val="left"/>
+              <w:rPr>
+                <w:kern w:val="0"/>
+                <w:szCs w:val="24"/>
+                <w:lang w:val="en-US" w:eastAsia="en-US" w:bidi="ar-SA"/>
+              </w:rPr>
+            </w:pPr>
+            <w:r>
+              <w:rPr>
+                <w:rStyle w:val="VerbatimChar"/>
+                <w:kern w:val="0"/>
+                <w:sz w:val="18"/>
+                <w:szCs w:val="24"/>
+                <w:lang w:val="en-US" w:eastAsia="en-US" w:bidi="ar-SA"/>
+              </w:rPr>
+              <w:t>holidays</w:t>
+            </w:r>
+          </w:p>
+        </w:tc>
+        <w:tc>
+          <w:tcPr>
+            <w:tcW w:w="3120" w:type="dxa"/>
+            <w:tcBorders>
+              <w:top w:val="single" w:sz="4" w:space="0" w:color="D6DCEA"/>
+              <w:left w:val="single" w:sz="4" w:space="0" w:color="D6DCEA"/>
+              <w:bottom w:val="single" w:sz="4" w:space="0" w:color="D6DCEA"/>
+              <w:right w:val="single" w:sz="4" w:space="0" w:color="D6DCEA"/>
+            </w:tcBorders>
+          </w:tcPr>
+          <w:p>
+            <w:pPr>
+              <w:pStyle w:val="Compact"/>
+              <w:widowControl/>
+              <w:spacing w:before="36" w:after="40"/>
+              <w:jc w:val="left"/>
+              <w:rPr>
+                <w:kern w:val="0"/>
+                <w:szCs w:val="24"/>
+                <w:lang w:val="en-US" w:eastAsia="en-US" w:bidi="ar-SA"/>
+              </w:rPr>
+            </w:pPr>
+            <w:r>
+              <w:rPr>
+                <w:kern w:val="0"/>
+                <w:sz w:val="18"/>
+                <w:szCs w:val="24"/>
+                <w:lang w:val="en-US" w:eastAsia="en-US" w:bidi="ar-SA"/>
+              </w:rPr>
+              <w:t>Нерабочие праздничные дни ст. 112 ТК РФ</w:t>
+            </w:r>
+          </w:p>
+        </w:tc>
+        <w:tc>
+          <w:tcPr>
+            <w:tcW w:w="3120" w:type="dxa"/>
+            <w:tcBorders>
+              <w:top w:val="single" w:sz="4" w:space="0" w:color="D6DCEA"/>
+              <w:left w:val="single" w:sz="4" w:space="0" w:color="D6DCEA"/>
+              <w:bottom w:val="single" w:sz="4" w:space="0" w:color="D6DCEA"/>
+              <w:right w:val="single" w:sz="4" w:space="0" w:color="D6DCEA"/>
+            </w:tcBorders>
+          </w:tcPr>
+          <w:p>
+            <w:pPr>
+              <w:pStyle w:val="Compact"/>
+              <w:widowControl/>
+              <w:spacing w:before="36" w:after="40"/>
+              <w:jc w:val="left"/>
+              <w:rPr>
+                <w:kern w:val="0"/>
+                <w:szCs w:val="24"/>
+                <w:lang w:val="en-US" w:eastAsia="en-US" w:bidi="ar-SA"/>
+              </w:rPr>
+            </w:pPr>
+            <w:r>
+              <w:rPr>
+                <w:kern w:val="0"/>
+                <w:sz w:val="18"/>
+                <w:szCs w:val="24"/>
+                <w:lang w:val="en-US" w:eastAsia="en-US" w:bidi="ar-SA"/>
+              </w:rPr>
+              <w:t>Не входят в дни отпуска (ст. 120); подсвечиваются на графике</w:t>
+            </w:r>
+          </w:p>
+        </w:tc>
+      </w:tr>
+      <w:tr>
+        <w:trPr/>
+        <w:tc>
+          <w:tcPr>
+            <w:tcW w:w="3120" w:type="dxa"/>
+            <w:tcBorders>
+              <w:top w:val="single" w:sz="4" w:space="0" w:color="D6DCEA"/>
+              <w:left w:val="single" w:sz="4" w:space="0" w:color="D6DCEA"/>
+              <w:bottom w:val="single" w:sz="4" w:space="0" w:color="D6DCEA"/>
+              <w:right w:val="single" w:sz="4" w:space="0" w:color="D6DCEA"/>
+            </w:tcBorders>
+          </w:tcPr>
+          <w:p>
+            <w:pPr>
+              <w:pStyle w:val="Compact"/>
+              <w:widowControl/>
+              <w:spacing w:before="36" w:after="40"/>
+              <w:jc w:val="left"/>
+              <w:rPr>
+                <w:kern w:val="0"/>
+                <w:szCs w:val="24"/>
+                <w:lang w:val="en-US" w:eastAsia="en-US" w:bidi="ar-SA"/>
+              </w:rPr>
+            </w:pPr>
+            <w:r>
+              <w:rPr>
+                <w:rStyle w:val="VerbatimChar"/>
+                <w:kern w:val="0"/>
+                <w:sz w:val="18"/>
+                <w:szCs w:val="24"/>
+                <w:lang w:val="en-US" w:eastAsia="en-US" w:bidi="ar-SA"/>
+              </w:rPr>
+              <w:t>transfers</w:t>
+            </w:r>
+          </w:p>
+        </w:tc>
+        <w:tc>
+          <w:tcPr>
+            <w:tcW w:w="3120" w:type="dxa"/>
+            <w:tcBorders>
+              <w:top w:val="single" w:sz="4" w:space="0" w:color="D6DCEA"/>
+              <w:left w:val="single" w:sz="4" w:space="0" w:color="D6DCEA"/>
+              <w:bottom w:val="single" w:sz="4" w:space="0" w:color="D6DCEA"/>
+              <w:right w:val="single" w:sz="4" w:space="0" w:color="D6DCEA"/>
+            </w:tcBorders>
+          </w:tcPr>
+          <w:p>
+            <w:pPr>
+              <w:pStyle w:val="Compact"/>
+              <w:widowControl/>
+              <w:spacing w:before="36" w:after="40"/>
+              <w:jc w:val="left"/>
+              <w:rPr>
+                <w:kern w:val="0"/>
+                <w:szCs w:val="24"/>
+                <w:lang w:val="en-US" w:eastAsia="en-US" w:bidi="ar-SA"/>
+              </w:rPr>
+            </w:pPr>
+            <w:r>
+              <w:rPr>
+                <w:kern w:val="0"/>
+                <w:sz w:val="18"/>
+                <w:szCs w:val="24"/>
+                <w:lang w:val="en-US" w:eastAsia="en-US" w:bidi="ar-SA"/>
+              </w:rPr>
+              <w:t xml:space="preserve">Переносы выходных </w:t>
+            </w:r>
+            <w:r>
+              <w:rPr>
+                <w:rStyle w:val="VerbatimChar"/>
+                <w:kern w:val="0"/>
+                <w:sz w:val="18"/>
+                <w:szCs w:val="24"/>
+                <w:lang w:val="en-US" w:eastAsia="en-US" w:bidi="ar-SA"/>
+              </w:rPr>
+              <w:t>{ from, to }</w:t>
+            </w:r>
+            <w:r>
+              <w:rPr>
+                <w:kern w:val="0"/>
+                <w:sz w:val="18"/>
+                <w:szCs w:val="24"/>
+                <w:lang w:val="en-US" w:eastAsia="en-US" w:bidi="ar-SA"/>
+              </w:rPr>
+              <w:t xml:space="preserve">: день </w:t>
+            </w:r>
+            <w:r>
+              <w:rPr>
+                <w:rStyle w:val="VerbatimChar"/>
+                <w:kern w:val="0"/>
+                <w:sz w:val="18"/>
+                <w:szCs w:val="24"/>
+                <w:lang w:val="en-US" w:eastAsia="en-US" w:bidi="ar-SA"/>
+              </w:rPr>
+              <w:t>to</w:t>
+            </w:r>
+            <w:r>
+              <w:rPr>
+                <w:kern w:val="0"/>
+                <w:sz w:val="18"/>
+                <w:szCs w:val="24"/>
+                <w:lang w:val="en-US" w:eastAsia="en-US" w:bidi="ar-SA"/>
+              </w:rPr>
+              <w:t xml:space="preserve"> становится выходным; </w:t>
+            </w:r>
+            <w:r>
+              <w:rPr>
+                <w:rStyle w:val="VerbatimChar"/>
+                <w:kern w:val="0"/>
+                <w:sz w:val="18"/>
+                <w:szCs w:val="24"/>
+                <w:lang w:val="en-US" w:eastAsia="en-US" w:bidi="ar-SA"/>
+              </w:rPr>
+              <w:t>from</w:t>
+            </w:r>
+            <w:r>
+              <w:rPr>
+                <w:kern w:val="0"/>
+                <w:sz w:val="18"/>
+                <w:szCs w:val="24"/>
+                <w:lang w:val="en-US" w:eastAsia="en-US" w:bidi="ar-SA"/>
+              </w:rPr>
+              <w:t>, если это выходной и не праздник, — рабочим</w:t>
+            </w:r>
+          </w:p>
+        </w:tc>
+        <w:tc>
+          <w:tcPr>
+            <w:tcW w:w="3120" w:type="dxa"/>
+            <w:tcBorders>
+              <w:top w:val="single" w:sz="4" w:space="0" w:color="D6DCEA"/>
+              <w:left w:val="single" w:sz="4" w:space="0" w:color="D6DCEA"/>
+              <w:bottom w:val="single" w:sz="4" w:space="0" w:color="D6DCEA"/>
+              <w:right w:val="single" w:sz="4" w:space="0" w:color="D6DCEA"/>
+            </w:tcBorders>
+          </w:tcPr>
+          <w:p>
+            <w:pPr>
+              <w:pStyle w:val="Compact"/>
+              <w:widowControl/>
+              <w:spacing w:before="36" w:after="40"/>
+              <w:jc w:val="left"/>
+              <w:rPr>
+                <w:kern w:val="0"/>
+                <w:szCs w:val="24"/>
+                <w:lang w:val="en-US" w:eastAsia="en-US" w:bidi="ar-SA"/>
+              </w:rPr>
+            </w:pPr>
+            <w:r>
+              <w:rPr>
+                <w:kern w:val="0"/>
+                <w:sz w:val="18"/>
+                <w:szCs w:val="24"/>
+                <w:lang w:val="en-US" w:eastAsia="en-US" w:bidi="ar-SA"/>
+              </w:rPr>
+              <w:t>Рабочие дни в аналитике, фон графиков; в дни отпуска перенесённый выходной входит</w:t>
+            </w:r>
+          </w:p>
+        </w:tc>
+      </w:tr>
+    </w:tbl>
+    <w:p>
+      <w:pPr>
+        <w:pStyle w:val="BodyText"/>
+        <w:rPr/>
+      </w:pPr>
+      <w:r>
+        <w:rPr/>
+        <w:t>Праздник, выпавший на выходной, переносится на следующий рабочий день (ст. 112 ч. 2) — это перенос, а не праздник. Например, в 2026 году 9 мая (суббота) — праздник, а 11 мая (понедельник) — перенесённый выходной: отпуск 4–17 мая расходует 13 дней — исключается только 9 мая.</w:t>
+      </w:r>
+    </w:p>
+    <w:p>
+      <w:pPr>
+        <w:pStyle w:val="BodyText"/>
+        <w:rPr/>
+      </w:pPr>
+      <w:r>
+        <w:rPr/>
+        <w:t>Календарь ведёт кадровая служба в «Справочниках»: отмечает праздники в сетке года и переносы или загружает файл открытых данных xmlcalendar.ru. Если календарь года не загружен, дни считаются календарными без исключений.</w:t>
+      </w:r>
+    </w:p>
+    <w:p>
+      <w:pPr>
+        <w:pStyle w:val="BodyText"/>
+        <w:rPr/>
+      </w:pPr>
+      <w:r>
+        <w:rPr>
+          <w:b/>
+          <w:bCs/>
+        </w:rPr>
+        <w:t>Исправление v0.4.0.</w:t>
+      </w:r>
+      <w:r>
+        <w:rPr/>
+        <w:t xml:space="preserve"> Демо-календарь версий 0.1–0.3 смешивал праздники с выходными и перенесёнными днями (13–14 июня, 10 мая, 9 января и другие не входили в дни отпуска). Миграция </w:t>
       </w:r>
       <w:r>
         <w:rPr>
           <w:rStyle w:val="VerbatimChar"/>
         </w:rPr>
-        <w:t>holidays</w:t>
+        <w:t>20261029091000_calendar_holidays_by_law</w:t>
       </w:r>
       <w:r>
         <w:rPr/>
-        <w:t>) и переносы выходных (</w:t>
-      </w:r>
-      <w:r>
-        <w:rPr>
-          <w:rStyle w:val="VerbatimChar"/>
-        </w:rPr>
-        <w:t>transfers</w:t>
-      </w:r>
-      <w:r>
-        <w:rPr/>
-        <w:t>). Календарь используется:</w:t>
-      </w:r>
-    </w:p>
-    <w:p>
-      <w:pPr>
-        <w:pStyle w:val="Compact"/>
-        <w:numPr>
-          <w:ilvl w:val="0"/>
-          <w:numId w:val="1"/>
-        </w:numPr>
-        <w:rPr/>
-      </w:pPr>
-      <w:r>
-        <w:rPr/>
-        <w:t>в балансе — праздники внутри отпуска не входят в число дней отпуска (ТК РФ, ст. 120);</w:t>
-      </w:r>
-    </w:p>
-    <w:p>
-      <w:pPr>
-        <w:pStyle w:val="Compact"/>
-        <w:numPr>
-          <w:ilvl w:val="0"/>
-          <w:numId w:val="1"/>
-        </w:numPr>
-        <w:rPr/>
-      </w:pPr>
-      <w:r>
-        <w:rPr/>
-        <w:t>в аналитике — доля отдела в отпуске считается по рабочим дням;</w:t>
-      </w:r>
-    </w:p>
-    <w:p>
-      <w:pPr>
-        <w:pStyle w:val="Compact"/>
-        <w:numPr>
-          <w:ilvl w:val="0"/>
-          <w:numId w:val="1"/>
-        </w:numPr>
-        <w:rPr/>
-      </w:pPr>
-      <w:r>
-        <w:rPr/>
-        <w:t>в интерфейсе — праздники подсвечиваются на графике и в календаре режима работы.</w:t>
-      </w:r>
-    </w:p>
-    <w:p>
-      <w:pPr>
-        <w:pStyle w:val="FirstParagraph"/>
-        <w:rPr/>
-      </w:pPr>
-      <w:r>
-        <w:rPr/>
-        <w:t xml:space="preserve">Если календарь года не загружен, дни считаются календарными без исключений, а раздел «Справочники → Производственный календарь» показывает предупреждение. Загружены 2026 и 2027 годы; обновление на новый год — данными (строка в </w:t>
-      </w:r>
-      <w:r>
-        <w:rPr>
-          <w:rStyle w:val="VerbatimChar"/>
-        </w:rPr>
-        <w:t>calendars</w:t>
-      </w:r>
-      <w:r>
-        <w:rPr/>
-        <w:t>), а не изменением кода.</w:t>
+        <w:t xml:space="preserve"> заменяет календари 2026 и 2027 годов на законные — только если они совпадают с демо-набором, изменённые вручную не трогает.</w:t>
       </w:r>
     </w:p>
     <w:p>
@@ -17465,7 +21371,7 @@
         <w:pStyle w:val="Heading1"/>
         <w:rPr/>
       </w:pPr>
-      <w:bookmarkStart w:id="17" w:name="__RefHeading___Toc12789_1756087021"/>
+      <w:bookmarkStart w:id="17" w:name="__RefHeading___Toc14416_1562542824"/>
       <w:bookmarkStart w:id="18" w:name="миграция-данных-прототипа"/>
       <w:bookmarkEnd w:id="17"/>
       <w:r>
@@ -17925,7 +21831,7 @@
         <w:pStyle w:val="Heading1"/>
         <w:rPr/>
       </w:pPr>
-      <w:bookmarkStart w:id="19" w:name="__RefHeading___Toc12791_1756087021"/>
+      <w:bookmarkStart w:id="19" w:name="__RefHeading___Toc14418_1562542824"/>
       <w:bookmarkStart w:id="20" w:name="изменение-схемы"/>
       <w:bookmarkEnd w:id="19"/>
       <w:r>
@@ -17945,7 +21851,7 @@
         <w:pStyle w:val="Compact"/>
         <w:numPr>
           <w:ilvl w:val="0"/>
-          <w:numId w:val="4"/>
+          <w:numId w:val="3"/>
         </w:numPr>
         <w:rPr/>
       </w:pPr>
@@ -17979,7 +21885,7 @@
         <w:pStyle w:val="Compact"/>
         <w:numPr>
           <w:ilvl w:val="0"/>
-          <w:numId w:val="2"/>
+          <w:numId w:val="1"/>
         </w:numPr>
         <w:rPr/>
       </w:pPr>
@@ -17993,7 +21899,7 @@
         <w:pStyle w:val="Compact"/>
         <w:numPr>
           <w:ilvl w:val="0"/>
-          <w:numId w:val="2"/>
+          <w:numId w:val="1"/>
         </w:numPr>
         <w:rPr/>
       </w:pPr>
@@ -18027,7 +21933,7 @@
         <w:pStyle w:val="Compact"/>
         <w:numPr>
           <w:ilvl w:val="0"/>
-          <w:numId w:val="2"/>
+          <w:numId w:val="1"/>
         </w:numPr>
         <w:rPr/>
       </w:pPr>
@@ -18041,7 +21947,7 @@
         <w:pStyle w:val="Compact"/>
         <w:numPr>
           <w:ilvl w:val="0"/>
-          <w:numId w:val="2"/>
+          <w:numId w:val="1"/>
         </w:numPr>
         <w:spacing w:before="36" w:after="100"/>
         <w:rPr/>
@@ -18116,7 +22022,7 @@
         <w:color w:val="8A92A6"/>
         <w:sz w:val="16"/>
       </w:rPr>
-      <w:t xml:space="preserve">Планировщик отпусков 0.3.0 · Модель данных · стр. </w:t>
+      <w:t xml:space="preserve">Планировщик отпусков 0.4.0 · Модель данных · стр. </w:t>
     </w:r>
     <w:r>
       <w:rPr/>
@@ -18132,7 +22038,7 @@
     </w:r>
     <w:r>
       <w:rPr/>
-      <w:t>17</w:t>
+      <w:t>18</w:t>
     </w:r>
     <w:r>
       <w:rPr/>
@@ -18155,7 +22061,7 @@
         <w:color w:val="8A92A6"/>
         <w:sz w:val="16"/>
       </w:rPr>
-      <w:t xml:space="preserve">Планировщик отпусков 0.3.0 · Модель данных · стр. </w:t>
+      <w:t xml:space="preserve">Планировщик отпусков 0.4.0 · Модель данных · стр. </w:t>
     </w:r>
     <w:r>
       <w:rPr/>
@@ -18171,7 +22077,7 @@
     </w:r>
     <w:r>
       <w:rPr/>
-      <w:t>17</w:t>
+      <w:t>18</w:t>
     </w:r>
     <w:r>
       <w:rPr/>
@@ -18184,142 +22090,6 @@
 <file path=word/numbering.xml><?xml version="1.0" encoding="utf-8"?>
 <w:numbering xmlns:w="http://schemas.openxmlformats.org/wordprocessingml/2006/main" xmlns:o="urn:schemas-microsoft-com:office:office" xmlns:r="http://schemas.openxmlformats.org/officeDocument/2006/relationships" xmlns:v="urn:schemas-microsoft-com:vml" xmlns:mc="http://schemas.openxmlformats.org/markup-compatibility/2006" xmlns:w14="http://schemas.microsoft.com/office/word/2010/wordml" mc:Ignorable="w14">
   <w:abstractNum w:abstractNumId="1">
-    <w:lvl w:ilvl="0">
-      <w:numFmt w:val="bullet"/>
-      <w:lvlText w:val=""/>
-      <w:lvlJc w:val="left"/>
-      <w:pPr>
-        <w:tabs>
-          <w:tab w:val="num" w:pos="0"/>
-        </w:tabs>
-        <w:ind w:left="720" w:hanging="480"/>
-      </w:pPr>
-      <w:rPr>
-        <w:rFonts w:ascii="Symbol" w:hAnsi="Symbol" w:cs="Symbol" w:hint="default"/>
-      </w:rPr>
-    </w:lvl>
-    <w:lvl w:ilvl="1">
-      <w:start w:val="0"/>
-      <w:numFmt w:val="bullet"/>
-      <w:lvlText w:val=""/>
-      <w:lvlJc w:val="left"/>
-      <w:pPr>
-        <w:tabs>
-          <w:tab w:val="num" w:pos="0"/>
-        </w:tabs>
-        <w:ind w:left="1440" w:hanging="480"/>
-      </w:pPr>
-      <w:rPr>
-        <w:rFonts w:ascii="Symbol" w:hAnsi="Symbol" w:cs="Symbol" w:hint="default"/>
-      </w:rPr>
-    </w:lvl>
-    <w:lvl w:ilvl="2">
-      <w:start w:val="0"/>
-      <w:numFmt w:val="bullet"/>
-      <w:lvlText w:val=""/>
-      <w:lvlJc w:val="left"/>
-      <w:pPr>
-        <w:tabs>
-          <w:tab w:val="num" w:pos="0"/>
-        </w:tabs>
-        <w:ind w:left="2160" w:hanging="480"/>
-      </w:pPr>
-      <w:rPr>
-        <w:rFonts w:ascii="Symbol" w:hAnsi="Symbol" w:cs="Symbol" w:hint="default"/>
-      </w:rPr>
-    </w:lvl>
-    <w:lvl w:ilvl="3">
-      <w:start w:val="0"/>
-      <w:numFmt w:val="bullet"/>
-      <w:lvlText w:val=""/>
-      <w:lvlJc w:val="left"/>
-      <w:pPr>
-        <w:tabs>
-          <w:tab w:val="num" w:pos="0"/>
-        </w:tabs>
-        <w:ind w:left="2880" w:hanging="480"/>
-      </w:pPr>
-      <w:rPr>
-        <w:rFonts w:ascii="Symbol" w:hAnsi="Symbol" w:cs="Symbol" w:hint="default"/>
-      </w:rPr>
-    </w:lvl>
-    <w:lvl w:ilvl="4">
-      <w:start w:val="0"/>
-      <w:numFmt w:val="bullet"/>
-      <w:lvlText w:val=""/>
-      <w:lvlJc w:val="left"/>
-      <w:pPr>
-        <w:tabs>
-          <w:tab w:val="num" w:pos="0"/>
-        </w:tabs>
-        <w:ind w:left="3600" w:hanging="480"/>
-      </w:pPr>
-      <w:rPr>
-        <w:rFonts w:ascii="Symbol" w:hAnsi="Symbol" w:cs="Symbol" w:hint="default"/>
-      </w:rPr>
-    </w:lvl>
-    <w:lvl w:ilvl="5">
-      <w:start w:val="0"/>
-      <w:numFmt w:val="bullet"/>
-      <w:lvlText w:val=""/>
-      <w:lvlJc w:val="left"/>
-      <w:pPr>
-        <w:tabs>
-          <w:tab w:val="num" w:pos="0"/>
-        </w:tabs>
-        <w:ind w:left="4320" w:hanging="480"/>
-      </w:pPr>
-      <w:rPr>
-        <w:rFonts w:ascii="Symbol" w:hAnsi="Symbol" w:cs="Symbol" w:hint="default"/>
-      </w:rPr>
-    </w:lvl>
-    <w:lvl w:ilvl="6">
-      <w:start w:val="0"/>
-      <w:numFmt w:val="bullet"/>
-      <w:lvlText w:val=""/>
-      <w:lvlJc w:val="left"/>
-      <w:pPr>
-        <w:tabs>
-          <w:tab w:val="num" w:pos="0"/>
-        </w:tabs>
-        <w:ind w:left="5040" w:hanging="480"/>
-      </w:pPr>
-      <w:rPr>
-        <w:rFonts w:ascii="Symbol" w:hAnsi="Symbol" w:cs="Symbol" w:hint="default"/>
-      </w:rPr>
-    </w:lvl>
-    <w:lvl w:ilvl="7">
-      <w:start w:val="0"/>
-      <w:numFmt w:val="bullet"/>
-      <w:lvlText w:val=""/>
-      <w:lvlJc w:val="left"/>
-      <w:pPr>
-        <w:tabs>
-          <w:tab w:val="num" w:pos="0"/>
-        </w:tabs>
-        <w:ind w:left="5760" w:hanging="480"/>
-      </w:pPr>
-      <w:rPr>
-        <w:rFonts w:ascii="Symbol" w:hAnsi="Symbol" w:cs="Symbol" w:hint="default"/>
-      </w:rPr>
-    </w:lvl>
-    <w:lvl w:ilvl="8">
-      <w:start w:val="0"/>
-      <w:numFmt w:val="bullet"/>
-      <w:lvlText w:val=""/>
-      <w:lvlJc w:val="left"/>
-      <w:pPr>
-        <w:tabs>
-          <w:tab w:val="num" w:pos="0"/>
-        </w:tabs>
-        <w:ind w:left="6480" w:hanging="480"/>
-      </w:pPr>
-      <w:rPr>
-        <w:rFonts w:ascii="Symbol" w:hAnsi="Symbol" w:cs="Symbol" w:hint="default"/>
-      </w:rPr>
-    </w:lvl>
-  </w:abstractNum>
-  <w:abstractNum w:abstractNumId="2">
     <w:lvl w:ilvl="0">
       <w:start w:val="1"/>
       <w:numFmt w:val="decimal"/>
@@ -18438,7 +22208,7 @@
       <w:rPr/>
     </w:lvl>
   </w:abstractNum>
-  <w:abstractNum w:abstractNumId="3">
+  <w:abstractNum w:abstractNumId="2">
     <w:lvl w:ilvl="0">
       <w:start w:val="1"/>
       <w:numFmt w:val="none"/>
@@ -18564,10 +22334,7 @@
     <w:abstractNumId w:val="2"/>
   </w:num>
   <w:num w:numId="3">
-    <w:abstractNumId w:val="3"/>
-  </w:num>
-  <w:num w:numId="4">
-    <w:abstractNumId w:val="2"/>
+    <w:abstractNumId w:val="1"/>
     <w:lvlOverride w:ilvl="0">
       <w:startOverride w:val="1"/>
     </w:lvlOverride>

--- a/docs/docx/04-data-model.docx
+++ b/docs/docx/04-data-model.docx
@@ -23,7 +23,7 @@
       </w:pPr>
       <w:r>
         <w:rPr/>
-        <w:t>Планировщик отпусков 0.4.0 · Сущности, инварианты, справочники и миграции</w:t>
+        <w:t>Планировщик отпусков 0.5.0 · Сущности, инварианты, справочники и миграции</w:t>
       </w:r>
     </w:p>
     <w:p>
@@ -93,7 +93,7 @@
             </w:rPr>
             <w:fldChar w:fldCharType="separate"/>
           </w:r>
-          <w:hyperlink w:anchor="__RefHeading___Toc14398_1562542824">
+          <w:hyperlink w:anchor="__RefHeading___Toc15840_2275915807">
             <w:r>
               <w:rPr>
                 <w:webHidden/>
@@ -114,7 +114,7 @@
             </w:tabs>
             <w:rPr/>
           </w:pPr>
-          <w:hyperlink w:anchor="__RefHeading___Toc14400_1562542824">
+          <w:hyperlink w:anchor="__RefHeading___Toc15842_2275915807">
             <w:r>
               <w:rPr>
                 <w:webHidden/>
@@ -135,7 +135,7 @@
             </w:tabs>
             <w:rPr/>
           </w:pPr>
-          <w:hyperlink w:anchor="__RefHeading___Toc14402_1562542824">
+          <w:hyperlink w:anchor="__RefHeading___Toc15844_2275915807">
             <w:r>
               <w:rPr>
                 <w:webHidden/>
@@ -156,7 +156,7 @@
             </w:tabs>
             <w:rPr/>
           </w:pPr>
-          <w:hyperlink w:anchor="__RefHeading___Toc14404_1562542824">
+          <w:hyperlink w:anchor="__RefHeading___Toc15846_2275915807">
             <w:r>
               <w:rPr>
                 <w:webHidden/>
@@ -177,7 +177,7 @@
             </w:tabs>
             <w:rPr/>
           </w:pPr>
-          <w:hyperlink w:anchor="__RefHeading___Toc14406_1562542824">
+          <w:hyperlink w:anchor="__RefHeading___Toc15848_2275915807">
             <w:r>
               <w:rPr>
                 <w:webHidden/>
@@ -198,7 +198,7 @@
             </w:tabs>
             <w:rPr/>
           </w:pPr>
-          <w:hyperlink w:anchor="__RefHeading___Toc14408_1562542824">
+          <w:hyperlink w:anchor="__RefHeading___Toc15850_2275915807">
             <w:r>
               <w:rPr>
                 <w:webHidden/>
@@ -219,7 +219,7 @@
             </w:tabs>
             <w:rPr/>
           </w:pPr>
-          <w:hyperlink w:anchor="__RefHeading___Toc14410_1562542824">
+          <w:hyperlink w:anchor="__RefHeading___Toc15852_2275915807">
             <w:r>
               <w:rPr>
                 <w:webHidden/>
@@ -240,7 +240,7 @@
             </w:tabs>
             <w:rPr/>
           </w:pPr>
-          <w:hyperlink w:anchor="__RefHeading___Toc14412_1562542824">
+          <w:hyperlink w:anchor="__RefHeading___Toc15854_2275915807">
             <w:r>
               <w:rPr>
                 <w:webHidden/>
@@ -248,7 +248,7 @@
               </w:rPr>
               <w:t>5 Индексы</w:t>
               <w:tab/>
-              <w:t>15</w:t>
+              <w:t>16</w:t>
             </w:r>
           </w:hyperlink>
         </w:p>
@@ -261,15 +261,15 @@
             </w:tabs>
             <w:rPr/>
           </w:pPr>
-          <w:hyperlink w:anchor="__RefHeading___Toc14414_1562542824">
+          <w:hyperlink w:anchor="__RefHeading___Toc15856_2275915807">
             <w:r>
               <w:rPr>
                 <w:webHidden/>
                 <w:rStyle w:val="IndexLink"/>
               </w:rPr>
-              <w:t>6 Производственный календарь</w:t>
+              <w:t>6 Служебные таблицы масштабирования</w:t>
               <w:tab/>
-              <w:t>16</w:t>
+              <w:t>17</w:t>
             </w:r>
           </w:hyperlink>
         </w:p>
@@ -282,15 +282,15 @@
             </w:tabs>
             <w:rPr/>
           </w:pPr>
-          <w:hyperlink w:anchor="__RefHeading___Toc14416_1562542824">
+          <w:hyperlink w:anchor="__RefHeading___Toc15858_2275915807">
             <w:r>
               <w:rPr>
                 <w:webHidden/>
                 <w:rStyle w:val="IndexLink"/>
               </w:rPr>
-              <w:t>7 Миграция данных прототипа</w:t>
+              <w:t>7 Производственный календарь</w:t>
               <w:tab/>
-              <w:t>17</w:t>
+              <w:t>18</w:t>
             </w:r>
           </w:hyperlink>
         </w:p>
@@ -303,15 +303,36 @@
             </w:tabs>
             <w:rPr/>
           </w:pPr>
-          <w:hyperlink w:anchor="__RefHeading___Toc14418_1562542824">
+          <w:hyperlink w:anchor="__RefHeading___Toc15860_2275915807">
             <w:r>
               <w:rPr>
                 <w:webHidden/>
                 <w:rStyle w:val="IndexLink"/>
               </w:rPr>
-              <w:t>8 Изменение схемы</w:t>
+              <w:t>8 Миграция данных прототипа</w:t>
               <w:tab/>
-              <w:t>18</w:t>
+              <w:t>19</w:t>
+            </w:r>
+          </w:hyperlink>
+        </w:p>
+        <w:p>
+          <w:pPr>
+            <w:pStyle w:val="TOC1"/>
+            <w:tabs>
+              <w:tab w:val="clear" w:pos="9360"/>
+              <w:tab w:val="right" w:pos="9359" w:leader="dot"/>
+            </w:tabs>
+            <w:rPr/>
+          </w:pPr>
+          <w:hyperlink w:anchor="__RefHeading___Toc15862_2275915807">
+            <w:r>
+              <w:rPr>
+                <w:webHidden/>
+                <w:rStyle w:val="IndexLink"/>
+              </w:rPr>
+              <w:t>9 Изменение схемы</w:t>
+              <w:tab/>
+              <w:t>20</w:t>
             </w:r>
           </w:hyperlink>
           <w:r>
@@ -328,7 +349,7 @@
         <w:pStyle w:val="Heading1"/>
         <w:rPr/>
       </w:pPr>
-      <w:bookmarkStart w:id="0" w:name="__RefHeading___Toc14398_1562542824"/>
+      <w:bookmarkStart w:id="0" w:name="__RefHeading___Toc15840_2275915807"/>
       <w:bookmarkStart w:id="1" w:name="о-документе"/>
       <w:bookmarkEnd w:id="0"/>
       <w:r>
@@ -399,7 +420,7 @@
         <w:pStyle w:val="Heading1"/>
         <w:rPr/>
       </w:pPr>
-      <w:bookmarkStart w:id="2" w:name="__RefHeading___Toc14400_1562542824"/>
+      <w:bookmarkStart w:id="2" w:name="__RefHeading___Toc15842_2275915807"/>
       <w:bookmarkStart w:id="3" w:name="обзор"/>
       <w:bookmarkEnd w:id="2"/>
       <w:r>
@@ -421,7 +442,7 @@
       </w:pPr>
       <w:r>
         <w:rPr/>
-        <w:t>Данные хранятся в PostgreSQL 17 в 16 таблицах трёх групп:</w:t>
+        <w:t>Данные хранятся в PostgreSQL 17 в 18 таблицах трёх групп:</w:t>
       </w:r>
     </w:p>
     <w:tbl>
@@ -1077,6 +1098,44 @@
               </w:rPr>
               <w:t>job_runs</w:t>
             </w:r>
+            <w:r>
+              <w:rPr>
+                <w:kern w:val="0"/>
+                <w:sz w:val="18"/>
+                <w:szCs w:val="24"/>
+                <w:lang w:val="en-US" w:eastAsia="en-US" w:bidi="ar-SA"/>
+              </w:rPr>
+              <w:t xml:space="preserve">, </w:t>
+            </w:r>
+            <w:r>
+              <w:rPr>
+                <w:rStyle w:val="VerbatimChar"/>
+                <w:kern w:val="0"/>
+                <w:sz w:val="18"/>
+                <w:szCs w:val="24"/>
+                <w:lang w:val="en-US" w:eastAsia="en-US" w:bidi="ar-SA"/>
+              </w:rPr>
+              <w:t>data_version</w:t>
+            </w:r>
+            <w:r>
+              <w:rPr>
+                <w:kern w:val="0"/>
+                <w:sz w:val="18"/>
+                <w:szCs w:val="24"/>
+                <w:lang w:val="en-US" w:eastAsia="en-US" w:bidi="ar-SA"/>
+              </w:rPr>
+              <w:t xml:space="preserve">, </w:t>
+            </w:r>
+            <w:r>
+              <w:rPr>
+                <w:rStyle w:val="VerbatimChar"/>
+                <w:kern w:val="0"/>
+                <w:sz w:val="18"/>
+                <w:szCs w:val="24"/>
+                <w:lang w:val="en-US" w:eastAsia="en-US" w:bidi="ar-SA"/>
+              </w:rPr>
+              <w:t>login_attempts</w:t>
+            </w:r>
           </w:p>
         </w:tc>
         <w:tc>
@@ -1108,7 +1167,7 @@
                 <w:szCs w:val="24"/>
                 <w:lang w:val="en-US" w:eastAsia="en-US" w:bidi="ar-SA"/>
               </w:rPr>
-              <w:t>Журнал изменений, сессии, правила организации, праздники, очередь писем, плановые задачи</w:t>
+              <w:t>Журнал изменений, сессии, правила организации, праздники, очередь писем, плановые задачи, версия данных графика, окна лимита входа</w:t>
             </w:r>
           </w:p>
         </w:tc>
@@ -1119,7 +1178,7 @@
         <w:pStyle w:val="Heading2"/>
         <w:rPr/>
       </w:pPr>
-      <w:bookmarkStart w:id="4" w:name="__RefHeading___Toc14402_1562542824"/>
+      <w:bookmarkStart w:id="4" w:name="__RefHeading___Toc15844_2275915807"/>
       <w:bookmarkEnd w:id="4"/>
       <w:r>
         <w:rPr>
@@ -1264,7 +1323,7 @@
         <w:pStyle w:val="Heading2"/>
         <w:rPr/>
       </w:pPr>
-      <w:bookmarkStart w:id="5" w:name="__RefHeading___Toc14404_1562542824"/>
+      <w:bookmarkStart w:id="5" w:name="__RefHeading___Toc15846_2275915807"/>
       <w:bookmarkStart w:id="6" w:name="отпуска-и-режим-работы"/>
       <w:bookmarkEnd w:id="5"/>
       <w:r>
@@ -1401,7 +1460,7 @@
         <w:pStyle w:val="Heading2"/>
         <w:rPr/>
       </w:pPr>
-      <w:bookmarkStart w:id="7" w:name="__RefHeading___Toc14406_1562542824"/>
+      <w:bookmarkStart w:id="7" w:name="__RefHeading___Toc15848_2275915807"/>
       <w:bookmarkStart w:id="8" w:name="служебные-данные"/>
       <w:bookmarkEnd w:id="7"/>
       <w:r>
@@ -1481,7 +1540,7 @@
         <w:pStyle w:val="Heading1"/>
         <w:rPr/>
       </w:pPr>
-      <w:bookmarkStart w:id="11" w:name="__RefHeading___Toc14408_1562542824"/>
+      <w:bookmarkStart w:id="11" w:name="__RefHeading___Toc15850_2275915807"/>
       <w:bookmarkEnd w:id="11"/>
       <w:r>
         <w:rPr>
@@ -15592,7 +15651,7 @@
       </w:r>
       <w:r>
         <w:rPr/>
-        <w:t xml:space="preserve"> —</w:t>
+        <w:t xml:space="preserve"> — Очередь писем (outbox): пишется в транзакции события, отправляется фоном с повторами</w:t>
       </w:r>
     </w:p>
     <w:tbl>
@@ -17375,7 +17434,7 @@
       </w:r>
       <w:r>
         <w:rPr/>
-        <w:t xml:space="preserve"> —</w:t>
+        <w:t xml:space="preserve"> — Отметки плановых задач: строка (задача, период) — задача за период уже выполнена</w:t>
       </w:r>
     </w:p>
     <w:tbl>
@@ -17941,6 +18000,914 @@
                 <w:lang w:val="en-US" w:eastAsia="en-US" w:bidi="ar-SA"/>
               </w:rPr>
             </w:r>
+          </w:p>
+        </w:tc>
+      </w:tr>
+    </w:tbl>
+    <w:p>
+      <w:pPr>
+        <w:pStyle w:val="BodyText"/>
+        <w:rPr/>
+      </w:pPr>
+      <w:r>
+        <w:rPr>
+          <w:rStyle w:val="VerbatimChar"/>
+          <w:b/>
+          <w:bCs/>
+        </w:rPr>
+        <w:t>data_version</w:t>
+      </w:r>
+      <w:r>
+        <w:rPr/>
+        <w:t xml:space="preserve"> — Версия данных графика: 16 строк-счётчиков, увеличиваются триггерами; версия — сумма</w:t>
+      </w:r>
+    </w:p>
+    <w:tbl>
+      <w:tblPr>
+        <w:tblStyle w:val="Table"/>
+        <w:tblW w:w="7920" w:type="dxa"/>
+        <w:jc w:val="center"/>
+        <w:tblInd w:w="0" w:type="dxa"/>
+        <w:tblLayout w:type="fixed"/>
+        <w:tblCellMar>
+          <w:top w:w="0" w:type="dxa"/>
+          <w:left w:w="108" w:type="dxa"/>
+          <w:bottom w:w="0" w:type="dxa"/>
+          <w:right w:w="108" w:type="dxa"/>
+        </w:tblCellMar>
+        <w:tblLook w:val="0020" w:noHBand="0" w:noVBand="0" w:firstColumn="0" w:lastRow="0" w:lastColumn="0" w:firstRow="1"/>
+      </w:tblPr>
+      <w:tblGrid>
+        <w:gridCol w:w="1980"/>
+        <w:gridCol w:w="1980"/>
+        <w:gridCol w:w="1980"/>
+        <w:gridCol w:w="1979"/>
+      </w:tblGrid>
+      <w:tr>
+        <w:trPr>
+          <w:tblHeader w:val="true"/>
+        </w:trPr>
+        <w:tc>
+          <w:tcPr>
+            <w:tcW w:w="1980" w:type="dxa"/>
+            <w:tcBorders>
+              <w:top w:val="single" w:sz="4" w:space="0" w:color="D6DCEA"/>
+              <w:left w:val="single" w:sz="4" w:space="0" w:color="D6DCEA"/>
+              <w:bottom w:val="single" w:sz="6" w:space="0" w:color="000000"/>
+              <w:right w:val="single" w:sz="4" w:space="0" w:color="D6DCEA"/>
+            </w:tcBorders>
+            <w:shd w:color="auto" w:fill="EEF2FB" w:val="clear"/>
+            <w:vAlign w:val="bottom"/>
+          </w:tcPr>
+          <w:p>
+            <w:pPr>
+              <w:pStyle w:val="Compact"/>
+              <w:widowControl/>
+              <w:spacing w:before="36" w:after="40"/>
+              <w:jc w:val="left"/>
+              <w:rPr>
+                <w:kern w:val="0"/>
+                <w:szCs w:val="24"/>
+                <w:lang w:val="en-US" w:eastAsia="en-US" w:bidi="ar-SA"/>
+              </w:rPr>
+            </w:pPr>
+            <w:r>
+              <w:rPr>
+                <w:b/>
+                <w:kern w:val="0"/>
+                <w:sz w:val="18"/>
+                <w:szCs w:val="24"/>
+                <w:lang w:val="en-US" w:eastAsia="en-US" w:bidi="ar-SA"/>
+              </w:rPr>
+              <w:t>Поле</w:t>
+            </w:r>
+          </w:p>
+        </w:tc>
+        <w:tc>
+          <w:tcPr>
+            <w:tcW w:w="1980" w:type="dxa"/>
+            <w:tcBorders>
+              <w:top w:val="single" w:sz="4" w:space="0" w:color="D6DCEA"/>
+              <w:left w:val="single" w:sz="4" w:space="0" w:color="D6DCEA"/>
+              <w:bottom w:val="single" w:sz="6" w:space="0" w:color="000000"/>
+              <w:right w:val="single" w:sz="4" w:space="0" w:color="D6DCEA"/>
+            </w:tcBorders>
+            <w:shd w:color="auto" w:fill="EEF2FB" w:val="clear"/>
+            <w:vAlign w:val="bottom"/>
+          </w:tcPr>
+          <w:p>
+            <w:pPr>
+              <w:pStyle w:val="Compact"/>
+              <w:widowControl/>
+              <w:spacing w:before="36" w:after="40"/>
+              <w:jc w:val="left"/>
+              <w:rPr>
+                <w:kern w:val="0"/>
+                <w:szCs w:val="24"/>
+                <w:lang w:val="en-US" w:eastAsia="en-US" w:bidi="ar-SA"/>
+              </w:rPr>
+            </w:pPr>
+            <w:r>
+              <w:rPr>
+                <w:b/>
+                <w:kern w:val="0"/>
+                <w:sz w:val="18"/>
+                <w:szCs w:val="24"/>
+                <w:lang w:val="en-US" w:eastAsia="en-US" w:bidi="ar-SA"/>
+              </w:rPr>
+              <w:t>Тип</w:t>
+            </w:r>
+          </w:p>
+        </w:tc>
+        <w:tc>
+          <w:tcPr>
+            <w:tcW w:w="1980" w:type="dxa"/>
+            <w:tcBorders>
+              <w:top w:val="single" w:sz="4" w:space="0" w:color="D6DCEA"/>
+              <w:left w:val="single" w:sz="4" w:space="0" w:color="D6DCEA"/>
+              <w:bottom w:val="single" w:sz="6" w:space="0" w:color="000000"/>
+              <w:right w:val="single" w:sz="4" w:space="0" w:color="D6DCEA"/>
+            </w:tcBorders>
+            <w:shd w:color="auto" w:fill="EEF2FB" w:val="clear"/>
+            <w:vAlign w:val="bottom"/>
+          </w:tcPr>
+          <w:p>
+            <w:pPr>
+              <w:pStyle w:val="Compact"/>
+              <w:widowControl/>
+              <w:spacing w:before="36" w:after="40"/>
+              <w:jc w:val="left"/>
+              <w:rPr>
+                <w:kern w:val="0"/>
+                <w:szCs w:val="24"/>
+                <w:lang w:val="en-US" w:eastAsia="en-US" w:bidi="ar-SA"/>
+              </w:rPr>
+            </w:pPr>
+            <w:r>
+              <w:rPr>
+                <w:b/>
+                <w:kern w:val="0"/>
+                <w:sz w:val="18"/>
+                <w:szCs w:val="24"/>
+                <w:lang w:val="en-US" w:eastAsia="en-US" w:bidi="ar-SA"/>
+              </w:rPr>
+              <w:t>Признаки</w:t>
+            </w:r>
+          </w:p>
+        </w:tc>
+        <w:tc>
+          <w:tcPr>
+            <w:tcW w:w="1979" w:type="dxa"/>
+            <w:tcBorders>
+              <w:top w:val="single" w:sz="4" w:space="0" w:color="D6DCEA"/>
+              <w:left w:val="single" w:sz="4" w:space="0" w:color="D6DCEA"/>
+              <w:bottom w:val="single" w:sz="6" w:space="0" w:color="000000"/>
+              <w:right w:val="single" w:sz="4" w:space="0" w:color="D6DCEA"/>
+            </w:tcBorders>
+            <w:shd w:color="auto" w:fill="EEF2FB" w:val="clear"/>
+            <w:vAlign w:val="bottom"/>
+          </w:tcPr>
+          <w:p>
+            <w:pPr>
+              <w:pStyle w:val="Compact"/>
+              <w:widowControl/>
+              <w:spacing w:before="36" w:after="40"/>
+              <w:jc w:val="left"/>
+              <w:rPr>
+                <w:kern w:val="0"/>
+                <w:szCs w:val="24"/>
+                <w:lang w:val="en-US" w:eastAsia="en-US" w:bidi="ar-SA"/>
+              </w:rPr>
+            </w:pPr>
+            <w:r>
+              <w:rPr>
+                <w:b/>
+                <w:kern w:val="0"/>
+                <w:sz w:val="18"/>
+                <w:szCs w:val="24"/>
+                <w:lang w:val="en-US" w:eastAsia="en-US" w:bidi="ar-SA"/>
+              </w:rPr>
+              <w:t>Примечание</w:t>
+            </w:r>
+          </w:p>
+        </w:tc>
+      </w:tr>
+      <w:tr>
+        <w:trPr/>
+        <w:tc>
+          <w:tcPr>
+            <w:tcW w:w="1980" w:type="dxa"/>
+            <w:tcBorders>
+              <w:top w:val="single" w:sz="4" w:space="0" w:color="D6DCEA"/>
+              <w:left w:val="single" w:sz="4" w:space="0" w:color="D6DCEA"/>
+              <w:bottom w:val="single" w:sz="4" w:space="0" w:color="D6DCEA"/>
+              <w:right w:val="single" w:sz="4" w:space="0" w:color="D6DCEA"/>
+            </w:tcBorders>
+          </w:tcPr>
+          <w:p>
+            <w:pPr>
+              <w:pStyle w:val="Compact"/>
+              <w:widowControl/>
+              <w:spacing w:before="36" w:after="40"/>
+              <w:jc w:val="left"/>
+              <w:rPr>
+                <w:kern w:val="0"/>
+                <w:szCs w:val="24"/>
+                <w:lang w:val="en-US" w:eastAsia="en-US" w:bidi="ar-SA"/>
+              </w:rPr>
+            </w:pPr>
+            <w:r>
+              <w:rPr>
+                <w:rStyle w:val="VerbatimChar"/>
+                <w:kern w:val="0"/>
+                <w:sz w:val="18"/>
+                <w:szCs w:val="24"/>
+                <w:lang w:val="en-US" w:eastAsia="en-US" w:bidi="ar-SA"/>
+              </w:rPr>
+              <w:t>shard</w:t>
+            </w:r>
+          </w:p>
+        </w:tc>
+        <w:tc>
+          <w:tcPr>
+            <w:tcW w:w="1980" w:type="dxa"/>
+            <w:tcBorders>
+              <w:top w:val="single" w:sz="4" w:space="0" w:color="D6DCEA"/>
+              <w:left w:val="single" w:sz="4" w:space="0" w:color="D6DCEA"/>
+              <w:bottom w:val="single" w:sz="4" w:space="0" w:color="D6DCEA"/>
+              <w:right w:val="single" w:sz="4" w:space="0" w:color="D6DCEA"/>
+            </w:tcBorders>
+          </w:tcPr>
+          <w:p>
+            <w:pPr>
+              <w:pStyle w:val="Compact"/>
+              <w:widowControl/>
+              <w:spacing w:before="36" w:after="40"/>
+              <w:jc w:val="left"/>
+              <w:rPr>
+                <w:kern w:val="0"/>
+                <w:szCs w:val="24"/>
+                <w:lang w:val="en-US" w:eastAsia="en-US" w:bidi="ar-SA"/>
+              </w:rPr>
+            </w:pPr>
+            <w:r>
+              <w:rPr>
+                <w:kern w:val="0"/>
+                <w:sz w:val="18"/>
+                <w:szCs w:val="24"/>
+                <w:lang w:val="en-US" w:eastAsia="en-US" w:bidi="ar-SA"/>
+              </w:rPr>
+              <w:t>Int</w:t>
+            </w:r>
+          </w:p>
+        </w:tc>
+        <w:tc>
+          <w:tcPr>
+            <w:tcW w:w="1980" w:type="dxa"/>
+            <w:tcBorders>
+              <w:top w:val="single" w:sz="4" w:space="0" w:color="D6DCEA"/>
+              <w:left w:val="single" w:sz="4" w:space="0" w:color="D6DCEA"/>
+              <w:bottom w:val="single" w:sz="4" w:space="0" w:color="D6DCEA"/>
+              <w:right w:val="single" w:sz="4" w:space="0" w:color="D6DCEA"/>
+            </w:tcBorders>
+          </w:tcPr>
+          <w:p>
+            <w:pPr>
+              <w:pStyle w:val="Compact"/>
+              <w:widowControl/>
+              <w:spacing w:before="36" w:after="40"/>
+              <w:jc w:val="left"/>
+              <w:rPr>
+                <w:kern w:val="0"/>
+                <w:szCs w:val="24"/>
+                <w:lang w:val="en-US" w:eastAsia="en-US" w:bidi="ar-SA"/>
+              </w:rPr>
+            </w:pPr>
+            <w:r>
+              <w:rPr>
+                <w:kern w:val="0"/>
+                <w:sz w:val="18"/>
+                <w:szCs w:val="24"/>
+                <w:lang w:val="en-US" w:eastAsia="en-US" w:bidi="ar-SA"/>
+              </w:rPr>
+              <w:t>PK</w:t>
+            </w:r>
+          </w:p>
+        </w:tc>
+        <w:tc>
+          <w:tcPr>
+            <w:tcW w:w="1979" w:type="dxa"/>
+            <w:tcBorders>
+              <w:top w:val="single" w:sz="4" w:space="0" w:color="D6DCEA"/>
+              <w:left w:val="single" w:sz="4" w:space="0" w:color="D6DCEA"/>
+              <w:bottom w:val="single" w:sz="4" w:space="0" w:color="D6DCEA"/>
+              <w:right w:val="single" w:sz="4" w:space="0" w:color="D6DCEA"/>
+            </w:tcBorders>
+          </w:tcPr>
+          <w:p>
+            <w:pPr>
+              <w:pStyle w:val="Compact"/>
+              <w:widowControl/>
+              <w:spacing w:before="36" w:after="40"/>
+              <w:jc w:val="left"/>
+              <w:rPr>
+                <w:kern w:val="0"/>
+                <w:szCs w:val="24"/>
+                <w:lang w:val="en-US" w:eastAsia="en-US" w:bidi="ar-SA"/>
+              </w:rPr>
+            </w:pPr>
+            <w:r>
+              <w:rPr>
+                <w:kern w:val="0"/>
+                <w:szCs w:val="24"/>
+                <w:lang w:val="en-US" w:eastAsia="en-US" w:bidi="ar-SA"/>
+              </w:rPr>
+            </w:r>
+          </w:p>
+        </w:tc>
+      </w:tr>
+    </w:tbl>
+    <w:p>
+      <w:pPr>
+        <w:pStyle w:val="BodyText"/>
+        <w:rPr/>
+      </w:pPr>
+      <w:r>
+        <w:rPr>
+          <w:rStyle w:val="VerbatimChar"/>
+          <w:b/>
+          <w:bCs/>
+        </w:rPr>
+        <w:t>login_attempts</w:t>
+      </w:r>
+      <w:r>
+        <w:rPr/>
+        <w:t xml:space="preserve"> — Окна лимита входа по минутам (нежурналируемая таблица, общая для всех процессов)</w:t>
+      </w:r>
+    </w:p>
+    <w:tbl>
+      <w:tblPr>
+        <w:tblStyle w:val="Table"/>
+        <w:tblW w:w="7920" w:type="dxa"/>
+        <w:jc w:val="center"/>
+        <w:tblInd w:w="0" w:type="dxa"/>
+        <w:tblLayout w:type="fixed"/>
+        <w:tblCellMar>
+          <w:top w:w="0" w:type="dxa"/>
+          <w:left w:w="108" w:type="dxa"/>
+          <w:bottom w:w="0" w:type="dxa"/>
+          <w:right w:w="108" w:type="dxa"/>
+        </w:tblCellMar>
+        <w:tblLook w:val="0020" w:noHBand="0" w:noVBand="0" w:firstColumn="0" w:lastRow="0" w:lastColumn="0" w:firstRow="1"/>
+      </w:tblPr>
+      <w:tblGrid>
+        <w:gridCol w:w="1980"/>
+        <w:gridCol w:w="1980"/>
+        <w:gridCol w:w="1980"/>
+        <w:gridCol w:w="1979"/>
+      </w:tblGrid>
+      <w:tr>
+        <w:trPr>
+          <w:tblHeader w:val="true"/>
+        </w:trPr>
+        <w:tc>
+          <w:tcPr>
+            <w:tcW w:w="1980" w:type="dxa"/>
+            <w:tcBorders>
+              <w:top w:val="single" w:sz="4" w:space="0" w:color="D6DCEA"/>
+              <w:left w:val="single" w:sz="4" w:space="0" w:color="D6DCEA"/>
+              <w:bottom w:val="single" w:sz="6" w:space="0" w:color="000000"/>
+              <w:right w:val="single" w:sz="4" w:space="0" w:color="D6DCEA"/>
+            </w:tcBorders>
+            <w:shd w:color="auto" w:fill="EEF2FB" w:val="clear"/>
+            <w:vAlign w:val="bottom"/>
+          </w:tcPr>
+          <w:p>
+            <w:pPr>
+              <w:pStyle w:val="Compact"/>
+              <w:widowControl/>
+              <w:spacing w:before="36" w:after="40"/>
+              <w:jc w:val="left"/>
+              <w:rPr>
+                <w:kern w:val="0"/>
+                <w:szCs w:val="24"/>
+                <w:lang w:val="en-US" w:eastAsia="en-US" w:bidi="ar-SA"/>
+              </w:rPr>
+            </w:pPr>
+            <w:r>
+              <w:rPr>
+                <w:b/>
+                <w:kern w:val="0"/>
+                <w:sz w:val="18"/>
+                <w:szCs w:val="24"/>
+                <w:lang w:val="en-US" w:eastAsia="en-US" w:bidi="ar-SA"/>
+              </w:rPr>
+              <w:t>Поле</w:t>
+            </w:r>
+          </w:p>
+        </w:tc>
+        <w:tc>
+          <w:tcPr>
+            <w:tcW w:w="1980" w:type="dxa"/>
+            <w:tcBorders>
+              <w:top w:val="single" w:sz="4" w:space="0" w:color="D6DCEA"/>
+              <w:left w:val="single" w:sz="4" w:space="0" w:color="D6DCEA"/>
+              <w:bottom w:val="single" w:sz="6" w:space="0" w:color="000000"/>
+              <w:right w:val="single" w:sz="4" w:space="0" w:color="D6DCEA"/>
+            </w:tcBorders>
+            <w:shd w:color="auto" w:fill="EEF2FB" w:val="clear"/>
+            <w:vAlign w:val="bottom"/>
+          </w:tcPr>
+          <w:p>
+            <w:pPr>
+              <w:pStyle w:val="Compact"/>
+              <w:widowControl/>
+              <w:spacing w:before="36" w:after="40"/>
+              <w:jc w:val="left"/>
+              <w:rPr>
+                <w:kern w:val="0"/>
+                <w:szCs w:val="24"/>
+                <w:lang w:val="en-US" w:eastAsia="en-US" w:bidi="ar-SA"/>
+              </w:rPr>
+            </w:pPr>
+            <w:r>
+              <w:rPr>
+                <w:b/>
+                <w:kern w:val="0"/>
+                <w:sz w:val="18"/>
+                <w:szCs w:val="24"/>
+                <w:lang w:val="en-US" w:eastAsia="en-US" w:bidi="ar-SA"/>
+              </w:rPr>
+              <w:t>Тип</w:t>
+            </w:r>
+          </w:p>
+        </w:tc>
+        <w:tc>
+          <w:tcPr>
+            <w:tcW w:w="1980" w:type="dxa"/>
+            <w:tcBorders>
+              <w:top w:val="single" w:sz="4" w:space="0" w:color="D6DCEA"/>
+              <w:left w:val="single" w:sz="4" w:space="0" w:color="D6DCEA"/>
+              <w:bottom w:val="single" w:sz="6" w:space="0" w:color="000000"/>
+              <w:right w:val="single" w:sz="4" w:space="0" w:color="D6DCEA"/>
+            </w:tcBorders>
+            <w:shd w:color="auto" w:fill="EEF2FB" w:val="clear"/>
+            <w:vAlign w:val="bottom"/>
+          </w:tcPr>
+          <w:p>
+            <w:pPr>
+              <w:pStyle w:val="Compact"/>
+              <w:widowControl/>
+              <w:spacing w:before="36" w:after="40"/>
+              <w:jc w:val="left"/>
+              <w:rPr>
+                <w:kern w:val="0"/>
+                <w:szCs w:val="24"/>
+                <w:lang w:val="en-US" w:eastAsia="en-US" w:bidi="ar-SA"/>
+              </w:rPr>
+            </w:pPr>
+            <w:r>
+              <w:rPr>
+                <w:b/>
+                <w:kern w:val="0"/>
+                <w:sz w:val="18"/>
+                <w:szCs w:val="24"/>
+                <w:lang w:val="en-US" w:eastAsia="en-US" w:bidi="ar-SA"/>
+              </w:rPr>
+              <w:t>Признаки</w:t>
+            </w:r>
+          </w:p>
+        </w:tc>
+        <w:tc>
+          <w:tcPr>
+            <w:tcW w:w="1979" w:type="dxa"/>
+            <w:tcBorders>
+              <w:top w:val="single" w:sz="4" w:space="0" w:color="D6DCEA"/>
+              <w:left w:val="single" w:sz="4" w:space="0" w:color="D6DCEA"/>
+              <w:bottom w:val="single" w:sz="6" w:space="0" w:color="000000"/>
+              <w:right w:val="single" w:sz="4" w:space="0" w:color="D6DCEA"/>
+            </w:tcBorders>
+            <w:shd w:color="auto" w:fill="EEF2FB" w:val="clear"/>
+            <w:vAlign w:val="bottom"/>
+          </w:tcPr>
+          <w:p>
+            <w:pPr>
+              <w:pStyle w:val="Compact"/>
+              <w:widowControl/>
+              <w:spacing w:before="36" w:after="40"/>
+              <w:jc w:val="left"/>
+              <w:rPr>
+                <w:kern w:val="0"/>
+                <w:szCs w:val="24"/>
+                <w:lang w:val="en-US" w:eastAsia="en-US" w:bidi="ar-SA"/>
+              </w:rPr>
+            </w:pPr>
+            <w:r>
+              <w:rPr>
+                <w:b/>
+                <w:kern w:val="0"/>
+                <w:sz w:val="18"/>
+                <w:szCs w:val="24"/>
+                <w:lang w:val="en-US" w:eastAsia="en-US" w:bidi="ar-SA"/>
+              </w:rPr>
+              <w:t>Примечание</w:t>
+            </w:r>
+          </w:p>
+        </w:tc>
+      </w:tr>
+      <w:tr>
+        <w:trPr/>
+        <w:tc>
+          <w:tcPr>
+            <w:tcW w:w="1980" w:type="dxa"/>
+            <w:tcBorders>
+              <w:top w:val="single" w:sz="4" w:space="0" w:color="D6DCEA"/>
+              <w:left w:val="single" w:sz="4" w:space="0" w:color="D6DCEA"/>
+              <w:bottom w:val="single" w:sz="4" w:space="0" w:color="D6DCEA"/>
+              <w:right w:val="single" w:sz="4" w:space="0" w:color="D6DCEA"/>
+            </w:tcBorders>
+          </w:tcPr>
+          <w:p>
+            <w:pPr>
+              <w:pStyle w:val="Compact"/>
+              <w:widowControl/>
+              <w:spacing w:before="36" w:after="40"/>
+              <w:jc w:val="left"/>
+              <w:rPr>
+                <w:kern w:val="0"/>
+                <w:szCs w:val="24"/>
+                <w:lang w:val="en-US" w:eastAsia="en-US" w:bidi="ar-SA"/>
+              </w:rPr>
+            </w:pPr>
+            <w:r>
+              <w:rPr>
+                <w:rStyle w:val="VerbatimChar"/>
+                <w:kern w:val="0"/>
+                <w:sz w:val="18"/>
+                <w:szCs w:val="24"/>
+                <w:lang w:val="en-US" w:eastAsia="en-US" w:bidi="ar-SA"/>
+              </w:rPr>
+              <w:t>key</w:t>
+            </w:r>
+          </w:p>
+        </w:tc>
+        <w:tc>
+          <w:tcPr>
+            <w:tcW w:w="1980" w:type="dxa"/>
+            <w:tcBorders>
+              <w:top w:val="single" w:sz="4" w:space="0" w:color="D6DCEA"/>
+              <w:left w:val="single" w:sz="4" w:space="0" w:color="D6DCEA"/>
+              <w:bottom w:val="single" w:sz="4" w:space="0" w:color="D6DCEA"/>
+              <w:right w:val="single" w:sz="4" w:space="0" w:color="D6DCEA"/>
+            </w:tcBorders>
+          </w:tcPr>
+          <w:p>
+            <w:pPr>
+              <w:pStyle w:val="Compact"/>
+              <w:widowControl/>
+              <w:spacing w:before="36" w:after="40"/>
+              <w:jc w:val="left"/>
+              <w:rPr>
+                <w:kern w:val="0"/>
+                <w:szCs w:val="24"/>
+                <w:lang w:val="en-US" w:eastAsia="en-US" w:bidi="ar-SA"/>
+              </w:rPr>
+            </w:pPr>
+            <w:r>
+              <w:rPr>
+                <w:kern w:val="0"/>
+                <w:sz w:val="18"/>
+                <w:szCs w:val="24"/>
+                <w:lang w:val="en-US" w:eastAsia="en-US" w:bidi="ar-SA"/>
+              </w:rPr>
+              <w:t>String</w:t>
+            </w:r>
+          </w:p>
+        </w:tc>
+        <w:tc>
+          <w:tcPr>
+            <w:tcW w:w="1980" w:type="dxa"/>
+            <w:tcBorders>
+              <w:top w:val="single" w:sz="4" w:space="0" w:color="D6DCEA"/>
+              <w:left w:val="single" w:sz="4" w:space="0" w:color="D6DCEA"/>
+              <w:bottom w:val="single" w:sz="4" w:space="0" w:color="D6DCEA"/>
+              <w:right w:val="single" w:sz="4" w:space="0" w:color="D6DCEA"/>
+            </w:tcBorders>
+          </w:tcPr>
+          <w:p>
+            <w:pPr>
+              <w:pStyle w:val="Compact"/>
+              <w:widowControl/>
+              <w:spacing w:before="36" w:after="40"/>
+              <w:jc w:val="left"/>
+              <w:rPr>
+                <w:kern w:val="0"/>
+                <w:szCs w:val="24"/>
+                <w:lang w:val="en-US" w:eastAsia="en-US" w:bidi="ar-SA"/>
+              </w:rPr>
+            </w:pPr>
+            <w:r>
+              <w:rPr>
+                <w:kern w:val="0"/>
+                <w:szCs w:val="24"/>
+                <w:lang w:val="en-US" w:eastAsia="en-US" w:bidi="ar-SA"/>
+              </w:rPr>
+            </w:r>
+          </w:p>
+        </w:tc>
+        <w:tc>
+          <w:tcPr>
+            <w:tcW w:w="1979" w:type="dxa"/>
+            <w:tcBorders>
+              <w:top w:val="single" w:sz="4" w:space="0" w:color="D6DCEA"/>
+              <w:left w:val="single" w:sz="4" w:space="0" w:color="D6DCEA"/>
+              <w:bottom w:val="single" w:sz="4" w:space="0" w:color="D6DCEA"/>
+              <w:right w:val="single" w:sz="4" w:space="0" w:color="D6DCEA"/>
+            </w:tcBorders>
+          </w:tcPr>
+          <w:p>
+            <w:pPr>
+              <w:pStyle w:val="Compact"/>
+              <w:widowControl/>
+              <w:spacing w:before="36" w:after="40"/>
+              <w:jc w:val="left"/>
+              <w:rPr>
+                <w:kern w:val="0"/>
+                <w:szCs w:val="24"/>
+                <w:lang w:val="en-US" w:eastAsia="en-US" w:bidi="ar-SA"/>
+              </w:rPr>
+            </w:pPr>
+            <w:r>
+              <w:rPr>
+                <w:kern w:val="0"/>
+                <w:szCs w:val="24"/>
+                <w:lang w:val="en-US" w:eastAsia="en-US" w:bidi="ar-SA"/>
+              </w:rPr>
+            </w:r>
+          </w:p>
+        </w:tc>
+      </w:tr>
+      <w:tr>
+        <w:trPr/>
+        <w:tc>
+          <w:tcPr>
+            <w:tcW w:w="1980" w:type="dxa"/>
+            <w:tcBorders>
+              <w:top w:val="single" w:sz="4" w:space="0" w:color="D6DCEA"/>
+              <w:left w:val="single" w:sz="4" w:space="0" w:color="D6DCEA"/>
+              <w:bottom w:val="single" w:sz="4" w:space="0" w:color="D6DCEA"/>
+              <w:right w:val="single" w:sz="4" w:space="0" w:color="D6DCEA"/>
+            </w:tcBorders>
+          </w:tcPr>
+          <w:p>
+            <w:pPr>
+              <w:pStyle w:val="Compact"/>
+              <w:widowControl/>
+              <w:spacing w:before="36" w:after="40"/>
+              <w:jc w:val="left"/>
+              <w:rPr>
+                <w:kern w:val="0"/>
+                <w:szCs w:val="24"/>
+                <w:lang w:val="en-US" w:eastAsia="en-US" w:bidi="ar-SA"/>
+              </w:rPr>
+            </w:pPr>
+            <w:r>
+              <w:rPr>
+                <w:rStyle w:val="VerbatimChar"/>
+                <w:kern w:val="0"/>
+                <w:sz w:val="18"/>
+                <w:szCs w:val="24"/>
+                <w:lang w:val="en-US" w:eastAsia="en-US" w:bidi="ar-SA"/>
+              </w:rPr>
+              <w:t>window_start</w:t>
+            </w:r>
+          </w:p>
+        </w:tc>
+        <w:tc>
+          <w:tcPr>
+            <w:tcW w:w="1980" w:type="dxa"/>
+            <w:tcBorders>
+              <w:top w:val="single" w:sz="4" w:space="0" w:color="D6DCEA"/>
+              <w:left w:val="single" w:sz="4" w:space="0" w:color="D6DCEA"/>
+              <w:bottom w:val="single" w:sz="4" w:space="0" w:color="D6DCEA"/>
+              <w:right w:val="single" w:sz="4" w:space="0" w:color="D6DCEA"/>
+            </w:tcBorders>
+          </w:tcPr>
+          <w:p>
+            <w:pPr>
+              <w:pStyle w:val="Compact"/>
+              <w:widowControl/>
+              <w:spacing w:before="36" w:after="40"/>
+              <w:jc w:val="left"/>
+              <w:rPr>
+                <w:kern w:val="0"/>
+                <w:szCs w:val="24"/>
+                <w:lang w:val="en-US" w:eastAsia="en-US" w:bidi="ar-SA"/>
+              </w:rPr>
+            </w:pPr>
+            <w:r>
+              <w:rPr>
+                <w:kern w:val="0"/>
+                <w:sz w:val="18"/>
+                <w:szCs w:val="24"/>
+                <w:lang w:val="en-US" w:eastAsia="en-US" w:bidi="ar-SA"/>
+              </w:rPr>
+              <w:t>DateTime</w:t>
+            </w:r>
+          </w:p>
+        </w:tc>
+        <w:tc>
+          <w:tcPr>
+            <w:tcW w:w="1980" w:type="dxa"/>
+            <w:tcBorders>
+              <w:top w:val="single" w:sz="4" w:space="0" w:color="D6DCEA"/>
+              <w:left w:val="single" w:sz="4" w:space="0" w:color="D6DCEA"/>
+              <w:bottom w:val="single" w:sz="4" w:space="0" w:color="D6DCEA"/>
+              <w:right w:val="single" w:sz="4" w:space="0" w:color="D6DCEA"/>
+            </w:tcBorders>
+          </w:tcPr>
+          <w:p>
+            <w:pPr>
+              <w:pStyle w:val="Compact"/>
+              <w:widowControl/>
+              <w:spacing w:before="36" w:after="40"/>
+              <w:jc w:val="left"/>
+              <w:rPr>
+                <w:kern w:val="0"/>
+                <w:szCs w:val="24"/>
+                <w:lang w:val="en-US" w:eastAsia="en-US" w:bidi="ar-SA"/>
+              </w:rPr>
+            </w:pPr>
+            <w:r>
+              <w:rPr>
+                <w:kern w:val="0"/>
+                <w:szCs w:val="24"/>
+                <w:lang w:val="en-US" w:eastAsia="en-US" w:bidi="ar-SA"/>
+              </w:rPr>
+            </w:r>
+          </w:p>
+        </w:tc>
+        <w:tc>
+          <w:tcPr>
+            <w:tcW w:w="1979" w:type="dxa"/>
+            <w:tcBorders>
+              <w:top w:val="single" w:sz="4" w:space="0" w:color="D6DCEA"/>
+              <w:left w:val="single" w:sz="4" w:space="0" w:color="D6DCEA"/>
+              <w:bottom w:val="single" w:sz="4" w:space="0" w:color="D6DCEA"/>
+              <w:right w:val="single" w:sz="4" w:space="0" w:color="D6DCEA"/>
+            </w:tcBorders>
+          </w:tcPr>
+          <w:p>
+            <w:pPr>
+              <w:pStyle w:val="Compact"/>
+              <w:widowControl/>
+              <w:spacing w:before="36" w:after="40"/>
+              <w:jc w:val="left"/>
+              <w:rPr>
+                <w:kern w:val="0"/>
+                <w:szCs w:val="24"/>
+                <w:lang w:val="en-US" w:eastAsia="en-US" w:bidi="ar-SA"/>
+              </w:rPr>
+            </w:pPr>
+            <w:r>
+              <w:rPr>
+                <w:kern w:val="0"/>
+                <w:szCs w:val="24"/>
+                <w:lang w:val="en-US" w:eastAsia="en-US" w:bidi="ar-SA"/>
+              </w:rPr>
+            </w:r>
+          </w:p>
+        </w:tc>
+      </w:tr>
+      <w:tr>
+        <w:trPr/>
+        <w:tc>
+          <w:tcPr>
+            <w:tcW w:w="1980" w:type="dxa"/>
+            <w:tcBorders>
+              <w:top w:val="single" w:sz="4" w:space="0" w:color="D6DCEA"/>
+              <w:left w:val="single" w:sz="4" w:space="0" w:color="D6DCEA"/>
+              <w:bottom w:val="single" w:sz="4" w:space="0" w:color="D6DCEA"/>
+              <w:right w:val="single" w:sz="4" w:space="0" w:color="D6DCEA"/>
+            </w:tcBorders>
+          </w:tcPr>
+          <w:p>
+            <w:pPr>
+              <w:pStyle w:val="Compact"/>
+              <w:widowControl/>
+              <w:spacing w:before="36" w:after="40"/>
+              <w:jc w:val="left"/>
+              <w:rPr>
+                <w:kern w:val="0"/>
+                <w:szCs w:val="24"/>
+                <w:lang w:val="en-US" w:eastAsia="en-US" w:bidi="ar-SA"/>
+              </w:rPr>
+            </w:pPr>
+            <w:r>
+              <w:rPr>
+                <w:rStyle w:val="VerbatimChar"/>
+                <w:kern w:val="0"/>
+                <w:sz w:val="18"/>
+                <w:szCs w:val="24"/>
+                <w:lang w:val="en-US" w:eastAsia="en-US" w:bidi="ar-SA"/>
+              </w:rPr>
+              <w:t>hits</w:t>
+            </w:r>
+          </w:p>
+        </w:tc>
+        <w:tc>
+          <w:tcPr>
+            <w:tcW w:w="1980" w:type="dxa"/>
+            <w:tcBorders>
+              <w:top w:val="single" w:sz="4" w:space="0" w:color="D6DCEA"/>
+              <w:left w:val="single" w:sz="4" w:space="0" w:color="D6DCEA"/>
+              <w:bottom w:val="single" w:sz="4" w:space="0" w:color="D6DCEA"/>
+              <w:right w:val="single" w:sz="4" w:space="0" w:color="D6DCEA"/>
+            </w:tcBorders>
+          </w:tcPr>
+          <w:p>
+            <w:pPr>
+              <w:pStyle w:val="Compact"/>
+              <w:widowControl/>
+              <w:spacing w:before="36" w:after="40"/>
+              <w:jc w:val="left"/>
+              <w:rPr>
+                <w:kern w:val="0"/>
+                <w:szCs w:val="24"/>
+                <w:lang w:val="en-US" w:eastAsia="en-US" w:bidi="ar-SA"/>
+              </w:rPr>
+            </w:pPr>
+            <w:r>
+              <w:rPr>
+                <w:kern w:val="0"/>
+                <w:sz w:val="18"/>
+                <w:szCs w:val="24"/>
+                <w:lang w:val="en-US" w:eastAsia="en-US" w:bidi="ar-SA"/>
+              </w:rPr>
+              <w:t>Int</w:t>
+            </w:r>
+          </w:p>
+        </w:tc>
+        <w:tc>
+          <w:tcPr>
+            <w:tcW w:w="1980" w:type="dxa"/>
+            <w:tcBorders>
+              <w:top w:val="single" w:sz="4" w:space="0" w:color="D6DCEA"/>
+              <w:left w:val="single" w:sz="4" w:space="0" w:color="D6DCEA"/>
+              <w:bottom w:val="single" w:sz="4" w:space="0" w:color="D6DCEA"/>
+              <w:right w:val="single" w:sz="4" w:space="0" w:color="D6DCEA"/>
+            </w:tcBorders>
+          </w:tcPr>
+          <w:p>
+            <w:pPr>
+              <w:pStyle w:val="Compact"/>
+              <w:widowControl/>
+              <w:spacing w:before="36" w:after="40"/>
+              <w:jc w:val="left"/>
+              <w:rPr>
+                <w:kern w:val="0"/>
+                <w:szCs w:val="24"/>
+                <w:lang w:val="en-US" w:eastAsia="en-US" w:bidi="ar-SA"/>
+              </w:rPr>
+            </w:pPr>
+            <w:r>
+              <w:rPr>
+                <w:kern w:val="0"/>
+                <w:szCs w:val="24"/>
+                <w:lang w:val="en-US" w:eastAsia="en-US" w:bidi="ar-SA"/>
+              </w:rPr>
+            </w:r>
+          </w:p>
+        </w:tc>
+        <w:tc>
+          <w:tcPr>
+            <w:tcW w:w="1979" w:type="dxa"/>
+            <w:tcBorders>
+              <w:top w:val="single" w:sz="4" w:space="0" w:color="D6DCEA"/>
+              <w:left w:val="single" w:sz="4" w:space="0" w:color="D6DCEA"/>
+              <w:bottom w:val="single" w:sz="4" w:space="0" w:color="D6DCEA"/>
+              <w:right w:val="single" w:sz="4" w:space="0" w:color="D6DCEA"/>
+            </w:tcBorders>
+          </w:tcPr>
+          <w:p>
+            <w:pPr>
+              <w:pStyle w:val="Compact"/>
+              <w:widowControl/>
+              <w:spacing w:before="36" w:after="40"/>
+              <w:jc w:val="left"/>
+              <w:rPr>
+                <w:kern w:val="0"/>
+                <w:szCs w:val="24"/>
+                <w:lang w:val="en-US" w:eastAsia="en-US" w:bidi="ar-SA"/>
+              </w:rPr>
+            </w:pPr>
+            <w:r>
+              <w:rPr>
+                <w:kern w:val="0"/>
+                <w:szCs w:val="24"/>
+                <w:lang w:val="en-US" w:eastAsia="en-US" w:bidi="ar-SA"/>
+              </w:rPr>
+            </w:r>
             <w:bookmarkStart w:id="12" w:name="словарь-данных"/>
             <w:bookmarkStart w:id="13" w:name="словарь-данных"/>
             <w:bookmarkEnd w:id="13"/>
@@ -17953,7 +18920,7 @@
         <w:pStyle w:val="Heading1"/>
         <w:rPr/>
       </w:pPr>
-      <w:bookmarkStart w:id="14" w:name="__RefHeading___Toc14410_1562542824"/>
+      <w:bookmarkStart w:id="14" w:name="__RefHeading___Toc15852_2275915807"/>
       <w:bookmarkEnd w:id="14"/>
       <w:r>
         <w:rPr>
@@ -19831,13 +20798,407 @@
           </w:p>
         </w:tc>
       </w:tr>
+      <w:tr>
+        <w:trPr/>
+        <w:tc>
+          <w:tcPr>
+            <w:tcW w:w="3120" w:type="dxa"/>
+            <w:tcBorders>
+              <w:top w:val="single" w:sz="4" w:space="0" w:color="D6DCEA"/>
+              <w:left w:val="single" w:sz="4" w:space="0" w:color="D6DCEA"/>
+              <w:bottom w:val="single" w:sz="4" w:space="0" w:color="D6DCEA"/>
+              <w:right w:val="single" w:sz="4" w:space="0" w:color="D6DCEA"/>
+            </w:tcBorders>
+          </w:tcPr>
+          <w:p>
+            <w:pPr>
+              <w:pStyle w:val="Compact"/>
+              <w:widowControl/>
+              <w:spacing w:before="36" w:after="40"/>
+              <w:jc w:val="left"/>
+              <w:rPr>
+                <w:kern w:val="0"/>
+                <w:szCs w:val="24"/>
+                <w:lang w:val="en-US" w:eastAsia="en-US" w:bidi="ar-SA"/>
+              </w:rPr>
+            </w:pPr>
+            <w:r>
+              <w:rPr>
+                <w:kern w:val="0"/>
+                <w:sz w:val="18"/>
+                <w:szCs w:val="24"/>
+                <w:lang w:val="en-US" w:eastAsia="en-US" w:bidi="ar-SA"/>
+              </w:rPr>
+              <w:t>Версия данных растёт при любом изменении графика</w:t>
+            </w:r>
+          </w:p>
+        </w:tc>
+        <w:tc>
+          <w:tcPr>
+            <w:tcW w:w="3120" w:type="dxa"/>
+            <w:tcBorders>
+              <w:top w:val="single" w:sz="4" w:space="0" w:color="D6DCEA"/>
+              <w:left w:val="single" w:sz="4" w:space="0" w:color="D6DCEA"/>
+              <w:bottom w:val="single" w:sz="4" w:space="0" w:color="D6DCEA"/>
+              <w:right w:val="single" w:sz="4" w:space="0" w:color="D6DCEA"/>
+            </w:tcBorders>
+          </w:tcPr>
+          <w:p>
+            <w:pPr>
+              <w:pStyle w:val="Compact"/>
+              <w:widowControl/>
+              <w:spacing w:before="36" w:after="40"/>
+              <w:jc w:val="left"/>
+              <w:rPr>
+                <w:kern w:val="0"/>
+                <w:szCs w:val="24"/>
+                <w:lang w:val="en-US" w:eastAsia="en-US" w:bidi="ar-SA"/>
+              </w:rPr>
+            </w:pPr>
+            <w:r>
+              <w:rPr>
+                <w:kern w:val="0"/>
+                <w:sz w:val="18"/>
+                <w:szCs w:val="24"/>
+                <w:lang w:val="en-US" w:eastAsia="en-US" w:bidi="ar-SA"/>
+              </w:rPr>
+              <w:t xml:space="preserve">Отложенные триггеры </w:t>
+            </w:r>
+            <w:r>
+              <w:rPr>
+                <w:rStyle w:val="VerbatimChar"/>
+                <w:kern w:val="0"/>
+                <w:sz w:val="18"/>
+                <w:szCs w:val="24"/>
+                <w:lang w:val="en-US" w:eastAsia="en-US" w:bidi="ar-SA"/>
+              </w:rPr>
+              <w:t>AFTER INSERT/UPDATE/DELETE … DEFERRABLE INITIALLY DEFERRED FOR EACH ROW</w:t>
+            </w:r>
+            <w:r>
+              <w:rPr>
+                <w:kern w:val="0"/>
+                <w:sz w:val="18"/>
+                <w:szCs w:val="24"/>
+                <w:lang w:val="en-US" w:eastAsia="en-US" w:bidi="ar-SA"/>
+              </w:rPr>
+              <w:t xml:space="preserve"> (и </w:t>
+            </w:r>
+            <w:r>
+              <w:rPr>
+                <w:rStyle w:val="VerbatimChar"/>
+                <w:kern w:val="0"/>
+                <w:sz w:val="18"/>
+                <w:szCs w:val="24"/>
+                <w:lang w:val="en-US" w:eastAsia="en-US" w:bidi="ar-SA"/>
+              </w:rPr>
+              <w:t>AFTER TRUNCATE</w:t>
+            </w:r>
+            <w:r>
+              <w:rPr>
+                <w:kern w:val="0"/>
+                <w:sz w:val="18"/>
+                <w:szCs w:val="24"/>
+                <w:lang w:val="en-US" w:eastAsia="en-US" w:bidi="ar-SA"/>
+              </w:rPr>
+              <w:t xml:space="preserve"> на оператор) на </w:t>
+            </w:r>
+            <w:r>
+              <w:rPr>
+                <w:rStyle w:val="VerbatimChar"/>
+                <w:kern w:val="0"/>
+                <w:sz w:val="18"/>
+                <w:szCs w:val="24"/>
+                <w:lang w:val="en-US" w:eastAsia="en-US" w:bidi="ar-SA"/>
+              </w:rPr>
+              <w:t>vacation_requests</w:t>
+            </w:r>
+            <w:r>
+              <w:rPr>
+                <w:kern w:val="0"/>
+                <w:sz w:val="18"/>
+                <w:szCs w:val="24"/>
+                <w:lang w:val="en-US" w:eastAsia="en-US" w:bidi="ar-SA"/>
+              </w:rPr>
+              <w:t xml:space="preserve">, </w:t>
+            </w:r>
+            <w:r>
+              <w:rPr>
+                <w:rStyle w:val="VerbatimChar"/>
+                <w:kern w:val="0"/>
+                <w:sz w:val="18"/>
+                <w:szCs w:val="24"/>
+                <w:lang w:val="en-US" w:eastAsia="en-US" w:bidi="ar-SA"/>
+              </w:rPr>
+              <w:t>employees</w:t>
+            </w:r>
+            <w:r>
+              <w:rPr>
+                <w:kern w:val="0"/>
+                <w:sz w:val="18"/>
+                <w:szCs w:val="24"/>
+                <w:lang w:val="en-US" w:eastAsia="en-US" w:bidi="ar-SA"/>
+              </w:rPr>
+              <w:t xml:space="preserve">, </w:t>
+            </w:r>
+            <w:r>
+              <w:rPr>
+                <w:rStyle w:val="VerbatimChar"/>
+                <w:kern w:val="0"/>
+                <w:sz w:val="18"/>
+                <w:szCs w:val="24"/>
+                <w:lang w:val="en-US" w:eastAsia="en-US" w:bidi="ar-SA"/>
+              </w:rPr>
+              <w:t>departments</w:t>
+            </w:r>
+            <w:r>
+              <w:rPr>
+                <w:kern w:val="0"/>
+                <w:sz w:val="18"/>
+                <w:szCs w:val="24"/>
+                <w:lang w:val="en-US" w:eastAsia="en-US" w:bidi="ar-SA"/>
+              </w:rPr>
+              <w:t xml:space="preserve">, </w:t>
+            </w:r>
+            <w:r>
+              <w:rPr>
+                <w:rStyle w:val="VerbatimChar"/>
+                <w:kern w:val="0"/>
+                <w:sz w:val="18"/>
+                <w:szCs w:val="24"/>
+                <w:lang w:val="en-US" w:eastAsia="en-US" w:bidi="ar-SA"/>
+              </w:rPr>
+              <w:t>projects</w:t>
+            </w:r>
+            <w:r>
+              <w:rPr>
+                <w:kern w:val="0"/>
+                <w:sz w:val="18"/>
+                <w:szCs w:val="24"/>
+                <w:lang w:val="en-US" w:eastAsia="en-US" w:bidi="ar-SA"/>
+              </w:rPr>
+              <w:t xml:space="preserve">, </w:t>
+            </w:r>
+            <w:r>
+              <w:rPr>
+                <w:rStyle w:val="VerbatimChar"/>
+                <w:kern w:val="0"/>
+                <w:sz w:val="18"/>
+                <w:szCs w:val="24"/>
+                <w:lang w:val="en-US" w:eastAsia="en-US" w:bidi="ar-SA"/>
+              </w:rPr>
+              <w:t>work_patterns</w:t>
+            </w:r>
+            <w:r>
+              <w:rPr>
+                <w:kern w:val="0"/>
+                <w:sz w:val="18"/>
+                <w:szCs w:val="24"/>
+                <w:lang w:val="en-US" w:eastAsia="en-US" w:bidi="ar-SA"/>
+              </w:rPr>
+              <w:t xml:space="preserve">, </w:t>
+            </w:r>
+            <w:r>
+              <w:rPr>
+                <w:rStyle w:val="VerbatimChar"/>
+                <w:kern w:val="0"/>
+                <w:sz w:val="18"/>
+                <w:szCs w:val="24"/>
+                <w:lang w:val="en-US" w:eastAsia="en-US" w:bidi="ar-SA"/>
+              </w:rPr>
+              <w:t>work_overrides</w:t>
+            </w:r>
+            <w:r>
+              <w:rPr>
+                <w:kern w:val="0"/>
+                <w:sz w:val="18"/>
+                <w:szCs w:val="24"/>
+                <w:lang w:val="en-US" w:eastAsia="en-US" w:bidi="ar-SA"/>
+              </w:rPr>
+              <w:t xml:space="preserve">, </w:t>
+            </w:r>
+            <w:r>
+              <w:rPr>
+                <w:rStyle w:val="VerbatimChar"/>
+                <w:kern w:val="0"/>
+                <w:sz w:val="18"/>
+                <w:szCs w:val="24"/>
+                <w:lang w:val="en-US" w:eastAsia="en-US" w:bidi="ar-SA"/>
+              </w:rPr>
+              <w:t>org_settings</w:t>
+            </w:r>
+            <w:r>
+              <w:rPr>
+                <w:kern w:val="0"/>
+                <w:sz w:val="18"/>
+                <w:szCs w:val="24"/>
+                <w:lang w:val="en-US" w:eastAsia="en-US" w:bidi="ar-SA"/>
+              </w:rPr>
+              <w:t xml:space="preserve"> вызывают </w:t>
+            </w:r>
+            <w:r>
+              <w:rPr>
+                <w:rStyle w:val="VerbatimChar"/>
+                <w:kern w:val="0"/>
+                <w:sz w:val="18"/>
+                <w:szCs w:val="24"/>
+                <w:lang w:val="en-US" w:eastAsia="en-US" w:bidi="ar-SA"/>
+              </w:rPr>
+              <w:t>bump_data_version()</w:t>
+            </w:r>
+            <w:r>
+              <w:rPr>
+                <w:kern w:val="0"/>
+                <w:sz w:val="18"/>
+                <w:szCs w:val="24"/>
+                <w:lang w:val="en-US" w:eastAsia="en-US" w:bidi="ar-SA"/>
+              </w:rPr>
+              <w:t xml:space="preserve"> при фиксации той же транзакции</w:t>
+            </w:r>
+          </w:p>
+        </w:tc>
+        <w:tc>
+          <w:tcPr>
+            <w:tcW w:w="3120" w:type="dxa"/>
+            <w:tcBorders>
+              <w:top w:val="single" w:sz="4" w:space="0" w:color="D6DCEA"/>
+              <w:left w:val="single" w:sz="4" w:space="0" w:color="D6DCEA"/>
+              <w:bottom w:val="single" w:sz="4" w:space="0" w:color="D6DCEA"/>
+              <w:right w:val="single" w:sz="4" w:space="0" w:color="D6DCEA"/>
+            </w:tcBorders>
+          </w:tcPr>
+          <w:p>
+            <w:pPr>
+              <w:pStyle w:val="Compact"/>
+              <w:widowControl/>
+              <w:spacing w:before="36" w:after="40"/>
+              <w:jc w:val="left"/>
+              <w:rPr>
+                <w:kern w:val="0"/>
+                <w:szCs w:val="24"/>
+                <w:lang w:val="en-US" w:eastAsia="en-US" w:bidi="ar-SA"/>
+              </w:rPr>
+            </w:pPr>
+            <w:r>
+              <w:rPr>
+                <w:kern w:val="0"/>
+                <w:sz w:val="18"/>
+                <w:szCs w:val="24"/>
+                <w:lang w:val="en-US" w:eastAsia="en-US" w:bidi="ar-SA"/>
+              </w:rPr>
+              <w:t>—</w:t>
+            </w:r>
+          </w:p>
+        </w:tc>
+      </w:tr>
+      <w:tr>
+        <w:trPr/>
+        <w:tc>
+          <w:tcPr>
+            <w:tcW w:w="3120" w:type="dxa"/>
+            <w:tcBorders>
+              <w:top w:val="single" w:sz="4" w:space="0" w:color="D6DCEA"/>
+              <w:left w:val="single" w:sz="4" w:space="0" w:color="D6DCEA"/>
+              <w:bottom w:val="single" w:sz="4" w:space="0" w:color="D6DCEA"/>
+              <w:right w:val="single" w:sz="4" w:space="0" w:color="D6DCEA"/>
+            </w:tcBorders>
+          </w:tcPr>
+          <w:p>
+            <w:pPr>
+              <w:pStyle w:val="Compact"/>
+              <w:widowControl/>
+              <w:spacing w:before="36" w:after="40"/>
+              <w:jc w:val="left"/>
+              <w:rPr>
+                <w:kern w:val="0"/>
+                <w:szCs w:val="24"/>
+                <w:lang w:val="en-US" w:eastAsia="en-US" w:bidi="ar-SA"/>
+              </w:rPr>
+            </w:pPr>
+            <w:r>
+              <w:rPr>
+                <w:kern w:val="0"/>
+                <w:sz w:val="18"/>
+                <w:szCs w:val="24"/>
+                <w:lang w:val="en-US" w:eastAsia="en-US" w:bidi="ar-SA"/>
+              </w:rPr>
+              <w:t>Кэшированный ответ графика не опережает данные</w:t>
+            </w:r>
+          </w:p>
+        </w:tc>
+        <w:tc>
+          <w:tcPr>
+            <w:tcW w:w="3120" w:type="dxa"/>
+            <w:tcBorders>
+              <w:top w:val="single" w:sz="4" w:space="0" w:color="D6DCEA"/>
+              <w:left w:val="single" w:sz="4" w:space="0" w:color="D6DCEA"/>
+              <w:bottom w:val="single" w:sz="4" w:space="0" w:color="D6DCEA"/>
+              <w:right w:val="single" w:sz="4" w:space="0" w:color="D6DCEA"/>
+            </w:tcBorders>
+          </w:tcPr>
+          <w:p>
+            <w:pPr>
+              <w:pStyle w:val="Compact"/>
+              <w:widowControl/>
+              <w:spacing w:before="36" w:after="40"/>
+              <w:jc w:val="left"/>
+              <w:rPr>
+                <w:kern w:val="0"/>
+                <w:szCs w:val="24"/>
+                <w:lang w:val="en-US" w:eastAsia="en-US" w:bidi="ar-SA"/>
+              </w:rPr>
+            </w:pPr>
+            <w:r>
+              <w:rPr>
+                <w:kern w:val="0"/>
+                <w:sz w:val="18"/>
+                <w:szCs w:val="24"/>
+                <w:lang w:val="en-US" w:eastAsia="en-US" w:bidi="ar-SA"/>
+              </w:rPr>
+              <w:t>Сервер читает версию до данных; кэш и ETag — по прочитанной версии</w:t>
+            </w:r>
+          </w:p>
+        </w:tc>
+        <w:tc>
+          <w:tcPr>
+            <w:tcW w:w="3120" w:type="dxa"/>
+            <w:tcBorders>
+              <w:top w:val="single" w:sz="4" w:space="0" w:color="D6DCEA"/>
+              <w:left w:val="single" w:sz="4" w:space="0" w:color="D6DCEA"/>
+              <w:bottom w:val="single" w:sz="4" w:space="0" w:color="D6DCEA"/>
+              <w:right w:val="single" w:sz="4" w:space="0" w:color="D6DCEA"/>
+            </w:tcBorders>
+          </w:tcPr>
+          <w:p>
+            <w:pPr>
+              <w:pStyle w:val="Compact"/>
+              <w:widowControl/>
+              <w:spacing w:before="36" w:after="40"/>
+              <w:jc w:val="left"/>
+              <w:rPr>
+                <w:kern w:val="0"/>
+                <w:szCs w:val="24"/>
+                <w:lang w:val="en-US" w:eastAsia="en-US" w:bidi="ar-SA"/>
+              </w:rPr>
+            </w:pPr>
+            <w:r>
+              <w:rPr>
+                <w:kern w:val="0"/>
+                <w:sz w:val="18"/>
+                <w:szCs w:val="24"/>
+                <w:lang w:val="en-US" w:eastAsia="en-US" w:bidi="ar-SA"/>
+              </w:rPr>
+              <w:t>—</w:t>
+            </w:r>
+          </w:p>
+        </w:tc>
+      </w:tr>
     </w:tbl>
     <w:p>
       <w:pPr>
         <w:pStyle w:val="Heading1"/>
         <w:rPr/>
       </w:pPr>
-      <w:bookmarkStart w:id="15" w:name="__RefHeading___Toc14412_1562542824"/>
+      <w:bookmarkStart w:id="15" w:name="__RefHeading___Toc15854_2275915807"/>
       <w:bookmarkEnd w:id="15"/>
       <w:r>
         <w:rPr>
@@ -20882,19 +22243,356 @@
           </w:p>
         </w:tc>
       </w:tr>
+      <w:tr>
+        <w:trPr/>
+        <w:tc>
+          <w:tcPr>
+            <w:tcW w:w="3120" w:type="dxa"/>
+            <w:tcBorders>
+              <w:top w:val="single" w:sz="4" w:space="0" w:color="D6DCEA"/>
+              <w:left w:val="single" w:sz="4" w:space="0" w:color="D6DCEA"/>
+              <w:bottom w:val="single" w:sz="4" w:space="0" w:color="D6DCEA"/>
+              <w:right w:val="single" w:sz="4" w:space="0" w:color="D6DCEA"/>
+            </w:tcBorders>
+          </w:tcPr>
+          <w:p>
+            <w:pPr>
+              <w:pStyle w:val="Compact"/>
+              <w:widowControl/>
+              <w:spacing w:before="36" w:after="40"/>
+              <w:jc w:val="left"/>
+              <w:rPr>
+                <w:kern w:val="0"/>
+                <w:szCs w:val="24"/>
+                <w:lang w:val="en-US" w:eastAsia="en-US" w:bidi="ar-SA"/>
+              </w:rPr>
+            </w:pPr>
+            <w:r>
+              <w:rPr>
+                <w:rStyle w:val="VerbatimChar"/>
+                <w:kern w:val="0"/>
+                <w:sz w:val="18"/>
+                <w:szCs w:val="24"/>
+                <w:lang w:val="en-US" w:eastAsia="en-US" w:bidi="ar-SA"/>
+              </w:rPr>
+              <w:t>login_attempts</w:t>
+            </w:r>
+          </w:p>
+        </w:tc>
+        <w:tc>
+          <w:tcPr>
+            <w:tcW w:w="3120" w:type="dxa"/>
+            <w:tcBorders>
+              <w:top w:val="single" w:sz="4" w:space="0" w:color="D6DCEA"/>
+              <w:left w:val="single" w:sz="4" w:space="0" w:color="D6DCEA"/>
+              <w:bottom w:val="single" w:sz="4" w:space="0" w:color="D6DCEA"/>
+              <w:right w:val="single" w:sz="4" w:space="0" w:color="D6DCEA"/>
+            </w:tcBorders>
+          </w:tcPr>
+          <w:p>
+            <w:pPr>
+              <w:pStyle w:val="Compact"/>
+              <w:widowControl/>
+              <w:spacing w:before="36" w:after="40"/>
+              <w:jc w:val="left"/>
+              <w:rPr>
+                <w:kern w:val="0"/>
+                <w:szCs w:val="24"/>
+                <w:lang w:val="en-US" w:eastAsia="en-US" w:bidi="ar-SA"/>
+              </w:rPr>
+            </w:pPr>
+            <w:r>
+              <w:rPr>
+                <w:rStyle w:val="VerbatimChar"/>
+                <w:kern w:val="0"/>
+                <w:sz w:val="18"/>
+                <w:szCs w:val="24"/>
+                <w:lang w:val="en-US" w:eastAsia="en-US" w:bidi="ar-SA"/>
+              </w:rPr>
+              <w:t>(key, window_start)</w:t>
+            </w:r>
+            <w:r>
+              <w:rPr>
+                <w:kern w:val="0"/>
+                <w:sz w:val="18"/>
+                <w:szCs w:val="24"/>
+                <w:lang w:val="en-US" w:eastAsia="en-US" w:bidi="ar-SA"/>
+              </w:rPr>
+              <w:t xml:space="preserve"> первичный, </w:t>
+            </w:r>
+            <w:r>
+              <w:rPr>
+                <w:rStyle w:val="VerbatimChar"/>
+                <w:kern w:val="0"/>
+                <w:sz w:val="18"/>
+                <w:szCs w:val="24"/>
+                <w:lang w:val="en-US" w:eastAsia="en-US" w:bidi="ar-SA"/>
+              </w:rPr>
+              <w:t>(window_start)</w:t>
+            </w:r>
+          </w:p>
+        </w:tc>
+        <w:tc>
+          <w:tcPr>
+            <w:tcW w:w="3120" w:type="dxa"/>
+            <w:tcBorders>
+              <w:top w:val="single" w:sz="4" w:space="0" w:color="D6DCEA"/>
+              <w:left w:val="single" w:sz="4" w:space="0" w:color="D6DCEA"/>
+              <w:bottom w:val="single" w:sz="4" w:space="0" w:color="D6DCEA"/>
+              <w:right w:val="single" w:sz="4" w:space="0" w:color="D6DCEA"/>
+            </w:tcBorders>
+          </w:tcPr>
+          <w:p>
+            <w:pPr>
+              <w:pStyle w:val="Compact"/>
+              <w:widowControl/>
+              <w:spacing w:before="36" w:after="40"/>
+              <w:jc w:val="left"/>
+              <w:rPr>
+                <w:kern w:val="0"/>
+                <w:szCs w:val="24"/>
+                <w:lang w:val="en-US" w:eastAsia="en-US" w:bidi="ar-SA"/>
+              </w:rPr>
+            </w:pPr>
+            <w:r>
+              <w:rPr>
+                <w:kern w:val="0"/>
+                <w:sz w:val="18"/>
+                <w:szCs w:val="24"/>
+                <w:lang w:val="en-US" w:eastAsia="en-US" w:bidi="ar-SA"/>
+              </w:rPr>
+              <w:t>Счётчик окна при входе; очистка старых окон</w:t>
+            </w:r>
+          </w:p>
+        </w:tc>
+      </w:tr>
     </w:tbl>
     <w:p>
       <w:pPr>
         <w:pStyle w:val="Heading1"/>
         <w:rPr/>
       </w:pPr>
-      <w:bookmarkStart w:id="16" w:name="__RefHeading___Toc14414_1562542824"/>
+      <w:bookmarkStart w:id="16" w:name="__RefHeading___Toc15856_2275915807"/>
       <w:bookmarkEnd w:id="16"/>
       <w:r>
         <w:rPr>
           <w:rStyle w:val="SectionNumber"/>
         </w:rPr>
         <w:t>6</w:t>
+      </w:r>
+      <w:r>
+        <w:rPr/>
+        <w:tab/>
+        <w:t>Служебные таблицы масштабирования</w:t>
+      </w:r>
+    </w:p>
+    <w:p>
+      <w:pPr>
+        <w:pStyle w:val="FirstParagraph"/>
+        <w:rPr/>
+      </w:pPr>
+      <w:r>
+        <w:rPr/>
+        <w:t>Таблицы v0.5.0 обслуживают работу нескольких процессов и экземпляров сервера (ADR-012) и бизнес-данных не содержат.</w:t>
+      </w:r>
+    </w:p>
+    <w:p>
+      <w:pPr>
+        <w:pStyle w:val="BodyText"/>
+        <w:rPr/>
+      </w:pPr>
+      <w:r>
+        <w:rPr>
+          <w:b/>
+          <w:bCs/>
+        </w:rPr>
+        <w:t>Версия данных графика (</w:t>
+      </w:r>
+      <w:r>
+        <w:rPr>
+          <w:rStyle w:val="VerbatimChar"/>
+          <w:b/>
+          <w:bCs/>
+        </w:rPr>
+        <w:t>data_version</w:t>
+      </w:r>
+      <w:r>
+        <w:rPr>
+          <w:b/>
+          <w:bCs/>
+        </w:rPr>
+        <w:t>).</w:t>
+      </w:r>
+      <w:r>
+        <w:rPr/>
+        <w:t xml:space="preserve"> Шестнадцать строк </w:t>
+      </w:r>
+      <w:r>
+        <w:rPr>
+          <w:rStyle w:val="VerbatimChar"/>
+        </w:rPr>
+        <w:t>(shard, version)</w:t>
+      </w:r>
+      <w:r>
+        <w:rPr/>
+        <w:t xml:space="preserve">. Функция </w:t>
+      </w:r>
+      <w:r>
+        <w:rPr>
+          <w:rStyle w:val="VerbatimChar"/>
+        </w:rPr>
+        <w:t>bump_data_version()</w:t>
+      </w:r>
+      <w:r>
+        <w:rPr/>
+        <w:t xml:space="preserve"> увеличивает строку </w:t>
+      </w:r>
+      <w:r>
+        <w:rPr>
+          <w:rStyle w:val="VerbatimChar"/>
+        </w:rPr>
+        <w:t>shard = pg_backend_pid() % 16</w:t>
+      </w:r>
+      <w:r>
+        <w:rPr/>
+        <w:t xml:space="preserve">: параллельные транзакции из разных соединений почти всегда обновляют разные строки и не ждут друг друга (с одной строкой p95 записи под нагрузкой вырос с 252 до 487 мс). Версия — </w:t>
+      </w:r>
+      <w:r>
+        <w:rPr>
+          <w:rStyle w:val="VerbatimChar"/>
+        </w:rPr>
+        <w:t>sum(version)</w:t>
+      </w:r>
+      <w:r>
+        <w:rPr/>
+        <w:t>; она только растёт, поэтому годится для ETag и ключа кэша.</w:t>
+      </w:r>
+    </w:p>
+    <w:p>
+      <w:pPr>
+        <w:pStyle w:val="BodyText"/>
+        <w:rPr/>
+      </w:pPr>
+      <w:r>
+        <w:rPr/>
+        <w:t xml:space="preserve">Триггеры отложенные: счётчик увеличивается в фазе фиксации и один раз за транзакцию (флаг </w:t>
+      </w:r>
+      <w:r>
+        <w:rPr>
+          <w:rStyle w:val="VerbatimChar"/>
+        </w:rPr>
+        <w:t>vp.data_version_bumped</w:t>
+      </w:r>
+      <w:r>
+        <w:rPr/>
+        <w:t xml:space="preserve"> с номером транзакции), сколько бы строк она ни изменила; оператор, не изменивший строк, версию не меняет. Поэтому строка счётчика заблокирована только на время фиксации. В первой редакции (триггеры на оператор) строка блокировалась сразу и до конца транзакции, и при совпадении строк счётчика две подачи заявок взаимно блокировались (</w:t>
+      </w:r>
+      <w:r>
+        <w:rPr>
+          <w:rStyle w:val="VerbatimChar"/>
+        </w:rPr>
+        <w:t>40P01</w:t>
+      </w:r>
+      <w:r>
+        <w:rPr/>
+        <w:t xml:space="preserve">, найдено 15-минутным нагрузочным прогоном; миграция </w:t>
+      </w:r>
+      <w:r>
+        <w:rPr>
+          <w:rStyle w:val="VerbatimChar"/>
+        </w:rPr>
+        <w:t>data_version_on_commit</w:t>
+      </w:r>
+      <w:r>
+        <w:rPr/>
+        <w:t>).</w:t>
+      </w:r>
+    </w:p>
+    <w:p>
+      <w:pPr>
+        <w:pStyle w:val="BodyText"/>
+        <w:rPr/>
+      </w:pPr>
+      <w:r>
+        <w:rPr>
+          <w:b/>
+          <w:bCs/>
+        </w:rPr>
+        <w:t>Окна лимита входа (</w:t>
+      </w:r>
+      <w:r>
+        <w:rPr>
+          <w:rStyle w:val="VerbatimChar"/>
+          <w:b/>
+          <w:bCs/>
+        </w:rPr>
+        <w:t>login_attempts</w:t>
+      </w:r>
+      <w:r>
+        <w:rPr>
+          <w:b/>
+          <w:bCs/>
+        </w:rPr>
+        <w:t>).</w:t>
+      </w:r>
+      <w:r>
+        <w:rPr/>
+        <w:t xml:space="preserve"> Строка </w:t>
+      </w:r>
+      <w:r>
+        <w:rPr>
+          <w:rStyle w:val="VerbatimChar"/>
+        </w:rPr>
+        <w:t>(key, window_start, hits)</w:t>
+      </w:r>
+      <w:r>
+        <w:rPr/>
+        <w:t xml:space="preserve"> на ключ «адрес + логин» или «адрес» и минуту по часам БД. Вход увеличивает оба счётчика одним запросом (</w:t>
+      </w:r>
+      <w:r>
+        <w:rPr>
+          <w:rStyle w:val="VerbatimChar"/>
+        </w:rPr>
+        <w:t>INSERT … ON CONFLICT DO UPDATE</w:t>
+      </w:r>
+      <w:r>
+        <w:rPr/>
+        <w:t xml:space="preserve">) и оценивает частоту скользящим окном: </w:t>
+      </w:r>
+      <w:r>
+        <w:rPr>
+          <w:rStyle w:val="VerbatimChar"/>
+        </w:rPr>
+        <w:t>hits + прошлая минута × доля, ещё не вышедшая из окна</w:t>
+      </w:r>
+      <w:r>
+        <w:rPr/>
+        <w:t>. Таблица нежурналируемая (</w:t>
+      </w:r>
+      <w:r>
+        <w:rPr>
+          <w:rStyle w:val="VerbatimChar"/>
+        </w:rPr>
+        <w:t>UNLOGGED</w:t>
+      </w:r>
+      <w:r>
+        <w:rPr/>
+        <w:t>): не пишется в WAL и не реплицируется, после аварийного перезапуска PostgreSQL очищается — для минутных счётчиков это допустимо. Окна старше 5 минут удаляются не чаще раза в 5 минут.</w:t>
+      </w:r>
+    </w:p>
+    <w:p>
+      <w:pPr>
+        <w:pStyle w:val="Heading1"/>
+        <w:rPr/>
+      </w:pPr>
+      <w:bookmarkStart w:id="17" w:name="__RefHeading___Toc15858_2275915807"/>
+      <w:bookmarkStart w:id="18" w:name="производственный-календарь"/>
+      <w:bookmarkEnd w:id="17"/>
+      <w:r>
+        <w:rPr>
+          <w:rStyle w:val="SectionNumber"/>
+        </w:rPr>
+        <w:t>7</w:t>
       </w:r>
       <w:r>
         <w:rPr/>
@@ -21365,20 +23063,21 @@
         <w:rPr/>
         <w:t xml:space="preserve"> заменяет календари 2026 и 2027 годов на законные — только если они совпадают с демо-набором, изменённые вручную не трогает.</w:t>
       </w:r>
+      <w:bookmarkEnd w:id="18"/>
     </w:p>
     <w:p>
       <w:pPr>
         <w:pStyle w:val="Heading1"/>
         <w:rPr/>
       </w:pPr>
-      <w:bookmarkStart w:id="17" w:name="__RefHeading___Toc14416_1562542824"/>
-      <w:bookmarkStart w:id="18" w:name="миграция-данных-прототипа"/>
-      <w:bookmarkEnd w:id="17"/>
+      <w:bookmarkStart w:id="19" w:name="__RefHeading___Toc15860_2275915807"/>
+      <w:bookmarkStart w:id="20" w:name="миграция-данных-прототипа"/>
+      <w:bookmarkEnd w:id="19"/>
       <w:r>
         <w:rPr>
           <w:rStyle w:val="SectionNumber"/>
         </w:rPr>
-        <w:t>7</w:t>
+        <w:t>8</w:t>
       </w:r>
       <w:r>
         <w:rPr/>
@@ -21824,21 +23523,21 @@
         <w:rPr/>
         <w:t xml:space="preserve"> отключает их.</w:t>
       </w:r>
-      <w:bookmarkEnd w:id="18"/>
+      <w:bookmarkEnd w:id="20"/>
     </w:p>
     <w:p>
       <w:pPr>
         <w:pStyle w:val="Heading1"/>
         <w:rPr/>
       </w:pPr>
-      <w:bookmarkStart w:id="19" w:name="__RefHeading___Toc14418_1562542824"/>
-      <w:bookmarkStart w:id="20" w:name="изменение-схемы"/>
-      <w:bookmarkEnd w:id="19"/>
+      <w:bookmarkStart w:id="21" w:name="__RefHeading___Toc15862_2275915807"/>
+      <w:bookmarkStart w:id="22" w:name="изменение-схемы"/>
+      <w:bookmarkEnd w:id="21"/>
       <w:r>
         <w:rPr>
           <w:rStyle w:val="SectionNumber"/>
         </w:rPr>
-        <w:t>8</w:t>
+        <w:t>9</w:t>
       </w:r>
       <w:r>
         <w:rPr/>
@@ -21976,7 +23675,7 @@
         <w:rPr/>
         <w:t>).</w:t>
       </w:r>
-      <w:bookmarkEnd w:id="20"/>
+      <w:bookmarkEnd w:id="22"/>
     </w:p>
     <w:sectPr>
       <w:footerReference w:type="even" r:id="rId5"/>
@@ -22022,7 +23721,7 @@
         <w:color w:val="8A92A6"/>
         <w:sz w:val="16"/>
       </w:rPr>
-      <w:t xml:space="preserve">Планировщик отпусков 0.4.0 · Модель данных · стр. </w:t>
+      <w:t xml:space="preserve">Планировщик отпусков 0.5.0 · Модель данных · стр. </w:t>
     </w:r>
     <w:r>
       <w:rPr/>
@@ -22038,7 +23737,7 @@
     </w:r>
     <w:r>
       <w:rPr/>
-      <w:t>18</w:t>
+      <w:t>20</w:t>
     </w:r>
     <w:r>
       <w:rPr/>
@@ -22061,7 +23760,7 @@
         <w:color w:val="8A92A6"/>
         <w:sz w:val="16"/>
       </w:rPr>
-      <w:t xml:space="preserve">Планировщик отпусков 0.4.0 · Модель данных · стр. </w:t>
+      <w:t xml:space="preserve">Планировщик отпусков 0.5.0 · Модель данных · стр. </w:t>
     </w:r>
     <w:r>
       <w:rPr/>
@@ -22077,7 +23776,7 @@
     </w:r>
     <w:r>
       <w:rPr/>
-      <w:t>18</w:t>
+      <w:t>20</w:t>
     </w:r>
     <w:r>
       <w:rPr/>

--- a/docs/docx/04-data-model.docx
+++ b/docs/docx/04-data-model.docx
@@ -23,7 +23,7 @@
       </w:pPr>
       <w:r>
         <w:rPr/>
-        <w:t>Планировщик отпусков 0.6.0 · Сущности, инварианты, справочники и миграции</w:t>
+        <w:t>Планировщик отпусков 1.0.0 · Сущности, инварианты, справочники и миграции</w:t>
       </w:r>
     </w:p>
     <w:p>
@@ -33,7 +33,7 @@
       </w:pPr>
       <w:r>
         <w:rPr/>
-        <w:t>29 октября 2026</w:t>
+        <w:t>30 октября 2026</w:t>
       </w:r>
     </w:p>
     <w:sdt>
@@ -93,7 +93,7 @@
             </w:rPr>
             <w:fldChar w:fldCharType="separate"/>
           </w:r>
-          <w:hyperlink w:anchor="__RefHeading___Toc21607_3673021804">
+          <w:hyperlink w:anchor="__RefHeading___Toc22501_1804324697">
             <w:r>
               <w:rPr>
                 <w:webHidden/>
@@ -114,7 +114,7 @@
             </w:tabs>
             <w:rPr/>
           </w:pPr>
-          <w:hyperlink w:anchor="__RefHeading___Toc21609_3673021804">
+          <w:hyperlink w:anchor="__RefHeading___Toc22503_1804324697">
             <w:r>
               <w:rPr>
                 <w:webHidden/>
@@ -135,7 +135,7 @@
             </w:tabs>
             <w:rPr/>
           </w:pPr>
-          <w:hyperlink w:anchor="__RefHeading___Toc21611_3673021804">
+          <w:hyperlink w:anchor="__RefHeading___Toc22505_1804324697">
             <w:r>
               <w:rPr>
                 <w:webHidden/>
@@ -156,7 +156,7 @@
             </w:tabs>
             <w:rPr/>
           </w:pPr>
-          <w:hyperlink w:anchor="__RefHeading___Toc21613_3673021804">
+          <w:hyperlink w:anchor="__RefHeading___Toc22507_1804324697">
             <w:r>
               <w:rPr>
                 <w:webHidden/>
@@ -177,7 +177,7 @@
             </w:tabs>
             <w:rPr/>
           </w:pPr>
-          <w:hyperlink w:anchor="__RefHeading___Toc21615_3673021804">
+          <w:hyperlink w:anchor="__RefHeading___Toc22509_1804324697">
             <w:r>
               <w:rPr>
                 <w:webHidden/>
@@ -198,7 +198,7 @@
             </w:tabs>
             <w:rPr/>
           </w:pPr>
-          <w:hyperlink w:anchor="__RefHeading___Toc21617_3673021804">
+          <w:hyperlink w:anchor="__RefHeading___Toc22511_1804324697">
             <w:r>
               <w:rPr>
                 <w:webHidden/>
@@ -219,7 +219,7 @@
             </w:tabs>
             <w:rPr/>
           </w:pPr>
-          <w:hyperlink w:anchor="__RefHeading___Toc21619_3673021804">
+          <w:hyperlink w:anchor="__RefHeading___Toc22513_1804324697">
             <w:r>
               <w:rPr>
                 <w:webHidden/>
@@ -240,7 +240,7 @@
             </w:tabs>
             <w:rPr/>
           </w:pPr>
-          <w:hyperlink w:anchor="__RefHeading___Toc21621_3673021804">
+          <w:hyperlink w:anchor="__RefHeading___Toc22515_1804324697">
             <w:r>
               <w:rPr>
                 <w:webHidden/>
@@ -261,7 +261,7 @@
             </w:tabs>
             <w:rPr/>
           </w:pPr>
-          <w:hyperlink w:anchor="__RefHeading___Toc21623_3673021804">
+          <w:hyperlink w:anchor="__RefHeading___Toc22517_1804324697">
             <w:r>
               <w:rPr>
                 <w:webHidden/>
@@ -282,7 +282,7 @@
             </w:tabs>
             <w:rPr/>
           </w:pPr>
-          <w:hyperlink w:anchor="__RefHeading___Toc21625_3673021804">
+          <w:hyperlink w:anchor="__RefHeading___Toc22519_1804324697">
             <w:r>
               <w:rPr>
                 <w:webHidden/>
@@ -303,7 +303,7 @@
             </w:tabs>
             <w:rPr/>
           </w:pPr>
-          <w:hyperlink w:anchor="__RefHeading___Toc21627_3673021804">
+          <w:hyperlink w:anchor="__RefHeading___Toc22521_1804324697">
             <w:r>
               <w:rPr>
                 <w:webHidden/>
@@ -324,7 +324,7 @@
             </w:tabs>
             <w:rPr/>
           </w:pPr>
-          <w:hyperlink w:anchor="__RefHeading___Toc21629_3673021804">
+          <w:hyperlink w:anchor="__RefHeading___Toc22523_1804324697">
             <w:r>
               <w:rPr>
                 <w:webHidden/>
@@ -345,7 +345,7 @@
             </w:tabs>
             <w:rPr/>
           </w:pPr>
-          <w:hyperlink w:anchor="__RefHeading___Toc21631_3673021804">
+          <w:hyperlink w:anchor="__RefHeading___Toc22525_1804324697">
             <w:r>
               <w:rPr>
                 <w:webHidden/>
@@ -370,7 +370,7 @@
         <w:pStyle w:val="Heading1"/>
         <w:rPr/>
       </w:pPr>
-      <w:bookmarkStart w:id="0" w:name="__RefHeading___Toc21607_3673021804"/>
+      <w:bookmarkStart w:id="0" w:name="__RefHeading___Toc22501_1804324697"/>
       <w:bookmarkStart w:id="1" w:name="о-документе"/>
       <w:bookmarkEnd w:id="0"/>
       <w:r>
@@ -441,7 +441,7 @@
         <w:pStyle w:val="Heading1"/>
         <w:rPr/>
       </w:pPr>
-      <w:bookmarkStart w:id="2" w:name="__RefHeading___Toc21609_3673021804"/>
+      <w:bookmarkStart w:id="2" w:name="__RefHeading___Toc22503_1804324697"/>
       <w:bookmarkStart w:id="3" w:name="обзор"/>
       <w:bookmarkEnd w:id="2"/>
       <w:r>
@@ -1397,7 +1397,7 @@
         <w:pStyle w:val="Heading2"/>
         <w:rPr/>
       </w:pPr>
-      <w:bookmarkStart w:id="4" w:name="__RefHeading___Toc21611_3673021804"/>
+      <w:bookmarkStart w:id="4" w:name="__RefHeading___Toc22505_1804324697"/>
       <w:bookmarkEnd w:id="4"/>
       <w:r>
         <w:rPr>
@@ -1562,7 +1562,7 @@
         <w:pStyle w:val="Heading2"/>
         <w:rPr/>
       </w:pPr>
-      <w:bookmarkStart w:id="5" w:name="__RefHeading___Toc21613_3673021804"/>
+      <w:bookmarkStart w:id="5" w:name="__RefHeading___Toc22507_1804324697"/>
       <w:bookmarkStart w:id="6" w:name="отпуска-и-режим-работы"/>
       <w:bookmarkEnd w:id="5"/>
       <w:r>
@@ -1729,7 +1729,7 @@
         <w:pStyle w:val="Heading2"/>
         <w:rPr/>
       </w:pPr>
-      <w:bookmarkStart w:id="7" w:name="__RefHeading___Toc21615_3673021804"/>
+      <w:bookmarkStart w:id="7" w:name="__RefHeading___Toc22509_1804324697"/>
       <w:bookmarkStart w:id="8" w:name="служебные-данные"/>
       <w:bookmarkEnd w:id="7"/>
       <w:r>
@@ -1896,7 +1896,7 @@
         <w:pStyle w:val="Heading2"/>
         <w:rPr/>
       </w:pPr>
-      <w:bookmarkStart w:id="9" w:name="__RefHeading___Toc21617_3673021804"/>
+      <w:bookmarkStart w:id="9" w:name="__RefHeading___Toc22511_1804324697"/>
       <w:bookmarkStart w:id="10" w:name="кадровый-учёт"/>
       <w:bookmarkEnd w:id="9"/>
       <w:r>
@@ -2122,7 +2122,7 @@
         <w:pStyle w:val="Heading1"/>
         <w:rPr/>
       </w:pPr>
-      <w:bookmarkStart w:id="11" w:name="__RefHeading___Toc21619_3673021804"/>
+      <w:bookmarkStart w:id="11" w:name="__RefHeading___Toc22513_1804324697"/>
       <w:bookmarkEnd w:id="11"/>
       <w:r>
         <w:rPr>
@@ -29692,7 +29692,7 @@
         <w:pStyle w:val="Heading1"/>
         <w:rPr/>
       </w:pPr>
-      <w:bookmarkStart w:id="14" w:name="__RefHeading___Toc21621_3673021804"/>
+      <w:bookmarkStart w:id="14" w:name="__RefHeading___Toc22515_1804324697"/>
       <w:bookmarkEnd w:id="14"/>
       <w:r>
         <w:rPr>
@@ -32935,7 +32935,7 @@
         <w:pStyle w:val="Heading1"/>
         <w:rPr/>
       </w:pPr>
-      <w:bookmarkStart w:id="15" w:name="__RefHeading___Toc21623_3673021804"/>
+      <w:bookmarkStart w:id="15" w:name="__RefHeading___Toc22517_1804324697"/>
       <w:bookmarkEnd w:id="15"/>
       <w:r>
         <w:rPr>
@@ -34818,7 +34818,7 @@
         <w:pStyle w:val="Heading1"/>
         <w:rPr/>
       </w:pPr>
-      <w:bookmarkStart w:id="16" w:name="__RefHeading___Toc21625_3673021804"/>
+      <w:bookmarkStart w:id="16" w:name="__RefHeading___Toc22519_1804324697"/>
       <w:bookmarkEnd w:id="16"/>
       <w:r>
         <w:rPr>
@@ -35031,7 +35031,7 @@
         <w:pStyle w:val="Heading1"/>
         <w:rPr/>
       </w:pPr>
-      <w:bookmarkStart w:id="17" w:name="__RefHeading___Toc21627_3673021804"/>
+      <w:bookmarkStart w:id="17" w:name="__RefHeading___Toc22521_1804324697"/>
       <w:bookmarkStart w:id="18" w:name="производственный-календарь"/>
       <w:bookmarkEnd w:id="17"/>
       <w:r>
@@ -35516,7 +35516,7 @@
         <w:pStyle w:val="Heading1"/>
         <w:rPr/>
       </w:pPr>
-      <w:bookmarkStart w:id="19" w:name="__RefHeading___Toc21629_3673021804"/>
+      <w:bookmarkStart w:id="19" w:name="__RefHeading___Toc22523_1804324697"/>
       <w:bookmarkStart w:id="20" w:name="миграция-данных-прототипа"/>
       <w:bookmarkEnd w:id="19"/>
       <w:r>
@@ -35976,7 +35976,7 @@
         <w:pStyle w:val="Heading1"/>
         <w:rPr/>
       </w:pPr>
-      <w:bookmarkStart w:id="21" w:name="__RefHeading___Toc21631_3673021804"/>
+      <w:bookmarkStart w:id="21" w:name="__RefHeading___Toc22525_1804324697"/>
       <w:bookmarkStart w:id="22" w:name="изменение-схемы"/>
       <w:bookmarkEnd w:id="21"/>
       <w:r>
@@ -36241,7 +36241,7 @@
         <w:color w:val="8A92A6"/>
         <w:sz w:val="16"/>
       </w:rPr>
-      <w:t xml:space="preserve">Планировщик отпусков 0.6.0 · Модель данных · стр. </w:t>
+      <w:t xml:space="preserve">Планировщик отпусков 1.0.0 · Модель данных · стр. </w:t>
     </w:r>
     <w:r>
       <w:rPr/>
@@ -36280,7 +36280,7 @@
         <w:color w:val="8A92A6"/>
         <w:sz w:val="16"/>
       </w:rPr>
-      <w:t xml:space="preserve">Планировщик отпусков 0.6.0 · Модель данных · стр. </w:t>
+      <w:t xml:space="preserve">Планировщик отпусков 1.0.0 · Модель данных · стр. </w:t>
     </w:r>
     <w:r>
       <w:rPr/>

--- a/docs/docx/04-data-model.docx
+++ b/docs/docx/04-data-model.docx
@@ -23,7 +23,7 @@
       </w:pPr>
       <w:r>
         <w:rPr/>
-        <w:t>Планировщик отпусков 1.0.0 · Сущности, инварианты, справочники и миграции</w:t>
+        <w:t>Планировщик отпусков 1.1.0 · Сущности, инварианты, справочники и миграции</w:t>
       </w:r>
     </w:p>
     <w:p>
@@ -93,7 +93,7 @@
             </w:rPr>
             <w:fldChar w:fldCharType="separate"/>
           </w:r>
-          <w:hyperlink w:anchor="__RefHeading___Toc22501_1804324697">
+          <w:hyperlink w:anchor="__RefHeading___Toc22575_3125385251">
             <w:r>
               <w:rPr>
                 <w:webHidden/>
@@ -114,7 +114,7 @@
             </w:tabs>
             <w:rPr/>
           </w:pPr>
-          <w:hyperlink w:anchor="__RefHeading___Toc22503_1804324697">
+          <w:hyperlink w:anchor="__RefHeading___Toc22577_3125385251">
             <w:r>
               <w:rPr>
                 <w:webHidden/>
@@ -135,7 +135,7 @@
             </w:tabs>
             <w:rPr/>
           </w:pPr>
-          <w:hyperlink w:anchor="__RefHeading___Toc22505_1804324697">
+          <w:hyperlink w:anchor="__RefHeading___Toc22579_3125385251">
             <w:r>
               <w:rPr>
                 <w:webHidden/>
@@ -156,7 +156,7 @@
             </w:tabs>
             <w:rPr/>
           </w:pPr>
-          <w:hyperlink w:anchor="__RefHeading___Toc22507_1804324697">
+          <w:hyperlink w:anchor="__RefHeading___Toc22581_3125385251">
             <w:r>
               <w:rPr>
                 <w:webHidden/>
@@ -177,7 +177,7 @@
             </w:tabs>
             <w:rPr/>
           </w:pPr>
-          <w:hyperlink w:anchor="__RefHeading___Toc22509_1804324697">
+          <w:hyperlink w:anchor="__RefHeading___Toc22583_3125385251">
             <w:r>
               <w:rPr>
                 <w:webHidden/>
@@ -198,7 +198,7 @@
             </w:tabs>
             <w:rPr/>
           </w:pPr>
-          <w:hyperlink w:anchor="__RefHeading___Toc22511_1804324697">
+          <w:hyperlink w:anchor="__RefHeading___Toc22585_3125385251">
             <w:r>
               <w:rPr>
                 <w:webHidden/>
@@ -219,7 +219,7 @@
             </w:tabs>
             <w:rPr/>
           </w:pPr>
-          <w:hyperlink w:anchor="__RefHeading___Toc22513_1804324697">
+          <w:hyperlink w:anchor="__RefHeading___Toc22587_3125385251">
             <w:r>
               <w:rPr>
                 <w:webHidden/>
@@ -240,7 +240,7 @@
             </w:tabs>
             <w:rPr/>
           </w:pPr>
-          <w:hyperlink w:anchor="__RefHeading___Toc22515_1804324697">
+          <w:hyperlink w:anchor="__RefHeading___Toc22589_3125385251">
             <w:r>
               <w:rPr>
                 <w:webHidden/>
@@ -261,7 +261,7 @@
             </w:tabs>
             <w:rPr/>
           </w:pPr>
-          <w:hyperlink w:anchor="__RefHeading___Toc22517_1804324697">
+          <w:hyperlink w:anchor="__RefHeading___Toc22591_3125385251">
             <w:r>
               <w:rPr>
                 <w:webHidden/>
@@ -269,7 +269,7 @@
               </w:rPr>
               <w:t>5 Индексы</w:t>
               <w:tab/>
-              <w:t>20</w:t>
+              <w:t>21</w:t>
             </w:r>
           </w:hyperlink>
         </w:p>
@@ -282,7 +282,7 @@
             </w:tabs>
             <w:rPr/>
           </w:pPr>
-          <w:hyperlink w:anchor="__RefHeading___Toc22519_1804324697">
+          <w:hyperlink w:anchor="__RefHeading___Toc22593_3125385251">
             <w:r>
               <w:rPr>
                 <w:webHidden/>
@@ -290,7 +290,7 @@
               </w:rPr>
               <w:t>6 Служебные таблицы масштабирования</w:t>
               <w:tab/>
-              <w:t>21</w:t>
+              <w:t>22</w:t>
             </w:r>
           </w:hyperlink>
         </w:p>
@@ -303,7 +303,7 @@
             </w:tabs>
             <w:rPr/>
           </w:pPr>
-          <w:hyperlink w:anchor="__RefHeading___Toc22521_1804324697">
+          <w:hyperlink w:anchor="__RefHeading___Toc22595_3125385251">
             <w:r>
               <w:rPr>
                 <w:webHidden/>
@@ -311,7 +311,7 @@
               </w:rPr>
               <w:t>7 Производственный календарь</w:t>
               <w:tab/>
-              <w:t>22</w:t>
+              <w:t>23</w:t>
             </w:r>
           </w:hyperlink>
         </w:p>
@@ -324,7 +324,7 @@
             </w:tabs>
             <w:rPr/>
           </w:pPr>
-          <w:hyperlink w:anchor="__RefHeading___Toc22523_1804324697">
+          <w:hyperlink w:anchor="__RefHeading___Toc22597_3125385251">
             <w:r>
               <w:rPr>
                 <w:webHidden/>
@@ -332,7 +332,7 @@
               </w:rPr>
               <w:t>8 Миграция данных прототипа</w:t>
               <w:tab/>
-              <w:t>23</w:t>
+              <w:t>24</w:t>
             </w:r>
           </w:hyperlink>
         </w:p>
@@ -345,7 +345,7 @@
             </w:tabs>
             <w:rPr/>
           </w:pPr>
-          <w:hyperlink w:anchor="__RefHeading___Toc22525_1804324697">
+          <w:hyperlink w:anchor="__RefHeading___Toc22599_3125385251">
             <w:r>
               <w:rPr>
                 <w:webHidden/>
@@ -353,7 +353,7 @@
               </w:rPr>
               <w:t>9 Изменение схемы</w:t>
               <w:tab/>
-              <w:t>24</w:t>
+              <w:t>25</w:t>
             </w:r>
           </w:hyperlink>
           <w:r>
@@ -370,7 +370,7 @@
         <w:pStyle w:val="Heading1"/>
         <w:rPr/>
       </w:pPr>
-      <w:bookmarkStart w:id="0" w:name="__RefHeading___Toc22501_1804324697"/>
+      <w:bookmarkStart w:id="0" w:name="__RefHeading___Toc22575_3125385251"/>
       <w:bookmarkStart w:id="1" w:name="о-документе"/>
       <w:bookmarkEnd w:id="0"/>
       <w:r>
@@ -441,7 +441,7 @@
         <w:pStyle w:val="Heading1"/>
         <w:rPr/>
       </w:pPr>
-      <w:bookmarkStart w:id="2" w:name="__RefHeading___Toc22503_1804324697"/>
+      <w:bookmarkStart w:id="2" w:name="__RefHeading___Toc22577_3125385251"/>
       <w:bookmarkStart w:id="3" w:name="обзор"/>
       <w:bookmarkEnd w:id="2"/>
       <w:r>
@@ -1397,7 +1397,7 @@
         <w:pStyle w:val="Heading2"/>
         <w:rPr/>
       </w:pPr>
-      <w:bookmarkStart w:id="4" w:name="__RefHeading___Toc22505_1804324697"/>
+      <w:bookmarkStart w:id="4" w:name="__RefHeading___Toc22579_3125385251"/>
       <w:bookmarkEnd w:id="4"/>
       <w:r>
         <w:rPr>
@@ -1474,7 +1474,117 @@
       </w:pPr>
       <w:r>
         <w:rPr/>
-        <w:t>Руководитель сотрудника (</w:t>
+        <w:t>Подразделения образуют дерево (</w:t>
+      </w:r>
+      <w:r>
+        <w:rPr>
+          <w:rStyle w:val="VerbatimChar"/>
+        </w:rPr>
+        <w:t>departments.parent_id</w:t>
+      </w:r>
+      <w:r>
+        <w:rPr/>
+        <w:t xml:space="preserve">, с v1.1.0, ADR-018): вид уровня </w:t>
+      </w:r>
+      <w:r>
+        <w:rPr>
+          <w:rStyle w:val="VerbatimChar"/>
+        </w:rPr>
+        <w:t>kind</w:t>
+      </w:r>
+      <w:r>
+        <w:rPr/>
+        <w:t xml:space="preserve"> из настройки </w:t>
+      </w:r>
+      <w:r>
+        <w:rPr>
+          <w:rStyle w:val="VerbatimChar"/>
+        </w:rPr>
+        <w:t>org_settings.unit_kinds</w:t>
+      </w:r>
+      <w:r>
+        <w:rPr/>
+        <w:t xml:space="preserve">, порядок среди соседей </w:t>
+      </w:r>
+      <w:r>
+        <w:rPr>
+          <w:rStyle w:val="VerbatimChar"/>
+        </w:rPr>
+        <w:t>sort_order</w:t>
+      </w:r>
+      <w:r>
+        <w:rPr/>
+        <w:t xml:space="preserve">, внешний ключ </w:t>
+      </w:r>
+      <w:r>
+        <w:rPr>
+          <w:rStyle w:val="VerbatimChar"/>
+        </w:rPr>
+        <w:t>external_id</w:t>
+      </w:r>
+      <w:r>
+        <w:rPr/>
+        <w:t xml:space="preserve">, источник </w:t>
+      </w:r>
+      <w:r>
+        <w:rPr>
+          <w:rStyle w:val="VerbatimChar"/>
+        </w:rPr>
+        <w:t>org_source</w:t>
+      </w:r>
+      <w:r>
+        <w:rPr/>
+        <w:t xml:space="preserve"> (</w:t>
+      </w:r>
+      <w:r>
+        <w:rPr>
+          <w:rStyle w:val="VerbatimChar"/>
+        </w:rPr>
+        <w:t>manual</w:t>
+      </w:r>
+      <w:r>
+        <w:rPr/>
+        <w:t xml:space="preserve">, </w:t>
+      </w:r>
+      <w:r>
+        <w:rPr>
+          <w:rStyle w:val="VerbatimChar"/>
+        </w:rPr>
+        <w:t>import</w:t>
+      </w:r>
+      <w:r>
+        <w:rPr/>
+        <w:t xml:space="preserve">, </w:t>
+      </w:r>
+      <w:r>
+        <w:rPr>
+          <w:rStyle w:val="VerbatimChar"/>
+        </w:rPr>
+        <w:t>transfer</w:t>
+      </w:r>
+      <w:r>
+        <w:rPr/>
+        <w:t xml:space="preserve">, </w:t>
+      </w:r>
+      <w:r>
+        <w:rPr>
+          <w:rStyle w:val="VerbatimChar"/>
+        </w:rPr>
+        <w:t>csv</w:t>
+      </w:r>
+      <w:r>
+        <w:rPr/>
+        <w:t xml:space="preserve">); глубина — не больше </w:t>
+      </w:r>
+      <w:r>
+        <w:rPr>
+          <w:rStyle w:val="VerbatimChar"/>
+        </w:rPr>
+        <w:t>org_max_depth</w:t>
+      </w:r>
+      <w:r>
+        <w:rPr/>
+        <w:t>. Руководитель сотрудника — явный (</w:t>
       </w:r>
       <w:r>
         <w:rPr>
@@ -1484,7 +1594,17 @@
       </w:r>
       <w:r>
         <w:rPr/>
-        <w:t xml:space="preserve">) согласует его заявки и управляет его режимом работы. Признак </w:t>
+        <w:t>), а без него — руководитель его подразделения или первый выше по дереву; у «первого лица» (</w:t>
+      </w:r>
+      <w:r>
+        <w:rPr>
+          <w:rStyle w:val="VerbatimChar"/>
+        </w:rPr>
+        <w:t>reports_to_none</w:t>
+      </w:r>
+      <w:r>
+        <w:rPr/>
+        <w:t xml:space="preserve">) руководителя нет. Руководитель согласует заявки и управляет режимом работы. Признак </w:t>
       </w:r>
       <w:r>
         <w:rPr>
@@ -1514,7 +1634,7 @@
       </w:r>
       <w:r>
         <w:rPr/>
-        <w:t xml:space="preserve"> — адрес и согласие на письма. Руководитель отдела (</w:t>
+        <w:t xml:space="preserve"> — адрес и согласие на письма. Руководитель подразделения (</w:t>
       </w:r>
       <w:r>
         <w:rPr>
@@ -1524,7 +1644,7 @@
       </w:r>
       <w:r>
         <w:rPr/>
-        <w:t xml:space="preserve">) выгружает отпуска отдела. Сотрудник не удаляется физически: увольнение снимает признак </w:t>
+        <w:t xml:space="preserve">) выгружает отпуска своих подразделений с вложенными. Сотрудник не удаляется физически: увольнение снимает признак </w:t>
       </w:r>
       <w:r>
         <w:rPr>
@@ -1562,7 +1682,7 @@
         <w:pStyle w:val="Heading2"/>
         <w:rPr/>
       </w:pPr>
-      <w:bookmarkStart w:id="5" w:name="__RefHeading___Toc22507_1804324697"/>
+      <w:bookmarkStart w:id="5" w:name="__RefHeading___Toc22581_3125385251"/>
       <w:bookmarkStart w:id="6" w:name="отпуска-и-режим-работы"/>
       <w:bookmarkEnd w:id="5"/>
       <w:r>
@@ -1729,7 +1849,7 @@
         <w:pStyle w:val="Heading2"/>
         <w:rPr/>
       </w:pPr>
-      <w:bookmarkStart w:id="7" w:name="__RefHeading___Toc22509_1804324697"/>
+      <w:bookmarkStart w:id="7" w:name="__RefHeading___Toc22583_3125385251"/>
       <w:bookmarkStart w:id="8" w:name="служебные-данные"/>
       <w:bookmarkEnd w:id="7"/>
       <w:r>
@@ -1896,7 +2016,7 @@
         <w:pStyle w:val="Heading2"/>
         <w:rPr/>
       </w:pPr>
-      <w:bookmarkStart w:id="9" w:name="__RefHeading___Toc22511_1804324697"/>
+      <w:bookmarkStart w:id="9" w:name="__RefHeading___Toc22585_3125385251"/>
       <w:bookmarkStart w:id="10" w:name="кадровый-учёт"/>
       <w:bookmarkEnd w:id="9"/>
       <w:r>
@@ -2122,7 +2242,7 @@
         <w:pStyle w:val="Heading1"/>
         <w:rPr/>
       </w:pPr>
-      <w:bookmarkStart w:id="11" w:name="__RefHeading___Toc22513_1804324697"/>
+      <w:bookmarkStart w:id="11" w:name="__RefHeading___Toc22587_3125385251"/>
       <w:bookmarkEnd w:id="11"/>
       <w:r>
         <w:rPr>
@@ -5160,6 +5280,410 @@
                 <w:szCs w:val="24"/>
                 <w:lang w:val="en-US" w:eastAsia="en-US" w:bidi="ar-SA"/>
               </w:rPr>
+              <w:t>external_id</w:t>
+            </w:r>
+          </w:p>
+        </w:tc>
+        <w:tc>
+          <w:tcPr>
+            <w:tcW w:w="2340" w:type="dxa"/>
+            <w:tcBorders>
+              <w:top w:val="single" w:sz="4" w:space="0" w:color="D6DCEA"/>
+              <w:left w:val="single" w:sz="4" w:space="0" w:color="D6DCEA"/>
+              <w:bottom w:val="single" w:sz="4" w:space="0" w:color="D6DCEA"/>
+              <w:right w:val="single" w:sz="4" w:space="0" w:color="D6DCEA"/>
+            </w:tcBorders>
+          </w:tcPr>
+          <w:p>
+            <w:pPr>
+              <w:pStyle w:val="Compact"/>
+              <w:widowControl/>
+              <w:spacing w:before="36" w:after="40"/>
+              <w:jc w:val="left"/>
+              <w:rPr>
+                <w:kern w:val="0"/>
+                <w:szCs w:val="24"/>
+                <w:lang w:val="en-US" w:eastAsia="en-US" w:bidi="ar-SA"/>
+              </w:rPr>
+            </w:pPr>
+            <w:r>
+              <w:rPr>
+                <w:kern w:val="0"/>
+                <w:sz w:val="18"/>
+                <w:szCs w:val="24"/>
+                <w:lang w:val="en-US" w:eastAsia="en-US" w:bidi="ar-SA"/>
+              </w:rPr>
+              <w:t>String</w:t>
+            </w:r>
+          </w:p>
+        </w:tc>
+        <w:tc>
+          <w:tcPr>
+            <w:tcW w:w="2340" w:type="dxa"/>
+            <w:tcBorders>
+              <w:top w:val="single" w:sz="4" w:space="0" w:color="D6DCEA"/>
+              <w:left w:val="single" w:sz="4" w:space="0" w:color="D6DCEA"/>
+              <w:bottom w:val="single" w:sz="4" w:space="0" w:color="D6DCEA"/>
+              <w:right w:val="single" w:sz="4" w:space="0" w:color="D6DCEA"/>
+            </w:tcBorders>
+          </w:tcPr>
+          <w:p>
+            <w:pPr>
+              <w:pStyle w:val="Compact"/>
+              <w:widowControl/>
+              <w:spacing w:before="36" w:after="40"/>
+              <w:jc w:val="left"/>
+              <w:rPr>
+                <w:kern w:val="0"/>
+                <w:szCs w:val="24"/>
+                <w:lang w:val="en-US" w:eastAsia="en-US" w:bidi="ar-SA"/>
+              </w:rPr>
+            </w:pPr>
+            <w:r>
+              <w:rPr>
+                <w:kern w:val="0"/>
+                <w:sz w:val="18"/>
+                <w:szCs w:val="24"/>
+                <w:lang w:val="en-US" w:eastAsia="en-US" w:bidi="ar-SA"/>
+              </w:rPr>
+              <w:t>null</w:t>
+            </w:r>
+          </w:p>
+        </w:tc>
+        <w:tc>
+          <w:tcPr>
+            <w:tcW w:w="2340" w:type="dxa"/>
+            <w:tcBorders>
+              <w:top w:val="single" w:sz="4" w:space="0" w:color="D6DCEA"/>
+              <w:left w:val="single" w:sz="4" w:space="0" w:color="D6DCEA"/>
+              <w:bottom w:val="single" w:sz="4" w:space="0" w:color="D6DCEA"/>
+              <w:right w:val="single" w:sz="4" w:space="0" w:color="D6DCEA"/>
+            </w:tcBorders>
+          </w:tcPr>
+          <w:p>
+            <w:pPr>
+              <w:pStyle w:val="Compact"/>
+              <w:widowControl/>
+              <w:spacing w:before="36" w:after="40"/>
+              <w:jc w:val="left"/>
+              <w:rPr>
+                <w:kern w:val="0"/>
+                <w:szCs w:val="24"/>
+                <w:lang w:val="en-US" w:eastAsia="en-US" w:bidi="ar-SA"/>
+              </w:rPr>
+            </w:pPr>
+            <w:r>
+              <w:rPr>
+                <w:kern w:val="0"/>
+                <w:sz w:val="18"/>
+                <w:szCs w:val="24"/>
+                <w:lang w:val="en-US" w:eastAsia="en-US" w:bidi="ar-SA"/>
+              </w:rPr>
+              <w:t>идентификатор в другой системе (v1.1.0, обмен с «По Делу»)</w:t>
+            </w:r>
+          </w:p>
+        </w:tc>
+      </w:tr>
+      <w:tr>
+        <w:trPr/>
+        <w:tc>
+          <w:tcPr>
+            <w:tcW w:w="2339" w:type="dxa"/>
+            <w:tcBorders>
+              <w:top w:val="single" w:sz="4" w:space="0" w:color="D6DCEA"/>
+              <w:left w:val="single" w:sz="4" w:space="0" w:color="D6DCEA"/>
+              <w:bottom w:val="single" w:sz="4" w:space="0" w:color="D6DCEA"/>
+              <w:right w:val="single" w:sz="4" w:space="0" w:color="D6DCEA"/>
+            </w:tcBorders>
+          </w:tcPr>
+          <w:p>
+            <w:pPr>
+              <w:pStyle w:val="Compact"/>
+              <w:widowControl/>
+              <w:spacing w:before="36" w:after="40"/>
+              <w:jc w:val="left"/>
+              <w:rPr>
+                <w:kern w:val="0"/>
+                <w:szCs w:val="24"/>
+                <w:lang w:val="en-US" w:eastAsia="en-US" w:bidi="ar-SA"/>
+              </w:rPr>
+            </w:pPr>
+            <w:r>
+              <w:rPr>
+                <w:rStyle w:val="VerbatimChar"/>
+                <w:kern w:val="0"/>
+                <w:sz w:val="18"/>
+                <w:szCs w:val="24"/>
+                <w:lang w:val="en-US" w:eastAsia="en-US" w:bidi="ar-SA"/>
+              </w:rPr>
+              <w:t>org_source</w:t>
+            </w:r>
+          </w:p>
+        </w:tc>
+        <w:tc>
+          <w:tcPr>
+            <w:tcW w:w="2340" w:type="dxa"/>
+            <w:tcBorders>
+              <w:top w:val="single" w:sz="4" w:space="0" w:color="D6DCEA"/>
+              <w:left w:val="single" w:sz="4" w:space="0" w:color="D6DCEA"/>
+              <w:bottom w:val="single" w:sz="4" w:space="0" w:color="D6DCEA"/>
+              <w:right w:val="single" w:sz="4" w:space="0" w:color="D6DCEA"/>
+            </w:tcBorders>
+          </w:tcPr>
+          <w:p>
+            <w:pPr>
+              <w:pStyle w:val="Compact"/>
+              <w:widowControl/>
+              <w:spacing w:before="36" w:after="40"/>
+              <w:jc w:val="left"/>
+              <w:rPr>
+                <w:kern w:val="0"/>
+                <w:szCs w:val="24"/>
+                <w:lang w:val="en-US" w:eastAsia="en-US" w:bidi="ar-SA"/>
+              </w:rPr>
+            </w:pPr>
+            <w:r>
+              <w:rPr>
+                <w:kern w:val="0"/>
+                <w:sz w:val="18"/>
+                <w:szCs w:val="24"/>
+                <w:lang w:val="en-US" w:eastAsia="en-US" w:bidi="ar-SA"/>
+              </w:rPr>
+              <w:t>String</w:t>
+            </w:r>
+          </w:p>
+        </w:tc>
+        <w:tc>
+          <w:tcPr>
+            <w:tcW w:w="2340" w:type="dxa"/>
+            <w:tcBorders>
+              <w:top w:val="single" w:sz="4" w:space="0" w:color="D6DCEA"/>
+              <w:left w:val="single" w:sz="4" w:space="0" w:color="D6DCEA"/>
+              <w:bottom w:val="single" w:sz="4" w:space="0" w:color="D6DCEA"/>
+              <w:right w:val="single" w:sz="4" w:space="0" w:color="D6DCEA"/>
+            </w:tcBorders>
+          </w:tcPr>
+          <w:p>
+            <w:pPr>
+              <w:pStyle w:val="Compact"/>
+              <w:widowControl/>
+              <w:spacing w:before="36" w:after="40"/>
+              <w:jc w:val="left"/>
+              <w:rPr>
+                <w:kern w:val="0"/>
+                <w:szCs w:val="24"/>
+                <w:lang w:val="en-US" w:eastAsia="en-US" w:bidi="ar-SA"/>
+              </w:rPr>
+            </w:pPr>
+            <w:r>
+              <w:rPr>
+                <w:kern w:val="0"/>
+                <w:szCs w:val="24"/>
+                <w:lang w:val="en-US" w:eastAsia="en-US" w:bidi="ar-SA"/>
+              </w:rPr>
+            </w:r>
+          </w:p>
+        </w:tc>
+        <w:tc>
+          <w:tcPr>
+            <w:tcW w:w="2340" w:type="dxa"/>
+            <w:tcBorders>
+              <w:top w:val="single" w:sz="4" w:space="0" w:color="D6DCEA"/>
+              <w:left w:val="single" w:sz="4" w:space="0" w:color="D6DCEA"/>
+              <w:bottom w:val="single" w:sz="4" w:space="0" w:color="D6DCEA"/>
+              <w:right w:val="single" w:sz="4" w:space="0" w:color="D6DCEA"/>
+            </w:tcBorders>
+          </w:tcPr>
+          <w:p>
+            <w:pPr>
+              <w:pStyle w:val="Compact"/>
+              <w:widowControl/>
+              <w:spacing w:before="36" w:after="40"/>
+              <w:jc w:val="left"/>
+              <w:rPr>
+                <w:kern w:val="0"/>
+                <w:szCs w:val="24"/>
+                <w:lang w:val="en-US" w:eastAsia="en-US" w:bidi="ar-SA"/>
+              </w:rPr>
+            </w:pPr>
+            <w:r>
+              <w:rPr>
+                <w:kern w:val="0"/>
+                <w:sz w:val="18"/>
+                <w:szCs w:val="24"/>
+                <w:lang w:val="en-US" w:eastAsia="en-US" w:bidi="ar-SA"/>
+              </w:rPr>
+              <w:t>manual | import | transfer | csv</w:t>
+            </w:r>
+          </w:p>
+        </w:tc>
+      </w:tr>
+      <w:tr>
+        <w:trPr/>
+        <w:tc>
+          <w:tcPr>
+            <w:tcW w:w="2339" w:type="dxa"/>
+            <w:tcBorders>
+              <w:top w:val="single" w:sz="4" w:space="0" w:color="D6DCEA"/>
+              <w:left w:val="single" w:sz="4" w:space="0" w:color="D6DCEA"/>
+              <w:bottom w:val="single" w:sz="4" w:space="0" w:color="D6DCEA"/>
+              <w:right w:val="single" w:sz="4" w:space="0" w:color="D6DCEA"/>
+            </w:tcBorders>
+          </w:tcPr>
+          <w:p>
+            <w:pPr>
+              <w:pStyle w:val="Compact"/>
+              <w:widowControl/>
+              <w:spacing w:before="36" w:after="40"/>
+              <w:jc w:val="left"/>
+              <w:rPr>
+                <w:kern w:val="0"/>
+                <w:szCs w:val="24"/>
+                <w:lang w:val="en-US" w:eastAsia="en-US" w:bidi="ar-SA"/>
+              </w:rPr>
+            </w:pPr>
+            <w:r>
+              <w:rPr>
+                <w:rStyle w:val="VerbatimChar"/>
+                <w:kern w:val="0"/>
+                <w:sz w:val="18"/>
+                <w:szCs w:val="24"/>
+                <w:lang w:val="en-US" w:eastAsia="en-US" w:bidi="ar-SA"/>
+              </w:rPr>
+              <w:t>reports_to_none</w:t>
+            </w:r>
+          </w:p>
+        </w:tc>
+        <w:tc>
+          <w:tcPr>
+            <w:tcW w:w="2340" w:type="dxa"/>
+            <w:tcBorders>
+              <w:top w:val="single" w:sz="4" w:space="0" w:color="D6DCEA"/>
+              <w:left w:val="single" w:sz="4" w:space="0" w:color="D6DCEA"/>
+              <w:bottom w:val="single" w:sz="4" w:space="0" w:color="D6DCEA"/>
+              <w:right w:val="single" w:sz="4" w:space="0" w:color="D6DCEA"/>
+            </w:tcBorders>
+          </w:tcPr>
+          <w:p>
+            <w:pPr>
+              <w:pStyle w:val="Compact"/>
+              <w:widowControl/>
+              <w:spacing w:before="36" w:after="40"/>
+              <w:jc w:val="left"/>
+              <w:rPr>
+                <w:kern w:val="0"/>
+                <w:szCs w:val="24"/>
+                <w:lang w:val="en-US" w:eastAsia="en-US" w:bidi="ar-SA"/>
+              </w:rPr>
+            </w:pPr>
+            <w:r>
+              <w:rPr>
+                <w:kern w:val="0"/>
+                <w:sz w:val="18"/>
+                <w:szCs w:val="24"/>
+                <w:lang w:val="en-US" w:eastAsia="en-US" w:bidi="ar-SA"/>
+              </w:rPr>
+              <w:t>Boolean</w:t>
+            </w:r>
+          </w:p>
+        </w:tc>
+        <w:tc>
+          <w:tcPr>
+            <w:tcW w:w="2340" w:type="dxa"/>
+            <w:tcBorders>
+              <w:top w:val="single" w:sz="4" w:space="0" w:color="D6DCEA"/>
+              <w:left w:val="single" w:sz="4" w:space="0" w:color="D6DCEA"/>
+              <w:bottom w:val="single" w:sz="4" w:space="0" w:color="D6DCEA"/>
+              <w:right w:val="single" w:sz="4" w:space="0" w:color="D6DCEA"/>
+            </w:tcBorders>
+          </w:tcPr>
+          <w:p>
+            <w:pPr>
+              <w:pStyle w:val="Compact"/>
+              <w:widowControl/>
+              <w:spacing w:before="36" w:after="40"/>
+              <w:jc w:val="left"/>
+              <w:rPr>
+                <w:kern w:val="0"/>
+                <w:szCs w:val="24"/>
+                <w:lang w:val="en-US" w:eastAsia="en-US" w:bidi="ar-SA"/>
+              </w:rPr>
+            </w:pPr>
+            <w:r>
+              <w:rPr>
+                <w:kern w:val="0"/>
+                <w:szCs w:val="24"/>
+                <w:lang w:val="en-US" w:eastAsia="en-US" w:bidi="ar-SA"/>
+              </w:rPr>
+            </w:r>
+          </w:p>
+        </w:tc>
+        <w:tc>
+          <w:tcPr>
+            <w:tcW w:w="2340" w:type="dxa"/>
+            <w:tcBorders>
+              <w:top w:val="single" w:sz="4" w:space="0" w:color="D6DCEA"/>
+              <w:left w:val="single" w:sz="4" w:space="0" w:color="D6DCEA"/>
+              <w:bottom w:val="single" w:sz="4" w:space="0" w:color="D6DCEA"/>
+              <w:right w:val="single" w:sz="4" w:space="0" w:color="D6DCEA"/>
+            </w:tcBorders>
+          </w:tcPr>
+          <w:p>
+            <w:pPr>
+              <w:pStyle w:val="Compact"/>
+              <w:widowControl/>
+              <w:spacing w:before="36" w:after="40"/>
+              <w:jc w:val="left"/>
+              <w:rPr>
+                <w:kern w:val="0"/>
+                <w:szCs w:val="24"/>
+                <w:lang w:val="en-US" w:eastAsia="en-US" w:bidi="ar-SA"/>
+              </w:rPr>
+            </w:pPr>
+            <w:r>
+              <w:rPr>
+                <w:kern w:val="0"/>
+                <w:sz w:val="18"/>
+                <w:szCs w:val="24"/>
+                <w:lang w:val="en-US" w:eastAsia="en-US" w:bidi="ar-SA"/>
+              </w:rPr>
+              <w:t>«первое лицо»: никому не подчиняется</w:t>
+            </w:r>
+          </w:p>
+        </w:tc>
+      </w:tr>
+      <w:tr>
+        <w:trPr/>
+        <w:tc>
+          <w:tcPr>
+            <w:tcW w:w="2339" w:type="dxa"/>
+            <w:tcBorders>
+              <w:top w:val="single" w:sz="4" w:space="0" w:color="D6DCEA"/>
+              <w:left w:val="single" w:sz="4" w:space="0" w:color="D6DCEA"/>
+              <w:bottom w:val="single" w:sz="4" w:space="0" w:color="D6DCEA"/>
+              <w:right w:val="single" w:sz="4" w:space="0" w:color="D6DCEA"/>
+            </w:tcBorders>
+          </w:tcPr>
+          <w:p>
+            <w:pPr>
+              <w:pStyle w:val="Compact"/>
+              <w:widowControl/>
+              <w:spacing w:before="36" w:after="40"/>
+              <w:jc w:val="left"/>
+              <w:rPr>
+                <w:kern w:val="0"/>
+                <w:szCs w:val="24"/>
+                <w:lang w:val="en-US" w:eastAsia="en-US" w:bidi="ar-SA"/>
+              </w:rPr>
+            </w:pPr>
+            <w:r>
+              <w:rPr>
+                <w:rStyle w:val="VerbatimChar"/>
+                <w:kern w:val="0"/>
+                <w:sz w:val="18"/>
+                <w:szCs w:val="24"/>
+                <w:lang w:val="en-US" w:eastAsia="en-US" w:bidi="ar-SA"/>
+              </w:rPr>
               <w:t>created_at</w:t>
             </w:r>
           </w:p>
@@ -5408,7 +5932,7 @@
       </w:r>
       <w:r>
         <w:rPr/>
-        <w:t xml:space="preserve"> — Отделы и их руководители</w:t>
+        <w:t xml:space="preserve"> — Подразделения: дерево, вид уровня, руководитель (v1.1.0)</w:t>
       </w:r>
     </w:p>
     <w:tbl>
@@ -5433,7 +5957,9 @@
         <w:gridCol w:w="1979"/>
       </w:tblGrid>
       <w:tr>
-        <w:trPr/>
+        <w:trPr>
+          <w:tblHeader w:val="true"/>
+        </w:trPr>
         <w:tc>
           <w:tcPr>
             <w:tcW w:w="1980" w:type="dxa"/>
@@ -5807,11 +6333,9 @@
             <w:r>
               <w:rPr>
                 <w:kern w:val="0"/>
-                <w:sz w:val="18"/>
-                <w:szCs w:val="24"/>
-                <w:lang w:val="en-US" w:eastAsia="en-US" w:bidi="ar-SA"/>
-              </w:rPr>
-              <w:t>UK</w:t>
+                <w:szCs w:val="24"/>
+                <w:lang w:val="en-US" w:eastAsia="en-US" w:bidi="ar-SA"/>
+              </w:rPr>
             </w:r>
           </w:p>
         </w:tc>
@@ -5843,6 +6367,674 @@
                 <w:szCs w:val="24"/>
                 <w:lang w:val="en-US" w:eastAsia="en-US" w:bidi="ar-SA"/>
               </w:rPr>
+            </w:r>
+          </w:p>
+        </w:tc>
+      </w:tr>
+      <w:tr>
+        <w:trPr/>
+        <w:tc>
+          <w:tcPr>
+            <w:tcW w:w="1980" w:type="dxa"/>
+            <w:tcBorders>
+              <w:top w:val="single" w:sz="4" w:space="0" w:color="D6DCEA"/>
+              <w:left w:val="single" w:sz="4" w:space="0" w:color="D6DCEA"/>
+              <w:bottom w:val="single" w:sz="4" w:space="0" w:color="D6DCEA"/>
+              <w:right w:val="single" w:sz="4" w:space="0" w:color="D6DCEA"/>
+            </w:tcBorders>
+          </w:tcPr>
+          <w:p>
+            <w:pPr>
+              <w:pStyle w:val="Compact"/>
+              <w:widowControl/>
+              <w:spacing w:before="36" w:after="40"/>
+              <w:jc w:val="left"/>
+              <w:rPr>
+                <w:kern w:val="0"/>
+                <w:szCs w:val="24"/>
+                <w:lang w:val="en-US" w:eastAsia="en-US" w:bidi="ar-SA"/>
+              </w:rPr>
+            </w:pPr>
+            <w:r>
+              <w:rPr>
+                <w:rStyle w:val="VerbatimChar"/>
+                <w:kern w:val="0"/>
+                <w:sz w:val="18"/>
+                <w:szCs w:val="24"/>
+                <w:lang w:val="en-US" w:eastAsia="en-US" w:bidi="ar-SA"/>
+              </w:rPr>
+              <w:t>parent_id</w:t>
+            </w:r>
+          </w:p>
+        </w:tc>
+        <w:tc>
+          <w:tcPr>
+            <w:tcW w:w="1980" w:type="dxa"/>
+            <w:tcBorders>
+              <w:top w:val="single" w:sz="4" w:space="0" w:color="D6DCEA"/>
+              <w:left w:val="single" w:sz="4" w:space="0" w:color="D6DCEA"/>
+              <w:bottom w:val="single" w:sz="4" w:space="0" w:color="D6DCEA"/>
+              <w:right w:val="single" w:sz="4" w:space="0" w:color="D6DCEA"/>
+            </w:tcBorders>
+          </w:tcPr>
+          <w:p>
+            <w:pPr>
+              <w:pStyle w:val="Compact"/>
+              <w:widowControl/>
+              <w:spacing w:before="36" w:after="40"/>
+              <w:jc w:val="left"/>
+              <w:rPr>
+                <w:kern w:val="0"/>
+                <w:szCs w:val="24"/>
+                <w:lang w:val="en-US" w:eastAsia="en-US" w:bidi="ar-SA"/>
+              </w:rPr>
+            </w:pPr>
+            <w:r>
+              <w:rPr>
+                <w:kern w:val="0"/>
+                <w:sz w:val="18"/>
+                <w:szCs w:val="24"/>
+                <w:lang w:val="en-US" w:eastAsia="en-US" w:bidi="ar-SA"/>
+              </w:rPr>
+              <w:t>Int</w:t>
+            </w:r>
+          </w:p>
+        </w:tc>
+        <w:tc>
+          <w:tcPr>
+            <w:tcW w:w="1980" w:type="dxa"/>
+            <w:tcBorders>
+              <w:top w:val="single" w:sz="4" w:space="0" w:color="D6DCEA"/>
+              <w:left w:val="single" w:sz="4" w:space="0" w:color="D6DCEA"/>
+              <w:bottom w:val="single" w:sz="4" w:space="0" w:color="D6DCEA"/>
+              <w:right w:val="single" w:sz="4" w:space="0" w:color="D6DCEA"/>
+            </w:tcBorders>
+          </w:tcPr>
+          <w:p>
+            <w:pPr>
+              <w:pStyle w:val="Compact"/>
+              <w:widowControl/>
+              <w:spacing w:before="36" w:after="40"/>
+              <w:jc w:val="left"/>
+              <w:rPr>
+                <w:kern w:val="0"/>
+                <w:szCs w:val="24"/>
+                <w:lang w:val="en-US" w:eastAsia="en-US" w:bidi="ar-SA"/>
+              </w:rPr>
+            </w:pPr>
+            <w:r>
+              <w:rPr>
+                <w:kern w:val="0"/>
+                <w:sz w:val="18"/>
+                <w:szCs w:val="24"/>
+                <w:lang w:val="en-US" w:eastAsia="en-US" w:bidi="ar-SA"/>
+              </w:rPr>
+              <w:t>null</w:t>
+            </w:r>
+          </w:p>
+        </w:tc>
+        <w:tc>
+          <w:tcPr>
+            <w:tcW w:w="1979" w:type="dxa"/>
+            <w:tcBorders>
+              <w:top w:val="single" w:sz="4" w:space="0" w:color="D6DCEA"/>
+              <w:left w:val="single" w:sz="4" w:space="0" w:color="D6DCEA"/>
+              <w:bottom w:val="single" w:sz="4" w:space="0" w:color="D6DCEA"/>
+              <w:right w:val="single" w:sz="4" w:space="0" w:color="D6DCEA"/>
+            </w:tcBorders>
+          </w:tcPr>
+          <w:p>
+            <w:pPr>
+              <w:pStyle w:val="Compact"/>
+              <w:widowControl/>
+              <w:spacing w:before="36" w:after="40"/>
+              <w:jc w:val="left"/>
+              <w:rPr>
+                <w:kern w:val="0"/>
+                <w:szCs w:val="24"/>
+                <w:lang w:val="en-US" w:eastAsia="en-US" w:bidi="ar-SA"/>
+              </w:rPr>
+            </w:pPr>
+            <w:r>
+              <w:rPr>
+                <w:kern w:val="0"/>
+                <w:szCs w:val="24"/>
+                <w:lang w:val="en-US" w:eastAsia="en-US" w:bidi="ar-SA"/>
+              </w:rPr>
+            </w:r>
+          </w:p>
+        </w:tc>
+      </w:tr>
+      <w:tr>
+        <w:trPr/>
+        <w:tc>
+          <w:tcPr>
+            <w:tcW w:w="1980" w:type="dxa"/>
+            <w:tcBorders>
+              <w:top w:val="single" w:sz="4" w:space="0" w:color="D6DCEA"/>
+              <w:left w:val="single" w:sz="4" w:space="0" w:color="D6DCEA"/>
+              <w:bottom w:val="single" w:sz="4" w:space="0" w:color="D6DCEA"/>
+              <w:right w:val="single" w:sz="4" w:space="0" w:color="D6DCEA"/>
+            </w:tcBorders>
+          </w:tcPr>
+          <w:p>
+            <w:pPr>
+              <w:pStyle w:val="Compact"/>
+              <w:widowControl/>
+              <w:spacing w:before="36" w:after="40"/>
+              <w:jc w:val="left"/>
+              <w:rPr>
+                <w:kern w:val="0"/>
+                <w:szCs w:val="24"/>
+                <w:lang w:val="en-US" w:eastAsia="en-US" w:bidi="ar-SA"/>
+              </w:rPr>
+            </w:pPr>
+            <w:r>
+              <w:rPr>
+                <w:rStyle w:val="VerbatimChar"/>
+                <w:kern w:val="0"/>
+                <w:sz w:val="18"/>
+                <w:szCs w:val="24"/>
+                <w:lang w:val="en-US" w:eastAsia="en-US" w:bidi="ar-SA"/>
+              </w:rPr>
+              <w:t>kind</w:t>
+            </w:r>
+          </w:p>
+        </w:tc>
+        <w:tc>
+          <w:tcPr>
+            <w:tcW w:w="1980" w:type="dxa"/>
+            <w:tcBorders>
+              <w:top w:val="single" w:sz="4" w:space="0" w:color="D6DCEA"/>
+              <w:left w:val="single" w:sz="4" w:space="0" w:color="D6DCEA"/>
+              <w:bottom w:val="single" w:sz="4" w:space="0" w:color="D6DCEA"/>
+              <w:right w:val="single" w:sz="4" w:space="0" w:color="D6DCEA"/>
+            </w:tcBorders>
+          </w:tcPr>
+          <w:p>
+            <w:pPr>
+              <w:pStyle w:val="Compact"/>
+              <w:widowControl/>
+              <w:spacing w:before="36" w:after="40"/>
+              <w:jc w:val="left"/>
+              <w:rPr>
+                <w:kern w:val="0"/>
+                <w:szCs w:val="24"/>
+                <w:lang w:val="en-US" w:eastAsia="en-US" w:bidi="ar-SA"/>
+              </w:rPr>
+            </w:pPr>
+            <w:r>
+              <w:rPr>
+                <w:kern w:val="0"/>
+                <w:sz w:val="18"/>
+                <w:szCs w:val="24"/>
+                <w:lang w:val="en-US" w:eastAsia="en-US" w:bidi="ar-SA"/>
+              </w:rPr>
+              <w:t>String</w:t>
+            </w:r>
+          </w:p>
+        </w:tc>
+        <w:tc>
+          <w:tcPr>
+            <w:tcW w:w="1980" w:type="dxa"/>
+            <w:tcBorders>
+              <w:top w:val="single" w:sz="4" w:space="0" w:color="D6DCEA"/>
+              <w:left w:val="single" w:sz="4" w:space="0" w:color="D6DCEA"/>
+              <w:bottom w:val="single" w:sz="4" w:space="0" w:color="D6DCEA"/>
+              <w:right w:val="single" w:sz="4" w:space="0" w:color="D6DCEA"/>
+            </w:tcBorders>
+          </w:tcPr>
+          <w:p>
+            <w:pPr>
+              <w:pStyle w:val="Compact"/>
+              <w:widowControl/>
+              <w:spacing w:before="36" w:after="40"/>
+              <w:jc w:val="left"/>
+              <w:rPr>
+                <w:kern w:val="0"/>
+                <w:szCs w:val="24"/>
+                <w:lang w:val="en-US" w:eastAsia="en-US" w:bidi="ar-SA"/>
+              </w:rPr>
+            </w:pPr>
+            <w:r>
+              <w:rPr>
+                <w:kern w:val="0"/>
+                <w:szCs w:val="24"/>
+                <w:lang w:val="en-US" w:eastAsia="en-US" w:bidi="ar-SA"/>
+              </w:rPr>
+            </w:r>
+          </w:p>
+        </w:tc>
+        <w:tc>
+          <w:tcPr>
+            <w:tcW w:w="1979" w:type="dxa"/>
+            <w:tcBorders>
+              <w:top w:val="single" w:sz="4" w:space="0" w:color="D6DCEA"/>
+              <w:left w:val="single" w:sz="4" w:space="0" w:color="D6DCEA"/>
+              <w:bottom w:val="single" w:sz="4" w:space="0" w:color="D6DCEA"/>
+              <w:right w:val="single" w:sz="4" w:space="0" w:color="D6DCEA"/>
+            </w:tcBorders>
+          </w:tcPr>
+          <w:p>
+            <w:pPr>
+              <w:pStyle w:val="Compact"/>
+              <w:widowControl/>
+              <w:spacing w:before="36" w:after="40"/>
+              <w:jc w:val="left"/>
+              <w:rPr>
+                <w:kern w:val="0"/>
+                <w:szCs w:val="24"/>
+                <w:lang w:val="en-US" w:eastAsia="en-US" w:bidi="ar-SA"/>
+              </w:rPr>
+            </w:pPr>
+            <w:r>
+              <w:rPr>
+                <w:kern w:val="0"/>
+                <w:sz w:val="18"/>
+                <w:szCs w:val="24"/>
+                <w:lang w:val="en-US" w:eastAsia="en-US" w:bidi="ar-SA"/>
+              </w:rPr>
+              <w:t>вид уровня: org_settings.unit_kinds</w:t>
+            </w:r>
+          </w:p>
+        </w:tc>
+      </w:tr>
+      <w:tr>
+        <w:trPr/>
+        <w:tc>
+          <w:tcPr>
+            <w:tcW w:w="1980" w:type="dxa"/>
+            <w:tcBorders>
+              <w:top w:val="single" w:sz="4" w:space="0" w:color="D6DCEA"/>
+              <w:left w:val="single" w:sz="4" w:space="0" w:color="D6DCEA"/>
+              <w:bottom w:val="single" w:sz="4" w:space="0" w:color="D6DCEA"/>
+              <w:right w:val="single" w:sz="4" w:space="0" w:color="D6DCEA"/>
+            </w:tcBorders>
+          </w:tcPr>
+          <w:p>
+            <w:pPr>
+              <w:pStyle w:val="Compact"/>
+              <w:widowControl/>
+              <w:spacing w:before="36" w:after="40"/>
+              <w:jc w:val="left"/>
+              <w:rPr>
+                <w:kern w:val="0"/>
+                <w:szCs w:val="24"/>
+                <w:lang w:val="en-US" w:eastAsia="en-US" w:bidi="ar-SA"/>
+              </w:rPr>
+            </w:pPr>
+            <w:r>
+              <w:rPr>
+                <w:rStyle w:val="VerbatimChar"/>
+                <w:kern w:val="0"/>
+                <w:sz w:val="18"/>
+                <w:szCs w:val="24"/>
+                <w:lang w:val="en-US" w:eastAsia="en-US" w:bidi="ar-SA"/>
+              </w:rPr>
+              <w:t>sort_order</w:t>
+            </w:r>
+          </w:p>
+        </w:tc>
+        <w:tc>
+          <w:tcPr>
+            <w:tcW w:w="1980" w:type="dxa"/>
+            <w:tcBorders>
+              <w:top w:val="single" w:sz="4" w:space="0" w:color="D6DCEA"/>
+              <w:left w:val="single" w:sz="4" w:space="0" w:color="D6DCEA"/>
+              <w:bottom w:val="single" w:sz="4" w:space="0" w:color="D6DCEA"/>
+              <w:right w:val="single" w:sz="4" w:space="0" w:color="D6DCEA"/>
+            </w:tcBorders>
+          </w:tcPr>
+          <w:p>
+            <w:pPr>
+              <w:pStyle w:val="Compact"/>
+              <w:widowControl/>
+              <w:spacing w:before="36" w:after="40"/>
+              <w:jc w:val="left"/>
+              <w:rPr>
+                <w:kern w:val="0"/>
+                <w:szCs w:val="24"/>
+                <w:lang w:val="en-US" w:eastAsia="en-US" w:bidi="ar-SA"/>
+              </w:rPr>
+            </w:pPr>
+            <w:r>
+              <w:rPr>
+                <w:kern w:val="0"/>
+                <w:sz w:val="18"/>
+                <w:szCs w:val="24"/>
+                <w:lang w:val="en-US" w:eastAsia="en-US" w:bidi="ar-SA"/>
+              </w:rPr>
+              <w:t>Int</w:t>
+            </w:r>
+          </w:p>
+        </w:tc>
+        <w:tc>
+          <w:tcPr>
+            <w:tcW w:w="1980" w:type="dxa"/>
+            <w:tcBorders>
+              <w:top w:val="single" w:sz="4" w:space="0" w:color="D6DCEA"/>
+              <w:left w:val="single" w:sz="4" w:space="0" w:color="D6DCEA"/>
+              <w:bottom w:val="single" w:sz="4" w:space="0" w:color="D6DCEA"/>
+              <w:right w:val="single" w:sz="4" w:space="0" w:color="D6DCEA"/>
+            </w:tcBorders>
+          </w:tcPr>
+          <w:p>
+            <w:pPr>
+              <w:pStyle w:val="Compact"/>
+              <w:widowControl/>
+              <w:spacing w:before="36" w:after="40"/>
+              <w:jc w:val="left"/>
+              <w:rPr>
+                <w:kern w:val="0"/>
+                <w:szCs w:val="24"/>
+                <w:lang w:val="en-US" w:eastAsia="en-US" w:bidi="ar-SA"/>
+              </w:rPr>
+            </w:pPr>
+            <w:r>
+              <w:rPr>
+                <w:kern w:val="0"/>
+                <w:szCs w:val="24"/>
+                <w:lang w:val="en-US" w:eastAsia="en-US" w:bidi="ar-SA"/>
+              </w:rPr>
+            </w:r>
+          </w:p>
+        </w:tc>
+        <w:tc>
+          <w:tcPr>
+            <w:tcW w:w="1979" w:type="dxa"/>
+            <w:tcBorders>
+              <w:top w:val="single" w:sz="4" w:space="0" w:color="D6DCEA"/>
+              <w:left w:val="single" w:sz="4" w:space="0" w:color="D6DCEA"/>
+              <w:bottom w:val="single" w:sz="4" w:space="0" w:color="D6DCEA"/>
+              <w:right w:val="single" w:sz="4" w:space="0" w:color="D6DCEA"/>
+            </w:tcBorders>
+          </w:tcPr>
+          <w:p>
+            <w:pPr>
+              <w:pStyle w:val="Compact"/>
+              <w:widowControl/>
+              <w:spacing w:before="36" w:after="40"/>
+              <w:jc w:val="left"/>
+              <w:rPr>
+                <w:kern w:val="0"/>
+                <w:szCs w:val="24"/>
+                <w:lang w:val="en-US" w:eastAsia="en-US" w:bidi="ar-SA"/>
+              </w:rPr>
+            </w:pPr>
+            <w:r>
+              <w:rPr>
+                <w:kern w:val="0"/>
+                <w:szCs w:val="24"/>
+                <w:lang w:val="en-US" w:eastAsia="en-US" w:bidi="ar-SA"/>
+              </w:rPr>
+            </w:r>
+          </w:p>
+        </w:tc>
+      </w:tr>
+      <w:tr>
+        <w:trPr/>
+        <w:tc>
+          <w:tcPr>
+            <w:tcW w:w="1980" w:type="dxa"/>
+            <w:tcBorders>
+              <w:top w:val="single" w:sz="4" w:space="0" w:color="D6DCEA"/>
+              <w:left w:val="single" w:sz="4" w:space="0" w:color="D6DCEA"/>
+              <w:bottom w:val="single" w:sz="4" w:space="0" w:color="D6DCEA"/>
+              <w:right w:val="single" w:sz="4" w:space="0" w:color="D6DCEA"/>
+            </w:tcBorders>
+          </w:tcPr>
+          <w:p>
+            <w:pPr>
+              <w:pStyle w:val="Compact"/>
+              <w:widowControl/>
+              <w:spacing w:before="36" w:after="40"/>
+              <w:jc w:val="left"/>
+              <w:rPr>
+                <w:kern w:val="0"/>
+                <w:szCs w:val="24"/>
+                <w:lang w:val="en-US" w:eastAsia="en-US" w:bidi="ar-SA"/>
+              </w:rPr>
+            </w:pPr>
+            <w:r>
+              <w:rPr>
+                <w:rStyle w:val="VerbatimChar"/>
+                <w:kern w:val="0"/>
+                <w:sz w:val="18"/>
+                <w:szCs w:val="24"/>
+                <w:lang w:val="en-US" w:eastAsia="en-US" w:bidi="ar-SA"/>
+              </w:rPr>
+              <w:t>external_id</w:t>
+            </w:r>
+          </w:p>
+        </w:tc>
+        <w:tc>
+          <w:tcPr>
+            <w:tcW w:w="1980" w:type="dxa"/>
+            <w:tcBorders>
+              <w:top w:val="single" w:sz="4" w:space="0" w:color="D6DCEA"/>
+              <w:left w:val="single" w:sz="4" w:space="0" w:color="D6DCEA"/>
+              <w:bottom w:val="single" w:sz="4" w:space="0" w:color="D6DCEA"/>
+              <w:right w:val="single" w:sz="4" w:space="0" w:color="D6DCEA"/>
+            </w:tcBorders>
+          </w:tcPr>
+          <w:p>
+            <w:pPr>
+              <w:pStyle w:val="Compact"/>
+              <w:widowControl/>
+              <w:spacing w:before="36" w:after="40"/>
+              <w:jc w:val="left"/>
+              <w:rPr>
+                <w:kern w:val="0"/>
+                <w:szCs w:val="24"/>
+                <w:lang w:val="en-US" w:eastAsia="en-US" w:bidi="ar-SA"/>
+              </w:rPr>
+            </w:pPr>
+            <w:r>
+              <w:rPr>
+                <w:kern w:val="0"/>
+                <w:sz w:val="18"/>
+                <w:szCs w:val="24"/>
+                <w:lang w:val="en-US" w:eastAsia="en-US" w:bidi="ar-SA"/>
+              </w:rPr>
+              <w:t>String</w:t>
+            </w:r>
+          </w:p>
+        </w:tc>
+        <w:tc>
+          <w:tcPr>
+            <w:tcW w:w="1980" w:type="dxa"/>
+            <w:tcBorders>
+              <w:top w:val="single" w:sz="4" w:space="0" w:color="D6DCEA"/>
+              <w:left w:val="single" w:sz="4" w:space="0" w:color="D6DCEA"/>
+              <w:bottom w:val="single" w:sz="4" w:space="0" w:color="D6DCEA"/>
+              <w:right w:val="single" w:sz="4" w:space="0" w:color="D6DCEA"/>
+            </w:tcBorders>
+          </w:tcPr>
+          <w:p>
+            <w:pPr>
+              <w:pStyle w:val="Compact"/>
+              <w:widowControl/>
+              <w:spacing w:before="36" w:after="40"/>
+              <w:jc w:val="left"/>
+              <w:rPr>
+                <w:kern w:val="0"/>
+                <w:szCs w:val="24"/>
+                <w:lang w:val="en-US" w:eastAsia="en-US" w:bidi="ar-SA"/>
+              </w:rPr>
+            </w:pPr>
+            <w:r>
+              <w:rPr>
+                <w:kern w:val="0"/>
+                <w:sz w:val="18"/>
+                <w:szCs w:val="24"/>
+                <w:lang w:val="en-US" w:eastAsia="en-US" w:bidi="ar-SA"/>
+              </w:rPr>
+              <w:t>null</w:t>
+            </w:r>
+          </w:p>
+        </w:tc>
+        <w:tc>
+          <w:tcPr>
+            <w:tcW w:w="1979" w:type="dxa"/>
+            <w:tcBorders>
+              <w:top w:val="single" w:sz="4" w:space="0" w:color="D6DCEA"/>
+              <w:left w:val="single" w:sz="4" w:space="0" w:color="D6DCEA"/>
+              <w:bottom w:val="single" w:sz="4" w:space="0" w:color="D6DCEA"/>
+              <w:right w:val="single" w:sz="4" w:space="0" w:color="D6DCEA"/>
+            </w:tcBorders>
+          </w:tcPr>
+          <w:p>
+            <w:pPr>
+              <w:pStyle w:val="Compact"/>
+              <w:widowControl/>
+              <w:spacing w:before="36" w:after="40"/>
+              <w:jc w:val="left"/>
+              <w:rPr>
+                <w:kern w:val="0"/>
+                <w:szCs w:val="24"/>
+                <w:lang w:val="en-US" w:eastAsia="en-US" w:bidi="ar-SA"/>
+              </w:rPr>
+            </w:pPr>
+            <w:r>
+              <w:rPr>
+                <w:kern w:val="0"/>
+                <w:szCs w:val="24"/>
+                <w:lang w:val="en-US" w:eastAsia="en-US" w:bidi="ar-SA"/>
+              </w:rPr>
+            </w:r>
+          </w:p>
+        </w:tc>
+      </w:tr>
+      <w:tr>
+        <w:trPr/>
+        <w:tc>
+          <w:tcPr>
+            <w:tcW w:w="1980" w:type="dxa"/>
+            <w:tcBorders>
+              <w:top w:val="single" w:sz="4" w:space="0" w:color="D6DCEA"/>
+              <w:left w:val="single" w:sz="4" w:space="0" w:color="D6DCEA"/>
+              <w:bottom w:val="single" w:sz="4" w:space="0" w:color="D6DCEA"/>
+              <w:right w:val="single" w:sz="4" w:space="0" w:color="D6DCEA"/>
+            </w:tcBorders>
+          </w:tcPr>
+          <w:p>
+            <w:pPr>
+              <w:pStyle w:val="Compact"/>
+              <w:widowControl/>
+              <w:spacing w:before="36" w:after="40"/>
+              <w:jc w:val="left"/>
+              <w:rPr>
+                <w:kern w:val="0"/>
+                <w:szCs w:val="24"/>
+                <w:lang w:val="en-US" w:eastAsia="en-US" w:bidi="ar-SA"/>
+              </w:rPr>
+            </w:pPr>
+            <w:r>
+              <w:rPr>
+                <w:rStyle w:val="VerbatimChar"/>
+                <w:kern w:val="0"/>
+                <w:sz w:val="18"/>
+                <w:szCs w:val="24"/>
+                <w:lang w:val="en-US" w:eastAsia="en-US" w:bidi="ar-SA"/>
+              </w:rPr>
+              <w:t>org_source</w:t>
+            </w:r>
+          </w:p>
+        </w:tc>
+        <w:tc>
+          <w:tcPr>
+            <w:tcW w:w="1980" w:type="dxa"/>
+            <w:tcBorders>
+              <w:top w:val="single" w:sz="4" w:space="0" w:color="D6DCEA"/>
+              <w:left w:val="single" w:sz="4" w:space="0" w:color="D6DCEA"/>
+              <w:bottom w:val="single" w:sz="4" w:space="0" w:color="D6DCEA"/>
+              <w:right w:val="single" w:sz="4" w:space="0" w:color="D6DCEA"/>
+            </w:tcBorders>
+          </w:tcPr>
+          <w:p>
+            <w:pPr>
+              <w:pStyle w:val="Compact"/>
+              <w:widowControl/>
+              <w:spacing w:before="36" w:after="40"/>
+              <w:jc w:val="left"/>
+              <w:rPr>
+                <w:kern w:val="0"/>
+                <w:szCs w:val="24"/>
+                <w:lang w:val="en-US" w:eastAsia="en-US" w:bidi="ar-SA"/>
+              </w:rPr>
+            </w:pPr>
+            <w:r>
+              <w:rPr>
+                <w:kern w:val="0"/>
+                <w:sz w:val="18"/>
+                <w:szCs w:val="24"/>
+                <w:lang w:val="en-US" w:eastAsia="en-US" w:bidi="ar-SA"/>
+              </w:rPr>
+              <w:t>String</w:t>
+            </w:r>
+          </w:p>
+        </w:tc>
+        <w:tc>
+          <w:tcPr>
+            <w:tcW w:w="1980" w:type="dxa"/>
+            <w:tcBorders>
+              <w:top w:val="single" w:sz="4" w:space="0" w:color="D6DCEA"/>
+              <w:left w:val="single" w:sz="4" w:space="0" w:color="D6DCEA"/>
+              <w:bottom w:val="single" w:sz="4" w:space="0" w:color="D6DCEA"/>
+              <w:right w:val="single" w:sz="4" w:space="0" w:color="D6DCEA"/>
+            </w:tcBorders>
+          </w:tcPr>
+          <w:p>
+            <w:pPr>
+              <w:pStyle w:val="Compact"/>
+              <w:widowControl/>
+              <w:spacing w:before="36" w:after="40"/>
+              <w:jc w:val="left"/>
+              <w:rPr>
+                <w:kern w:val="0"/>
+                <w:szCs w:val="24"/>
+                <w:lang w:val="en-US" w:eastAsia="en-US" w:bidi="ar-SA"/>
+              </w:rPr>
+            </w:pPr>
+            <w:r>
+              <w:rPr>
+                <w:kern w:val="0"/>
+                <w:szCs w:val="24"/>
+                <w:lang w:val="en-US" w:eastAsia="en-US" w:bidi="ar-SA"/>
+              </w:rPr>
+            </w:r>
+          </w:p>
+        </w:tc>
+        <w:tc>
+          <w:tcPr>
+            <w:tcW w:w="1979" w:type="dxa"/>
+            <w:tcBorders>
+              <w:top w:val="single" w:sz="4" w:space="0" w:color="D6DCEA"/>
+              <w:left w:val="single" w:sz="4" w:space="0" w:color="D6DCEA"/>
+              <w:bottom w:val="single" w:sz="4" w:space="0" w:color="D6DCEA"/>
+              <w:right w:val="single" w:sz="4" w:space="0" w:color="D6DCEA"/>
+            </w:tcBorders>
+          </w:tcPr>
+          <w:p>
+            <w:pPr>
+              <w:pStyle w:val="Compact"/>
+              <w:widowControl/>
+              <w:spacing w:before="36" w:after="40"/>
+              <w:jc w:val="left"/>
+              <w:rPr>
+                <w:kern w:val="0"/>
+                <w:szCs w:val="24"/>
+                <w:lang w:val="en-US" w:eastAsia="en-US" w:bidi="ar-SA"/>
+              </w:rPr>
+            </w:pPr>
+            <w:r>
+              <w:rPr>
+                <w:kern w:val="0"/>
+                <w:sz w:val="18"/>
+                <w:szCs w:val="24"/>
+                <w:lang w:val="en-US" w:eastAsia="en-US" w:bidi="ar-SA"/>
+              </w:rPr>
+              <w:t>manual | import | transfer | csv</w:t>
             </w:r>
           </w:p>
         </w:tc>
@@ -14671,6 +15863,272 @@
           </w:p>
         </w:tc>
       </w:tr>
+      <w:tr>
+        <w:trPr/>
+        <w:tc>
+          <w:tcPr>
+            <w:tcW w:w="2339" w:type="dxa"/>
+            <w:tcBorders>
+              <w:top w:val="single" w:sz="4" w:space="0" w:color="D6DCEA"/>
+              <w:left w:val="single" w:sz="4" w:space="0" w:color="D6DCEA"/>
+              <w:bottom w:val="single" w:sz="4" w:space="0" w:color="D6DCEA"/>
+              <w:right w:val="single" w:sz="4" w:space="0" w:color="D6DCEA"/>
+            </w:tcBorders>
+          </w:tcPr>
+          <w:p>
+            <w:pPr>
+              <w:pStyle w:val="Compact"/>
+              <w:widowControl/>
+              <w:spacing w:before="36" w:after="40"/>
+              <w:jc w:val="left"/>
+              <w:rPr>
+                <w:kern w:val="0"/>
+                <w:szCs w:val="24"/>
+                <w:lang w:val="en-US" w:eastAsia="en-US" w:bidi="ar-SA"/>
+              </w:rPr>
+            </w:pPr>
+            <w:r>
+              <w:rPr>
+                <w:rStyle w:val="VerbatimChar"/>
+                <w:kern w:val="0"/>
+                <w:sz w:val="18"/>
+                <w:szCs w:val="24"/>
+                <w:lang w:val="en-US" w:eastAsia="en-US" w:bidi="ar-SA"/>
+              </w:rPr>
+              <w:t>unit_kinds</w:t>
+            </w:r>
+          </w:p>
+        </w:tc>
+        <w:tc>
+          <w:tcPr>
+            <w:tcW w:w="2340" w:type="dxa"/>
+            <w:tcBorders>
+              <w:top w:val="single" w:sz="4" w:space="0" w:color="D6DCEA"/>
+              <w:left w:val="single" w:sz="4" w:space="0" w:color="D6DCEA"/>
+              <w:bottom w:val="single" w:sz="4" w:space="0" w:color="D6DCEA"/>
+              <w:right w:val="single" w:sz="4" w:space="0" w:color="D6DCEA"/>
+            </w:tcBorders>
+          </w:tcPr>
+          <w:p>
+            <w:pPr>
+              <w:pStyle w:val="Compact"/>
+              <w:widowControl/>
+              <w:spacing w:before="36" w:after="40"/>
+              <w:jc w:val="left"/>
+              <w:rPr>
+                <w:kern w:val="0"/>
+                <w:szCs w:val="24"/>
+                <w:lang w:val="en-US" w:eastAsia="en-US" w:bidi="ar-SA"/>
+              </w:rPr>
+            </w:pPr>
+            <w:r>
+              <w:rPr>
+                <w:kern w:val="0"/>
+                <w:sz w:val="18"/>
+                <w:szCs w:val="24"/>
+                <w:lang w:val="en-US" w:eastAsia="en-US" w:bidi="ar-SA"/>
+              </w:rPr>
+              <w:t>Json</w:t>
+            </w:r>
+          </w:p>
+        </w:tc>
+        <w:tc>
+          <w:tcPr>
+            <w:tcW w:w="2340" w:type="dxa"/>
+            <w:tcBorders>
+              <w:top w:val="single" w:sz="4" w:space="0" w:color="D6DCEA"/>
+              <w:left w:val="single" w:sz="4" w:space="0" w:color="D6DCEA"/>
+              <w:bottom w:val="single" w:sz="4" w:space="0" w:color="D6DCEA"/>
+              <w:right w:val="single" w:sz="4" w:space="0" w:color="D6DCEA"/>
+            </w:tcBorders>
+          </w:tcPr>
+          <w:p>
+            <w:pPr>
+              <w:pStyle w:val="Compact"/>
+              <w:widowControl/>
+              <w:spacing w:before="36" w:after="40"/>
+              <w:jc w:val="left"/>
+              <w:rPr>
+                <w:kern w:val="0"/>
+                <w:szCs w:val="24"/>
+                <w:lang w:val="en-US" w:eastAsia="en-US" w:bidi="ar-SA"/>
+              </w:rPr>
+            </w:pPr>
+            <w:r>
+              <w:rPr>
+                <w:kern w:val="0"/>
+                <w:sz w:val="18"/>
+                <w:szCs w:val="24"/>
+                <w:lang w:val="en-US" w:eastAsia="en-US" w:bidi="ar-SA"/>
+              </w:rPr>
+              <w:t>null</w:t>
+            </w:r>
+          </w:p>
+        </w:tc>
+        <w:tc>
+          <w:tcPr>
+            <w:tcW w:w="2340" w:type="dxa"/>
+            <w:tcBorders>
+              <w:top w:val="single" w:sz="4" w:space="0" w:color="D6DCEA"/>
+              <w:left w:val="single" w:sz="4" w:space="0" w:color="D6DCEA"/>
+              <w:bottom w:val="single" w:sz="4" w:space="0" w:color="D6DCEA"/>
+              <w:right w:val="single" w:sz="4" w:space="0" w:color="D6DCEA"/>
+            </w:tcBorders>
+          </w:tcPr>
+          <w:p>
+            <w:pPr>
+              <w:pStyle w:val="Compact"/>
+              <w:widowControl/>
+              <w:spacing w:before="36" w:after="40"/>
+              <w:jc w:val="left"/>
+              <w:rPr>
+                <w:kern w:val="0"/>
+                <w:szCs w:val="24"/>
+                <w:lang w:val="en-US" w:eastAsia="en-US" w:bidi="ar-SA"/>
+              </w:rPr>
+            </w:pPr>
+            <w:r>
+              <w:rPr>
+                <w:kern w:val="0"/>
+                <w:szCs w:val="24"/>
+                <w:lang w:val="en-US" w:eastAsia="en-US" w:bidi="ar-SA"/>
+              </w:rPr>
+            </w:r>
+          </w:p>
+        </w:tc>
+      </w:tr>
+      <w:tr>
+        <w:trPr/>
+        <w:tc>
+          <w:tcPr>
+            <w:tcW w:w="2339" w:type="dxa"/>
+            <w:tcBorders>
+              <w:top w:val="single" w:sz="4" w:space="0" w:color="D6DCEA"/>
+              <w:left w:val="single" w:sz="4" w:space="0" w:color="D6DCEA"/>
+              <w:bottom w:val="single" w:sz="4" w:space="0" w:color="D6DCEA"/>
+              <w:right w:val="single" w:sz="4" w:space="0" w:color="D6DCEA"/>
+            </w:tcBorders>
+          </w:tcPr>
+          <w:p>
+            <w:pPr>
+              <w:pStyle w:val="Compact"/>
+              <w:widowControl/>
+              <w:spacing w:before="36" w:after="40"/>
+              <w:jc w:val="left"/>
+              <w:rPr>
+                <w:kern w:val="0"/>
+                <w:szCs w:val="24"/>
+                <w:lang w:val="en-US" w:eastAsia="en-US" w:bidi="ar-SA"/>
+              </w:rPr>
+            </w:pPr>
+            <w:r>
+              <w:rPr>
+                <w:rStyle w:val="VerbatimChar"/>
+                <w:kern w:val="0"/>
+                <w:sz w:val="18"/>
+                <w:szCs w:val="24"/>
+                <w:lang w:val="en-US" w:eastAsia="en-US" w:bidi="ar-SA"/>
+              </w:rPr>
+              <w:t>org_max_depth</w:t>
+            </w:r>
+          </w:p>
+        </w:tc>
+        <w:tc>
+          <w:tcPr>
+            <w:tcW w:w="2340" w:type="dxa"/>
+            <w:tcBorders>
+              <w:top w:val="single" w:sz="4" w:space="0" w:color="D6DCEA"/>
+              <w:left w:val="single" w:sz="4" w:space="0" w:color="D6DCEA"/>
+              <w:bottom w:val="single" w:sz="4" w:space="0" w:color="D6DCEA"/>
+              <w:right w:val="single" w:sz="4" w:space="0" w:color="D6DCEA"/>
+            </w:tcBorders>
+          </w:tcPr>
+          <w:p>
+            <w:pPr>
+              <w:pStyle w:val="Compact"/>
+              <w:widowControl/>
+              <w:spacing w:before="36" w:after="40"/>
+              <w:jc w:val="left"/>
+              <w:rPr>
+                <w:kern w:val="0"/>
+                <w:szCs w:val="24"/>
+                <w:lang w:val="en-US" w:eastAsia="en-US" w:bidi="ar-SA"/>
+              </w:rPr>
+            </w:pPr>
+            <w:r>
+              <w:rPr>
+                <w:kern w:val="0"/>
+                <w:sz w:val="18"/>
+                <w:szCs w:val="24"/>
+                <w:lang w:val="en-US" w:eastAsia="en-US" w:bidi="ar-SA"/>
+              </w:rPr>
+              <w:t>Int</w:t>
+            </w:r>
+          </w:p>
+        </w:tc>
+        <w:tc>
+          <w:tcPr>
+            <w:tcW w:w="2340" w:type="dxa"/>
+            <w:tcBorders>
+              <w:top w:val="single" w:sz="4" w:space="0" w:color="D6DCEA"/>
+              <w:left w:val="single" w:sz="4" w:space="0" w:color="D6DCEA"/>
+              <w:bottom w:val="single" w:sz="4" w:space="0" w:color="D6DCEA"/>
+              <w:right w:val="single" w:sz="4" w:space="0" w:color="D6DCEA"/>
+            </w:tcBorders>
+          </w:tcPr>
+          <w:p>
+            <w:pPr>
+              <w:pStyle w:val="Compact"/>
+              <w:widowControl/>
+              <w:spacing w:before="36" w:after="40"/>
+              <w:jc w:val="left"/>
+              <w:rPr>
+                <w:kern w:val="0"/>
+                <w:szCs w:val="24"/>
+                <w:lang w:val="en-US" w:eastAsia="en-US" w:bidi="ar-SA"/>
+              </w:rPr>
+            </w:pPr>
+            <w:r>
+              <w:rPr>
+                <w:kern w:val="0"/>
+                <w:szCs w:val="24"/>
+                <w:lang w:val="en-US" w:eastAsia="en-US" w:bidi="ar-SA"/>
+              </w:rPr>
+            </w:r>
+          </w:p>
+        </w:tc>
+        <w:tc>
+          <w:tcPr>
+            <w:tcW w:w="2340" w:type="dxa"/>
+            <w:tcBorders>
+              <w:top w:val="single" w:sz="4" w:space="0" w:color="D6DCEA"/>
+              <w:left w:val="single" w:sz="4" w:space="0" w:color="D6DCEA"/>
+              <w:bottom w:val="single" w:sz="4" w:space="0" w:color="D6DCEA"/>
+              <w:right w:val="single" w:sz="4" w:space="0" w:color="D6DCEA"/>
+            </w:tcBorders>
+          </w:tcPr>
+          <w:p>
+            <w:pPr>
+              <w:pStyle w:val="Compact"/>
+              <w:widowControl/>
+              <w:spacing w:before="36" w:after="40"/>
+              <w:jc w:val="left"/>
+              <w:rPr>
+                <w:kern w:val="0"/>
+                <w:szCs w:val="24"/>
+                <w:lang w:val="en-US" w:eastAsia="en-US" w:bidi="ar-SA"/>
+              </w:rPr>
+            </w:pPr>
+            <w:r>
+              <w:rPr>
+                <w:kern w:val="0"/>
+                <w:szCs w:val="24"/>
+                <w:lang w:val="en-US" w:eastAsia="en-US" w:bidi="ar-SA"/>
+              </w:rPr>
+            </w:r>
+          </w:p>
+        </w:tc>
+      </w:tr>
     </w:tbl>
     <w:p>
       <w:pPr>
@@ -22951,9 +24409,7 @@
         <w:gridCol w:w="1979"/>
       </w:tblGrid>
       <w:tr>
-        <w:trPr>
-          <w:tblHeader w:val="true"/>
-        </w:trPr>
+        <w:trPr/>
         <w:tc>
           <w:tcPr>
             <w:tcW w:w="1980" w:type="dxa"/>
@@ -29692,7 +31148,7 @@
         <w:pStyle w:val="Heading1"/>
         <w:rPr/>
       </w:pPr>
-      <w:bookmarkStart w:id="14" w:name="__RefHeading___Toc22515_1804324697"/>
+      <w:bookmarkStart w:id="14" w:name="__RefHeading___Toc22589_3125385251"/>
       <w:bookmarkEnd w:id="14"/>
       <w:r>
         <w:rPr>
@@ -30601,7 +32057,7 @@
                 <w:szCs w:val="24"/>
                 <w:lang w:val="en-US" w:eastAsia="en-US" w:bidi="ar-SA"/>
               </w:rPr>
-              <w:t>Уникальность логина, названия отдела и проекта, группы у владельца</w:t>
+              <w:t>Уникальность логина, названия проекта, группы у владельца; названия подразделения среди соседей (без учёта регистра)</w:t>
             </w:r>
           </w:p>
         </w:tc>
@@ -30634,7 +32090,36 @@
                 <w:szCs w:val="24"/>
                 <w:lang w:val="en-US" w:eastAsia="en-US" w:bidi="ar-SA"/>
               </w:rPr>
-              <w:t>Уникальные индексы</w:t>
+              <w:t xml:space="preserve">Уникальные индексы; </w:t>
+            </w:r>
+            <w:r>
+              <w:rPr>
+                <w:rStyle w:val="VerbatimChar"/>
+                <w:kern w:val="0"/>
+                <w:sz w:val="18"/>
+                <w:szCs w:val="24"/>
+                <w:lang w:val="en-US" w:eastAsia="en-US" w:bidi="ar-SA"/>
+              </w:rPr>
+              <w:t>departments</w:t>
+            </w:r>
+            <w:r>
+              <w:rPr>
+                <w:kern w:val="0"/>
+                <w:sz w:val="18"/>
+                <w:szCs w:val="24"/>
+                <w:lang w:val="en-US" w:eastAsia="en-US" w:bidi="ar-SA"/>
+              </w:rPr>
+              <w:t xml:space="preserve"> — </w:t>
+            </w:r>
+            <w:r>
+              <w:rPr>
+                <w:rStyle w:val="VerbatimChar"/>
+                <w:kern w:val="0"/>
+                <w:sz w:val="18"/>
+                <w:szCs w:val="24"/>
+                <w:lang w:val="en-US" w:eastAsia="en-US" w:bidi="ar-SA"/>
+              </w:rPr>
+              <w:t>(COALESCE(parent_id, 0), lower(name))</w:t>
             </w:r>
           </w:p>
         </w:tc>
@@ -30704,7 +32189,36 @@
                 <w:szCs w:val="24"/>
                 <w:lang w:val="en-US" w:eastAsia="en-US" w:bidi="ar-SA"/>
               </w:rPr>
-              <w:t>Email сотрудника уникален без учёта регистра</w:t>
+              <w:t xml:space="preserve">Дерево подразделений без циклов, глубина не больше </w:t>
+            </w:r>
+            <w:r>
+              <w:rPr>
+                <w:rStyle w:val="VerbatimChar"/>
+                <w:kern w:val="0"/>
+                <w:sz w:val="18"/>
+                <w:szCs w:val="24"/>
+                <w:lang w:val="en-US" w:eastAsia="en-US" w:bidi="ar-SA"/>
+              </w:rPr>
+              <w:t>org_max_depth</w:t>
+            </w:r>
+            <w:r>
+              <w:rPr>
+                <w:kern w:val="0"/>
+                <w:sz w:val="18"/>
+                <w:szCs w:val="24"/>
+                <w:lang w:val="en-US" w:eastAsia="en-US" w:bidi="ar-SA"/>
+              </w:rPr>
+              <w:t xml:space="preserve">, вид — из </w:t>
+            </w:r>
+            <w:r>
+              <w:rPr>
+                <w:rStyle w:val="VerbatimChar"/>
+                <w:kern w:val="0"/>
+                <w:sz w:val="18"/>
+                <w:szCs w:val="24"/>
+                <w:lang w:val="en-US" w:eastAsia="en-US" w:bidi="ar-SA"/>
+              </w:rPr>
+              <w:t>unit_kinds</w:t>
             </w:r>
           </w:p>
         </w:tc>
@@ -30732,31 +32246,22 @@
             </w:pPr>
             <w:r>
               <w:rPr>
-                <w:kern w:val="0"/>
-                <w:sz w:val="18"/>
-                <w:szCs w:val="24"/>
-                <w:lang w:val="en-US" w:eastAsia="en-US" w:bidi="ar-SA"/>
-              </w:rPr>
-              <w:t xml:space="preserve">Частичный уникальный индекс </w:t>
-            </w:r>
-            <w:r>
-              <w:rPr>
                 <w:rStyle w:val="VerbatimChar"/>
                 <w:kern w:val="0"/>
                 <w:sz w:val="18"/>
                 <w:szCs w:val="24"/>
                 <w:lang w:val="en-US" w:eastAsia="en-US" w:bidi="ar-SA"/>
               </w:rPr>
-              <w:t>lower(email)</w:t>
-            </w:r>
-            <w:r>
-              <w:rPr>
-                <w:kern w:val="0"/>
-                <w:sz w:val="18"/>
-                <w:szCs w:val="24"/>
-                <w:lang w:val="en-US" w:eastAsia="en-US" w:bidi="ar-SA"/>
-              </w:rPr>
-              <w:t>; проверка в сервисе</w:t>
+              <w:t>OrgService</w:t>
+            </w:r>
+            <w:r>
+              <w:rPr>
+                <w:kern w:val="0"/>
+                <w:sz w:val="18"/>
+                <w:szCs w:val="24"/>
+                <w:lang w:val="en-US" w:eastAsia="en-US" w:bidi="ar-SA"/>
+              </w:rPr>
+              <w:t xml:space="preserve"> в транзакции изменения; при загрузке структуры — план</w:t>
             </w:r>
           </w:p>
         </w:tc>
@@ -30791,25 +32296,6 @@
                 <w:lang w:val="en-US" w:eastAsia="en-US" w:bidi="ar-SA"/>
               </w:rPr>
               <w:t>400 validation/invalid-field</w:t>
-            </w:r>
-            <w:r>
-              <w:rPr>
-                <w:kern w:val="0"/>
-                <w:sz w:val="18"/>
-                <w:szCs w:val="24"/>
-                <w:lang w:val="en-US" w:eastAsia="en-US" w:bidi="ar-SA"/>
-              </w:rPr>
-              <w:t xml:space="preserve">; гонка — </w:t>
-            </w:r>
-            <w:r>
-              <w:rPr>
-                <w:rStyle w:val="VerbatimChar"/>
-                <w:kern w:val="0"/>
-                <w:sz w:val="18"/>
-                <w:szCs w:val="24"/>
-                <w:lang w:val="en-US" w:eastAsia="en-US" w:bidi="ar-SA"/>
-              </w:rPr>
-              <w:t>409 stale-state</w:t>
             </w:r>
           </w:p>
         </w:tc>
@@ -30845,7 +32331,7 @@
                 <w:szCs w:val="24"/>
                 <w:lang w:val="en-US" w:eastAsia="en-US" w:bidi="ar-SA"/>
               </w:rPr>
-              <w:t>Письмо создаётся только вместе с событием</w:t>
+              <w:t>Email сотрудника уникален без учёта регистра</w:t>
             </w:r>
           </w:p>
         </w:tc>
@@ -30873,22 +32359,31 @@
             </w:pPr>
             <w:r>
               <w:rPr>
+                <w:kern w:val="0"/>
+                <w:sz w:val="18"/>
+                <w:szCs w:val="24"/>
+                <w:lang w:val="en-US" w:eastAsia="en-US" w:bidi="ar-SA"/>
+              </w:rPr>
+              <w:t xml:space="preserve">Частичный уникальный индекс </w:t>
+            </w:r>
+            <w:r>
+              <w:rPr>
                 <w:rStyle w:val="VerbatimChar"/>
                 <w:kern w:val="0"/>
                 <w:sz w:val="18"/>
                 <w:szCs w:val="24"/>
                 <w:lang w:val="en-US" w:eastAsia="en-US" w:bidi="ar-SA"/>
               </w:rPr>
-              <w:t>email_outbox</w:t>
-            </w:r>
-            <w:r>
-              <w:rPr>
-                <w:kern w:val="0"/>
-                <w:sz w:val="18"/>
-                <w:szCs w:val="24"/>
-                <w:lang w:val="en-US" w:eastAsia="en-US" w:bidi="ar-SA"/>
-              </w:rPr>
-              <w:t xml:space="preserve"> пишется в транзакции уведомления (outbox)</w:t>
+              <w:t>lower(email)</w:t>
+            </w:r>
+            <w:r>
+              <w:rPr>
+                <w:kern w:val="0"/>
+                <w:sz w:val="18"/>
+                <w:szCs w:val="24"/>
+                <w:lang w:val="en-US" w:eastAsia="en-US" w:bidi="ar-SA"/>
+              </w:rPr>
+              <w:t>; проверка в сервисе</w:t>
             </w:r>
           </w:p>
         </w:tc>
@@ -30916,12 +32411,32 @@
             </w:pPr>
             <w:r>
               <w:rPr>
-                <w:kern w:val="0"/>
-                <w:sz w:val="18"/>
-                <w:szCs w:val="24"/>
-                <w:lang w:val="en-US" w:eastAsia="en-US" w:bidi="ar-SA"/>
-              </w:rPr>
-              <w:t>—</w:t>
+                <w:rStyle w:val="VerbatimChar"/>
+                <w:kern w:val="0"/>
+                <w:sz w:val="18"/>
+                <w:szCs w:val="24"/>
+                <w:lang w:val="en-US" w:eastAsia="en-US" w:bidi="ar-SA"/>
+              </w:rPr>
+              <w:t>400 validation/invalid-field</w:t>
+            </w:r>
+            <w:r>
+              <w:rPr>
+                <w:kern w:val="0"/>
+                <w:sz w:val="18"/>
+                <w:szCs w:val="24"/>
+                <w:lang w:val="en-US" w:eastAsia="en-US" w:bidi="ar-SA"/>
+              </w:rPr>
+              <w:t xml:space="preserve">; гонка — </w:t>
+            </w:r>
+            <w:r>
+              <w:rPr>
+                <w:rStyle w:val="VerbatimChar"/>
+                <w:kern w:val="0"/>
+                <w:sz w:val="18"/>
+                <w:szCs w:val="24"/>
+                <w:lang w:val="en-US" w:eastAsia="en-US" w:bidi="ar-SA"/>
+              </w:rPr>
+              <w:t>409 stale-state</w:t>
             </w:r>
           </w:p>
         </w:tc>
@@ -30957,7 +32472,7 @@
                 <w:szCs w:val="24"/>
                 <w:lang w:val="en-US" w:eastAsia="en-US" w:bidi="ar-SA"/>
               </w:rPr>
-              <w:t>Письмо отправляется один раз</w:t>
+              <w:t>Письмо создаётся только вместе с событием</w:t>
             </w:r>
           </w:p>
         </w:tc>
@@ -30985,41 +32500,22 @@
             </w:pPr>
             <w:r>
               <w:rPr>
-                <w:kern w:val="0"/>
-                <w:sz w:val="18"/>
-                <w:szCs w:val="24"/>
-                <w:lang w:val="en-US" w:eastAsia="en-US" w:bidi="ar-SA"/>
-              </w:rPr>
-              <w:t xml:space="preserve">Разбор очереди с </w:t>
-            </w:r>
-            <w:r>
-              <w:rPr>
                 <w:rStyle w:val="VerbatimChar"/>
                 <w:kern w:val="0"/>
                 <w:sz w:val="18"/>
                 <w:szCs w:val="24"/>
                 <w:lang w:val="en-US" w:eastAsia="en-US" w:bidi="ar-SA"/>
               </w:rPr>
-              <w:t>FOR UPDATE SKIP LOCKED</w:t>
-            </w:r>
-            <w:r>
-              <w:rPr>
-                <w:kern w:val="0"/>
-                <w:sz w:val="18"/>
-                <w:szCs w:val="24"/>
-                <w:lang w:val="en-US" w:eastAsia="en-US" w:bidi="ar-SA"/>
-              </w:rPr>
-              <w:t xml:space="preserve"> и арендой; сводка — строка </w:t>
-            </w:r>
-            <w:r>
-              <w:rPr>
-                <w:rStyle w:val="VerbatimChar"/>
-                <w:kern w:val="0"/>
-                <w:sz w:val="18"/>
-                <w:szCs w:val="24"/>
-                <w:lang w:val="en-US" w:eastAsia="en-US" w:bidi="ar-SA"/>
-              </w:rPr>
-              <w:t>job_runs (name, period)</w:t>
+              <w:t>email_outbox</w:t>
+            </w:r>
+            <w:r>
+              <w:rPr>
+                <w:kern w:val="0"/>
+                <w:sz w:val="18"/>
+                <w:szCs w:val="24"/>
+                <w:lang w:val="en-US" w:eastAsia="en-US" w:bidi="ar-SA"/>
+              </w:rPr>
+              <w:t xml:space="preserve"> пишется в транзакции уведомления (outbox)</w:t>
             </w:r>
           </w:p>
         </w:tc>
@@ -31088,7 +32584,7 @@
                 <w:szCs w:val="24"/>
                 <w:lang w:val="en-US" w:eastAsia="en-US" w:bidi="ar-SA"/>
               </w:rPr>
-              <w:t>Кадровая служба не выдаёт себе и другим служебные роли</w:t>
+              <w:t>Письмо отправляется один раз</w:t>
             </w:r>
           </w:p>
         </w:tc>
@@ -31121,7 +32617,36 @@
                 <w:szCs w:val="24"/>
                 <w:lang w:val="en-US" w:eastAsia="en-US" w:bidi="ar-SA"/>
               </w:rPr>
-              <w:t>Сервис сотрудников и план импорта</w:t>
+              <w:t xml:space="preserve">Разбор очереди с </w:t>
+            </w:r>
+            <w:r>
+              <w:rPr>
+                <w:rStyle w:val="VerbatimChar"/>
+                <w:kern w:val="0"/>
+                <w:sz w:val="18"/>
+                <w:szCs w:val="24"/>
+                <w:lang w:val="en-US" w:eastAsia="en-US" w:bidi="ar-SA"/>
+              </w:rPr>
+              <w:t>FOR UPDATE SKIP LOCKED</w:t>
+            </w:r>
+            <w:r>
+              <w:rPr>
+                <w:kern w:val="0"/>
+                <w:sz w:val="18"/>
+                <w:szCs w:val="24"/>
+                <w:lang w:val="en-US" w:eastAsia="en-US" w:bidi="ar-SA"/>
+              </w:rPr>
+              <w:t xml:space="preserve"> и арендой; сводка — строка </w:t>
+            </w:r>
+            <w:r>
+              <w:rPr>
+                <w:rStyle w:val="VerbatimChar"/>
+                <w:kern w:val="0"/>
+                <w:sz w:val="18"/>
+                <w:szCs w:val="24"/>
+                <w:lang w:val="en-US" w:eastAsia="en-US" w:bidi="ar-SA"/>
+              </w:rPr>
+              <w:t>job_runs (name, period)</w:t>
             </w:r>
           </w:p>
         </w:tc>
@@ -31149,13 +32674,12 @@
             </w:pPr>
             <w:r>
               <w:rPr>
-                <w:rStyle w:val="VerbatimChar"/>
-                <w:kern w:val="0"/>
-                <w:sz w:val="18"/>
-                <w:szCs w:val="24"/>
-                <w:lang w:val="en-US" w:eastAsia="en-US" w:bidi="ar-SA"/>
-              </w:rPr>
-              <w:t>403 auth/forbidden</w:t>
+                <w:kern w:val="0"/>
+                <w:sz w:val="18"/>
+                <w:szCs w:val="24"/>
+                <w:lang w:val="en-US" w:eastAsia="en-US" w:bidi="ar-SA"/>
+              </w:rPr>
+              <w:t>—</w:t>
             </w:r>
           </w:p>
         </w:tc>
@@ -31191,7 +32715,7 @@
                 <w:szCs w:val="24"/>
                 <w:lang w:val="en-US" w:eastAsia="en-US" w:bidi="ar-SA"/>
               </w:rPr>
-              <w:t>В системе остаётся хотя бы один администратор</w:t>
+              <w:t>Кадровая служба не выдаёт себе и другим служебные роли</w:t>
             </w:r>
           </w:p>
         </w:tc>
@@ -31224,7 +32748,7 @@
                 <w:szCs w:val="24"/>
                 <w:lang w:val="en-US" w:eastAsia="en-US" w:bidi="ar-SA"/>
               </w:rPr>
-              <w:t>Сервис сотрудников</w:t>
+              <w:t>Сервис сотрудников и план импорта</w:t>
             </w:r>
           </w:p>
         </w:tc>
@@ -31258,7 +32782,7 @@
                 <w:szCs w:val="24"/>
                 <w:lang w:val="en-US" w:eastAsia="en-US" w:bidi="ar-SA"/>
               </w:rPr>
-              <w:t>409 last-admin</w:t>
+              <w:t>403 auth/forbidden</w:t>
             </w:r>
           </w:p>
         </w:tc>
@@ -31294,7 +32818,7 @@
                 <w:szCs w:val="24"/>
                 <w:lang w:val="en-US" w:eastAsia="en-US" w:bidi="ar-SA"/>
               </w:rPr>
-              <w:t>Отдел с сотрудниками не удаляется</w:t>
+              <w:t>В системе остаётся хотя бы один администратор</w:t>
             </w:r>
           </w:p>
         </w:tc>
@@ -31327,7 +32851,130 @@
                 <w:szCs w:val="24"/>
                 <w:lang w:val="en-US" w:eastAsia="en-US" w:bidi="ar-SA"/>
               </w:rPr>
-              <w:t>Контроллер справочников</w:t>
+              <w:t>Сервис сотрудников</w:t>
+            </w:r>
+          </w:p>
+        </w:tc>
+        <w:tc>
+          <w:tcPr>
+            <w:tcW w:w="3120" w:type="dxa"/>
+            <w:tcBorders>
+              <w:top w:val="single" w:sz="4" w:space="0" w:color="D6DCEA"/>
+              <w:left w:val="single" w:sz="4" w:space="0" w:color="D6DCEA"/>
+              <w:bottom w:val="single" w:sz="4" w:space="0" w:color="D6DCEA"/>
+              <w:right w:val="single" w:sz="4" w:space="0" w:color="D6DCEA"/>
+            </w:tcBorders>
+          </w:tcPr>
+          <w:p>
+            <w:pPr>
+              <w:pStyle w:val="Compact"/>
+              <w:widowControl/>
+              <w:spacing w:before="36" w:after="40"/>
+              <w:jc w:val="left"/>
+              <w:rPr>
+                <w:kern w:val="0"/>
+                <w:szCs w:val="24"/>
+                <w:lang w:val="en-US" w:eastAsia="en-US" w:bidi="ar-SA"/>
+              </w:rPr>
+            </w:pPr>
+            <w:r>
+              <w:rPr>
+                <w:rStyle w:val="VerbatimChar"/>
+                <w:kern w:val="0"/>
+                <w:sz w:val="18"/>
+                <w:szCs w:val="24"/>
+                <w:lang w:val="en-US" w:eastAsia="en-US" w:bidi="ar-SA"/>
+              </w:rPr>
+              <w:t>409 last-admin</w:t>
+            </w:r>
+          </w:p>
+        </w:tc>
+      </w:tr>
+      <w:tr>
+        <w:trPr/>
+        <w:tc>
+          <w:tcPr>
+            <w:tcW w:w="3120" w:type="dxa"/>
+            <w:tcBorders>
+              <w:top w:val="single" w:sz="4" w:space="0" w:color="D6DCEA"/>
+              <w:left w:val="single" w:sz="4" w:space="0" w:color="D6DCEA"/>
+              <w:bottom w:val="single" w:sz="4" w:space="0" w:color="D6DCEA"/>
+              <w:right w:val="single" w:sz="4" w:space="0" w:color="D6DCEA"/>
+            </w:tcBorders>
+          </w:tcPr>
+          <w:p>
+            <w:pPr>
+              <w:pStyle w:val="Compact"/>
+              <w:widowControl/>
+              <w:spacing w:before="36" w:after="40"/>
+              <w:jc w:val="left"/>
+              <w:rPr>
+                <w:kern w:val="0"/>
+                <w:szCs w:val="24"/>
+                <w:lang w:val="en-US" w:eastAsia="en-US" w:bidi="ar-SA"/>
+              </w:rPr>
+            </w:pPr>
+            <w:r>
+              <w:rPr>
+                <w:kern w:val="0"/>
+                <w:sz w:val="18"/>
+                <w:szCs w:val="24"/>
+                <w:lang w:val="en-US" w:eastAsia="en-US" w:bidi="ar-SA"/>
+              </w:rPr>
+              <w:t>Подразделение с сотрудниками или вложенными не удаляется</w:t>
+            </w:r>
+          </w:p>
+        </w:tc>
+        <w:tc>
+          <w:tcPr>
+            <w:tcW w:w="3120" w:type="dxa"/>
+            <w:tcBorders>
+              <w:top w:val="single" w:sz="4" w:space="0" w:color="D6DCEA"/>
+              <w:left w:val="single" w:sz="4" w:space="0" w:color="D6DCEA"/>
+              <w:bottom w:val="single" w:sz="4" w:space="0" w:color="D6DCEA"/>
+              <w:right w:val="single" w:sz="4" w:space="0" w:color="D6DCEA"/>
+            </w:tcBorders>
+          </w:tcPr>
+          <w:p>
+            <w:pPr>
+              <w:pStyle w:val="Compact"/>
+              <w:widowControl/>
+              <w:spacing w:before="36" w:after="40"/>
+              <w:jc w:val="left"/>
+              <w:rPr>
+                <w:kern w:val="0"/>
+                <w:szCs w:val="24"/>
+                <w:lang w:val="en-US" w:eastAsia="en-US" w:bidi="ar-SA"/>
+              </w:rPr>
+            </w:pPr>
+            <w:r>
+              <w:rPr>
+                <w:rStyle w:val="VerbatimChar"/>
+                <w:kern w:val="0"/>
+                <w:sz w:val="18"/>
+                <w:szCs w:val="24"/>
+                <w:lang w:val="en-US" w:eastAsia="en-US" w:bidi="ar-SA"/>
+              </w:rPr>
+              <w:t>OrgService</w:t>
+            </w:r>
+            <w:r>
+              <w:rPr>
+                <w:kern w:val="0"/>
+                <w:sz w:val="18"/>
+                <w:szCs w:val="24"/>
+                <w:lang w:val="en-US" w:eastAsia="en-US" w:bidi="ar-SA"/>
+              </w:rPr>
+              <w:t xml:space="preserve">; внешний ключ </w:t>
+            </w:r>
+            <w:r>
+              <w:rPr>
+                <w:rStyle w:val="VerbatimChar"/>
+                <w:kern w:val="0"/>
+                <w:sz w:val="18"/>
+                <w:szCs w:val="24"/>
+                <w:lang w:val="en-US" w:eastAsia="en-US" w:bidi="ar-SA"/>
+              </w:rPr>
+              <w:t>parent_id … ON DELETE RESTRICT</w:t>
             </w:r>
           </w:p>
         </w:tc>
@@ -32935,7 +34582,7 @@
         <w:pStyle w:val="Heading1"/>
         <w:rPr/>
       </w:pPr>
-      <w:bookmarkStart w:id="15" w:name="__RefHeading___Toc22517_1804324697"/>
+      <w:bookmarkStart w:id="15" w:name="__RefHeading___Toc22591_3125385251"/>
       <w:bookmarkEnd w:id="15"/>
       <w:r>
         <w:rPr>
@@ -34812,13 +36459,259 @@
           </w:p>
         </w:tc>
       </w:tr>
+      <w:tr>
+        <w:trPr/>
+        <w:tc>
+          <w:tcPr>
+            <w:tcW w:w="3120" w:type="dxa"/>
+            <w:tcBorders>
+              <w:top w:val="single" w:sz="4" w:space="0" w:color="D6DCEA"/>
+              <w:left w:val="single" w:sz="4" w:space="0" w:color="D6DCEA"/>
+              <w:bottom w:val="single" w:sz="4" w:space="0" w:color="D6DCEA"/>
+              <w:right w:val="single" w:sz="4" w:space="0" w:color="D6DCEA"/>
+            </w:tcBorders>
+          </w:tcPr>
+          <w:p>
+            <w:pPr>
+              <w:pStyle w:val="Compact"/>
+              <w:widowControl/>
+              <w:spacing w:before="36" w:after="40"/>
+              <w:jc w:val="left"/>
+              <w:rPr>
+                <w:kern w:val="0"/>
+                <w:szCs w:val="24"/>
+                <w:lang w:val="en-US" w:eastAsia="en-US" w:bidi="ar-SA"/>
+              </w:rPr>
+            </w:pPr>
+            <w:r>
+              <w:rPr>
+                <w:rStyle w:val="VerbatimChar"/>
+                <w:kern w:val="0"/>
+                <w:sz w:val="18"/>
+                <w:szCs w:val="24"/>
+                <w:lang w:val="en-US" w:eastAsia="en-US" w:bidi="ar-SA"/>
+              </w:rPr>
+              <w:t>departments</w:t>
+            </w:r>
+          </w:p>
+        </w:tc>
+        <w:tc>
+          <w:tcPr>
+            <w:tcW w:w="3120" w:type="dxa"/>
+            <w:tcBorders>
+              <w:top w:val="single" w:sz="4" w:space="0" w:color="D6DCEA"/>
+              <w:left w:val="single" w:sz="4" w:space="0" w:color="D6DCEA"/>
+              <w:bottom w:val="single" w:sz="4" w:space="0" w:color="D6DCEA"/>
+              <w:right w:val="single" w:sz="4" w:space="0" w:color="D6DCEA"/>
+            </w:tcBorders>
+          </w:tcPr>
+          <w:p>
+            <w:pPr>
+              <w:pStyle w:val="Compact"/>
+              <w:widowControl/>
+              <w:spacing w:before="36" w:after="40"/>
+              <w:jc w:val="left"/>
+              <w:rPr>
+                <w:kern w:val="0"/>
+                <w:szCs w:val="24"/>
+                <w:lang w:val="en-US" w:eastAsia="en-US" w:bidi="ar-SA"/>
+              </w:rPr>
+            </w:pPr>
+            <w:r>
+              <w:rPr>
+                <w:rStyle w:val="VerbatimChar"/>
+                <w:kern w:val="0"/>
+                <w:sz w:val="18"/>
+                <w:szCs w:val="24"/>
+                <w:lang w:val="en-US" w:eastAsia="en-US" w:bidi="ar-SA"/>
+              </w:rPr>
+              <w:t>(COALESCE(parent_id, 0), lower(name))</w:t>
+            </w:r>
+            <w:r>
+              <w:rPr>
+                <w:kern w:val="0"/>
+                <w:sz w:val="18"/>
+                <w:szCs w:val="24"/>
+                <w:lang w:val="en-US" w:eastAsia="en-US" w:bidi="ar-SA"/>
+              </w:rPr>
+              <w:t xml:space="preserve"> уникальный, </w:t>
+            </w:r>
+            <w:r>
+              <w:rPr>
+                <w:rStyle w:val="VerbatimChar"/>
+                <w:kern w:val="0"/>
+                <w:sz w:val="18"/>
+                <w:szCs w:val="24"/>
+                <w:lang w:val="en-US" w:eastAsia="en-US" w:bidi="ar-SA"/>
+              </w:rPr>
+              <w:t>(parent_id)</w:t>
+            </w:r>
+            <w:r>
+              <w:rPr>
+                <w:kern w:val="0"/>
+                <w:sz w:val="18"/>
+                <w:szCs w:val="24"/>
+                <w:lang w:val="en-US" w:eastAsia="en-US" w:bidi="ar-SA"/>
+              </w:rPr>
+              <w:t xml:space="preserve">, </w:t>
+            </w:r>
+            <w:r>
+              <w:rPr>
+                <w:rStyle w:val="VerbatimChar"/>
+                <w:kern w:val="0"/>
+                <w:sz w:val="18"/>
+                <w:szCs w:val="24"/>
+                <w:lang w:val="en-US" w:eastAsia="en-US" w:bidi="ar-SA"/>
+              </w:rPr>
+              <w:t>(external_id)</w:t>
+            </w:r>
+          </w:p>
+        </w:tc>
+        <w:tc>
+          <w:tcPr>
+            <w:tcW w:w="3120" w:type="dxa"/>
+            <w:tcBorders>
+              <w:top w:val="single" w:sz="4" w:space="0" w:color="D6DCEA"/>
+              <w:left w:val="single" w:sz="4" w:space="0" w:color="D6DCEA"/>
+              <w:bottom w:val="single" w:sz="4" w:space="0" w:color="D6DCEA"/>
+              <w:right w:val="single" w:sz="4" w:space="0" w:color="D6DCEA"/>
+            </w:tcBorders>
+          </w:tcPr>
+          <w:p>
+            <w:pPr>
+              <w:pStyle w:val="Compact"/>
+              <w:widowControl/>
+              <w:spacing w:before="36" w:after="40"/>
+              <w:jc w:val="left"/>
+              <w:rPr>
+                <w:kern w:val="0"/>
+                <w:szCs w:val="24"/>
+                <w:lang w:val="en-US" w:eastAsia="en-US" w:bidi="ar-SA"/>
+              </w:rPr>
+            </w:pPr>
+            <w:r>
+              <w:rPr>
+                <w:kern w:val="0"/>
+                <w:sz w:val="18"/>
+                <w:szCs w:val="24"/>
+                <w:lang w:val="en-US" w:eastAsia="en-US" w:bidi="ar-SA"/>
+              </w:rPr>
+              <w:t>Соседи без повторов, вложенные, сопоставление при обмене</w:t>
+            </w:r>
+          </w:p>
+        </w:tc>
+      </w:tr>
+      <w:tr>
+        <w:trPr/>
+        <w:tc>
+          <w:tcPr>
+            <w:tcW w:w="3120" w:type="dxa"/>
+            <w:tcBorders>
+              <w:top w:val="single" w:sz="4" w:space="0" w:color="D6DCEA"/>
+              <w:left w:val="single" w:sz="4" w:space="0" w:color="D6DCEA"/>
+              <w:bottom w:val="single" w:sz="4" w:space="0" w:color="D6DCEA"/>
+              <w:right w:val="single" w:sz="4" w:space="0" w:color="D6DCEA"/>
+            </w:tcBorders>
+          </w:tcPr>
+          <w:p>
+            <w:pPr>
+              <w:pStyle w:val="Compact"/>
+              <w:widowControl/>
+              <w:spacing w:before="36" w:after="40"/>
+              <w:jc w:val="left"/>
+              <w:rPr>
+                <w:kern w:val="0"/>
+                <w:szCs w:val="24"/>
+                <w:lang w:val="en-US" w:eastAsia="en-US" w:bidi="ar-SA"/>
+              </w:rPr>
+            </w:pPr>
+            <w:r>
+              <w:rPr>
+                <w:rStyle w:val="VerbatimChar"/>
+                <w:kern w:val="0"/>
+                <w:sz w:val="18"/>
+                <w:szCs w:val="24"/>
+                <w:lang w:val="en-US" w:eastAsia="en-US" w:bidi="ar-SA"/>
+              </w:rPr>
+              <w:t>employees</w:t>
+            </w:r>
+          </w:p>
+        </w:tc>
+        <w:tc>
+          <w:tcPr>
+            <w:tcW w:w="3120" w:type="dxa"/>
+            <w:tcBorders>
+              <w:top w:val="single" w:sz="4" w:space="0" w:color="D6DCEA"/>
+              <w:left w:val="single" w:sz="4" w:space="0" w:color="D6DCEA"/>
+              <w:bottom w:val="single" w:sz="4" w:space="0" w:color="D6DCEA"/>
+              <w:right w:val="single" w:sz="4" w:space="0" w:color="D6DCEA"/>
+            </w:tcBorders>
+          </w:tcPr>
+          <w:p>
+            <w:pPr>
+              <w:pStyle w:val="Compact"/>
+              <w:widowControl/>
+              <w:spacing w:before="36" w:after="40"/>
+              <w:jc w:val="left"/>
+              <w:rPr>
+                <w:kern w:val="0"/>
+                <w:szCs w:val="24"/>
+                <w:lang w:val="en-US" w:eastAsia="en-US" w:bidi="ar-SA"/>
+              </w:rPr>
+            </w:pPr>
+            <w:r>
+              <w:rPr>
+                <w:rStyle w:val="VerbatimChar"/>
+                <w:kern w:val="0"/>
+                <w:sz w:val="18"/>
+                <w:szCs w:val="24"/>
+                <w:lang w:val="en-US" w:eastAsia="en-US" w:bidi="ar-SA"/>
+              </w:rPr>
+              <w:t>(external_id)</w:t>
+            </w:r>
+          </w:p>
+        </w:tc>
+        <w:tc>
+          <w:tcPr>
+            <w:tcW w:w="3120" w:type="dxa"/>
+            <w:tcBorders>
+              <w:top w:val="single" w:sz="4" w:space="0" w:color="D6DCEA"/>
+              <w:left w:val="single" w:sz="4" w:space="0" w:color="D6DCEA"/>
+              <w:bottom w:val="single" w:sz="4" w:space="0" w:color="D6DCEA"/>
+              <w:right w:val="single" w:sz="4" w:space="0" w:color="D6DCEA"/>
+            </w:tcBorders>
+          </w:tcPr>
+          <w:p>
+            <w:pPr>
+              <w:pStyle w:val="Compact"/>
+              <w:widowControl/>
+              <w:spacing w:before="36" w:after="40"/>
+              <w:jc w:val="left"/>
+              <w:rPr>
+                <w:kern w:val="0"/>
+                <w:szCs w:val="24"/>
+                <w:lang w:val="en-US" w:eastAsia="en-US" w:bidi="ar-SA"/>
+              </w:rPr>
+            </w:pPr>
+            <w:r>
+              <w:rPr>
+                <w:kern w:val="0"/>
+                <w:sz w:val="18"/>
+                <w:szCs w:val="24"/>
+                <w:lang w:val="en-US" w:eastAsia="en-US" w:bidi="ar-SA"/>
+              </w:rPr>
+              <w:t>Сопоставление при обмене с «По Делу» и кадровыми системами</w:t>
+            </w:r>
+          </w:p>
+        </w:tc>
+      </w:tr>
     </w:tbl>
     <w:p>
       <w:pPr>
         <w:pStyle w:val="Heading1"/>
         <w:rPr/>
       </w:pPr>
-      <w:bookmarkStart w:id="16" w:name="__RefHeading___Toc22519_1804324697"/>
+      <w:bookmarkStart w:id="16" w:name="__RefHeading___Toc22593_3125385251"/>
       <w:bookmarkEnd w:id="16"/>
       <w:r>
         <w:rPr>
@@ -35031,7 +36924,7 @@
         <w:pStyle w:val="Heading1"/>
         <w:rPr/>
       </w:pPr>
-      <w:bookmarkStart w:id="17" w:name="__RefHeading___Toc22521_1804324697"/>
+      <w:bookmarkStart w:id="17" w:name="__RefHeading___Toc22595_3125385251"/>
       <w:bookmarkStart w:id="18" w:name="производственный-календарь"/>
       <w:bookmarkEnd w:id="17"/>
       <w:r>
@@ -35516,7 +37409,7 @@
         <w:pStyle w:val="Heading1"/>
         <w:rPr/>
       </w:pPr>
-      <w:bookmarkStart w:id="19" w:name="__RefHeading___Toc22523_1804324697"/>
+      <w:bookmarkStart w:id="19" w:name="__RefHeading___Toc22597_3125385251"/>
       <w:bookmarkStart w:id="20" w:name="миграция-данных-прототипа"/>
       <w:bookmarkEnd w:id="19"/>
       <w:r>
@@ -35976,7 +37869,7 @@
         <w:pStyle w:val="Heading1"/>
         <w:rPr/>
       </w:pPr>
-      <w:bookmarkStart w:id="21" w:name="__RefHeading___Toc22525_1804324697"/>
+      <w:bookmarkStart w:id="21" w:name="__RefHeading___Toc22599_3125385251"/>
       <w:bookmarkStart w:id="22" w:name="изменение-схемы"/>
       <w:bookmarkEnd w:id="21"/>
       <w:r>
@@ -36241,7 +38134,7 @@
         <w:color w:val="8A92A6"/>
         <w:sz w:val="16"/>
       </w:rPr>
-      <w:t xml:space="preserve">Планировщик отпусков 1.0.0 · Модель данных · стр. </w:t>
+      <w:t xml:space="preserve">Планировщик отпусков 1.1.0 · Модель данных · стр. </w:t>
     </w:r>
     <w:r>
       <w:rPr/>
@@ -36257,7 +38150,7 @@
     </w:r>
     <w:r>
       <w:rPr/>
-      <w:t>24</w:t>
+      <w:t>25</w:t>
     </w:r>
     <w:r>
       <w:rPr/>
@@ -36280,7 +38173,7 @@
         <w:color w:val="8A92A6"/>
         <w:sz w:val="16"/>
       </w:rPr>
-      <w:t xml:space="preserve">Планировщик отпусков 1.0.0 · Модель данных · стр. </w:t>
+      <w:t xml:space="preserve">Планировщик отпусков 1.1.0 · Модель данных · стр. </w:t>
     </w:r>
     <w:r>
       <w:rPr/>
@@ -36296,7 +38189,7 @@
     </w:r>
     <w:r>
       <w:rPr/>
-      <w:t>24</w:t>
+      <w:t>25</w:t>
     </w:r>
     <w:r>
       <w:rPr/>
